--- a/informe/Informe_Taller_Arquitectura.docx
+++ b/informe/Informe_Taller_Arquitectura.docx
@@ -99,7 +99,7 @@
       <w:r>
         <w:fldChar w:fldCharType="separate"/>
       </w:r>
-      <w:hyperlink w:anchor="_Toc242791252" w:history="1">
+      <w:hyperlink w:anchor="_Toc242792284" w:history="1">
         <w:r>
           <w:rPr>
             <w:rStyle w:val="Hipervnculo"/>
@@ -126,7 +126,7 @@
             <w:noProof/>
             <w:webHidden/>
           </w:rPr>
-          <w:instrText xml:space="preserve"> PAGEREF _Toc242791252 \h </w:instrText>
+          <w:instrText xml:space="preserve"> PAGEREF _Toc242792284 \h </w:instrText>
         </w:r>
         <w:r>
           <w:rPr>
@@ -167,7 +167,7 @@
           <w:noProof/>
         </w:rPr>
       </w:pPr>
-      <w:hyperlink w:anchor="_Toc242791253" w:history="1">
+      <w:hyperlink w:anchor="_Toc242792285" w:history="1">
         <w:r>
           <w:rPr>
             <w:rStyle w:val="Hipervnculo"/>
@@ -194,7 +194,7 @@
             <w:noProof/>
             <w:webHidden/>
           </w:rPr>
-          <w:instrText xml:space="preserve"> PAGEREF _Toc242791253 \h </w:instrText>
+          <w:instrText xml:space="preserve"> PAGEREF _Toc242792285 \h </w:instrText>
         </w:r>
         <w:r>
           <w:rPr>
@@ -235,7 +235,7 @@
           <w:noProof/>
         </w:rPr>
       </w:pPr>
-      <w:hyperlink w:anchor="_Toc242791254" w:history="1">
+      <w:hyperlink w:anchor="_Toc242792286" w:history="1">
         <w:r>
           <w:rPr>
             <w:rStyle w:val="Hipervnculo"/>
@@ -262,7 +262,7 @@
             <w:noProof/>
             <w:webHidden/>
           </w:rPr>
-          <w:instrText xml:space="preserve"> PAGEREF _Toc242791254 \h </w:instrText>
+          <w:instrText xml:space="preserve"> PAGEREF _Toc242792286 \h </w:instrText>
         </w:r>
         <w:r>
           <w:rPr>
@@ -303,7 +303,7 @@
           <w:noProof/>
         </w:rPr>
       </w:pPr>
-      <w:hyperlink w:anchor="_Toc242791255" w:history="1">
+      <w:hyperlink w:anchor="_Toc242792287" w:history="1">
         <w:r>
           <w:rPr>
             <w:rStyle w:val="Hipervnculo"/>
@@ -330,7 +330,7 @@
             <w:noProof/>
             <w:webHidden/>
           </w:rPr>
-          <w:instrText xml:space="preserve"> PAGEREF _Toc242791255 \h </w:instrText>
+          <w:instrText xml:space="preserve"> PAGEREF _Toc242792287 \h </w:instrText>
         </w:r>
         <w:r>
           <w:rPr>
@@ -371,7 +371,7 @@
           <w:noProof/>
         </w:rPr>
       </w:pPr>
-      <w:hyperlink w:anchor="_Toc242791256" w:history="1">
+      <w:hyperlink w:anchor="_Toc242792288" w:history="1">
         <w:r>
           <w:rPr>
             <w:rStyle w:val="Hipervnculo"/>
@@ -398,7 +398,7 @@
             <w:noProof/>
             <w:webHidden/>
           </w:rPr>
-          <w:instrText xml:space="preserve"> PAGEREF _Toc242791256 \h </w:instrText>
+          <w:instrText xml:space="preserve"> PAGEREF _Toc242792288 \h </w:instrText>
         </w:r>
         <w:r>
           <w:rPr>
@@ -439,7 +439,7 @@
           <w:noProof/>
         </w:rPr>
       </w:pPr>
-      <w:hyperlink w:anchor="_Toc242791257" w:history="1">
+      <w:hyperlink w:anchor="_Toc242792289" w:history="1">
         <w:r>
           <w:rPr>
             <w:rStyle w:val="Hipervnculo"/>
@@ -466,7 +466,7 @@
             <w:noProof/>
             <w:webHidden/>
           </w:rPr>
-          <w:instrText xml:space="preserve"> PAGEREF _Toc242791257 \h </w:instrText>
+          <w:instrText xml:space="preserve"> PAGEREF _Toc242792289 \h </w:instrText>
         </w:r>
         <w:r>
           <w:rPr>
@@ -507,7 +507,7 @@
           <w:noProof/>
         </w:rPr>
       </w:pPr>
-      <w:hyperlink w:anchor="_Toc242791258" w:history="1">
+      <w:hyperlink w:anchor="_Toc242792290" w:history="1">
         <w:r>
           <w:rPr>
             <w:rStyle w:val="Hipervnculo"/>
@@ -534,7 +534,7 @@
             <w:noProof/>
             <w:webHidden/>
           </w:rPr>
-          <w:instrText xml:space="preserve"> PAGEREF _Toc242791258 \h </w:instrText>
+          <w:instrText xml:space="preserve"> PAGEREF _Toc242792290 \h </w:instrText>
         </w:r>
         <w:r>
           <w:rPr>
@@ -575,7 +575,7 @@
           <w:noProof/>
         </w:rPr>
       </w:pPr>
-      <w:hyperlink w:anchor="_Toc242791259" w:history="1">
+      <w:hyperlink w:anchor="_Toc242792291" w:history="1">
         <w:r>
           <w:rPr>
             <w:rStyle w:val="Hipervnculo"/>
@@ -602,7 +602,7 @@
             <w:noProof/>
             <w:webHidden/>
           </w:rPr>
-          <w:instrText xml:space="preserve"> PAGEREF _Toc242791259 \h </w:instrText>
+          <w:instrText xml:space="preserve"> PAGEREF _Toc242792291 \h </w:instrText>
         </w:r>
         <w:r>
           <w:rPr>
@@ -643,7 +643,7 @@
           <w:noProof/>
         </w:rPr>
       </w:pPr>
-      <w:hyperlink w:anchor="_Toc242791260" w:history="1">
+      <w:hyperlink w:anchor="_Toc242792292" w:history="1">
         <w:r>
           <w:rPr>
             <w:rStyle w:val="Hipervnculo"/>
@@ -670,7 +670,7 @@
             <w:noProof/>
             <w:webHidden/>
           </w:rPr>
-          <w:instrText xml:space="preserve"> PAGEREF _Toc242791260 \h </w:instrText>
+          <w:instrText xml:space="preserve"> PAGEREF _Toc242792292 \h </w:instrText>
         </w:r>
         <w:r>
           <w:rPr>
@@ -711,7 +711,7 @@
           <w:noProof/>
         </w:rPr>
       </w:pPr>
-      <w:hyperlink w:anchor="_Toc242791261" w:history="1">
+      <w:hyperlink w:anchor="_Toc242792293" w:history="1">
         <w:r>
           <w:rPr>
             <w:rStyle w:val="Hipervnculo"/>
@@ -738,7 +738,7 @@
             <w:noProof/>
             <w:webHidden/>
           </w:rPr>
-          <w:instrText xml:space="preserve"> PAGEREF _Toc242791261 \h </w:instrText>
+          <w:instrText xml:space="preserve"> PAGEREF _Toc242792293 \h </w:instrText>
         </w:r>
         <w:r>
           <w:rPr>
@@ -779,7 +779,7 @@
           <w:noProof/>
         </w:rPr>
       </w:pPr>
-      <w:hyperlink w:anchor="_Toc242791262" w:history="1">
+      <w:hyperlink w:anchor="_Toc242792294" w:history="1">
         <w:r>
           <w:rPr>
             <w:rStyle w:val="Hipervnculo"/>
@@ -806,7 +806,7 @@
             <w:noProof/>
             <w:webHidden/>
           </w:rPr>
-          <w:instrText xml:space="preserve"> PAGEREF _Toc242791262 \h </w:instrText>
+          <w:instrText xml:space="preserve"> PAGEREF _Toc242792294 \h </w:instrText>
         </w:r>
         <w:r>
           <w:rPr>
@@ -826,7 +826,7 @@
             <w:noProof/>
             <w:webHidden/>
           </w:rPr>
-          <w:t>29</w:t>
+          <w:t>31</w:t>
         </w:r>
         <w:r>
           <w:rPr>
@@ -847,7 +847,7 @@
           <w:noProof/>
         </w:rPr>
       </w:pPr>
-      <w:hyperlink w:anchor="_Toc242791263" w:history="1">
+      <w:hyperlink w:anchor="_Toc242792295" w:history="1">
         <w:r>
           <w:rPr>
             <w:rStyle w:val="Hipervnculo"/>
@@ -874,7 +874,7 @@
             <w:noProof/>
             <w:webHidden/>
           </w:rPr>
-          <w:instrText xml:space="preserve"> PAGEREF _Toc242791263 \h </w:instrText>
+          <w:instrText xml:space="preserve"> PAGEREF _Toc242792295 \h </w:instrText>
         </w:r>
         <w:r>
           <w:rPr>
@@ -894,7 +894,7 @@
             <w:noProof/>
             <w:webHidden/>
           </w:rPr>
-          <w:t>38</w:t>
+          <w:t>40</w:t>
         </w:r>
         <w:r>
           <w:rPr>
@@ -915,7 +915,7 @@
           <w:noProof/>
         </w:rPr>
       </w:pPr>
-      <w:hyperlink w:anchor="_Toc242791264" w:history="1">
+      <w:hyperlink w:anchor="_Toc242792296" w:history="1">
         <w:r>
           <w:rPr>
             <w:rStyle w:val="Hipervnculo"/>
@@ -942,7 +942,7 @@
             <w:noProof/>
             <w:webHidden/>
           </w:rPr>
-          <w:instrText xml:space="preserve"> PAGEREF _Toc242791264 \h </w:instrText>
+          <w:instrText xml:space="preserve"> PAGEREF _Toc242792296 \h </w:instrText>
         </w:r>
         <w:r>
           <w:rPr>
@@ -962,7 +962,7 @@
             <w:noProof/>
             <w:webHidden/>
           </w:rPr>
-          <w:t>39</w:t>
+          <w:t>41</w:t>
         </w:r>
         <w:r>
           <w:rPr>
@@ -983,7 +983,7 @@
           <w:noProof/>
         </w:rPr>
       </w:pPr>
-      <w:hyperlink w:anchor="_Toc242791265" w:history="1">
+      <w:hyperlink w:anchor="_Toc242792297" w:history="1">
         <w:r>
           <w:rPr>
             <w:rStyle w:val="Hipervnculo"/>
@@ -1010,7 +1010,7 @@
             <w:noProof/>
             <w:webHidden/>
           </w:rPr>
-          <w:instrText xml:space="preserve"> PAGEREF _Toc242791265 \h </w:instrText>
+          <w:instrText xml:space="preserve"> PAGEREF _Toc242792297 \h </w:instrText>
         </w:r>
         <w:r>
           <w:rPr>
@@ -1030,7 +1030,7 @@
             <w:noProof/>
             <w:webHidden/>
           </w:rPr>
-          <w:t>43</w:t>
+          <w:t>45</w:t>
         </w:r>
         <w:r>
           <w:rPr>
@@ -1051,7 +1051,7 @@
           <w:noProof/>
         </w:rPr>
       </w:pPr>
-      <w:hyperlink w:anchor="_Toc242791266" w:history="1">
+      <w:hyperlink w:anchor="_Toc242792298" w:history="1">
         <w:r>
           <w:rPr>
             <w:rStyle w:val="Hipervnculo"/>
@@ -1078,7 +1078,7 @@
             <w:noProof/>
             <w:webHidden/>
           </w:rPr>
-          <w:instrText xml:space="preserve"> PAGEREF _Toc242791266 \h </w:instrText>
+          <w:instrText xml:space="preserve"> PAGEREF _Toc242792298 \h </w:instrText>
         </w:r>
         <w:r>
           <w:rPr>
@@ -1098,7 +1098,7 @@
             <w:noProof/>
             <w:webHidden/>
           </w:rPr>
-          <w:t>44</w:t>
+          <w:t>46</w:t>
         </w:r>
         <w:r>
           <w:rPr>
@@ -1119,7 +1119,7 @@
           <w:noProof/>
         </w:rPr>
       </w:pPr>
-      <w:hyperlink w:anchor="_Toc242791267" w:history="1">
+      <w:hyperlink w:anchor="_Toc242792299" w:history="1">
         <w:r>
           <w:rPr>
             <w:rStyle w:val="Hipervnculo"/>
@@ -1146,7 +1146,7 @@
             <w:noProof/>
             <w:webHidden/>
           </w:rPr>
-          <w:instrText xml:space="preserve"> PAGEREF _Toc242791267 \h </w:instrText>
+          <w:instrText xml:space="preserve"> PAGEREF _Toc242792299 \h </w:instrText>
         </w:r>
         <w:r>
           <w:rPr>
@@ -1166,7 +1166,7 @@
             <w:noProof/>
             <w:webHidden/>
           </w:rPr>
-          <w:t>46</w:t>
+          <w:t>48</w:t>
         </w:r>
         <w:r>
           <w:rPr>
@@ -1187,7 +1187,7 @@
           <w:noProof/>
         </w:rPr>
       </w:pPr>
-      <w:hyperlink w:anchor="_Toc242791268" w:history="1">
+      <w:hyperlink w:anchor="_Toc242792300" w:history="1">
         <w:r>
           <w:rPr>
             <w:rStyle w:val="Hipervnculo"/>
@@ -1214,7 +1214,7 @@
             <w:noProof/>
             <w:webHidden/>
           </w:rPr>
-          <w:instrText xml:space="preserve"> PAGEREF _Toc242791268 \h </w:instrText>
+          <w:instrText xml:space="preserve"> PAGEREF _Toc242792300 \h </w:instrText>
         </w:r>
         <w:r>
           <w:rPr>
@@ -1234,7 +1234,7 @@
             <w:noProof/>
             <w:webHidden/>
           </w:rPr>
-          <w:t>46</w:t>
+          <w:t>48</w:t>
         </w:r>
         <w:r>
           <w:rPr>
@@ -1255,7 +1255,7 @@
           <w:noProof/>
         </w:rPr>
       </w:pPr>
-      <w:hyperlink w:anchor="_Toc242791269" w:history="1">
+      <w:hyperlink w:anchor="_Toc242792301" w:history="1">
         <w:r>
           <w:rPr>
             <w:rStyle w:val="Hipervnculo"/>
@@ -1282,7 +1282,7 @@
             <w:noProof/>
             <w:webHidden/>
           </w:rPr>
-          <w:instrText xml:space="preserve"> PAGEREF _Toc242791269 \h </w:instrText>
+          <w:instrText xml:space="preserve"> PAGEREF _Toc242792301 \h </w:instrText>
         </w:r>
         <w:r>
           <w:rPr>
@@ -1302,7 +1302,7 @@
             <w:noProof/>
             <w:webHidden/>
           </w:rPr>
-          <w:t>46</w:t>
+          <w:t>48</w:t>
         </w:r>
         <w:r>
           <w:rPr>
@@ -1323,7 +1323,7 @@
           <w:noProof/>
         </w:rPr>
       </w:pPr>
-      <w:hyperlink w:anchor="_Toc242791270" w:history="1">
+      <w:hyperlink w:anchor="_Toc242792302" w:history="1">
         <w:r>
           <w:rPr>
             <w:rStyle w:val="Hipervnculo"/>
@@ -1350,7 +1350,7 @@
             <w:noProof/>
             <w:webHidden/>
           </w:rPr>
-          <w:instrText xml:space="preserve"> PAGEREF _Toc242791270 \h </w:instrText>
+          <w:instrText xml:space="preserve"> PAGEREF _Toc242792302 \h </w:instrText>
         </w:r>
         <w:r>
           <w:rPr>
@@ -1370,7 +1370,7 @@
             <w:noProof/>
             <w:webHidden/>
           </w:rPr>
-          <w:t>47</w:t>
+          <w:t>49</w:t>
         </w:r>
         <w:r>
           <w:rPr>
@@ -1391,7 +1391,7 @@
           <w:noProof/>
         </w:rPr>
       </w:pPr>
-      <w:hyperlink w:anchor="_Toc242791271" w:history="1">
+      <w:hyperlink w:anchor="_Toc242792303" w:history="1">
         <w:r>
           <w:rPr>
             <w:rStyle w:val="Hipervnculo"/>
@@ -1418,7 +1418,7 @@
             <w:noProof/>
             <w:webHidden/>
           </w:rPr>
-          <w:instrText xml:space="preserve"> PAGEREF _Toc242791271 \h </w:instrText>
+          <w:instrText xml:space="preserve"> PAGEREF _Toc242792303 \h </w:instrText>
         </w:r>
         <w:r>
           <w:rPr>
@@ -1438,7 +1438,7 @@
             <w:noProof/>
             <w:webHidden/>
           </w:rPr>
-          <w:t>48</w:t>
+          <w:t>50</w:t>
         </w:r>
         <w:r>
           <w:rPr>
@@ -1459,7 +1459,7 @@
           <w:noProof/>
         </w:rPr>
       </w:pPr>
-      <w:hyperlink w:anchor="_Toc242791272" w:history="1">
+      <w:hyperlink w:anchor="_Toc242792304" w:history="1">
         <w:r>
           <w:rPr>
             <w:rStyle w:val="Hipervnculo"/>
@@ -1486,7 +1486,7 @@
             <w:noProof/>
             <w:webHidden/>
           </w:rPr>
-          <w:instrText xml:space="preserve"> PAGEREF _Toc242791272 \h </w:instrText>
+          <w:instrText xml:space="preserve"> PAGEREF _Toc242792304 \h </w:instrText>
         </w:r>
         <w:r>
           <w:rPr>
@@ -1506,7 +1506,7 @@
             <w:noProof/>
             <w:webHidden/>
           </w:rPr>
-          <w:t>48</w:t>
+          <w:t>50</w:t>
         </w:r>
         <w:r>
           <w:rPr>
@@ -1527,7 +1527,7 @@
           <w:noProof/>
         </w:rPr>
       </w:pPr>
-      <w:hyperlink w:anchor="_Toc242791273" w:history="1">
+      <w:hyperlink w:anchor="_Toc242792305" w:history="1">
         <w:r>
           <w:rPr>
             <w:rStyle w:val="Hipervnculo"/>
@@ -1554,7 +1554,7 @@
             <w:noProof/>
             <w:webHidden/>
           </w:rPr>
-          <w:instrText xml:space="preserve"> PAGEREF _Toc242791273 \h </w:instrText>
+          <w:instrText xml:space="preserve"> PAGEREF _Toc242792305 \h </w:instrText>
         </w:r>
         <w:r>
           <w:rPr>
@@ -1574,7 +1574,7 @@
             <w:noProof/>
             <w:webHidden/>
           </w:rPr>
-          <w:t>49</w:t>
+          <w:t>51</w:t>
         </w:r>
         <w:r>
           <w:rPr>
@@ -1595,7 +1595,7 @@
           <w:noProof/>
         </w:rPr>
       </w:pPr>
-      <w:hyperlink w:anchor="_Toc242791274" w:history="1">
+      <w:hyperlink w:anchor="_Toc242792306" w:history="1">
         <w:r>
           <w:rPr>
             <w:rStyle w:val="Hipervnculo"/>
@@ -1622,7 +1622,7 @@
             <w:noProof/>
             <w:webHidden/>
           </w:rPr>
-          <w:instrText xml:space="preserve"> PAGEREF _Toc242791274 \h </w:instrText>
+          <w:instrText xml:space="preserve"> PAGEREF _Toc242792306 \h </w:instrText>
         </w:r>
         <w:r>
           <w:rPr>
@@ -1642,7 +1642,7 @@
             <w:noProof/>
             <w:webHidden/>
           </w:rPr>
-          <w:t>49</w:t>
+          <w:t>51</w:t>
         </w:r>
         <w:r>
           <w:rPr>
@@ -1663,7 +1663,7 @@
           <w:noProof/>
         </w:rPr>
       </w:pPr>
-      <w:hyperlink w:anchor="_Toc242791275" w:history="1">
+      <w:hyperlink w:anchor="_Toc242792307" w:history="1">
         <w:r>
           <w:rPr>
             <w:rStyle w:val="Hipervnculo"/>
@@ -1690,7 +1690,7 @@
             <w:noProof/>
             <w:webHidden/>
           </w:rPr>
-          <w:instrText xml:space="preserve"> PAGEREF _Toc242791275 \h </w:instrText>
+          <w:instrText xml:space="preserve"> PAGEREF _Toc242792307 \h </w:instrText>
         </w:r>
         <w:r>
           <w:rPr>
@@ -1710,7 +1710,7 @@
             <w:noProof/>
             <w:webHidden/>
           </w:rPr>
-          <w:t>49</w:t>
+          <w:t>51</w:t>
         </w:r>
         <w:r>
           <w:rPr>
@@ -1731,7 +1731,7 @@
           <w:noProof/>
         </w:rPr>
       </w:pPr>
-      <w:hyperlink w:anchor="_Toc242791276" w:history="1">
+      <w:hyperlink w:anchor="_Toc242792308" w:history="1">
         <w:r>
           <w:rPr>
             <w:rStyle w:val="Hipervnculo"/>
@@ -1758,7 +1758,7 @@
             <w:noProof/>
             <w:webHidden/>
           </w:rPr>
-          <w:instrText xml:space="preserve"> PAGEREF _Toc242791276 \h </w:instrText>
+          <w:instrText xml:space="preserve"> PAGEREF _Toc242792308 \h </w:instrText>
         </w:r>
         <w:r>
           <w:rPr>
@@ -1778,7 +1778,7 @@
             <w:noProof/>
             <w:webHidden/>
           </w:rPr>
-          <w:t>50</w:t>
+          <w:t>52</w:t>
         </w:r>
         <w:r>
           <w:rPr>
@@ -1799,7 +1799,7 @@
           <w:noProof/>
         </w:rPr>
       </w:pPr>
-      <w:hyperlink w:anchor="_Toc242791277" w:history="1">
+      <w:hyperlink w:anchor="_Toc242792309" w:history="1">
         <w:r>
           <w:rPr>
             <w:rStyle w:val="Hipervnculo"/>
@@ -1826,7 +1826,7 @@
             <w:noProof/>
             <w:webHidden/>
           </w:rPr>
-          <w:instrText xml:space="preserve"> PAGEREF _Toc242791277 \h </w:instrText>
+          <w:instrText xml:space="preserve"> PAGEREF _Toc242792309 \h </w:instrText>
         </w:r>
         <w:r>
           <w:rPr>
@@ -1846,7 +1846,7 @@
             <w:noProof/>
             <w:webHidden/>
           </w:rPr>
-          <w:t>50</w:t>
+          <w:t>52</w:t>
         </w:r>
         <w:r>
           <w:rPr>
@@ -1867,7 +1867,7 @@
           <w:noProof/>
         </w:rPr>
       </w:pPr>
-      <w:hyperlink w:anchor="_Toc242791278" w:history="1">
+      <w:hyperlink w:anchor="_Toc242792310" w:history="1">
         <w:r>
           <w:rPr>
             <w:rStyle w:val="Hipervnculo"/>
@@ -1894,7 +1894,7 @@
             <w:noProof/>
             <w:webHidden/>
           </w:rPr>
-          <w:instrText xml:space="preserve"> PAGEREF _Toc242791278 \h </w:instrText>
+          <w:instrText xml:space="preserve"> PAGEREF _Toc242792310 \h </w:instrText>
         </w:r>
         <w:r>
           <w:rPr>
@@ -1914,7 +1914,7 @@
             <w:noProof/>
             <w:webHidden/>
           </w:rPr>
-          <w:t>51</w:t>
+          <w:t>53</w:t>
         </w:r>
         <w:r>
           <w:rPr>
@@ -1935,7 +1935,7 @@
           <w:noProof/>
         </w:rPr>
       </w:pPr>
-      <w:hyperlink w:anchor="_Toc242791279" w:history="1">
+      <w:hyperlink w:anchor="_Toc242792311" w:history="1">
         <w:r>
           <w:rPr>
             <w:rStyle w:val="Hipervnculo"/>
@@ -1962,7 +1962,7 @@
             <w:noProof/>
             <w:webHidden/>
           </w:rPr>
-          <w:instrText xml:space="preserve"> PAGEREF _Toc242791279 \h </w:instrText>
+          <w:instrText xml:space="preserve"> PAGEREF _Toc242792311 \h </w:instrText>
         </w:r>
         <w:r>
           <w:rPr>
@@ -1982,7 +1982,7 @@
             <w:noProof/>
             <w:webHidden/>
           </w:rPr>
-          <w:t>51</w:t>
+          <w:t>53</w:t>
         </w:r>
         <w:r>
           <w:rPr>
@@ -2003,7 +2003,7 @@
           <w:noProof/>
         </w:rPr>
       </w:pPr>
-      <w:hyperlink w:anchor="_Toc242791280" w:history="1">
+      <w:hyperlink w:anchor="_Toc242792312" w:history="1">
         <w:r>
           <w:rPr>
             <w:rStyle w:val="Hipervnculo"/>
@@ -2030,7 +2030,7 @@
             <w:noProof/>
             <w:webHidden/>
           </w:rPr>
-          <w:instrText xml:space="preserve"> PAGEREF _Toc242791280 \h </w:instrText>
+          <w:instrText xml:space="preserve"> PAGEREF _Toc242792312 \h </w:instrText>
         </w:r>
         <w:r>
           <w:rPr>
@@ -2050,7 +2050,7 @@
             <w:noProof/>
             <w:webHidden/>
           </w:rPr>
-          <w:t>52</w:t>
+          <w:t>54</w:t>
         </w:r>
         <w:r>
           <w:rPr>
@@ -2071,7 +2071,7 @@
           <w:noProof/>
         </w:rPr>
       </w:pPr>
-      <w:hyperlink w:anchor="_Toc242791281" w:history="1">
+      <w:hyperlink w:anchor="_Toc242792313" w:history="1">
         <w:r>
           <w:rPr>
             <w:rStyle w:val="Hipervnculo"/>
@@ -2098,7 +2098,7 @@
             <w:noProof/>
             <w:webHidden/>
           </w:rPr>
-          <w:instrText xml:space="preserve"> PAGEREF _Toc242791281 \h </w:instrText>
+          <w:instrText xml:space="preserve"> PAGEREF _Toc242792313 \h </w:instrText>
         </w:r>
         <w:r>
           <w:rPr>
@@ -2118,7 +2118,7 @@
             <w:noProof/>
             <w:webHidden/>
           </w:rPr>
-          <w:t>52</w:t>
+          <w:t>54</w:t>
         </w:r>
         <w:r>
           <w:rPr>
@@ -2139,7 +2139,7 @@
           <w:noProof/>
         </w:rPr>
       </w:pPr>
-      <w:hyperlink w:anchor="_Toc242791282" w:history="1">
+      <w:hyperlink w:anchor="_Toc242792314" w:history="1">
         <w:r>
           <w:rPr>
             <w:rStyle w:val="Hipervnculo"/>
@@ -2166,7 +2166,7 @@
             <w:noProof/>
             <w:webHidden/>
           </w:rPr>
-          <w:instrText xml:space="preserve"> PAGEREF _Toc242791282 \h </w:instrText>
+          <w:instrText xml:space="preserve"> PAGEREF _Toc242792314 \h </w:instrText>
         </w:r>
         <w:r>
           <w:rPr>
@@ -2186,7 +2186,7 @@
             <w:noProof/>
             <w:webHidden/>
           </w:rPr>
-          <w:t>53</w:t>
+          <w:t>55</w:t>
         </w:r>
         <w:r>
           <w:rPr>
@@ -2207,7 +2207,7 @@
           <w:noProof/>
         </w:rPr>
       </w:pPr>
-      <w:hyperlink w:anchor="_Toc242791283" w:history="1">
+      <w:hyperlink w:anchor="_Toc242792315" w:history="1">
         <w:r>
           <w:rPr>
             <w:rStyle w:val="Hipervnculo"/>
@@ -2234,7 +2234,7 @@
             <w:noProof/>
             <w:webHidden/>
           </w:rPr>
-          <w:instrText xml:space="preserve"> PAGEREF _Toc242791283 \h </w:instrText>
+          <w:instrText xml:space="preserve"> PAGEREF _Toc242792315 \h </w:instrText>
         </w:r>
         <w:r>
           <w:rPr>
@@ -2254,7 +2254,7 @@
             <w:noProof/>
             <w:webHidden/>
           </w:rPr>
-          <w:t>53</w:t>
+          <w:t>55</w:t>
         </w:r>
         <w:r>
           <w:rPr>
@@ -2275,7 +2275,7 @@
           <w:noProof/>
         </w:rPr>
       </w:pPr>
-      <w:hyperlink w:anchor="_Toc242791284" w:history="1">
+      <w:hyperlink w:anchor="_Toc242792316" w:history="1">
         <w:r>
           <w:rPr>
             <w:rStyle w:val="Hipervnculo"/>
@@ -2302,7 +2302,7 @@
             <w:noProof/>
             <w:webHidden/>
           </w:rPr>
-          <w:instrText xml:space="preserve"> PAGEREF _Toc242791284 \h </w:instrText>
+          <w:instrText xml:space="preserve"> PAGEREF _Toc242792316 \h </w:instrText>
         </w:r>
         <w:r>
           <w:rPr>
@@ -2322,7 +2322,7 @@
             <w:noProof/>
             <w:webHidden/>
           </w:rPr>
-          <w:t>54</w:t>
+          <w:t>56</w:t>
         </w:r>
         <w:r>
           <w:rPr>
@@ -2343,7 +2343,7 @@
           <w:noProof/>
         </w:rPr>
       </w:pPr>
-      <w:hyperlink w:anchor="_Toc242791285" w:history="1">
+      <w:hyperlink w:anchor="_Toc242792317" w:history="1">
         <w:r>
           <w:rPr>
             <w:rStyle w:val="Hipervnculo"/>
@@ -2370,7 +2370,7 @@
             <w:noProof/>
             <w:webHidden/>
           </w:rPr>
-          <w:instrText xml:space="preserve"> PAGEREF _Toc242791285 \h </w:instrText>
+          <w:instrText xml:space="preserve"> PAGEREF _Toc242792317 \h </w:instrText>
         </w:r>
         <w:r>
           <w:rPr>
@@ -2390,7 +2390,7 @@
             <w:noProof/>
             <w:webHidden/>
           </w:rPr>
-          <w:t>54</w:t>
+          <w:t>56</w:t>
         </w:r>
         <w:r>
           <w:rPr>
@@ -2411,7 +2411,7 @@
           <w:noProof/>
         </w:rPr>
       </w:pPr>
-      <w:hyperlink w:anchor="_Toc242791286" w:history="1">
+      <w:hyperlink w:anchor="_Toc242792318" w:history="1">
         <w:r>
           <w:rPr>
             <w:rStyle w:val="Hipervnculo"/>
@@ -2438,7 +2438,7 @@
             <w:noProof/>
             <w:webHidden/>
           </w:rPr>
-          <w:instrText xml:space="preserve"> PAGEREF _Toc242791286 \h </w:instrText>
+          <w:instrText xml:space="preserve"> PAGEREF _Toc242792318 \h </w:instrText>
         </w:r>
         <w:r>
           <w:rPr>
@@ -2458,7 +2458,7 @@
             <w:noProof/>
             <w:webHidden/>
           </w:rPr>
-          <w:t>55</w:t>
+          <w:t>57</w:t>
         </w:r>
         <w:r>
           <w:rPr>
@@ -2479,7 +2479,7 @@
           <w:noProof/>
         </w:rPr>
       </w:pPr>
-      <w:hyperlink w:anchor="_Toc242791287" w:history="1">
+      <w:hyperlink w:anchor="_Toc242792319" w:history="1">
         <w:r>
           <w:rPr>
             <w:rStyle w:val="Hipervnculo"/>
@@ -2506,7 +2506,7 @@
             <w:noProof/>
             <w:webHidden/>
           </w:rPr>
-          <w:instrText xml:space="preserve"> PAGEREF _Toc242791287 \h </w:instrText>
+          <w:instrText xml:space="preserve"> PAGEREF _Toc242792319 \h </w:instrText>
         </w:r>
         <w:r>
           <w:rPr>
@@ -2526,7 +2526,7 @@
             <w:noProof/>
             <w:webHidden/>
           </w:rPr>
-          <w:t>56</w:t>
+          <w:t>58</w:t>
         </w:r>
         <w:r>
           <w:rPr>
@@ -2547,7 +2547,7 @@
           <w:noProof/>
         </w:rPr>
       </w:pPr>
-      <w:hyperlink w:anchor="_Toc242791288" w:history="1">
+      <w:hyperlink w:anchor="_Toc242792320" w:history="1">
         <w:r>
           <w:rPr>
             <w:rStyle w:val="Hipervnculo"/>
@@ -2574,7 +2574,7 @@
             <w:noProof/>
             <w:webHidden/>
           </w:rPr>
-          <w:instrText xml:space="preserve"> PAGEREF _Toc242791288 \h </w:instrText>
+          <w:instrText xml:space="preserve"> PAGEREF _Toc242792320 \h </w:instrText>
         </w:r>
         <w:r>
           <w:rPr>
@@ -2594,7 +2594,7 @@
             <w:noProof/>
             <w:webHidden/>
           </w:rPr>
-          <w:t>57</w:t>
+          <w:t>59</w:t>
         </w:r>
         <w:r>
           <w:rPr>
@@ -2619,7 +2619,7 @@
       <w:pPr>
         <w:pStyle w:val="Ttulo1"/>
       </w:pPr>
-      <w:bookmarkStart w:id="0" w:name="_Toc242791252"/>
+      <w:bookmarkStart w:id="0" w:name="_Toc242792284"/>
       <w:r>
         <w:rPr>
           <w:rFonts w:ascii="Times New Roman" w:eastAsia="Times New Roman" w:hAnsi="Times New Roman" w:cs="Times New Roman"/>
@@ -2711,7 +2711,7 @@
       <w:pPr>
         <w:pStyle w:val="Ttulo1"/>
       </w:pPr>
-      <w:bookmarkStart w:id="1" w:name="_Toc242791253"/>
+      <w:bookmarkStart w:id="1" w:name="_Toc242792285"/>
       <w:r>
         <w:rPr>
           <w:rFonts w:ascii="Times New Roman" w:eastAsia="Times New Roman" w:hAnsi="Times New Roman" w:cs="Times New Roman"/>
@@ -2725,7 +2725,7 @@
       <w:pPr>
         <w:pStyle w:val="Ttulo2"/>
       </w:pPr>
-      <w:bookmarkStart w:id="2" w:name="_Toc242791254"/>
+      <w:bookmarkStart w:id="2" w:name="_Toc242792286"/>
       <w:r>
         <w:rPr>
           <w:rFonts w:ascii="Times New Roman" w:eastAsia="Times New Roman" w:hAnsi="Times New Roman" w:cs="Times New Roman"/>
@@ -2746,7 +2746,7 @@
       <w:pPr>
         <w:pStyle w:val="Ttulo2"/>
       </w:pPr>
-      <w:bookmarkStart w:id="3" w:name="_Toc242791255"/>
+      <w:bookmarkStart w:id="3" w:name="_Toc242792287"/>
       <w:r>
         <w:rPr>
           <w:rFonts w:ascii="Times New Roman" w:eastAsia="Times New Roman" w:hAnsi="Times New Roman" w:cs="Times New Roman"/>
@@ -2807,7 +2807,7 @@
       <w:pPr>
         <w:pStyle w:val="Ttulo1"/>
       </w:pPr>
-      <w:bookmarkStart w:id="4" w:name="_Toc242791256"/>
+      <w:bookmarkStart w:id="4" w:name="_Toc242792288"/>
       <w:r>
         <w:rPr>
           <w:rFonts w:ascii="Times New Roman" w:eastAsia="Times New Roman" w:hAnsi="Times New Roman" w:cs="Times New Roman"/>
@@ -3270,7 +3270,7 @@
       <w:pPr>
         <w:pStyle w:val="Ttulo1"/>
       </w:pPr>
-      <w:bookmarkStart w:id="5" w:name="_Toc242791257"/>
+      <w:bookmarkStart w:id="5" w:name="_Toc242792289"/>
       <w:r>
         <w:rPr>
           <w:rFonts w:ascii="Times New Roman" w:eastAsia="Times New Roman" w:hAnsi="Times New Roman" w:cs="Times New Roman"/>
@@ -3295,23 +3295,14 @@
         <w:t>taller-arquitectura</w:t>
       </w:r>
       <w:r>
-        <w:t xml:space="preserve">: </w:t>
-      </w:r>
-      <w:r>
-        <w:rPr>
-          <w:highlight w:val="yellow"/>
-        </w:rPr>
-        <w:t>[URL DEL REPOSITORIO EN GITHUB]</w:t>
-      </w:r>
-      <w:r>
-        <w:t>.</w:t>
+        <w:t>: https://github.com/hannakathe/taller-arquitectura.</w:t>
       </w:r>
     </w:p>
     <w:p>
       <w:pPr>
         <w:pStyle w:val="Ttulo2"/>
       </w:pPr>
-      <w:bookmarkStart w:id="6" w:name="_Toc242791258"/>
+      <w:bookmarkStart w:id="6" w:name="_Toc242792290"/>
       <w:r>
         <w:rPr>
           <w:rFonts w:ascii="Times New Roman" w:eastAsia="Times New Roman" w:hAnsi="Times New Roman" w:cs="Times New Roman"/>
@@ -3400,7 +3391,7 @@
           <w:noProof/>
         </w:rPr>
         <w:drawing>
-          <wp:inline distT="0" distB="0" distL="0" distR="0" wp14:anchorId="6653D4A9" wp14:editId="39123BE0">
+          <wp:inline distT="0" distB="0" distL="0" distR="0" wp14:anchorId="6165060F" wp14:editId="7BA64616">
             <wp:extent cx="5943600" cy="3075618"/>
             <wp:effectExtent l="0" t="0" r="0" b="0"/>
             <wp:docPr id="1" name="Picture 1"/>
@@ -3514,7 +3505,7 @@
           <w:noProof/>
         </w:rPr>
         <w:drawing>
-          <wp:inline distT="0" distB="0" distL="0" distR="0" wp14:anchorId="0B8FCA1C" wp14:editId="26493D76">
+          <wp:inline distT="0" distB="0" distL="0" distR="0" wp14:anchorId="34DBB5A0" wp14:editId="6BD389DF">
             <wp:extent cx="5943600" cy="3415004"/>
             <wp:effectExtent l="0" t="0" r="0" b="0"/>
             <wp:docPr id="2" name="Picture 2"/>
@@ -3576,7 +3567,7 @@
       <w:pPr>
         <w:pStyle w:val="Ttulo2"/>
       </w:pPr>
-      <w:bookmarkStart w:id="7" w:name="_Toc242791259"/>
+      <w:bookmarkStart w:id="7" w:name="_Toc242792291"/>
       <w:r>
         <w:rPr>
           <w:rFonts w:ascii="Times New Roman" w:eastAsia="Times New Roman" w:hAnsi="Times New Roman" w:cs="Times New Roman"/>
@@ -4001,7 +3992,7 @@
           <w:noProof/>
         </w:rPr>
         <w:drawing>
-          <wp:inline distT="0" distB="0" distL="0" distR="0" wp14:anchorId="62C78E90" wp14:editId="1CB51B15">
+          <wp:inline distT="0" distB="0" distL="0" distR="0" wp14:anchorId="2D5D2C8B" wp14:editId="6A82A623">
             <wp:extent cx="5943600" cy="3116766"/>
             <wp:effectExtent l="0" t="0" r="0" b="0"/>
             <wp:docPr id="3" name="Picture 3"/>
@@ -4098,7 +4089,7 @@
       <w:pPr>
         <w:pStyle w:val="Ttulo2"/>
       </w:pPr>
-      <w:bookmarkStart w:id="8" w:name="_Toc242791260"/>
+      <w:bookmarkStart w:id="8" w:name="_Toc242792292"/>
       <w:r>
         <w:rPr>
           <w:rFonts w:ascii="Times New Roman" w:eastAsia="Times New Roman" w:hAnsi="Times New Roman" w:cs="Times New Roman"/>
@@ -4280,7 +4271,7 @@
           <w:noProof/>
         </w:rPr>
         <w:drawing>
-          <wp:inline distT="0" distB="0" distL="0" distR="0" wp14:anchorId="6ADCB644" wp14:editId="30492D0A">
+          <wp:inline distT="0" distB="0" distL="0" distR="0" wp14:anchorId="312C7E28" wp14:editId="12F09E86">
             <wp:extent cx="5943600" cy="3241210"/>
             <wp:effectExtent l="0" t="0" r="0" b="0"/>
             <wp:docPr id="4" name="Picture 4"/>
@@ -4506,7 +4497,7 @@
           <w:noProof/>
         </w:rPr>
         <w:drawing>
-          <wp:inline distT="0" distB="0" distL="0" distR="0" wp14:anchorId="0251A67D" wp14:editId="116CB253">
+          <wp:inline distT="0" distB="0" distL="0" distR="0" wp14:anchorId="33FE33ED" wp14:editId="3A1ADC3F">
             <wp:extent cx="5943600" cy="2613842"/>
             <wp:effectExtent l="0" t="0" r="0" b="0"/>
             <wp:docPr id="5" name="Picture 5"/>
@@ -4769,7 +4760,7 @@
           <w:noProof/>
         </w:rPr>
         <w:drawing>
-          <wp:inline distT="0" distB="0" distL="0" distR="0" wp14:anchorId="1201D461" wp14:editId="6B3D3685">
+          <wp:inline distT="0" distB="0" distL="0" distR="0" wp14:anchorId="33802BDD" wp14:editId="571F81FE">
             <wp:extent cx="5943600" cy="3686483"/>
             <wp:effectExtent l="0" t="0" r="0" b="0"/>
             <wp:docPr id="6" name="Picture 6"/>
@@ -5000,7 +4991,7 @@
       <w:pPr>
         <w:pStyle w:val="Ttulo2"/>
       </w:pPr>
-      <w:bookmarkStart w:id="9" w:name="_Toc242791261"/>
+      <w:bookmarkStart w:id="9" w:name="_Toc242792293"/>
       <w:r>
         <w:rPr>
           <w:rFonts w:ascii="Times New Roman" w:eastAsia="Times New Roman" w:hAnsi="Times New Roman" w:cs="Times New Roman"/>
@@ -5628,6 +5619,342 @@
           <w:i/>
         </w:rPr>
         <w:t>Repositorio taller-arquitectura en GitHub</w:t>
+      </w:r>
+    </w:p>
+    <w:p>
+      <w:pPr>
+        <w:keepNext/>
+        <w:spacing w:line="240" w:lineRule="auto"/>
+        <w:jc w:val="center"/>
+      </w:pPr>
+      <w:r>
+        <w:rPr>
+          <w:noProof/>
+        </w:rPr>
+        <w:drawing>
+          <wp:inline distT="0" distB="0" distL="0" distR="0" wp14:anchorId="6ECADCC4" wp14:editId="77842FD4">
+            <wp:extent cx="5943600" cy="3915988"/>
+            <wp:effectExtent l="0" t="0" r="0" b="0"/>
+            <wp:docPr id="7" name="Picture 7"/>
+            <wp:cNvGraphicFramePr>
+              <a:graphicFrameLocks xmlns:a="http://schemas.openxmlformats.org/drawingml/2006/main" noChangeAspect="1"/>
+            </wp:cNvGraphicFramePr>
+            <a:graphic xmlns:a="http://schemas.openxmlformats.org/drawingml/2006/main">
+              <a:graphicData uri="http://schemas.openxmlformats.org/drawingml/2006/picture">
+                <pic:pic xmlns:pic="http://schemas.openxmlformats.org/drawingml/2006/picture">
+                  <pic:nvPicPr>
+                    <pic:cNvPr id="0" name="fig10_github_repo.png"/>
+                    <pic:cNvPicPr/>
+                  </pic:nvPicPr>
+                  <pic:blipFill>
+                    <a:blip r:embed="rId14"/>
+                    <a:stretch>
+                      <a:fillRect/>
+                    </a:stretch>
+                  </pic:blipFill>
+                  <pic:spPr>
+                    <a:xfrm>
+                      <a:off x="0" y="0"/>
+                      <a:ext cx="5943600" cy="3915988"/>
+                    </a:xfrm>
+                    <a:prstGeom prst="rect">
+                      <a:avLst/>
+                    </a:prstGeom>
+                  </pic:spPr>
+                </pic:pic>
+              </a:graphicData>
+            </a:graphic>
+          </wp:inline>
+        </w:drawing>
+      </w:r>
+    </w:p>
+    <w:p>
+      <w:r>
+        <w:rPr>
+          <w:i/>
+        </w:rPr>
+        <w:t>Nota.</w:t>
+      </w:r>
+      <w:r>
+        <w:t xml:space="preserve"> Captura de pantalla de GitHub.</w:t>
+      </w:r>
+    </w:p>
+    <w:p/>
+    <w:p>
+      <w:pPr>
+        <w:pStyle w:val="Ttulo3"/>
+      </w:pPr>
+      <w:r>
+        <w:rPr>
+          <w:rFonts w:ascii="Times New Roman" w:eastAsia="Times New Roman" w:hAnsi="Times New Roman" w:cs="Times New Roman"/>
+        </w:rPr>
+        <w:t>Paso 2: Análisis de Deuda Técnica con SonarCloud</w:t>
+      </w:r>
+    </w:p>
+    <w:p>
+      <w:pPr>
+        <w:ind w:firstLine="720"/>
+      </w:pPr>
+      <w:r>
+        <w:t xml:space="preserve">Inicié sesión en SonarCloud con la cuenta de GitHub, importé el repositorio y ejecuté el análisis automático (Figuras 11 y 12). La deuda técnica es la metáfora de tomar atajos que funcionan hoy pero que generan “intereses”: cada cambio futuro cuesta más hasta que se paga la deuda refactorizando. Los </w:t>
+      </w:r>
+      <w:r>
+        <w:rPr>
+          <w:b/>
+        </w:rPr>
+        <w:t>malos olores</w:t>
+      </w:r>
+      <w:r>
+        <w:t xml:space="preserve"> (</w:t>
+      </w:r>
+      <w:r>
+        <w:rPr>
+          <w:i/>
+        </w:rPr>
+        <w:t>code smells</w:t>
+      </w:r>
+      <w:r>
+        <w:t>) son los síntomas visibles de esa deuda en el código: no rompen la funcionalidad, pero dificultan entenderlo y cambiarlo (Fowler, 2018). SonarCloud los clasifica en la dimensión de mantenibilidad, estima el tiempo de remediación y asigna una calificación de la A a la E (SonarSource, s.f.).</w:t>
+      </w:r>
+    </w:p>
+    <w:p>
+      <w:pPr>
+        <w:ind w:firstLine="720"/>
+      </w:pPr>
+      <w:r>
+        <w:lastRenderedPageBreak/>
+        <w:t xml:space="preserve">Al revisar el </w:t>
+      </w:r>
+      <w:r>
+        <w:rPr>
+          <w:rFonts w:ascii="Courier New" w:eastAsia="Courier New" w:hAnsi="Courier New" w:cs="Courier New"/>
+          <w:sz w:val="22"/>
+        </w:rPr>
+        <w:t>index.html</w:t>
+      </w:r>
+      <w:r>
+        <w:t xml:space="preserve"> del taller, estos son los malos olores intencionales que el análisis pone en evidencia (la lista exacta de reglas depende del perfil de calidad activo, por defecto “Sonar way”):</w:t>
+      </w:r>
+    </w:p>
+    <w:p>
+      <w:pPr>
+        <w:pStyle w:val="Listaconvietas"/>
+      </w:pPr>
+      <w:r>
+        <w:rPr>
+          <w:rFonts w:ascii="Courier New" w:eastAsia="Courier New" w:hAnsi="Courier New" w:cs="Courier New"/>
+          <w:b/>
+          <w:sz w:val="22"/>
+        </w:rPr>
+        <w:t>&lt;style&gt;</w:t>
+      </w:r>
+      <w:r>
+        <w:rPr>
+          <w:b/>
+        </w:rPr>
+        <w:t xml:space="preserve"> anidado dentro de otro </w:t>
+      </w:r>
+      <w:r>
+        <w:rPr>
+          <w:rFonts w:ascii="Courier New" w:eastAsia="Courier New" w:hAnsi="Courier New" w:cs="Courier New"/>
+          <w:b/>
+          <w:sz w:val="22"/>
+        </w:rPr>
+        <w:t>&lt;style&gt;</w:t>
+      </w:r>
+      <w:r>
+        <w:rPr>
+          <w:b/>
+        </w:rPr>
+        <w:t xml:space="preserve"> (líneas 6 a 16).</w:t>
+      </w:r>
+      <w:r>
+        <w:t xml:space="preserve"> Es HTML/CSS inválido: el navegador interpreta el texto </w:t>
+      </w:r>
+      <w:r>
+        <w:rPr>
+          <w:rFonts w:ascii="Courier New" w:eastAsia="Courier New" w:hAnsi="Courier New" w:cs="Courier New"/>
+          <w:sz w:val="22"/>
+        </w:rPr>
+        <w:t>&lt;style&gt;</w:t>
+      </w:r>
+      <w:r>
+        <w:t xml:space="preserve"> interno como CSS basura, de modo que la regla </w:t>
+      </w:r>
+      <w:r>
+        <w:rPr>
+          <w:rFonts w:ascii="Courier New" w:eastAsia="Courier New" w:hAnsi="Courier New" w:cs="Courier New"/>
+          <w:sz w:val="22"/>
+        </w:rPr>
+        <w:t>.evento</w:t>
+      </w:r>
+      <w:r>
+        <w:t xml:space="preserve"> puede no aplicarse. Es un error latente y confuso para quien mantenga el archivo.</w:t>
+      </w:r>
+    </w:p>
+    <w:p>
+      <w:pPr>
+        <w:pStyle w:val="Listaconvietas"/>
+      </w:pPr>
+      <w:r>
+        <w:rPr>
+          <w:b/>
+        </w:rPr>
+        <w:t>CSS mezclado con el HTML.</w:t>
+      </w:r>
+      <w:r>
+        <w:t xml:space="preserve"> Los estilos embebidos impiden reutilizarlos en otras páginas y cachearlos; lo mantenible es una hoja </w:t>
+      </w:r>
+      <w:r>
+        <w:rPr>
+          <w:rFonts w:ascii="Courier New" w:eastAsia="Courier New" w:hAnsi="Courier New" w:cs="Courier New"/>
+          <w:sz w:val="22"/>
+        </w:rPr>
+        <w:t>styles.css</w:t>
+      </w:r>
+      <w:r>
+        <w:t xml:space="preserve"> externa.</w:t>
+      </w:r>
+    </w:p>
+    <w:p>
+      <w:pPr>
+        <w:pStyle w:val="Listaconvietas"/>
+      </w:pPr>
+      <w:r>
+        <w:rPr>
+          <w:b/>
+        </w:rPr>
+        <w:t xml:space="preserve">JavaScript en línea en atributos </w:t>
+      </w:r>
+      <w:r>
+        <w:rPr>
+          <w:rFonts w:ascii="Courier New" w:eastAsia="Courier New" w:hAnsi="Courier New" w:cs="Courier New"/>
+          <w:b/>
+          <w:sz w:val="22"/>
+        </w:rPr>
+        <w:t>onclick</w:t>
+      </w:r>
+      <w:r>
+        <w:rPr>
+          <w:b/>
+        </w:rPr>
+        <w:t xml:space="preserve"> (líneas 26 y 32).</w:t>
+      </w:r>
+      <w:r>
+        <w:t xml:space="preserve"> Mezcla comportamiento con estructura, es incompatible con una política de seguridad de contenido (CSP) estricta y no se puede probar de forma aislada.</w:t>
+      </w:r>
+    </w:p>
+    <w:p>
+      <w:pPr>
+        <w:pStyle w:val="Listaconvietas"/>
+      </w:pPr>
+      <w:r>
+        <w:rPr>
+          <w:b/>
+        </w:rPr>
+        <w:t>Código duplicado.</w:t>
+      </w:r>
+      <w:r>
+        <w:t xml:space="preserve"> El mismo literal </w:t>
+      </w:r>
+      <w:r>
+        <w:rPr>
+          <w:rFonts w:ascii="Courier New" w:eastAsia="Courier New" w:hAnsi="Courier New" w:cs="Courier New"/>
+          <w:sz w:val="22"/>
+        </w:rPr>
+        <w:t>alert('¡Entrada comprada! (No realmente)')</w:t>
+      </w:r>
+      <w:r>
+        <w:t xml:space="preserve"> aparece dos veces; un cambio en el mensaje exige editar ambos lugares.</w:t>
+      </w:r>
+    </w:p>
+    <w:p>
+      <w:pPr>
+        <w:pStyle w:val="Listaconvietas"/>
+      </w:pPr>
+      <w:r>
+        <w:rPr>
+          <w:b/>
+        </w:rPr>
+        <w:t xml:space="preserve">Uso de </w:t>
+      </w:r>
+      <w:r>
+        <w:rPr>
+          <w:rFonts w:ascii="Courier New" w:eastAsia="Courier New" w:hAnsi="Courier New" w:cs="Courier New"/>
+          <w:b/>
+          <w:sz w:val="22"/>
+        </w:rPr>
+        <w:t>alert()</w:t>
+      </w:r>
+      <w:r>
+        <w:rPr>
+          <w:b/>
+        </w:rPr>
+        <w:t>.</w:t>
+      </w:r>
+      <w:r>
+        <w:t xml:space="preserve"> Bloquea la interfaz y es una mala práctica de experiencia de usuario; además, la “compra” no hace nada real (lógica de negocio simulada en la vista).</w:t>
+      </w:r>
+    </w:p>
+    <w:p>
+      <w:pPr>
+        <w:pStyle w:val="Listaconvietas"/>
+      </w:pPr>
+      <w:r>
+        <w:rPr>
+          <w:b/>
+        </w:rPr>
+        <w:t>Datos “quemados” en el HTML</w:t>
+      </w:r>
+      <w:r>
+        <w:t xml:space="preserve"> (eventos, fechas y año del copyright): cada nuevo evento obliga a editar y desplegar el código.</w:t>
+      </w:r>
+    </w:p>
+    <w:p>
+      <w:pPr>
+        <w:ind w:firstLine="720"/>
+      </w:pPr>
+      <w:r>
+        <w:rPr>
+          <w:b/>
+        </w:rPr>
+        <w:t>¿Por qué esto es “deuda de código”?</w:t>
+      </w:r>
+      <w:r>
+        <w:t xml:space="preserve"> Porque ninguna de estas decisiones impide que la página se vea hoy, pero todas encarecen el mañana: agregar un tercer evento implica copiar otro bloque con otro </w:t>
+      </w:r>
+      <w:r>
+        <w:rPr>
+          <w:rFonts w:ascii="Courier New" w:eastAsia="Courier New" w:hAnsi="Courier New" w:cs="Courier New"/>
+          <w:sz w:val="22"/>
+        </w:rPr>
+        <w:t>onclick</w:t>
+      </w:r>
+      <w:r>
+        <w:t>; cambiar el estilo de los botones exige tocar el HTML; introducir una CSP rompe los botones. El “capital” de la deuda es el atajo y el “interés” es el tiempo extra de cada cambio, que SonarCloud cuantifica en minutos de remediación.</w:t>
+      </w:r>
+    </w:p>
+    <w:p>
+      <w:pPr>
+        <w:keepNext/>
+      </w:pPr>
+      <w:r>
+        <w:rPr>
+          <w:b/>
+        </w:rPr>
+        <w:lastRenderedPageBreak/>
+        <w:t>Figura 11</w:t>
+      </w:r>
+    </w:p>
+    <w:p>
+      <w:pPr>
+        <w:keepNext/>
+      </w:pPr>
+      <w:r>
+        <w:rPr>
+          <w:i/>
+        </w:rPr>
+        <w:t>Dashboard de SonarCloud del Repositorio taller-arquitectura</w:t>
       </w:r>
     </w:p>
     <w:tbl>
@@ -5678,7 +6005,7 @@
               <w:rPr>
                 <w:b/>
               </w:rPr>
-              <w:t xml:space="preserve"> PENDIENTE: fig10_github_repo.png</w:t>
+              <w:t xml:space="preserve"> PENDIENTE: fig11_sonarcloud_dashboard.png</w:t>
             </w:r>
           </w:p>
           <w:p>
@@ -5690,7 +6017,7 @@
               <w:rPr>
                 <w:sz w:val="22"/>
               </w:rPr>
-              <w:t xml:space="preserve">Página principal del repositorio con index.html, main.tf, .github/workflows y los 2 commits </w:t>
+              <w:t xml:space="preserve">Overview del proyecto: Quality Gate, Maintainability (Code Smells, Technical Debt), Reliability y Security </w:t>
             </w:r>
           </w:p>
           <w:p>
@@ -5710,284 +6037,30 @@
         <w:t>Nota.</w:t>
       </w:r>
       <w:r>
-        <w:t xml:space="preserve"> Captura de pantalla de GitHub.</w:t>
+        <w:t xml:space="preserve"> Captura de pantalla de SonarCloud.</w:t>
       </w:r>
     </w:p>
     <w:p/>
     <w:p>
       <w:pPr>
-        <w:pStyle w:val="Ttulo3"/>
-      </w:pPr>
-      <w:r>
-        <w:rPr>
-          <w:rFonts w:ascii="Times New Roman" w:eastAsia="Times New Roman" w:hAnsi="Times New Roman" w:cs="Times New Roman"/>
-        </w:rPr>
-        <w:t>Paso 2: Análisis de Deuda Técnica con SonarCloud</w:t>
-      </w:r>
-    </w:p>
-    <w:p>
-      <w:pPr>
-        <w:ind w:firstLine="720"/>
-      </w:pPr>
-      <w:r>
-        <w:t xml:space="preserve">Inicié sesión en SonarCloud con la cuenta de GitHub, importé el repositorio y ejecuté el análisis automático (Figuras 11 y 12). La deuda técnica es la metáfora de tomar atajos que funcionan hoy pero que generan “intereses”: cada cambio futuro cuesta más hasta que se paga la deuda refactorizando. Los </w:t>
-      </w:r>
+        <w:keepNext/>
+      </w:pPr>
       <w:r>
         <w:rPr>
           <w:b/>
         </w:rPr>
-        <w:t>malos olores</w:t>
-      </w:r>
-      <w:r>
-        <w:t xml:space="preserve"> (</w:t>
-      </w:r>
+        <w:t>Figura 12</w:t>
+      </w:r>
+    </w:p>
+    <w:p>
+      <w:pPr>
+        <w:keepNext/>
+      </w:pPr>
       <w:r>
         <w:rPr>
           <w:i/>
         </w:rPr>
-        <w:t>code smells</w:t>
-      </w:r>
-      <w:r>
-        <w:t>) son los síntomas visibles de esa deuda en el código: no rompen la funcionalidad, pero dificultan entenderlo y cambiarlo (Fowler, 2018). SonarCloud los clasifica en la dimensión de mantenibilidad, estima el tiempo de remediación y asigna una calificación de la A a la E (SonarSource, s.f.).</w:t>
-      </w:r>
-    </w:p>
-    <w:p>
-      <w:pPr>
-        <w:ind w:firstLine="720"/>
-      </w:pPr>
-      <w:r>
-        <w:t xml:space="preserve">Al revisar el </w:t>
-      </w:r>
-      <w:r>
-        <w:rPr>
-          <w:rFonts w:ascii="Courier New" w:eastAsia="Courier New" w:hAnsi="Courier New" w:cs="Courier New"/>
-          <w:sz w:val="22"/>
-        </w:rPr>
-        <w:t>index.html</w:t>
-      </w:r>
-      <w:r>
-        <w:t xml:space="preserve"> del taller, estos son los malos olores intencionales que el análisis pone en evidencia (la lista exacta de reglas depende del perfil de calidad activo, por defecto “Sonar way”):</w:t>
-      </w:r>
-    </w:p>
-    <w:p>
-      <w:pPr>
-        <w:pStyle w:val="Listaconvietas"/>
-      </w:pPr>
-      <w:r>
-        <w:rPr>
-          <w:rFonts w:ascii="Courier New" w:eastAsia="Courier New" w:hAnsi="Courier New" w:cs="Courier New"/>
-          <w:b/>
-          <w:sz w:val="22"/>
-        </w:rPr>
-        <w:t>&lt;style&gt;</w:t>
-      </w:r>
-      <w:r>
-        <w:rPr>
-          <w:b/>
-        </w:rPr>
-        <w:t xml:space="preserve"> anidado dentro de otro </w:t>
-      </w:r>
-      <w:r>
-        <w:rPr>
-          <w:rFonts w:ascii="Courier New" w:eastAsia="Courier New" w:hAnsi="Courier New" w:cs="Courier New"/>
-          <w:b/>
-          <w:sz w:val="22"/>
-        </w:rPr>
-        <w:t>&lt;style&gt;</w:t>
-      </w:r>
-      <w:r>
-        <w:rPr>
-          <w:b/>
-        </w:rPr>
-        <w:t xml:space="preserve"> (líneas 6 a 16).</w:t>
-      </w:r>
-      <w:r>
-        <w:t xml:space="preserve"> Es HTML/CSS inválido: el navegador interpreta el texto </w:t>
-      </w:r>
-      <w:r>
-        <w:rPr>
-          <w:rFonts w:ascii="Courier New" w:eastAsia="Courier New" w:hAnsi="Courier New" w:cs="Courier New"/>
-          <w:sz w:val="22"/>
-        </w:rPr>
-        <w:t>&lt;style&gt;</w:t>
-      </w:r>
-      <w:r>
-        <w:t xml:space="preserve"> interno como CSS basura, de modo que la regla </w:t>
-      </w:r>
-      <w:r>
-        <w:rPr>
-          <w:rFonts w:ascii="Courier New" w:eastAsia="Courier New" w:hAnsi="Courier New" w:cs="Courier New"/>
-          <w:sz w:val="22"/>
-        </w:rPr>
-        <w:t>.evento</w:t>
-      </w:r>
-      <w:r>
-        <w:t xml:space="preserve"> puede no aplicarse. Es un error latente y confuso para quien mantenga el archivo.</w:t>
-      </w:r>
-    </w:p>
-    <w:p>
-      <w:pPr>
-        <w:pStyle w:val="Listaconvietas"/>
-      </w:pPr>
-      <w:r>
-        <w:rPr>
-          <w:b/>
-        </w:rPr>
-        <w:t>CSS mezclado con el HTML.</w:t>
-      </w:r>
-      <w:r>
-        <w:t xml:space="preserve"> Los estilos embebidos impiden reutilizarlos en otras páginas y cachearlos; lo mantenible es una hoja </w:t>
-      </w:r>
-      <w:r>
-        <w:rPr>
-          <w:rFonts w:ascii="Courier New" w:eastAsia="Courier New" w:hAnsi="Courier New" w:cs="Courier New"/>
-          <w:sz w:val="22"/>
-        </w:rPr>
-        <w:t>styles.css</w:t>
-      </w:r>
-      <w:r>
-        <w:t xml:space="preserve"> externa.</w:t>
-      </w:r>
-    </w:p>
-    <w:p>
-      <w:pPr>
-        <w:pStyle w:val="Listaconvietas"/>
-      </w:pPr>
-      <w:r>
-        <w:rPr>
-          <w:b/>
-        </w:rPr>
-        <w:lastRenderedPageBreak/>
-        <w:t xml:space="preserve">JavaScript en línea en atributos </w:t>
-      </w:r>
-      <w:r>
-        <w:rPr>
-          <w:rFonts w:ascii="Courier New" w:eastAsia="Courier New" w:hAnsi="Courier New" w:cs="Courier New"/>
-          <w:b/>
-          <w:sz w:val="22"/>
-        </w:rPr>
-        <w:t>onclick</w:t>
-      </w:r>
-      <w:r>
-        <w:rPr>
-          <w:b/>
-        </w:rPr>
-        <w:t xml:space="preserve"> (líneas 26 y 32).</w:t>
-      </w:r>
-      <w:r>
-        <w:t xml:space="preserve"> Mezcla comportamiento con estructura, es incompatible con una política de seguridad de contenido (CSP) estricta y no se puede probar de forma aislada.</w:t>
-      </w:r>
-    </w:p>
-    <w:p>
-      <w:pPr>
-        <w:pStyle w:val="Listaconvietas"/>
-      </w:pPr>
-      <w:r>
-        <w:rPr>
-          <w:b/>
-        </w:rPr>
-        <w:t>Código duplicado.</w:t>
-      </w:r>
-      <w:r>
-        <w:t xml:space="preserve"> El mismo literal </w:t>
-      </w:r>
-      <w:r>
-        <w:rPr>
-          <w:rFonts w:ascii="Courier New" w:eastAsia="Courier New" w:hAnsi="Courier New" w:cs="Courier New"/>
-          <w:sz w:val="22"/>
-        </w:rPr>
-        <w:t>alert('¡Entrada comprada! (No realmente)')</w:t>
-      </w:r>
-      <w:r>
-        <w:t xml:space="preserve"> aparece dos veces; un cambio en el mensaje exige editar ambos lugares.</w:t>
-      </w:r>
-    </w:p>
-    <w:p>
-      <w:pPr>
-        <w:pStyle w:val="Listaconvietas"/>
-      </w:pPr>
-      <w:r>
-        <w:rPr>
-          <w:b/>
-        </w:rPr>
-        <w:t xml:space="preserve">Uso de </w:t>
-      </w:r>
-      <w:r>
-        <w:rPr>
-          <w:rFonts w:ascii="Courier New" w:eastAsia="Courier New" w:hAnsi="Courier New" w:cs="Courier New"/>
-          <w:b/>
-          <w:sz w:val="22"/>
-        </w:rPr>
-        <w:t>alert()</w:t>
-      </w:r>
-      <w:r>
-        <w:rPr>
-          <w:b/>
-        </w:rPr>
-        <w:t>.</w:t>
-      </w:r>
-      <w:r>
-        <w:t xml:space="preserve"> Bloquea la interfaz y es una mala práctica de experiencia de usuario; además, la “compra” no hace nada real (lógica de negocio simulada en la vista).</w:t>
-      </w:r>
-    </w:p>
-    <w:p>
-      <w:pPr>
-        <w:pStyle w:val="Listaconvietas"/>
-      </w:pPr>
-      <w:r>
-        <w:rPr>
-          <w:b/>
-        </w:rPr>
-        <w:t>Datos “quemados” en el HTML</w:t>
-      </w:r>
-      <w:r>
-        <w:t xml:space="preserve"> (eventos, fechas y año del copyright): cada nuevo evento obliga a editar y desplegar el código.</w:t>
-      </w:r>
-    </w:p>
-    <w:p>
-      <w:pPr>
-        <w:ind w:firstLine="720"/>
-      </w:pPr>
-      <w:r>
-        <w:rPr>
-          <w:b/>
-        </w:rPr>
-        <w:t>¿Por qué esto es “deuda de código”?</w:t>
-      </w:r>
-      <w:r>
-        <w:t xml:space="preserve"> Porque ninguna de estas decisiones impide que la página se vea hoy, pero todas encarecen el mañana: agregar un tercer evento implica copiar otro bloque con otro </w:t>
-      </w:r>
-      <w:r>
-        <w:rPr>
-          <w:rFonts w:ascii="Courier New" w:eastAsia="Courier New" w:hAnsi="Courier New" w:cs="Courier New"/>
-          <w:sz w:val="22"/>
-        </w:rPr>
-        <w:t>onclick</w:t>
-      </w:r>
-      <w:r>
-        <w:t>; cambiar el estilo de los botones exige tocar el HTML; introducir una CSP rompe los botones. El “capital” de la deuda es el atajo y el “interés” es el tiempo extra de cada cambio, que SonarCloud cuantifica en minutos de remediación.</w:t>
-      </w:r>
-    </w:p>
-    <w:p>
-      <w:pPr>
-        <w:keepNext/>
-      </w:pPr>
-      <w:r>
-        <w:rPr>
-          <w:b/>
-        </w:rPr>
-        <w:t>Figura 11</w:t>
-      </w:r>
-    </w:p>
-    <w:p>
-      <w:pPr>
-        <w:keepNext/>
-      </w:pPr>
-      <w:r>
-        <w:rPr>
-          <w:i/>
-        </w:rPr>
-        <w:t>Dashboard de SonarCloud del Repositorio taller-arquitectura</w:t>
+        <w:t>Lista de Code Smells Detectados en index.html</w:t>
       </w:r>
     </w:p>
     <w:tbl>
@@ -6038,7 +6111,7 @@
               <w:rPr>
                 <w:b/>
               </w:rPr>
-              <w:t xml:space="preserve"> PENDIENTE: fig11_sonarcloud_dashboard.png</w:t>
+              <w:t xml:space="preserve"> PENDIENTE: fig12_sonarcloud_code_smells.png</w:t>
             </w:r>
           </w:p>
           <w:p>
@@ -6050,7 +6123,7 @@
               <w:rPr>
                 <w:sz w:val="22"/>
               </w:rPr>
-              <w:t xml:space="preserve">Overview del proyecto: Quality Gate, Maintainability (Code Smells, Technical Debt), Reliability y Security </w:t>
+              <w:t xml:space="preserve">Pestaña Issues filtrada por Type = Code Smell, con los hallazgos de index.html </w:t>
             </w:r>
           </w:p>
           <w:p>
@@ -6076,6 +6149,997 @@
     <w:p/>
     <w:p>
       <w:pPr>
+        <w:pStyle w:val="Ttulo3"/>
+      </w:pPr>
+      <w:r>
+        <w:rPr>
+          <w:rFonts w:ascii="Times New Roman" w:eastAsia="Times New Roman" w:hAnsi="Times New Roman" w:cs="Times New Roman"/>
+        </w:rPr>
+        <w:t>Paso 3: El Ciclo DevOps con GitHub Actions</w:t>
+      </w:r>
+    </w:p>
+    <w:p>
+      <w:pPr>
+        <w:ind w:firstLine="720"/>
+      </w:pPr>
+      <w:r>
+        <w:t>El pipeline del taller (</w:t>
+      </w:r>
+      <w:r>
+        <w:rPr>
+          <w:rFonts w:ascii="Courier New" w:eastAsia="Courier New" w:hAnsi="Courier New" w:cs="Courier New"/>
+          <w:sz w:val="22"/>
+        </w:rPr>
+        <w:t>ci.yml</w:t>
+      </w:r>
+      <w:r>
+        <w:t xml:space="preserve">) se reproduce a continuación. Al hacer el commit del cambio de copyright y el push a </w:t>
+      </w:r>
+      <w:r>
+        <w:rPr>
+          <w:rFonts w:ascii="Courier New" w:eastAsia="Courier New" w:hAnsi="Courier New" w:cs="Courier New"/>
+          <w:sz w:val="22"/>
+        </w:rPr>
+        <w:t>main</w:t>
+      </w:r>
+      <w:r>
+        <w:t xml:space="preserve">, GitHub detectó el archivo en </w:t>
+      </w:r>
+      <w:r>
+        <w:rPr>
+          <w:rFonts w:ascii="Courier New" w:eastAsia="Courier New" w:hAnsi="Courier New" w:cs="Courier New"/>
+          <w:sz w:val="22"/>
+        </w:rPr>
+        <w:t>.github/workflows/</w:t>
+      </w:r>
+      <w:r>
+        <w:t xml:space="preserve"> y ejecutó el flujo automáticamente (Figuras 13 a 15).</w:t>
+      </w:r>
+    </w:p>
+    <w:tbl>
+      <w:tblPr>
+        <w:tblW w:w="0" w:type="auto"/>
+        <w:jc w:val="center"/>
+        <w:tblBorders>
+          <w:top w:val="single" w:sz="4" w:space="0" w:color="999999"/>
+          <w:left w:val="single" w:sz="4" w:space="0" w:color="999999"/>
+          <w:bottom w:val="single" w:sz="4" w:space="0" w:color="999999"/>
+          <w:right w:val="single" w:sz="4" w:space="0" w:color="999999"/>
+          <w:insideH w:val="nil"/>
+          <w:insideV w:val="nil"/>
+        </w:tblBorders>
+        <w:tblLook w:val="04A0" w:firstRow="1" w:lastRow="0" w:firstColumn="1" w:lastColumn="0" w:noHBand="0" w:noVBand="1"/>
+      </w:tblPr>
+      <w:tblGrid>
+        <w:gridCol w:w="9360"/>
+      </w:tblGrid>
+      <w:tr>
+        <w:trPr>
+          <w:jc w:val="center"/>
+        </w:trPr>
+        <w:tc>
+          <w:tcPr>
+            <w:tcW w:w="9360" w:type="dxa"/>
+            <w:shd w:val="clear" w:color="auto" w:fill="F2F2F2"/>
+          </w:tcPr>
+          <w:p>
+            <w:pPr>
+              <w:spacing w:line="240" w:lineRule="auto"/>
+            </w:pPr>
+            <w:r>
+              <w:rPr>
+                <w:rFonts w:ascii="Courier New" w:eastAsia="Courier New" w:hAnsi="Courier New" w:cs="Courier New"/>
+                <w:sz w:val="17"/>
+              </w:rPr>
+              <w:t># Archivo: .github/workflows/ci.yml</w:t>
+            </w:r>
+          </w:p>
+          <w:p>
+            <w:pPr>
+              <w:spacing w:line="240" w:lineRule="auto"/>
+            </w:pPr>
+            <w:r>
+              <w:rPr>
+                <w:rFonts w:ascii="Courier New" w:eastAsia="Courier New" w:hAnsi="Courier New" w:cs="Courier New"/>
+                <w:sz w:val="17"/>
+              </w:rPr>
+              <w:t xml:space="preserve"> </w:t>
+            </w:r>
+          </w:p>
+          <w:p>
+            <w:pPr>
+              <w:spacing w:line="240" w:lineRule="auto"/>
+            </w:pPr>
+            <w:r>
+              <w:rPr>
+                <w:rFonts w:ascii="Courier New" w:eastAsia="Courier New" w:hAnsi="Courier New" w:cs="Courier New"/>
+                <w:sz w:val="17"/>
+              </w:rPr>
+              <w:t>name: Taller CI Pipeline # Nombre del pipeline</w:t>
+            </w:r>
+          </w:p>
+          <w:p>
+            <w:pPr>
+              <w:spacing w:line="240" w:lineRule="auto"/>
+            </w:pPr>
+            <w:r>
+              <w:rPr>
+                <w:rFonts w:ascii="Courier New" w:eastAsia="Courier New" w:hAnsi="Courier New" w:cs="Courier New"/>
+                <w:sz w:val="17"/>
+              </w:rPr>
+              <w:t xml:space="preserve"> </w:t>
+            </w:r>
+          </w:p>
+          <w:p>
+            <w:pPr>
+              <w:spacing w:line="240" w:lineRule="auto"/>
+            </w:pPr>
+            <w:r>
+              <w:rPr>
+                <w:rFonts w:ascii="Courier New" w:eastAsia="Courier New" w:hAnsi="Courier New" w:cs="Courier New"/>
+                <w:sz w:val="17"/>
+              </w:rPr>
+              <w:t>on:</w:t>
+            </w:r>
+          </w:p>
+          <w:p>
+            <w:pPr>
+              <w:spacing w:line="240" w:lineRule="auto"/>
+            </w:pPr>
+            <w:r>
+              <w:rPr>
+                <w:rFonts w:ascii="Courier New" w:eastAsia="Courier New" w:hAnsi="Courier New" w:cs="Courier New"/>
+                <w:sz w:val="17"/>
+              </w:rPr>
+              <w:t xml:space="preserve">  push: # Se activa con CADA push (commit)</w:t>
+            </w:r>
+          </w:p>
+          <w:p>
+            <w:pPr>
+              <w:spacing w:line="240" w:lineRule="auto"/>
+            </w:pPr>
+            <w:r>
+              <w:rPr>
+                <w:rFonts w:ascii="Courier New" w:eastAsia="Courier New" w:hAnsi="Courier New" w:cs="Courier New"/>
+                <w:sz w:val="17"/>
+              </w:rPr>
+              <w:t xml:space="preserve">    branches: [ "main" ] # Solo en la rama principal</w:t>
+            </w:r>
+          </w:p>
+          <w:p>
+            <w:pPr>
+              <w:spacing w:line="240" w:lineRule="auto"/>
+            </w:pPr>
+            <w:r>
+              <w:rPr>
+                <w:rFonts w:ascii="Courier New" w:eastAsia="Courier New" w:hAnsi="Courier New" w:cs="Courier New"/>
+                <w:sz w:val="17"/>
+              </w:rPr>
+              <w:t xml:space="preserve">  workflow_dispatch: # Permite iniciarlo manualmente</w:t>
+            </w:r>
+          </w:p>
+          <w:p>
+            <w:pPr>
+              <w:spacing w:line="240" w:lineRule="auto"/>
+            </w:pPr>
+            <w:r>
+              <w:rPr>
+                <w:rFonts w:ascii="Courier New" w:eastAsia="Courier New" w:hAnsi="Courier New" w:cs="Courier New"/>
+                <w:sz w:val="17"/>
+              </w:rPr>
+              <w:t xml:space="preserve"> </w:t>
+            </w:r>
+          </w:p>
+          <w:p>
+            <w:pPr>
+              <w:spacing w:line="240" w:lineRule="auto"/>
+            </w:pPr>
+            <w:r>
+              <w:rPr>
+                <w:rFonts w:ascii="Courier New" w:eastAsia="Courier New" w:hAnsi="Courier New" w:cs="Courier New"/>
+                <w:sz w:val="17"/>
+              </w:rPr>
+              <w:t>jobs:</w:t>
+            </w:r>
+          </w:p>
+          <w:p>
+            <w:pPr>
+              <w:spacing w:line="240" w:lineRule="auto"/>
+            </w:pPr>
+            <w:r>
+              <w:rPr>
+                <w:rFonts w:ascii="Courier New" w:eastAsia="Courier New" w:hAnsi="Courier New" w:cs="Courier New"/>
+                <w:sz w:val="17"/>
+              </w:rPr>
+              <w:t xml:space="preserve">  # 1. El trabajo de "Construcción" (Build)</w:t>
+            </w:r>
+          </w:p>
+          <w:p>
+            <w:pPr>
+              <w:spacing w:line="240" w:lineRule="auto"/>
+            </w:pPr>
+            <w:r>
+              <w:rPr>
+                <w:rFonts w:ascii="Courier New" w:eastAsia="Courier New" w:hAnsi="Courier New" w:cs="Courier New"/>
+                <w:sz w:val="17"/>
+              </w:rPr>
+              <w:lastRenderedPageBreak/>
+              <w:t xml:space="preserve">  build:</w:t>
+            </w:r>
+          </w:p>
+          <w:p>
+            <w:pPr>
+              <w:spacing w:line="240" w:lineRule="auto"/>
+            </w:pPr>
+            <w:r>
+              <w:rPr>
+                <w:rFonts w:ascii="Courier New" w:eastAsia="Courier New" w:hAnsi="Courier New" w:cs="Courier New"/>
+                <w:sz w:val="17"/>
+              </w:rPr>
+              <w:t xml:space="preserve">    runs-on: ubuntu-latest # Se ejecuta en una máquina virtual de Linux</w:t>
+            </w:r>
+          </w:p>
+          <w:p>
+            <w:pPr>
+              <w:spacing w:line="240" w:lineRule="auto"/>
+            </w:pPr>
+            <w:r>
+              <w:rPr>
+                <w:rFonts w:ascii="Courier New" w:eastAsia="Courier New" w:hAnsi="Courier New" w:cs="Courier New"/>
+                <w:sz w:val="17"/>
+              </w:rPr>
+              <w:t xml:space="preserve"> </w:t>
+            </w:r>
+          </w:p>
+          <w:p>
+            <w:pPr>
+              <w:spacing w:line="240" w:lineRule="auto"/>
+            </w:pPr>
+            <w:r>
+              <w:rPr>
+                <w:rFonts w:ascii="Courier New" w:eastAsia="Courier New" w:hAnsi="Courier New" w:cs="Courier New"/>
+                <w:sz w:val="17"/>
+              </w:rPr>
+              <w:t xml:space="preserve">    steps:</w:t>
+            </w:r>
+          </w:p>
+          <w:p>
+            <w:pPr>
+              <w:spacing w:line="240" w:lineRule="auto"/>
+            </w:pPr>
+            <w:r>
+              <w:rPr>
+                <w:rFonts w:ascii="Courier New" w:eastAsia="Courier New" w:hAnsi="Courier New" w:cs="Courier New"/>
+                <w:sz w:val="17"/>
+              </w:rPr>
+              <w:t xml:space="preserve">      - name: 1. Checkout del código</w:t>
+            </w:r>
+          </w:p>
+          <w:p>
+            <w:pPr>
+              <w:spacing w:line="240" w:lineRule="auto"/>
+            </w:pPr>
+            <w:r>
+              <w:rPr>
+                <w:rFonts w:ascii="Courier New" w:eastAsia="Courier New" w:hAnsi="Courier New" w:cs="Courier New"/>
+                <w:sz w:val="17"/>
+              </w:rPr>
+              <w:t xml:space="preserve">        uses: actions/checkout@v4 # Acción oficial para descargar el código del repo</w:t>
+            </w:r>
+          </w:p>
+          <w:p>
+            <w:pPr>
+              <w:spacing w:line="240" w:lineRule="auto"/>
+            </w:pPr>
+            <w:r>
+              <w:rPr>
+                <w:rFonts w:ascii="Courier New" w:eastAsia="Courier New" w:hAnsi="Courier New" w:cs="Courier New"/>
+                <w:sz w:val="17"/>
+              </w:rPr>
+              <w:t xml:space="preserve"> </w:t>
+            </w:r>
+          </w:p>
+          <w:p>
+            <w:pPr>
+              <w:spacing w:line="240" w:lineRule="auto"/>
+            </w:pPr>
+            <w:r>
+              <w:rPr>
+                <w:rFonts w:ascii="Courier New" w:eastAsia="Courier New" w:hAnsi="Courier New" w:cs="Courier New"/>
+                <w:sz w:val="17"/>
+              </w:rPr>
+              <w:t xml:space="preserve">      - name: 2. Simular una construcción (Build)</w:t>
+            </w:r>
+          </w:p>
+          <w:p>
+            <w:pPr>
+              <w:spacing w:line="240" w:lineRule="auto"/>
+            </w:pPr>
+            <w:r>
+              <w:rPr>
+                <w:rFonts w:ascii="Courier New" w:eastAsia="Courier New" w:hAnsi="Courier New" w:cs="Courier New"/>
+                <w:sz w:val="17"/>
+              </w:rPr>
+              <w:t xml:space="preserve">        run: echo "Construyendo el proyecto... (aquí iría 'npm run build', etc.)"</w:t>
+            </w:r>
+          </w:p>
+          <w:p>
+            <w:pPr>
+              <w:spacing w:line="240" w:lineRule="auto"/>
+            </w:pPr>
+            <w:r>
+              <w:rPr>
+                <w:rFonts w:ascii="Courier New" w:eastAsia="Courier New" w:hAnsi="Courier New" w:cs="Courier New"/>
+                <w:sz w:val="17"/>
+              </w:rPr>
+              <w:t xml:space="preserve"> </w:t>
+            </w:r>
+          </w:p>
+          <w:p>
+            <w:pPr>
+              <w:spacing w:line="240" w:lineRule="auto"/>
+            </w:pPr>
+            <w:r>
+              <w:rPr>
+                <w:rFonts w:ascii="Courier New" w:eastAsia="Courier New" w:hAnsi="Courier New" w:cs="Courier New"/>
+                <w:sz w:val="17"/>
+              </w:rPr>
+              <w:t xml:space="preserve">      - name: 3. Simular guardado de artefacto</w:t>
+            </w:r>
+          </w:p>
+          <w:p>
+            <w:pPr>
+              <w:spacing w:line="240" w:lineRule="auto"/>
+            </w:pPr>
+            <w:r>
+              <w:rPr>
+                <w:rFonts w:ascii="Courier New" w:eastAsia="Courier New" w:hAnsi="Courier New" w:cs="Courier New"/>
+                <w:sz w:val="17"/>
+              </w:rPr>
+              <w:t xml:space="preserve">        run: |</w:t>
+            </w:r>
+          </w:p>
+          <w:p>
+            <w:pPr>
+              <w:spacing w:line="240" w:lineRule="auto"/>
+            </w:pPr>
+            <w:r>
+              <w:rPr>
+                <w:rFonts w:ascii="Courier New" w:eastAsia="Courier New" w:hAnsi="Courier New" w:cs="Courier New"/>
+                <w:sz w:val="17"/>
+              </w:rPr>
+              <w:t xml:space="preserve">          mkdir -p build</w:t>
+            </w:r>
+          </w:p>
+          <w:p>
+            <w:pPr>
+              <w:spacing w:line="240" w:lineRule="auto"/>
+            </w:pPr>
+            <w:r>
+              <w:rPr>
+                <w:rFonts w:ascii="Courier New" w:eastAsia="Courier New" w:hAnsi="Courier New" w:cs="Courier New"/>
+                <w:sz w:val="17"/>
+              </w:rPr>
+              <w:t xml:space="preserve">          cp index.html build/</w:t>
+            </w:r>
+          </w:p>
+          <w:p>
+            <w:pPr>
+              <w:spacing w:line="240" w:lineRule="auto"/>
+            </w:pPr>
+            <w:r>
+              <w:rPr>
+                <w:rFonts w:ascii="Courier New" w:eastAsia="Courier New" w:hAnsi="Courier New" w:cs="Courier New"/>
+                <w:sz w:val="17"/>
+              </w:rPr>
+              <w:t xml:space="preserve">          echo "Archivos 'construidos' movidos a la carpeta /build"</w:t>
+            </w:r>
+          </w:p>
+          <w:p>
+            <w:pPr>
+              <w:spacing w:line="240" w:lineRule="auto"/>
+            </w:pPr>
+            <w:r>
+              <w:rPr>
+                <w:rFonts w:ascii="Courier New" w:eastAsia="Courier New" w:hAnsi="Courier New" w:cs="Courier New"/>
+                <w:sz w:val="17"/>
+              </w:rPr>
+              <w:t xml:space="preserve"> </w:t>
+            </w:r>
+          </w:p>
+          <w:p>
+            <w:pPr>
+              <w:spacing w:line="240" w:lineRule="auto"/>
+            </w:pPr>
+            <w:r>
+              <w:rPr>
+                <w:rFonts w:ascii="Courier New" w:eastAsia="Courier New" w:hAnsi="Courier New" w:cs="Courier New"/>
+                <w:sz w:val="17"/>
+              </w:rPr>
+              <w:t xml:space="preserve">  # 2. El trabajo de "Pruebas" (Test)</w:t>
+            </w:r>
+          </w:p>
+          <w:p>
+            <w:pPr>
+              <w:spacing w:line="240" w:lineRule="auto"/>
+            </w:pPr>
+            <w:r>
+              <w:rPr>
+                <w:rFonts w:ascii="Courier New" w:eastAsia="Courier New" w:hAnsi="Courier New" w:cs="Courier New"/>
+                <w:sz w:val="17"/>
+              </w:rPr>
+              <w:t xml:space="preserve">  test:</w:t>
+            </w:r>
+          </w:p>
+          <w:p>
+            <w:pPr>
+              <w:spacing w:line="240" w:lineRule="auto"/>
+            </w:pPr>
+            <w:r>
+              <w:rPr>
+                <w:rFonts w:ascii="Courier New" w:eastAsia="Courier New" w:hAnsi="Courier New" w:cs="Courier New"/>
+                <w:sz w:val="17"/>
+              </w:rPr>
+              <w:t xml:space="preserve">    needs: build # Este trabajo NO empieza hasta que 'build' termine</w:t>
+            </w:r>
+          </w:p>
+          <w:p>
+            <w:pPr>
+              <w:spacing w:line="240" w:lineRule="auto"/>
+            </w:pPr>
+            <w:r>
+              <w:rPr>
+                <w:rFonts w:ascii="Courier New" w:eastAsia="Courier New" w:hAnsi="Courier New" w:cs="Courier New"/>
+                <w:sz w:val="17"/>
+              </w:rPr>
+              <w:t xml:space="preserve">    runs-on: ubuntu-latest</w:t>
+            </w:r>
+          </w:p>
+          <w:p>
+            <w:pPr>
+              <w:spacing w:line="240" w:lineRule="auto"/>
+            </w:pPr>
+            <w:r>
+              <w:rPr>
+                <w:rFonts w:ascii="Courier New" w:eastAsia="Courier New" w:hAnsi="Courier New" w:cs="Courier New"/>
+                <w:sz w:val="17"/>
+              </w:rPr>
+              <w:t xml:space="preserve"> </w:t>
+            </w:r>
+          </w:p>
+          <w:p>
+            <w:pPr>
+              <w:spacing w:line="240" w:lineRule="auto"/>
+            </w:pPr>
+            <w:r>
+              <w:rPr>
+                <w:rFonts w:ascii="Courier New" w:eastAsia="Courier New" w:hAnsi="Courier New" w:cs="Courier New"/>
+                <w:sz w:val="17"/>
+              </w:rPr>
+              <w:t xml:space="preserve">    steps:</w:t>
+            </w:r>
+          </w:p>
+          <w:p>
+            <w:pPr>
+              <w:spacing w:line="240" w:lineRule="auto"/>
+            </w:pPr>
+            <w:r>
+              <w:rPr>
+                <w:rFonts w:ascii="Courier New" w:eastAsia="Courier New" w:hAnsi="Courier New" w:cs="Courier New"/>
+                <w:sz w:val="17"/>
+              </w:rPr>
+              <w:t xml:space="preserve">      - name: 1. Checkout del código</w:t>
+            </w:r>
+          </w:p>
+          <w:p>
+            <w:pPr>
+              <w:spacing w:line="240" w:lineRule="auto"/>
+            </w:pPr>
+            <w:r>
+              <w:rPr>
+                <w:rFonts w:ascii="Courier New" w:eastAsia="Courier New" w:hAnsi="Courier New" w:cs="Courier New"/>
+                <w:sz w:val="17"/>
+              </w:rPr>
+              <w:t xml:space="preserve">        uses: actions/checkout@v4</w:t>
+            </w:r>
+          </w:p>
+          <w:p>
+            <w:pPr>
+              <w:spacing w:line="240" w:lineRule="auto"/>
+            </w:pPr>
+            <w:r>
+              <w:rPr>
+                <w:rFonts w:ascii="Courier New" w:eastAsia="Courier New" w:hAnsi="Courier New" w:cs="Courier New"/>
+                <w:sz w:val="17"/>
+              </w:rPr>
+              <w:t xml:space="preserve"> </w:t>
+            </w:r>
+          </w:p>
+          <w:p>
+            <w:pPr>
+              <w:spacing w:line="240" w:lineRule="auto"/>
+            </w:pPr>
+            <w:r>
+              <w:rPr>
+                <w:rFonts w:ascii="Courier New" w:eastAsia="Courier New" w:hAnsi="Courier New" w:cs="Courier New"/>
+                <w:sz w:val="17"/>
+              </w:rPr>
+              <w:t xml:space="preserve">      - name: 2. Simular pruebas (Linting)</w:t>
+            </w:r>
+          </w:p>
+          <w:p>
+            <w:pPr>
+              <w:spacing w:line="240" w:lineRule="auto"/>
+            </w:pPr>
+            <w:r>
+              <w:rPr>
+                <w:rFonts w:ascii="Courier New" w:eastAsia="Courier New" w:hAnsi="Courier New" w:cs="Courier New"/>
+                <w:sz w:val="17"/>
+              </w:rPr>
+              <w:t xml:space="preserve">        run: |</w:t>
+            </w:r>
+          </w:p>
+          <w:p>
+            <w:pPr>
+              <w:spacing w:line="240" w:lineRule="auto"/>
+            </w:pPr>
+            <w:r>
+              <w:rPr>
+                <w:rFonts w:ascii="Courier New" w:eastAsia="Courier New" w:hAnsi="Courier New" w:cs="Courier New"/>
+                <w:sz w:val="17"/>
+              </w:rPr>
+              <w:t xml:space="preserve">          echo "Ejecutando pruebas..."</w:t>
+            </w:r>
+          </w:p>
+          <w:p>
+            <w:pPr>
+              <w:spacing w:line="240" w:lineRule="auto"/>
+            </w:pPr>
+            <w:r>
+              <w:rPr>
+                <w:rFonts w:ascii="Courier New" w:eastAsia="Courier New" w:hAnsi="Courier New" w:cs="Courier New"/>
+                <w:sz w:val="17"/>
+              </w:rPr>
+              <w:t xml:space="preserve">          # Simulación de una prueba que busca la palabra "Rock"</w:t>
+            </w:r>
+          </w:p>
+          <w:p>
+            <w:pPr>
+              <w:spacing w:line="240" w:lineRule="auto"/>
+            </w:pPr>
+            <w:r>
+              <w:rPr>
+                <w:rFonts w:ascii="Courier New" w:eastAsia="Courier New" w:hAnsi="Courier New" w:cs="Courier New"/>
+                <w:sz w:val="17"/>
+              </w:rPr>
+              <w:t xml:space="preserve">          grep -q "Rock" index.html</w:t>
+            </w:r>
+          </w:p>
+          <w:p>
+            <w:pPr>
+              <w:spacing w:line="240" w:lineRule="auto"/>
+            </w:pPr>
+            <w:r>
+              <w:rPr>
+                <w:rFonts w:ascii="Courier New" w:eastAsia="Courier New" w:hAnsi="Courier New" w:cs="Courier New"/>
+                <w:sz w:val="17"/>
+              </w:rPr>
+              <w:t xml:space="preserve">          echo "Prueba de 'Linting' pasada."</w:t>
+            </w:r>
+          </w:p>
+          <w:p>
+            <w:pPr>
+              <w:spacing w:line="240" w:lineRule="auto"/>
+            </w:pPr>
+            <w:r>
+              <w:rPr>
+                <w:rFonts w:ascii="Courier New" w:eastAsia="Courier New" w:hAnsi="Courier New" w:cs="Courier New"/>
+                <w:sz w:val="17"/>
+              </w:rPr>
+              <w:t xml:space="preserve"> </w:t>
+            </w:r>
+          </w:p>
+          <w:p>
+            <w:pPr>
+              <w:spacing w:line="240" w:lineRule="auto"/>
+            </w:pPr>
+            <w:r>
+              <w:rPr>
+                <w:rFonts w:ascii="Courier New" w:eastAsia="Courier New" w:hAnsi="Courier New" w:cs="Courier New"/>
+                <w:sz w:val="17"/>
+              </w:rPr>
+              <w:t xml:space="preserve">      - name: 3. Simular pruebas de unidad (Unit Test)</w:t>
+            </w:r>
+          </w:p>
+          <w:p>
+            <w:pPr>
+              <w:spacing w:line="240" w:lineRule="auto"/>
+            </w:pPr>
+            <w:r>
+              <w:rPr>
+                <w:rFonts w:ascii="Courier New" w:eastAsia="Courier New" w:hAnsi="Courier New" w:cs="Courier New"/>
+                <w:sz w:val="17"/>
+              </w:rPr>
+              <w:t xml:space="preserve">        run: |</w:t>
+            </w:r>
+          </w:p>
+          <w:p>
+            <w:pPr>
+              <w:spacing w:line="240" w:lineRule="auto"/>
+            </w:pPr>
+            <w:r>
+              <w:rPr>
+                <w:rFonts w:ascii="Courier New" w:eastAsia="Courier New" w:hAnsi="Courier New" w:cs="Courier New"/>
+                <w:sz w:val="17"/>
+              </w:rPr>
+              <w:t xml:space="preserve">          echo "Ejecutando pruebas de unidad..."</w:t>
+            </w:r>
+          </w:p>
+          <w:p>
+            <w:pPr>
+              <w:spacing w:line="240" w:lineRule="auto"/>
+            </w:pPr>
+            <w:r>
+              <w:rPr>
+                <w:rFonts w:ascii="Courier New" w:eastAsia="Courier New" w:hAnsi="Courier New" w:cs="Courier New"/>
+                <w:sz w:val="17"/>
+              </w:rPr>
+              <w:t xml:space="preserve">          # Simulación de una prueba que busca el copyright</w:t>
+            </w:r>
+          </w:p>
+          <w:p>
+            <w:pPr>
+              <w:spacing w:line="240" w:lineRule="auto"/>
+            </w:pPr>
+            <w:r>
+              <w:rPr>
+                <w:rFonts w:ascii="Courier New" w:eastAsia="Courier New" w:hAnsi="Courier New" w:cs="Courier New"/>
+                <w:sz w:val="17"/>
+              </w:rPr>
+              <w:t xml:space="preserve">          grep -q "EventFlow" index.html</w:t>
+            </w:r>
+          </w:p>
+          <w:p>
+            <w:pPr>
+              <w:spacing w:line="240" w:lineRule="auto"/>
+            </w:pPr>
+            <w:r>
+              <w:rPr>
+                <w:rFonts w:ascii="Courier New" w:eastAsia="Courier New" w:hAnsi="Courier New" w:cs="Courier New"/>
+                <w:sz w:val="17"/>
+              </w:rPr>
+              <w:t xml:space="preserve">          echo "Prueba de 'Copyright' pasada."</w:t>
+            </w:r>
+          </w:p>
+          <w:p>
+            <w:pPr>
+              <w:spacing w:line="240" w:lineRule="auto"/>
+            </w:pPr>
+            <w:r>
+              <w:rPr>
+                <w:rFonts w:ascii="Courier New" w:eastAsia="Courier New" w:hAnsi="Courier New" w:cs="Courier New"/>
+                <w:sz w:val="17"/>
+              </w:rPr>
+              <w:t xml:space="preserve">          </w:t>
+            </w:r>
+          </w:p>
+          <w:p>
+            <w:pPr>
+              <w:spacing w:line="240" w:lineRule="auto"/>
+            </w:pPr>
+            <w:r>
+              <w:rPr>
+                <w:rFonts w:ascii="Courier New" w:eastAsia="Courier New" w:hAnsi="Courier New" w:cs="Courier New"/>
+                <w:sz w:val="17"/>
+              </w:rPr>
+              <w:t xml:space="preserve">      - name: 4. ¡Despliegue simulado!</w:t>
+            </w:r>
+          </w:p>
+          <w:p>
+            <w:pPr>
+              <w:spacing w:line="240" w:lineRule="auto"/>
+            </w:pPr>
+            <w:r>
+              <w:rPr>
+                <w:rFonts w:ascii="Courier New" w:eastAsia="Courier New" w:hAnsi="Courier New" w:cs="Courier New"/>
+                <w:sz w:val="17"/>
+              </w:rPr>
+              <w:t xml:space="preserve">        run: echo "¡Pruebas exitosas! Listo para desplegar."</w:t>
+            </w:r>
+          </w:p>
+        </w:tc>
+      </w:tr>
+    </w:tbl>
+    <w:p/>
+    <w:p>
+      <w:pPr>
+        <w:ind w:firstLine="720"/>
+      </w:pPr>
+      <w:r>
+        <w:rPr>
+          <w:b/>
+        </w:rPr>
+        <w:t>Explicación del ciclo paso a paso</w:t>
+      </w:r>
+      <w:r>
+        <w:t xml:space="preserve"> (GitHub, s.f.):</w:t>
+      </w:r>
+    </w:p>
+    <w:p>
+      <w:pPr>
+        <w:pStyle w:val="Listaconvietas"/>
+      </w:pPr>
+      <w:r>
+        <w:rPr>
+          <w:b/>
+        </w:rPr>
+        <w:t>Codifican → commit/push.</w:t>
+      </w:r>
+      <w:r>
+        <w:t xml:space="preserve"> El desarrollador cambia </w:t>
+      </w:r>
+      <w:r>
+        <w:rPr>
+          <w:rFonts w:ascii="Courier New" w:eastAsia="Courier New" w:hAnsi="Courier New" w:cs="Courier New"/>
+          <w:sz w:val="22"/>
+        </w:rPr>
+        <w:t>2025</w:t>
+      </w:r>
+      <w:r>
+        <w:t xml:space="preserve"> por </w:t>
+      </w:r>
+      <w:r>
+        <w:rPr>
+          <w:rFonts w:ascii="Courier New" w:eastAsia="Courier New" w:hAnsi="Courier New" w:cs="Courier New"/>
+          <w:sz w:val="22"/>
+        </w:rPr>
+        <w:t>2026</w:t>
+      </w:r>
+      <w:r>
+        <w:t xml:space="preserve"> y hace push a </w:t>
+      </w:r>
+      <w:r>
+        <w:rPr>
+          <w:rFonts w:ascii="Courier New" w:eastAsia="Courier New" w:hAnsi="Courier New" w:cs="Courier New"/>
+          <w:sz w:val="22"/>
+        </w:rPr>
+        <w:t>main</w:t>
+      </w:r>
+      <w:r>
+        <w:t xml:space="preserve">. El disparador </w:t>
+      </w:r>
+      <w:r>
+        <w:rPr>
+          <w:rFonts w:ascii="Courier New" w:eastAsia="Courier New" w:hAnsi="Courier New" w:cs="Courier New"/>
+          <w:sz w:val="22"/>
+        </w:rPr>
+        <w:t>on: push: branches: ["main"]</w:t>
+      </w:r>
+      <w:r>
+        <w:t xml:space="preserve"> (líneas 5 a 7) convierte ese evento en una ejecución del pipeline; </w:t>
+      </w:r>
+      <w:r>
+        <w:rPr>
+          <w:rFonts w:ascii="Courier New" w:eastAsia="Courier New" w:hAnsi="Courier New" w:cs="Courier New"/>
+          <w:sz w:val="22"/>
+        </w:rPr>
+        <w:t>workflow_dispatch</w:t>
+      </w:r>
+      <w:r>
+        <w:t xml:space="preserve"> permite lanzarlo también a mano.</w:t>
+      </w:r>
+    </w:p>
+    <w:p>
+      <w:pPr>
+        <w:pStyle w:val="Listaconvietas"/>
+      </w:pPr>
+      <w:r>
+        <w:rPr>
+          <w:b/>
+        </w:rPr>
+        <w:t>Se aprovisiona el entorno.</w:t>
+      </w:r>
+      <w:r>
+        <w:t xml:space="preserve"> Para el job </w:t>
+      </w:r>
+      <w:r>
+        <w:rPr>
+          <w:rFonts w:ascii="Courier New" w:eastAsia="Courier New" w:hAnsi="Courier New" w:cs="Courier New"/>
+          <w:sz w:val="22"/>
+        </w:rPr>
+        <w:t>build</w:t>
+      </w:r>
+      <w:r>
+        <w:t xml:space="preserve"> GitHub crea una máquina virtual limpia </w:t>
+      </w:r>
+      <w:r>
+        <w:rPr>
+          <w:rFonts w:ascii="Courier New" w:eastAsia="Courier New" w:hAnsi="Courier New" w:cs="Courier New"/>
+          <w:sz w:val="22"/>
+        </w:rPr>
+        <w:t>ubuntu-latest</w:t>
+      </w:r>
+      <w:r>
+        <w:t xml:space="preserve"> (línea 13). Que sea limpia es clave: el resultado no depende del computador del desarrollador.</w:t>
+      </w:r>
+    </w:p>
+    <w:p>
+      <w:pPr>
+        <w:pStyle w:val="Listaconvietas"/>
+      </w:pPr>
+      <w:r>
+        <w:rPr>
+          <w:b/>
+        </w:rPr>
+        <w:lastRenderedPageBreak/>
+        <w:t>Se extrae el código.</w:t>
+      </w:r>
+      <w:r>
+        <w:t xml:space="preserve"> El paso </w:t>
+      </w:r>
+      <w:r>
+        <w:rPr>
+          <w:rFonts w:ascii="Courier New" w:eastAsia="Courier New" w:hAnsi="Courier New" w:cs="Courier New"/>
+          <w:sz w:val="22"/>
+        </w:rPr>
+        <w:t>actions/checkout@v4</w:t>
+      </w:r>
+      <w:r>
+        <w:t xml:space="preserve"> descarga el commit exacto que disparó el flujo.</w:t>
+      </w:r>
+    </w:p>
+    <w:p>
+      <w:pPr>
+        <w:pStyle w:val="Listaconvietas"/>
+      </w:pPr>
+      <w:r>
+        <w:rPr>
+          <w:b/>
+        </w:rPr>
+        <w:t>Se construye.</w:t>
+      </w:r>
+      <w:r>
+        <w:t xml:space="preserve"> Los pasos 2 y 3 simulan el build y empaquetan </w:t>
+      </w:r>
+      <w:r>
+        <w:rPr>
+          <w:rFonts w:ascii="Courier New" w:eastAsia="Courier New" w:hAnsi="Courier New" w:cs="Courier New"/>
+          <w:sz w:val="22"/>
+        </w:rPr>
+        <w:t>index.html</w:t>
+      </w:r>
+      <w:r>
+        <w:t xml:space="preserve"> en </w:t>
+      </w:r>
+      <w:r>
+        <w:rPr>
+          <w:rFonts w:ascii="Courier New" w:eastAsia="Courier New" w:hAnsi="Courier New" w:cs="Courier New"/>
+          <w:sz w:val="22"/>
+        </w:rPr>
+        <w:t>build/</w:t>
+      </w:r>
+      <w:r>
+        <w:t xml:space="preserve"> (el “artefacto”).</w:t>
+      </w:r>
+    </w:p>
+    <w:p>
+      <w:pPr>
+        <w:pStyle w:val="Listaconvietas"/>
+      </w:pPr>
+      <w:r>
+        <w:rPr>
+          <w:b/>
+        </w:rPr>
+        <w:t>Se ejecutan pruebas.</w:t>
+      </w:r>
+      <w:r>
+        <w:t xml:space="preserve"> El job </w:t>
+      </w:r>
+      <w:r>
+        <w:rPr>
+          <w:rFonts w:ascii="Courier New" w:eastAsia="Courier New" w:hAnsi="Courier New" w:cs="Courier New"/>
+          <w:sz w:val="22"/>
+        </w:rPr>
+        <w:t>test</w:t>
+      </w:r>
+      <w:r>
+        <w:t xml:space="preserve"> declara </w:t>
+      </w:r>
+      <w:r>
+        <w:rPr>
+          <w:rFonts w:ascii="Courier New" w:eastAsia="Courier New" w:hAnsi="Courier New" w:cs="Courier New"/>
+          <w:sz w:val="22"/>
+        </w:rPr>
+        <w:t>needs: build</w:t>
+      </w:r>
+      <w:r>
+        <w:t xml:space="preserve"> (línea 30): no empieza si el build falla. En otra VM nueva vuelve a hacer checkout y ejecuta dos verificaciones: </w:t>
+      </w:r>
+      <w:r>
+        <w:rPr>
+          <w:rFonts w:ascii="Courier New" w:eastAsia="Courier New" w:hAnsi="Courier New" w:cs="Courier New"/>
+          <w:sz w:val="22"/>
+        </w:rPr>
+        <w:t>grep -q "Rock" index.html</w:t>
+      </w:r>
+      <w:r>
+        <w:t xml:space="preserve"> (simulación de linting) y </w:t>
+      </w:r>
+      <w:r>
+        <w:rPr>
+          <w:rFonts w:ascii="Courier New" w:eastAsia="Courier New" w:hAnsi="Courier New" w:cs="Courier New"/>
+          <w:sz w:val="22"/>
+        </w:rPr>
+        <w:t>grep -q "EventFlow" index.html</w:t>
+      </w:r>
+      <w:r>
+        <w:t xml:space="preserve"> (simulación de prueba unitaria). </w:t>
+      </w:r>
+      <w:r>
+        <w:rPr>
+          <w:rFonts w:ascii="Courier New" w:eastAsia="Courier New" w:hAnsi="Courier New" w:cs="Courier New"/>
+          <w:sz w:val="22"/>
+        </w:rPr>
+        <w:t>grep -q</w:t>
+      </w:r>
+      <w:r>
+        <w:t xml:space="preserve"> devuelve código de salida 1 si no encuentra el texto, y cualquier código distinto de 0 marca el paso en rojo.</w:t>
+      </w:r>
+    </w:p>
+    <w:p>
+      <w:pPr>
+        <w:pStyle w:val="Listaconvietas"/>
+      </w:pPr>
+      <w:r>
+        <w:rPr>
+          <w:b/>
+        </w:rPr>
+        <w:t>Falla o pasa.</w:t>
+      </w:r>
+      <w:r>
+        <w:t xml:space="preserve"> Si todo pasa se ejecuta el “despliegue simulado”; si algo falla, el despliegue no ocurre y GitHub notifica el fallo con el log exacto. Por ejemplo, si alguien borra “Rock” del HTML, el pipeline queda en rojo antes de llegar a producción.</w:t>
+      </w:r>
+    </w:p>
+    <w:p>
+      <w:pPr>
+        <w:ind w:firstLine="720"/>
+      </w:pPr>
+      <w:r>
+        <w:t xml:space="preserve">Esto materializa el principio de “automatización para crear procesos repetitivos y fiables”: el mismo commit produce siempre el mismo resultado, sin pasos manuales que alguien pueda olvidar, con retroalimentación en minutos y con trazabilidad (quién cambió qué y si pasó las pruebas). Como observación de ingeniería, el artefacto </w:t>
+      </w:r>
+      <w:r>
+        <w:rPr>
+          <w:rFonts w:ascii="Courier New" w:eastAsia="Courier New" w:hAnsi="Courier New" w:cs="Courier New"/>
+          <w:sz w:val="22"/>
+        </w:rPr>
+        <w:t>build/</w:t>
+      </w:r>
+      <w:r>
+        <w:t xml:space="preserve"> del primer job no llega al segundo, porque cada job corre en una VM distinta; en un pipeline real se compartiría con </w:t>
+      </w:r>
+      <w:r>
+        <w:rPr>
+          <w:rFonts w:ascii="Courier New" w:eastAsia="Courier New" w:hAnsi="Courier New" w:cs="Courier New"/>
+          <w:sz w:val="22"/>
+        </w:rPr>
+        <w:t>actions/upload-artifact</w:t>
+      </w:r>
+      <w:r>
+        <w:t xml:space="preserve"> y </w:t>
+      </w:r>
+      <w:r>
+        <w:rPr>
+          <w:rFonts w:ascii="Courier New" w:eastAsia="Courier New" w:hAnsi="Courier New" w:cs="Courier New"/>
+          <w:sz w:val="22"/>
+        </w:rPr>
+        <w:t>actions/download-artifact</w:t>
+      </w:r>
+      <w:r>
+        <w:t>. Además, la “prueba de copyright” solo busca la palabra EventFlow y no el año, por lo que no detectaría un copyright desactualizado.</w:t>
+      </w:r>
+    </w:p>
+    <w:p>
+      <w:pPr>
         <w:keepNext/>
       </w:pPr>
       <w:r>
@@ -6083,7 +7147,7 @@
           <w:b/>
         </w:rPr>
         <w:lastRenderedPageBreak/>
-        <w:t>Figura 12</w:t>
+        <w:t>Figura 13</w:t>
       </w:r>
     </w:p>
     <w:p>
@@ -6094,7 +7158,1229 @@
         <w:rPr>
           <w:i/>
         </w:rPr>
-        <w:t>Lista de Code Smells Detectados en index.html</w:t>
+        <w:t>Pestaña Actions con las Ejecuciones del Taller CI Pipeline</w:t>
+      </w:r>
+    </w:p>
+    <w:p>
+      <w:pPr>
+        <w:keepNext/>
+        <w:spacing w:line="240" w:lineRule="auto"/>
+        <w:jc w:val="center"/>
+      </w:pPr>
+      <w:r>
+        <w:rPr>
+          <w:noProof/>
+        </w:rPr>
+        <w:drawing>
+          <wp:inline distT="0" distB="0" distL="0" distR="0" wp14:anchorId="252BD61F" wp14:editId="1DC231B7">
+            <wp:extent cx="5943600" cy="3915988"/>
+            <wp:effectExtent l="0" t="0" r="0" b="0"/>
+            <wp:docPr id="8" name="Picture 8"/>
+            <wp:cNvGraphicFramePr>
+              <a:graphicFrameLocks xmlns:a="http://schemas.openxmlformats.org/drawingml/2006/main" noChangeAspect="1"/>
+            </wp:cNvGraphicFramePr>
+            <a:graphic xmlns:a="http://schemas.openxmlformats.org/drawingml/2006/main">
+              <a:graphicData uri="http://schemas.openxmlformats.org/drawingml/2006/picture">
+                <pic:pic xmlns:pic="http://schemas.openxmlformats.org/drawingml/2006/picture">
+                  <pic:nvPicPr>
+                    <pic:cNvPr id="0" name="fig13_github_actions_lista.png"/>
+                    <pic:cNvPicPr/>
+                  </pic:nvPicPr>
+                  <pic:blipFill>
+                    <a:blip r:embed="rId15"/>
+                    <a:stretch>
+                      <a:fillRect/>
+                    </a:stretch>
+                  </pic:blipFill>
+                  <pic:spPr>
+                    <a:xfrm>
+                      <a:off x="0" y="0"/>
+                      <a:ext cx="5943600" cy="3915988"/>
+                    </a:xfrm>
+                    <a:prstGeom prst="rect">
+                      <a:avLst/>
+                    </a:prstGeom>
+                  </pic:spPr>
+                </pic:pic>
+              </a:graphicData>
+            </a:graphic>
+          </wp:inline>
+        </w:drawing>
+      </w:r>
+    </w:p>
+    <w:p>
+      <w:r>
+        <w:rPr>
+          <w:i/>
+        </w:rPr>
+        <w:t>Nota.</w:t>
+      </w:r>
+      <w:r>
+        <w:t xml:space="preserve"> Captura de pantalla de GitHub Actions.</w:t>
+      </w:r>
+    </w:p>
+    <w:p/>
+    <w:p>
+      <w:pPr>
+        <w:keepNext/>
+      </w:pPr>
+      <w:r>
+        <w:rPr>
+          <w:b/>
+        </w:rPr>
+        <w:lastRenderedPageBreak/>
+        <w:t>Figura 14</w:t>
+      </w:r>
+    </w:p>
+    <w:p>
+      <w:pPr>
+        <w:keepNext/>
+      </w:pPr>
+      <w:r>
+        <w:rPr>
+          <w:i/>
+        </w:rPr>
+        <w:t>Detalle de la Ejecución con los Jobs build y test</w:t>
+      </w:r>
+    </w:p>
+    <w:p>
+      <w:pPr>
+        <w:keepNext/>
+        <w:spacing w:line="240" w:lineRule="auto"/>
+        <w:jc w:val="center"/>
+      </w:pPr>
+      <w:r>
+        <w:rPr>
+          <w:noProof/>
+        </w:rPr>
+        <w:drawing>
+          <wp:inline distT="0" distB="0" distL="0" distR="0" wp14:anchorId="3DF9F3C6" wp14:editId="3909D8E8">
+            <wp:extent cx="5943600" cy="3915988"/>
+            <wp:effectExtent l="0" t="0" r="0" b="0"/>
+            <wp:docPr id="9" name="Picture 9"/>
+            <wp:cNvGraphicFramePr>
+              <a:graphicFrameLocks xmlns:a="http://schemas.openxmlformats.org/drawingml/2006/main" noChangeAspect="1"/>
+            </wp:cNvGraphicFramePr>
+            <a:graphic xmlns:a="http://schemas.openxmlformats.org/drawingml/2006/main">
+              <a:graphicData uri="http://schemas.openxmlformats.org/drawingml/2006/picture">
+                <pic:pic xmlns:pic="http://schemas.openxmlformats.org/drawingml/2006/picture">
+                  <pic:nvPicPr>
+                    <pic:cNvPr id="0" name="fig14_github_actions_run.png"/>
+                    <pic:cNvPicPr/>
+                  </pic:nvPicPr>
+                  <pic:blipFill>
+                    <a:blip r:embed="rId16"/>
+                    <a:stretch>
+                      <a:fillRect/>
+                    </a:stretch>
+                  </pic:blipFill>
+                  <pic:spPr>
+                    <a:xfrm>
+                      <a:off x="0" y="0"/>
+                      <a:ext cx="5943600" cy="3915988"/>
+                    </a:xfrm>
+                    <a:prstGeom prst="rect">
+                      <a:avLst/>
+                    </a:prstGeom>
+                  </pic:spPr>
+                </pic:pic>
+              </a:graphicData>
+            </a:graphic>
+          </wp:inline>
+        </w:drawing>
+      </w:r>
+    </w:p>
+    <w:p>
+      <w:r>
+        <w:rPr>
+          <w:i/>
+        </w:rPr>
+        <w:t>Nota.</w:t>
+      </w:r>
+      <w:r>
+        <w:t xml:space="preserve"> Captura de pantalla de GitHub Actions.</w:t>
+      </w:r>
+    </w:p>
+    <w:p/>
+    <w:p>
+      <w:pPr>
+        <w:keepNext/>
+      </w:pPr>
+      <w:r>
+        <w:rPr>
+          <w:b/>
+        </w:rPr>
+        <w:lastRenderedPageBreak/>
+        <w:t>Figura 15</w:t>
+      </w:r>
+    </w:p>
+    <w:p>
+      <w:pPr>
+        <w:keepNext/>
+      </w:pPr>
+      <w:r>
+        <w:rPr>
+          <w:i/>
+        </w:rPr>
+        <w:t>Pasos del Job test (Checkout, Linting, Unit Test y Despliegue Simulado) Ejecutados con Éxito</w:t>
+      </w:r>
+    </w:p>
+    <w:p>
+      <w:pPr>
+        <w:keepNext/>
+        <w:spacing w:line="240" w:lineRule="auto"/>
+        <w:jc w:val="center"/>
+      </w:pPr>
+      <w:r>
+        <w:rPr>
+          <w:noProof/>
+        </w:rPr>
+        <w:drawing>
+          <wp:inline distT="0" distB="0" distL="0" distR="0" wp14:anchorId="49D31E4A" wp14:editId="433DC6D6">
+            <wp:extent cx="5943600" cy="3915988"/>
+            <wp:effectExtent l="0" t="0" r="0" b="0"/>
+            <wp:docPr id="10" name="Picture 10"/>
+            <wp:cNvGraphicFramePr>
+              <a:graphicFrameLocks xmlns:a="http://schemas.openxmlformats.org/drawingml/2006/main" noChangeAspect="1"/>
+            </wp:cNvGraphicFramePr>
+            <a:graphic xmlns:a="http://schemas.openxmlformats.org/drawingml/2006/main">
+              <a:graphicData uri="http://schemas.openxmlformats.org/drawingml/2006/picture">
+                <pic:pic xmlns:pic="http://schemas.openxmlformats.org/drawingml/2006/picture">
+                  <pic:nvPicPr>
+                    <pic:cNvPr id="0" name="fig15_github_actions_logs.png"/>
+                    <pic:cNvPicPr/>
+                  </pic:nvPicPr>
+                  <pic:blipFill>
+                    <a:blip r:embed="rId17"/>
+                    <a:stretch>
+                      <a:fillRect/>
+                    </a:stretch>
+                  </pic:blipFill>
+                  <pic:spPr>
+                    <a:xfrm>
+                      <a:off x="0" y="0"/>
+                      <a:ext cx="5943600" cy="3915988"/>
+                    </a:xfrm>
+                    <a:prstGeom prst="rect">
+                      <a:avLst/>
+                    </a:prstGeom>
+                  </pic:spPr>
+                </pic:pic>
+              </a:graphicData>
+            </a:graphic>
+          </wp:inline>
+        </w:drawing>
+      </w:r>
+    </w:p>
+    <w:p>
+      <w:r>
+        <w:rPr>
+          <w:i/>
+        </w:rPr>
+        <w:t>Nota.</w:t>
+      </w:r>
+      <w:r>
+        <w:t xml:space="preserve"> Captura de pantalla de GitHub Actions.</w:t>
+      </w:r>
+    </w:p>
+    <w:p/>
+    <w:p>
+      <w:pPr>
+        <w:pStyle w:val="Ttulo3"/>
+      </w:pPr>
+      <w:r>
+        <w:rPr>
+          <w:rFonts w:ascii="Times New Roman" w:eastAsia="Times New Roman" w:hAnsi="Times New Roman" w:cs="Times New Roman"/>
+        </w:rPr>
+        <w:t>Paso 4: Infraestructura como Código con Terraform en Google Cloud Shell</w:t>
+      </w:r>
+    </w:p>
+    <w:p>
+      <w:pPr>
+        <w:ind w:firstLine="720"/>
+      </w:pPr>
+      <w:r>
+        <w:t xml:space="preserve">La infraestructura como código (IaC) consiste en definir servidores, redes y reglas en archivos versionados en lugar de crearlos a mano en una consola. El </w:t>
+      </w:r>
+      <w:r>
+        <w:rPr>
+          <w:rFonts w:ascii="Courier New" w:eastAsia="Courier New" w:hAnsi="Courier New" w:cs="Courier New"/>
+          <w:sz w:val="22"/>
+        </w:rPr>
+        <w:t>main.tf</w:t>
+      </w:r>
+      <w:r>
+        <w:t xml:space="preserve"> del taller declara tres recursos de Google Cloud: una red VPC </w:t>
+      </w:r>
+      <w:r>
+        <w:rPr>
+          <w:rFonts w:ascii="Courier New" w:eastAsia="Courier New" w:hAnsi="Courier New" w:cs="Courier New"/>
+          <w:sz w:val="22"/>
+        </w:rPr>
+        <w:t>taller-arquitectura-vpc</w:t>
+      </w:r>
+      <w:r>
+        <w:t xml:space="preserve"> (línea 25), una regla de firewall que permite HTTP por el puerto 80 desde cualquier IP (líneas 31 a 40) y una máquina virtual </w:t>
+      </w:r>
+      <w:r>
+        <w:rPr>
+          <w:rFonts w:ascii="Courier New" w:eastAsia="Courier New" w:hAnsi="Courier New" w:cs="Courier New"/>
+          <w:sz w:val="22"/>
+        </w:rPr>
+        <w:t>e2-micro</w:t>
+      </w:r>
+      <w:r>
+        <w:t xml:space="preserve"> llamada </w:t>
+      </w:r>
+      <w:r>
+        <w:rPr>
+          <w:rFonts w:ascii="Courier New" w:eastAsia="Courier New" w:hAnsi="Courier New" w:cs="Courier New"/>
+          <w:sz w:val="22"/>
+        </w:rPr>
+        <w:t>eventflow-web-server</w:t>
+      </w:r>
+      <w:r>
+        <w:t xml:space="preserve"> con Debian 11 e IP pública (líneas 43 a 60). En Cloud Shell cloné el repositorio, reemplacé </w:t>
+      </w:r>
+      <w:r>
+        <w:rPr>
+          <w:rFonts w:ascii="Courier New" w:eastAsia="Courier New" w:hAnsi="Courier New" w:cs="Courier New"/>
+          <w:sz w:val="22"/>
+        </w:rPr>
+        <w:t>tu-proyecto-de-gcloud</w:t>
+      </w:r>
+      <w:r>
+        <w:t xml:space="preserve"> (línea 18) por mi Project ID y ejecuté los comandos sin aplicar (Figuras 16 y 17).</w:t>
+      </w:r>
+    </w:p>
+    <w:tbl>
+      <w:tblPr>
+        <w:tblW w:w="0" w:type="auto"/>
+        <w:jc w:val="center"/>
+        <w:tblBorders>
+          <w:top w:val="single" w:sz="4" w:space="0" w:color="999999"/>
+          <w:left w:val="single" w:sz="4" w:space="0" w:color="999999"/>
+          <w:bottom w:val="single" w:sz="4" w:space="0" w:color="999999"/>
+          <w:right w:val="single" w:sz="4" w:space="0" w:color="999999"/>
+          <w:insideH w:val="nil"/>
+          <w:insideV w:val="nil"/>
+        </w:tblBorders>
+        <w:tblLook w:val="04A0" w:firstRow="1" w:lastRow="0" w:firstColumn="1" w:lastColumn="0" w:noHBand="0" w:noVBand="1"/>
+      </w:tblPr>
+      <w:tblGrid>
+        <w:gridCol w:w="9360"/>
+      </w:tblGrid>
+      <w:tr>
+        <w:trPr>
+          <w:jc w:val="center"/>
+        </w:trPr>
+        <w:tc>
+          <w:tcPr>
+            <w:tcW w:w="9360" w:type="dxa"/>
+            <w:shd w:val="clear" w:color="auto" w:fill="F2F2F2"/>
+          </w:tcPr>
+          <w:p>
+            <w:pPr>
+              <w:spacing w:line="240" w:lineRule="auto"/>
+            </w:pPr>
+            <w:r>
+              <w:rPr>
+                <w:rFonts w:ascii="Courier New" w:eastAsia="Courier New" w:hAnsi="Courier New" w:cs="Courier New"/>
+                <w:sz w:val="17"/>
+              </w:rPr>
+              <w:lastRenderedPageBreak/>
+              <w:t># Archivo: main.tf</w:t>
+            </w:r>
+          </w:p>
+          <w:p>
+            <w:pPr>
+              <w:spacing w:line="240" w:lineRule="auto"/>
+            </w:pPr>
+            <w:r>
+              <w:rPr>
+                <w:rFonts w:ascii="Courier New" w:eastAsia="Courier New" w:hAnsi="Courier New" w:cs="Courier New"/>
+                <w:sz w:val="17"/>
+              </w:rPr>
+              <w:t>#</w:t>
+            </w:r>
+          </w:p>
+          <w:p>
+            <w:pPr>
+              <w:spacing w:line="240" w:lineRule="auto"/>
+            </w:pPr>
+            <w:r>
+              <w:rPr>
+                <w:rFonts w:ascii="Courier New" w:eastAsia="Courier New" w:hAnsi="Courier New" w:cs="Courier New"/>
+                <w:sz w:val="17"/>
+              </w:rPr>
+              <w:t># Configuración de Terraform para el Taller de Arquitectura</w:t>
+            </w:r>
+          </w:p>
+          <w:p>
+            <w:pPr>
+              <w:spacing w:line="240" w:lineRule="auto"/>
+            </w:pPr>
+            <w:r>
+              <w:rPr>
+                <w:rFonts w:ascii="Courier New" w:eastAsia="Courier New" w:hAnsi="Courier New" w:cs="Courier New"/>
+                <w:sz w:val="17"/>
+              </w:rPr>
+              <w:t># ¡OJO! Esto es solo para demostración en Cloud Shell.</w:t>
+            </w:r>
+          </w:p>
+          <w:p>
+            <w:pPr>
+              <w:spacing w:line="240" w:lineRule="auto"/>
+            </w:pPr>
+            <w:r>
+              <w:rPr>
+                <w:rFonts w:ascii="Courier New" w:eastAsia="Courier New" w:hAnsi="Courier New" w:cs="Courier New"/>
+                <w:sz w:val="17"/>
+              </w:rPr>
+              <w:t># No creará recursos reales a menos que se aplique (no lo haremos).</w:t>
+            </w:r>
+          </w:p>
+          <w:p>
+            <w:pPr>
+              <w:spacing w:line="240" w:lineRule="auto"/>
+            </w:pPr>
+            <w:r>
+              <w:rPr>
+                <w:rFonts w:ascii="Courier New" w:eastAsia="Courier New" w:hAnsi="Courier New" w:cs="Courier New"/>
+                <w:sz w:val="17"/>
+              </w:rPr>
+              <w:t xml:space="preserve"> </w:t>
+            </w:r>
+          </w:p>
+          <w:p>
+            <w:pPr>
+              <w:spacing w:line="240" w:lineRule="auto"/>
+            </w:pPr>
+            <w:r>
+              <w:rPr>
+                <w:rFonts w:ascii="Courier New" w:eastAsia="Courier New" w:hAnsi="Courier New" w:cs="Courier New"/>
+                <w:sz w:val="17"/>
+              </w:rPr>
+              <w:t>terraform {</w:t>
+            </w:r>
+          </w:p>
+          <w:p>
+            <w:pPr>
+              <w:spacing w:line="240" w:lineRule="auto"/>
+            </w:pPr>
+            <w:r>
+              <w:rPr>
+                <w:rFonts w:ascii="Courier New" w:eastAsia="Courier New" w:hAnsi="Courier New" w:cs="Courier New"/>
+                <w:sz w:val="17"/>
+              </w:rPr>
+              <w:t xml:space="preserve">  required_providers {</w:t>
+            </w:r>
+          </w:p>
+          <w:p>
+            <w:pPr>
+              <w:spacing w:line="240" w:lineRule="auto"/>
+            </w:pPr>
+            <w:r>
+              <w:rPr>
+                <w:rFonts w:ascii="Courier New" w:eastAsia="Courier New" w:hAnsi="Courier New" w:cs="Courier New"/>
+                <w:sz w:val="17"/>
+              </w:rPr>
+              <w:t xml:space="preserve">    # Usaremos el proveedor de Google Cloud</w:t>
+            </w:r>
+          </w:p>
+          <w:p>
+            <w:pPr>
+              <w:spacing w:line="240" w:lineRule="auto"/>
+            </w:pPr>
+            <w:r>
+              <w:rPr>
+                <w:rFonts w:ascii="Courier New" w:eastAsia="Courier New" w:hAnsi="Courier New" w:cs="Courier New"/>
+                <w:sz w:val="17"/>
+              </w:rPr>
+              <w:t xml:space="preserve">    google = {</w:t>
+            </w:r>
+          </w:p>
+          <w:p>
+            <w:pPr>
+              <w:spacing w:line="240" w:lineRule="auto"/>
+            </w:pPr>
+            <w:r>
+              <w:rPr>
+                <w:rFonts w:ascii="Courier New" w:eastAsia="Courier New" w:hAnsi="Courier New" w:cs="Courier New"/>
+                <w:sz w:val="17"/>
+              </w:rPr>
+              <w:t xml:space="preserve">      source  = "hashicorp/google"</w:t>
+            </w:r>
+          </w:p>
+          <w:p>
+            <w:pPr>
+              <w:spacing w:line="240" w:lineRule="auto"/>
+            </w:pPr>
+            <w:r>
+              <w:rPr>
+                <w:rFonts w:ascii="Courier New" w:eastAsia="Courier New" w:hAnsi="Courier New" w:cs="Courier New"/>
+                <w:sz w:val="17"/>
+              </w:rPr>
+              <w:t xml:space="preserve">      version = "5.10.0"</w:t>
+            </w:r>
+          </w:p>
+          <w:p>
+            <w:pPr>
+              <w:spacing w:line="240" w:lineRule="auto"/>
+            </w:pPr>
+            <w:r>
+              <w:rPr>
+                <w:rFonts w:ascii="Courier New" w:eastAsia="Courier New" w:hAnsi="Courier New" w:cs="Courier New"/>
+                <w:sz w:val="17"/>
+              </w:rPr>
+              <w:t xml:space="preserve">    }</w:t>
+            </w:r>
+          </w:p>
+          <w:p>
+            <w:pPr>
+              <w:spacing w:line="240" w:lineRule="auto"/>
+            </w:pPr>
+            <w:r>
+              <w:rPr>
+                <w:rFonts w:ascii="Courier New" w:eastAsia="Courier New" w:hAnsi="Courier New" w:cs="Courier New"/>
+                <w:sz w:val="17"/>
+              </w:rPr>
+              <w:t xml:space="preserve">  }</w:t>
+            </w:r>
+          </w:p>
+          <w:p>
+            <w:pPr>
+              <w:spacing w:line="240" w:lineRule="auto"/>
+            </w:pPr>
+            <w:r>
+              <w:rPr>
+                <w:rFonts w:ascii="Courier New" w:eastAsia="Courier New" w:hAnsi="Courier New" w:cs="Courier New"/>
+                <w:sz w:val="17"/>
+              </w:rPr>
+              <w:t>}</w:t>
+            </w:r>
+          </w:p>
+          <w:p>
+            <w:pPr>
+              <w:spacing w:line="240" w:lineRule="auto"/>
+            </w:pPr>
+            <w:r>
+              <w:rPr>
+                <w:rFonts w:ascii="Courier New" w:eastAsia="Courier New" w:hAnsi="Courier New" w:cs="Courier New"/>
+                <w:sz w:val="17"/>
+              </w:rPr>
+              <w:t xml:space="preserve"> </w:t>
+            </w:r>
+          </w:p>
+          <w:p>
+            <w:pPr>
+              <w:spacing w:line="240" w:lineRule="auto"/>
+            </w:pPr>
+            <w:r>
+              <w:rPr>
+                <w:rFonts w:ascii="Courier New" w:eastAsia="Courier New" w:hAnsi="Courier New" w:cs="Courier New"/>
+                <w:sz w:val="17"/>
+              </w:rPr>
+              <w:t>provider "google" {</w:t>
+            </w:r>
+          </w:p>
+          <w:p>
+            <w:pPr>
+              <w:spacing w:line="240" w:lineRule="auto"/>
+            </w:pPr>
+            <w:r>
+              <w:rPr>
+                <w:rFonts w:ascii="Courier New" w:eastAsia="Courier New" w:hAnsi="Courier New" w:cs="Courier New"/>
+                <w:sz w:val="17"/>
+              </w:rPr>
+              <w:t xml:space="preserve">  project = "tu-proyecto-de-gcloud" # Esto es solo un placeholder</w:t>
+            </w:r>
+          </w:p>
+          <w:p>
+            <w:pPr>
+              <w:spacing w:line="240" w:lineRule="auto"/>
+            </w:pPr>
+            <w:r>
+              <w:rPr>
+                <w:rFonts w:ascii="Courier New" w:eastAsia="Courier New" w:hAnsi="Courier New" w:cs="Courier New"/>
+                <w:sz w:val="17"/>
+              </w:rPr>
+              <w:t xml:space="preserve">  region  = "us-central1"</w:t>
+            </w:r>
+          </w:p>
+          <w:p>
+            <w:pPr>
+              <w:spacing w:line="240" w:lineRule="auto"/>
+            </w:pPr>
+            <w:r>
+              <w:rPr>
+                <w:rFonts w:ascii="Courier New" w:eastAsia="Courier New" w:hAnsi="Courier New" w:cs="Courier New"/>
+                <w:sz w:val="17"/>
+              </w:rPr>
+              <w:t xml:space="preserve">  zone    = "us-central1-c"</w:t>
+            </w:r>
+          </w:p>
+          <w:p>
+            <w:pPr>
+              <w:spacing w:line="240" w:lineRule="auto"/>
+            </w:pPr>
+            <w:r>
+              <w:rPr>
+                <w:rFonts w:ascii="Courier New" w:eastAsia="Courier New" w:hAnsi="Courier New" w:cs="Courier New"/>
+                <w:sz w:val="17"/>
+              </w:rPr>
+              <w:t>}</w:t>
+            </w:r>
+          </w:p>
+          <w:p>
+            <w:pPr>
+              <w:spacing w:line="240" w:lineRule="auto"/>
+            </w:pPr>
+            <w:r>
+              <w:rPr>
+                <w:rFonts w:ascii="Courier New" w:eastAsia="Courier New" w:hAnsi="Courier New" w:cs="Courier New"/>
+                <w:sz w:val="17"/>
+              </w:rPr>
+              <w:t xml:space="preserve"> </w:t>
+            </w:r>
+          </w:p>
+          <w:p>
+            <w:pPr>
+              <w:spacing w:line="240" w:lineRule="auto"/>
+            </w:pPr>
+            <w:r>
+              <w:rPr>
+                <w:rFonts w:ascii="Courier New" w:eastAsia="Courier New" w:hAnsi="Courier New" w:cs="Courier New"/>
+                <w:sz w:val="17"/>
+              </w:rPr>
+              <w:t># Definición de "infraestructura como código" [cite: 37, 100]</w:t>
+            </w:r>
+          </w:p>
+          <w:p>
+            <w:pPr>
+              <w:spacing w:line="240" w:lineRule="auto"/>
+            </w:pPr>
+            <w:r>
+              <w:rPr>
+                <w:rFonts w:ascii="Courier New" w:eastAsia="Courier New" w:hAnsi="Courier New" w:cs="Courier New"/>
+                <w:sz w:val="17"/>
+              </w:rPr>
+              <w:t># 1. Una red virtual para nuestra app</w:t>
+            </w:r>
+          </w:p>
+          <w:p>
+            <w:pPr>
+              <w:spacing w:line="240" w:lineRule="auto"/>
+            </w:pPr>
+            <w:r>
+              <w:rPr>
+                <w:rFonts w:ascii="Courier New" w:eastAsia="Courier New" w:hAnsi="Courier New" w:cs="Courier New"/>
+                <w:sz w:val="17"/>
+              </w:rPr>
+              <w:t>resource "google_compute_network" "vpc_network" {</w:t>
+            </w:r>
+          </w:p>
+          <w:p>
+            <w:pPr>
+              <w:spacing w:line="240" w:lineRule="auto"/>
+            </w:pPr>
+            <w:r>
+              <w:rPr>
+                <w:rFonts w:ascii="Courier New" w:eastAsia="Courier New" w:hAnsi="Courier New" w:cs="Courier New"/>
+                <w:sz w:val="17"/>
+              </w:rPr>
+              <w:t xml:space="preserve">  name = "taller-arquitectura-vpc"</w:t>
+            </w:r>
+          </w:p>
+          <w:p>
+            <w:pPr>
+              <w:spacing w:line="240" w:lineRule="auto"/>
+            </w:pPr>
+            <w:r>
+              <w:rPr>
+                <w:rFonts w:ascii="Courier New" w:eastAsia="Courier New" w:hAnsi="Courier New" w:cs="Courier New"/>
+                <w:sz w:val="17"/>
+              </w:rPr>
+              <w:t xml:space="preserve">  auto_create_subnetworks = true</w:t>
+            </w:r>
+          </w:p>
+          <w:p>
+            <w:pPr>
+              <w:spacing w:line="240" w:lineRule="auto"/>
+            </w:pPr>
+            <w:r>
+              <w:rPr>
+                <w:rFonts w:ascii="Courier New" w:eastAsia="Courier New" w:hAnsi="Courier New" w:cs="Courier New"/>
+                <w:sz w:val="17"/>
+              </w:rPr>
+              <w:t>}</w:t>
+            </w:r>
+          </w:p>
+          <w:p>
+            <w:pPr>
+              <w:spacing w:line="240" w:lineRule="auto"/>
+            </w:pPr>
+            <w:r>
+              <w:rPr>
+                <w:rFonts w:ascii="Courier New" w:eastAsia="Courier New" w:hAnsi="Courier New" w:cs="Courier New"/>
+                <w:sz w:val="17"/>
+              </w:rPr>
+              <w:t xml:space="preserve"> </w:t>
+            </w:r>
+          </w:p>
+          <w:p>
+            <w:pPr>
+              <w:spacing w:line="240" w:lineRule="auto"/>
+            </w:pPr>
+            <w:r>
+              <w:rPr>
+                <w:rFonts w:ascii="Courier New" w:eastAsia="Courier New" w:hAnsi="Courier New" w:cs="Courier New"/>
+                <w:sz w:val="17"/>
+              </w:rPr>
+              <w:t># 2. Una regla de firewall para permitir tráfico web (HTTP)</w:t>
+            </w:r>
+          </w:p>
+          <w:p>
+            <w:pPr>
+              <w:spacing w:line="240" w:lineRule="auto"/>
+            </w:pPr>
+            <w:r>
+              <w:rPr>
+                <w:rFonts w:ascii="Courier New" w:eastAsia="Courier New" w:hAnsi="Courier New" w:cs="Courier New"/>
+                <w:sz w:val="17"/>
+              </w:rPr>
+              <w:t>resource "google_compute_firewall" "default" {</w:t>
+            </w:r>
+          </w:p>
+          <w:p>
+            <w:pPr>
+              <w:spacing w:line="240" w:lineRule="auto"/>
+            </w:pPr>
+            <w:r>
+              <w:rPr>
+                <w:rFonts w:ascii="Courier New" w:eastAsia="Courier New" w:hAnsi="Courier New" w:cs="Courier New"/>
+                <w:sz w:val="17"/>
+              </w:rPr>
+              <w:t xml:space="preserve">  name    = "taller-firewall-allow-http"</w:t>
+            </w:r>
+          </w:p>
+          <w:p>
+            <w:pPr>
+              <w:spacing w:line="240" w:lineRule="auto"/>
+            </w:pPr>
+            <w:r>
+              <w:rPr>
+                <w:rFonts w:ascii="Courier New" w:eastAsia="Courier New" w:hAnsi="Courier New" w:cs="Courier New"/>
+                <w:sz w:val="17"/>
+              </w:rPr>
+              <w:t xml:space="preserve">  network = google_compute_network.vpc_network.name</w:t>
+            </w:r>
+          </w:p>
+          <w:p>
+            <w:pPr>
+              <w:spacing w:line="240" w:lineRule="auto"/>
+            </w:pPr>
+            <w:r>
+              <w:rPr>
+                <w:rFonts w:ascii="Courier New" w:eastAsia="Courier New" w:hAnsi="Courier New" w:cs="Courier New"/>
+                <w:sz w:val="17"/>
+              </w:rPr>
+              <w:t xml:space="preserve">  </w:t>
+            </w:r>
+          </w:p>
+          <w:p>
+            <w:pPr>
+              <w:spacing w:line="240" w:lineRule="auto"/>
+            </w:pPr>
+            <w:r>
+              <w:rPr>
+                <w:rFonts w:ascii="Courier New" w:eastAsia="Courier New" w:hAnsi="Courier New" w:cs="Courier New"/>
+                <w:sz w:val="17"/>
+              </w:rPr>
+              <w:t xml:space="preserve">  allow {</w:t>
+            </w:r>
+          </w:p>
+          <w:p>
+            <w:pPr>
+              <w:spacing w:line="240" w:lineRule="auto"/>
+            </w:pPr>
+            <w:r>
+              <w:rPr>
+                <w:rFonts w:ascii="Courier New" w:eastAsia="Courier New" w:hAnsi="Courier New" w:cs="Courier New"/>
+                <w:sz w:val="17"/>
+              </w:rPr>
+              <w:t xml:space="preserve">    protocol = "tcp"</w:t>
+            </w:r>
+          </w:p>
+          <w:p>
+            <w:pPr>
+              <w:spacing w:line="240" w:lineRule="auto"/>
+            </w:pPr>
+            <w:r>
+              <w:rPr>
+                <w:rFonts w:ascii="Courier New" w:eastAsia="Courier New" w:hAnsi="Courier New" w:cs="Courier New"/>
+                <w:sz w:val="17"/>
+              </w:rPr>
+              <w:t xml:space="preserve">    ports    = ["80"] # Puerto HTTP</w:t>
+            </w:r>
+          </w:p>
+          <w:p>
+            <w:pPr>
+              <w:spacing w:line="240" w:lineRule="auto"/>
+            </w:pPr>
+            <w:r>
+              <w:rPr>
+                <w:rFonts w:ascii="Courier New" w:eastAsia="Courier New" w:hAnsi="Courier New" w:cs="Courier New"/>
+                <w:sz w:val="17"/>
+              </w:rPr>
+              <w:t xml:space="preserve">  }</w:t>
+            </w:r>
+          </w:p>
+          <w:p>
+            <w:pPr>
+              <w:spacing w:line="240" w:lineRule="auto"/>
+            </w:pPr>
+            <w:r>
+              <w:rPr>
+                <w:rFonts w:ascii="Courier New" w:eastAsia="Courier New" w:hAnsi="Courier New" w:cs="Courier New"/>
+                <w:sz w:val="17"/>
+              </w:rPr>
+              <w:t xml:space="preserve">  source_ranges = ["0.0.0.0/0"] # Permitir desde cualquier IP</w:t>
+            </w:r>
+          </w:p>
+          <w:p>
+            <w:pPr>
+              <w:spacing w:line="240" w:lineRule="auto"/>
+            </w:pPr>
+            <w:r>
+              <w:rPr>
+                <w:rFonts w:ascii="Courier New" w:eastAsia="Courier New" w:hAnsi="Courier New" w:cs="Courier New"/>
+                <w:sz w:val="17"/>
+              </w:rPr>
+              <w:t>}</w:t>
+            </w:r>
+          </w:p>
+          <w:p>
+            <w:pPr>
+              <w:spacing w:line="240" w:lineRule="auto"/>
+            </w:pPr>
+            <w:r>
+              <w:rPr>
+                <w:rFonts w:ascii="Courier New" w:eastAsia="Courier New" w:hAnsi="Courier New" w:cs="Courier New"/>
+                <w:sz w:val="17"/>
+              </w:rPr>
+              <w:t xml:space="preserve"> </w:t>
+            </w:r>
+          </w:p>
+          <w:p>
+            <w:pPr>
+              <w:spacing w:line="240" w:lineRule="auto"/>
+            </w:pPr>
+            <w:r>
+              <w:rPr>
+                <w:rFonts w:ascii="Courier New" w:eastAsia="Courier New" w:hAnsi="Courier New" w:cs="Courier New"/>
+                <w:sz w:val="17"/>
+              </w:rPr>
+              <w:t># 3. Un servidor web (máquina virtual)</w:t>
+            </w:r>
+          </w:p>
+          <w:p>
+            <w:pPr>
+              <w:spacing w:line="240" w:lineRule="auto"/>
+            </w:pPr>
+            <w:r>
+              <w:rPr>
+                <w:rFonts w:ascii="Courier New" w:eastAsia="Courier New" w:hAnsi="Courier New" w:cs="Courier New"/>
+                <w:sz w:val="17"/>
+              </w:rPr>
+              <w:t>resource "google_compute_instance" "web_server" {</w:t>
+            </w:r>
+          </w:p>
+          <w:p>
+            <w:pPr>
+              <w:spacing w:line="240" w:lineRule="auto"/>
+            </w:pPr>
+            <w:r>
+              <w:rPr>
+                <w:rFonts w:ascii="Courier New" w:eastAsia="Courier New" w:hAnsi="Courier New" w:cs="Courier New"/>
+                <w:sz w:val="17"/>
+              </w:rPr>
+              <w:t xml:space="preserve">  name         = "eventflow-web-server"</w:t>
+            </w:r>
+          </w:p>
+          <w:p>
+            <w:pPr>
+              <w:spacing w:line="240" w:lineRule="auto"/>
+            </w:pPr>
+            <w:r>
+              <w:rPr>
+                <w:rFonts w:ascii="Courier New" w:eastAsia="Courier New" w:hAnsi="Courier New" w:cs="Courier New"/>
+                <w:sz w:val="17"/>
+              </w:rPr>
+              <w:t xml:space="preserve">  machine_type = "e2-micro" # Una máquina pequeña y barata</w:t>
+            </w:r>
+          </w:p>
+          <w:p>
+            <w:pPr>
+              <w:spacing w:line="240" w:lineRule="auto"/>
+            </w:pPr>
+            <w:r>
+              <w:rPr>
+                <w:rFonts w:ascii="Courier New" w:eastAsia="Courier New" w:hAnsi="Courier New" w:cs="Courier New"/>
+                <w:sz w:val="17"/>
+              </w:rPr>
+              <w:t xml:space="preserve">  zone         = "us-central1-c"</w:t>
+            </w:r>
+          </w:p>
+          <w:p>
+            <w:pPr>
+              <w:spacing w:line="240" w:lineRule="auto"/>
+            </w:pPr>
+            <w:r>
+              <w:rPr>
+                <w:rFonts w:ascii="Courier New" w:eastAsia="Courier New" w:hAnsi="Courier New" w:cs="Courier New"/>
+                <w:sz w:val="17"/>
+              </w:rPr>
+              <w:t xml:space="preserve"> </w:t>
+            </w:r>
+          </w:p>
+          <w:p>
+            <w:pPr>
+              <w:spacing w:line="240" w:lineRule="auto"/>
+            </w:pPr>
+            <w:r>
+              <w:rPr>
+                <w:rFonts w:ascii="Courier New" w:eastAsia="Courier New" w:hAnsi="Courier New" w:cs="Courier New"/>
+                <w:sz w:val="17"/>
+              </w:rPr>
+              <w:t xml:space="preserve">  boot_disk {</w:t>
+            </w:r>
+          </w:p>
+          <w:p>
+            <w:pPr>
+              <w:spacing w:line="240" w:lineRule="auto"/>
+            </w:pPr>
+            <w:r>
+              <w:rPr>
+                <w:rFonts w:ascii="Courier New" w:eastAsia="Courier New" w:hAnsi="Courier New" w:cs="Courier New"/>
+                <w:sz w:val="17"/>
+              </w:rPr>
+              <w:t xml:space="preserve">    initialize_params {</w:t>
+            </w:r>
+          </w:p>
+          <w:p>
+            <w:pPr>
+              <w:spacing w:line="240" w:lineRule="auto"/>
+            </w:pPr>
+            <w:r>
+              <w:rPr>
+                <w:rFonts w:ascii="Courier New" w:eastAsia="Courier New" w:hAnsi="Courier New" w:cs="Courier New"/>
+                <w:sz w:val="17"/>
+              </w:rPr>
+              <w:t xml:space="preserve">      image = "debian-cloud/debian-11"</w:t>
+            </w:r>
+          </w:p>
+          <w:p>
+            <w:pPr>
+              <w:spacing w:line="240" w:lineRule="auto"/>
+            </w:pPr>
+            <w:r>
+              <w:rPr>
+                <w:rFonts w:ascii="Courier New" w:eastAsia="Courier New" w:hAnsi="Courier New" w:cs="Courier New"/>
+                <w:sz w:val="17"/>
+              </w:rPr>
+              <w:t xml:space="preserve">    }</w:t>
+            </w:r>
+          </w:p>
+          <w:p>
+            <w:pPr>
+              <w:spacing w:line="240" w:lineRule="auto"/>
+            </w:pPr>
+            <w:r>
+              <w:rPr>
+                <w:rFonts w:ascii="Courier New" w:eastAsia="Courier New" w:hAnsi="Courier New" w:cs="Courier New"/>
+                <w:sz w:val="17"/>
+              </w:rPr>
+              <w:t xml:space="preserve">  }</w:t>
+            </w:r>
+          </w:p>
+          <w:p>
+            <w:pPr>
+              <w:spacing w:line="240" w:lineRule="auto"/>
+            </w:pPr>
+            <w:r>
+              <w:rPr>
+                <w:rFonts w:ascii="Courier New" w:eastAsia="Courier New" w:hAnsi="Courier New" w:cs="Courier New"/>
+                <w:sz w:val="17"/>
+              </w:rPr>
+              <w:t xml:space="preserve"> </w:t>
+            </w:r>
+          </w:p>
+          <w:p>
+            <w:pPr>
+              <w:spacing w:line="240" w:lineRule="auto"/>
+            </w:pPr>
+            <w:r>
+              <w:rPr>
+                <w:rFonts w:ascii="Courier New" w:eastAsia="Courier New" w:hAnsi="Courier New" w:cs="Courier New"/>
+                <w:sz w:val="17"/>
+              </w:rPr>
+              <w:t xml:space="preserve">  network_interface {</w:t>
+            </w:r>
+          </w:p>
+          <w:p>
+            <w:pPr>
+              <w:spacing w:line="240" w:lineRule="auto"/>
+            </w:pPr>
+            <w:r>
+              <w:rPr>
+                <w:rFonts w:ascii="Courier New" w:eastAsia="Courier New" w:hAnsi="Courier New" w:cs="Courier New"/>
+                <w:sz w:val="17"/>
+              </w:rPr>
+              <w:t xml:space="preserve">    network = google_compute_network.vpc_network.name</w:t>
+            </w:r>
+          </w:p>
+          <w:p>
+            <w:pPr>
+              <w:spacing w:line="240" w:lineRule="auto"/>
+            </w:pPr>
+            <w:r>
+              <w:rPr>
+                <w:rFonts w:ascii="Courier New" w:eastAsia="Courier New" w:hAnsi="Courier New" w:cs="Courier New"/>
+                <w:sz w:val="17"/>
+              </w:rPr>
+              <w:t xml:space="preserve">    access_config {</w:t>
+            </w:r>
+          </w:p>
+          <w:p>
+            <w:pPr>
+              <w:spacing w:line="240" w:lineRule="auto"/>
+            </w:pPr>
+            <w:r>
+              <w:rPr>
+                <w:rFonts w:ascii="Courier New" w:eastAsia="Courier New" w:hAnsi="Courier New" w:cs="Courier New"/>
+                <w:sz w:val="17"/>
+              </w:rPr>
+              <w:t xml:space="preserve">      # Asigna una IP pública (efímera)</w:t>
+            </w:r>
+          </w:p>
+          <w:p>
+            <w:pPr>
+              <w:spacing w:line="240" w:lineRule="auto"/>
+            </w:pPr>
+            <w:r>
+              <w:rPr>
+                <w:rFonts w:ascii="Courier New" w:eastAsia="Courier New" w:hAnsi="Courier New" w:cs="Courier New"/>
+                <w:sz w:val="17"/>
+              </w:rPr>
+              <w:t xml:space="preserve">    }</w:t>
+            </w:r>
+          </w:p>
+          <w:p>
+            <w:pPr>
+              <w:spacing w:line="240" w:lineRule="auto"/>
+            </w:pPr>
+            <w:r>
+              <w:rPr>
+                <w:rFonts w:ascii="Courier New" w:eastAsia="Courier New" w:hAnsi="Courier New" w:cs="Courier New"/>
+                <w:sz w:val="17"/>
+              </w:rPr>
+              <w:t xml:space="preserve">  }</w:t>
+            </w:r>
+          </w:p>
+          <w:p>
+            <w:pPr>
+              <w:spacing w:line="240" w:lineRule="auto"/>
+            </w:pPr>
+            <w:r>
+              <w:rPr>
+                <w:rFonts w:ascii="Courier New" w:eastAsia="Courier New" w:hAnsi="Courier New" w:cs="Courier New"/>
+                <w:sz w:val="17"/>
+              </w:rPr>
+              <w:t>}</w:t>
+            </w:r>
+          </w:p>
+        </w:tc>
+      </w:tr>
+    </w:tbl>
+    <w:p/>
+    <w:p>
+      <w:pPr>
+        <w:pStyle w:val="Listaconvietas"/>
+      </w:pPr>
+      <w:r>
+        <w:rPr>
+          <w:rFonts w:ascii="Courier New" w:eastAsia="Courier New" w:hAnsi="Courier New" w:cs="Courier New"/>
+          <w:b/>
+          <w:sz w:val="22"/>
+        </w:rPr>
+        <w:lastRenderedPageBreak/>
+        <w:t>terraform init</w:t>
+      </w:r>
+      <w:r>
+        <w:t xml:space="preserve"> prepara el directorio de trabajo: lee el bloque </w:t>
+      </w:r>
+      <w:r>
+        <w:rPr>
+          <w:rFonts w:ascii="Courier New" w:eastAsia="Courier New" w:hAnsi="Courier New" w:cs="Courier New"/>
+          <w:sz w:val="22"/>
+        </w:rPr>
+        <w:t>required_providers</w:t>
+      </w:r>
+      <w:r>
+        <w:t xml:space="preserve">, descarga el proveedor </w:t>
+      </w:r>
+      <w:r>
+        <w:rPr>
+          <w:rFonts w:ascii="Courier New" w:eastAsia="Courier New" w:hAnsi="Courier New" w:cs="Courier New"/>
+          <w:sz w:val="22"/>
+        </w:rPr>
+        <w:t>hashicorp/google</w:t>
+      </w:r>
+      <w:r>
+        <w:t xml:space="preserve"> en la versión fijada 5.10.0 (líneas 10 a 13) dentro de </w:t>
+      </w:r>
+      <w:r>
+        <w:rPr>
+          <w:rFonts w:ascii="Courier New" w:eastAsia="Courier New" w:hAnsi="Courier New" w:cs="Courier New"/>
+          <w:sz w:val="22"/>
+        </w:rPr>
+        <w:t>.terraform/</w:t>
+      </w:r>
+      <w:r>
+        <w:t xml:space="preserve">, crea el archivo de bloqueo </w:t>
+      </w:r>
+      <w:r>
+        <w:rPr>
+          <w:rFonts w:ascii="Courier New" w:eastAsia="Courier New" w:hAnsi="Courier New" w:cs="Courier New"/>
+          <w:sz w:val="22"/>
+        </w:rPr>
+        <w:t>.terraform.lock.hcl</w:t>
+      </w:r>
+      <w:r>
+        <w:t xml:space="preserve"> para que todos usen la misma versión e inicializa el backend de estado (local por defecto). No toca la nube (HashiCorp, s.f.).</w:t>
+      </w:r>
+    </w:p>
+    <w:p>
+      <w:pPr>
+        <w:pStyle w:val="Listaconvietas"/>
+      </w:pPr>
+      <w:r>
+        <w:rPr>
+          <w:rFonts w:ascii="Courier New" w:eastAsia="Courier New" w:hAnsi="Courier New" w:cs="Courier New"/>
+          <w:b/>
+          <w:sz w:val="22"/>
+        </w:rPr>
+        <w:t>terraform plan</w:t>
+      </w:r>
+      <w:r>
+        <w:t xml:space="preserve"> compara la configuración deseada con el estado real (vacío, porque nunca se aplicó) y muestra el plan de ejecución: </w:t>
+      </w:r>
+      <w:r>
+        <w:rPr>
+          <w:rFonts w:ascii="Courier New" w:eastAsia="Courier New" w:hAnsi="Courier New" w:cs="Courier New"/>
+          <w:sz w:val="22"/>
+        </w:rPr>
+        <w:t>Plan: 3 to add, 0 to change, 0 to destroy</w:t>
+      </w:r>
+      <w:r>
+        <w:t xml:space="preserve">, con el detalle de la red, el firewall y la VM. Tampoco crea nada; es una revisión previa, como un </w:t>
+      </w:r>
+      <w:r>
+        <w:rPr>
+          <w:i/>
+        </w:rPr>
+        <w:t>diff</w:t>
+      </w:r>
+      <w:r>
+        <w:t xml:space="preserve"> de infraestructura.</w:t>
+      </w:r>
+    </w:p>
+    <w:p>
+      <w:pPr>
+        <w:pStyle w:val="Listaconvietas"/>
+      </w:pPr>
+      <w:r>
+        <w:rPr>
+          <w:rFonts w:ascii="Courier New" w:eastAsia="Courier New" w:hAnsi="Courier New" w:cs="Courier New"/>
+          <w:b/>
+          <w:sz w:val="22"/>
+        </w:rPr>
+        <w:t>terraform apply</w:t>
+      </w:r>
+      <w:r>
+        <w:t xml:space="preserve"> —que no se ejecutó, por indicación del taller— sería el único comando que crea los recursos y genera costos.</w:t>
+      </w:r>
+    </w:p>
+    <w:p>
+      <w:pPr>
+        <w:ind w:firstLine="720"/>
+      </w:pPr>
+      <w:r>
+        <w:t xml:space="preserve">Esto es “una función principal de DevOps que permite gestionar la escala y la velocidad a la que deben aprovisionarse los entornos”: el mismo archivo crea en minutos un entorno idéntico de pruebas, de staging o diez réplicas para un pico de ventas, se revisa en un pull request como cualquier código y elimina la “configuración artesanal” que nadie sabe reproducir. Como auditora, anoto dos deudas de infraestructura en el propio </w:t>
+      </w:r>
+      <w:r>
+        <w:rPr>
+          <w:rFonts w:ascii="Courier New" w:eastAsia="Courier New" w:hAnsi="Courier New" w:cs="Courier New"/>
+          <w:sz w:val="22"/>
+        </w:rPr>
+        <w:t>main.tf</w:t>
+      </w:r>
+      <w:r>
+        <w:t xml:space="preserve">: </w:t>
+      </w:r>
+      <w:r>
+        <w:rPr>
+          <w:rFonts w:ascii="Courier New" w:eastAsia="Courier New" w:hAnsi="Courier New" w:cs="Courier New"/>
+          <w:sz w:val="22"/>
+        </w:rPr>
+        <w:t>source_ranges = ["0.0.0.0/0"]</w:t>
+      </w:r>
+      <w:r>
+        <w:t xml:space="preserve"> es aceptable para HTTP público, pero debería restringirse cuando se agreguen otros puertos, y la imagen </w:t>
+      </w:r>
+      <w:r>
+        <w:rPr>
+          <w:rFonts w:ascii="Courier New" w:eastAsia="Courier New" w:hAnsi="Courier New" w:cs="Courier New"/>
+          <w:sz w:val="22"/>
+        </w:rPr>
+        <w:t>debian-11</w:t>
+      </w:r>
+      <w:r>
+        <w:t xml:space="preserve"> ya está fuera de su soporte regular, por lo que convendría migrar a </w:t>
+      </w:r>
+      <w:r>
+        <w:rPr>
+          <w:rFonts w:ascii="Courier New" w:eastAsia="Courier New" w:hAnsi="Courier New" w:cs="Courier New"/>
+          <w:sz w:val="22"/>
+        </w:rPr>
+        <w:t>debian-12</w:t>
+      </w:r>
+      <w:r>
+        <w:t>.</w:t>
+      </w:r>
+    </w:p>
+    <w:p>
+      <w:pPr>
+        <w:keepNext/>
+      </w:pPr>
+      <w:r>
+        <w:rPr>
+          <w:b/>
+        </w:rPr>
+        <w:lastRenderedPageBreak/>
+        <w:t>Figura 16</w:t>
+      </w:r>
+    </w:p>
+    <w:p>
+      <w:pPr>
+        <w:keepNext/>
+      </w:pPr>
+      <w:r>
+        <w:rPr>
+          <w:i/>
+        </w:rPr>
+        <w:t>Ejecución de terraform init en Google Cloud Shell</w:t>
       </w:r>
     </w:p>
     <w:tbl>
@@ -6145,7 +8431,7 @@
               <w:rPr>
                 <w:b/>
               </w:rPr>
-              <w:t xml:space="preserve"> PENDIENTE: fig12_sonarcloud_code_smells.png</w:t>
+              <w:t xml:space="preserve"> PENDIENTE: fig16_cloudshell_terraform_init.png</w:t>
             </w:r>
           </w:p>
           <w:p>
@@ -6157,7 +8443,7 @@
               <w:rPr>
                 <w:sz w:val="22"/>
               </w:rPr>
-              <w:t xml:space="preserve">Pestaña Issues filtrada por Type = Code Smell, con los hallazgos de index.html </w:t>
+              <w:t xml:space="preserve">Terminal de Cloud Shell con “Terraform has been successfully initialized!” </w:t>
             </w:r>
           </w:p>
           <w:p>
@@ -6177,1002 +8463,19 @@
         <w:t>Nota.</w:t>
       </w:r>
       <w:r>
-        <w:t xml:space="preserve"> Captura de pantalla de SonarCloud.</w:t>
+        <w:t xml:space="preserve"> Captura de pantalla de Google Cloud Shell.</w:t>
       </w:r>
     </w:p>
     <w:p/>
     <w:p>
       <w:pPr>
-        <w:pStyle w:val="Ttulo3"/>
-      </w:pPr>
-      <w:r>
-        <w:rPr>
-          <w:rFonts w:ascii="Times New Roman" w:eastAsia="Times New Roman" w:hAnsi="Times New Roman" w:cs="Times New Roman"/>
-        </w:rPr>
-        <w:t>Paso 3: El Ciclo DevOps con GitHub Actions</w:t>
-      </w:r>
-    </w:p>
-    <w:p>
-      <w:pPr>
-        <w:ind w:firstLine="720"/>
-      </w:pPr>
-      <w:r>
-        <w:t>El pipeline del taller (</w:t>
-      </w:r>
-      <w:r>
-        <w:rPr>
-          <w:rFonts w:ascii="Courier New" w:eastAsia="Courier New" w:hAnsi="Courier New" w:cs="Courier New"/>
-          <w:sz w:val="22"/>
-        </w:rPr>
-        <w:t>ci.yml</w:t>
-      </w:r>
-      <w:r>
-        <w:t xml:space="preserve">) se reproduce a continuación. Al hacer el commit del cambio de copyright y el push a </w:t>
-      </w:r>
-      <w:r>
-        <w:rPr>
-          <w:rFonts w:ascii="Courier New" w:eastAsia="Courier New" w:hAnsi="Courier New" w:cs="Courier New"/>
-          <w:sz w:val="22"/>
-        </w:rPr>
-        <w:t>main</w:t>
-      </w:r>
-      <w:r>
-        <w:t xml:space="preserve">, GitHub detectó el archivo en </w:t>
-      </w:r>
-      <w:r>
-        <w:rPr>
-          <w:rFonts w:ascii="Courier New" w:eastAsia="Courier New" w:hAnsi="Courier New" w:cs="Courier New"/>
-          <w:sz w:val="22"/>
-        </w:rPr>
-        <w:t>.github/workflows/</w:t>
-      </w:r>
-      <w:r>
-        <w:t xml:space="preserve"> y ejecutó el flujo automáticamente (Figuras 13 a 15).</w:t>
-      </w:r>
-    </w:p>
-    <w:tbl>
-      <w:tblPr>
-        <w:tblW w:w="0" w:type="auto"/>
-        <w:jc w:val="center"/>
-        <w:tblBorders>
-          <w:top w:val="single" w:sz="4" w:space="0" w:color="999999"/>
-          <w:left w:val="single" w:sz="4" w:space="0" w:color="999999"/>
-          <w:bottom w:val="single" w:sz="4" w:space="0" w:color="999999"/>
-          <w:right w:val="single" w:sz="4" w:space="0" w:color="999999"/>
-          <w:insideH w:val="nil"/>
-          <w:insideV w:val="nil"/>
-        </w:tblBorders>
-        <w:tblLook w:val="04A0" w:firstRow="1" w:lastRow="0" w:firstColumn="1" w:lastColumn="0" w:noHBand="0" w:noVBand="1"/>
-      </w:tblPr>
-      <w:tblGrid>
-        <w:gridCol w:w="9360"/>
-      </w:tblGrid>
-      <w:tr>
-        <w:trPr>
-          <w:jc w:val="center"/>
-        </w:trPr>
-        <w:tc>
-          <w:tcPr>
-            <w:tcW w:w="9360" w:type="dxa"/>
-            <w:shd w:val="clear" w:color="auto" w:fill="F2F2F2"/>
-          </w:tcPr>
-          <w:p>
-            <w:pPr>
-              <w:spacing w:line="240" w:lineRule="auto"/>
-            </w:pPr>
-            <w:r>
-              <w:rPr>
-                <w:rFonts w:ascii="Courier New" w:eastAsia="Courier New" w:hAnsi="Courier New" w:cs="Courier New"/>
-                <w:sz w:val="17"/>
-              </w:rPr>
-              <w:t># Archivo: .github/workflows/ci.yml</w:t>
-            </w:r>
-          </w:p>
-          <w:p>
-            <w:pPr>
-              <w:spacing w:line="240" w:lineRule="auto"/>
-            </w:pPr>
-            <w:r>
-              <w:rPr>
-                <w:rFonts w:ascii="Courier New" w:eastAsia="Courier New" w:hAnsi="Courier New" w:cs="Courier New"/>
-                <w:sz w:val="17"/>
-              </w:rPr>
-              <w:t xml:space="preserve"> </w:t>
-            </w:r>
-          </w:p>
-          <w:p>
-            <w:pPr>
-              <w:spacing w:line="240" w:lineRule="auto"/>
-            </w:pPr>
-            <w:r>
-              <w:rPr>
-                <w:rFonts w:ascii="Courier New" w:eastAsia="Courier New" w:hAnsi="Courier New" w:cs="Courier New"/>
-                <w:sz w:val="17"/>
-              </w:rPr>
-              <w:t>name: Taller CI Pipeline # Nombre del pipeline</w:t>
-            </w:r>
-          </w:p>
-          <w:p>
-            <w:pPr>
-              <w:spacing w:line="240" w:lineRule="auto"/>
-            </w:pPr>
-            <w:r>
-              <w:rPr>
-                <w:rFonts w:ascii="Courier New" w:eastAsia="Courier New" w:hAnsi="Courier New" w:cs="Courier New"/>
-                <w:sz w:val="17"/>
-              </w:rPr>
-              <w:t xml:space="preserve"> </w:t>
-            </w:r>
-          </w:p>
-          <w:p>
-            <w:pPr>
-              <w:spacing w:line="240" w:lineRule="auto"/>
-            </w:pPr>
-            <w:r>
-              <w:rPr>
-                <w:rFonts w:ascii="Courier New" w:eastAsia="Courier New" w:hAnsi="Courier New" w:cs="Courier New"/>
-                <w:sz w:val="17"/>
-              </w:rPr>
-              <w:t>on:</w:t>
-            </w:r>
-          </w:p>
-          <w:p>
-            <w:pPr>
-              <w:spacing w:line="240" w:lineRule="auto"/>
-            </w:pPr>
-            <w:r>
-              <w:rPr>
-                <w:rFonts w:ascii="Courier New" w:eastAsia="Courier New" w:hAnsi="Courier New" w:cs="Courier New"/>
-                <w:sz w:val="17"/>
-              </w:rPr>
-              <w:t xml:space="preserve">  push: # Se activa con CADA push (commit)</w:t>
-            </w:r>
-          </w:p>
-          <w:p>
-            <w:pPr>
-              <w:spacing w:line="240" w:lineRule="auto"/>
-            </w:pPr>
-            <w:r>
-              <w:rPr>
-                <w:rFonts w:ascii="Courier New" w:eastAsia="Courier New" w:hAnsi="Courier New" w:cs="Courier New"/>
-                <w:sz w:val="17"/>
-              </w:rPr>
-              <w:t xml:space="preserve">    branches: [ "main" ] # Solo en la rama principal</w:t>
-            </w:r>
-          </w:p>
-          <w:p>
-            <w:pPr>
-              <w:spacing w:line="240" w:lineRule="auto"/>
-            </w:pPr>
-            <w:r>
-              <w:rPr>
-                <w:rFonts w:ascii="Courier New" w:eastAsia="Courier New" w:hAnsi="Courier New" w:cs="Courier New"/>
-                <w:sz w:val="17"/>
-              </w:rPr>
-              <w:t xml:space="preserve">  workflow_dispatch: # Permite iniciarlo manualmente</w:t>
-            </w:r>
-          </w:p>
-          <w:p>
-            <w:pPr>
-              <w:spacing w:line="240" w:lineRule="auto"/>
-            </w:pPr>
-            <w:r>
-              <w:rPr>
-                <w:rFonts w:ascii="Courier New" w:eastAsia="Courier New" w:hAnsi="Courier New" w:cs="Courier New"/>
-                <w:sz w:val="17"/>
-              </w:rPr>
-              <w:t xml:space="preserve"> </w:t>
-            </w:r>
-          </w:p>
-          <w:p>
-            <w:pPr>
-              <w:spacing w:line="240" w:lineRule="auto"/>
-            </w:pPr>
-            <w:r>
-              <w:rPr>
-                <w:rFonts w:ascii="Courier New" w:eastAsia="Courier New" w:hAnsi="Courier New" w:cs="Courier New"/>
-                <w:sz w:val="17"/>
-              </w:rPr>
-              <w:t>jobs:</w:t>
-            </w:r>
-          </w:p>
-          <w:p>
-            <w:pPr>
-              <w:spacing w:line="240" w:lineRule="auto"/>
-            </w:pPr>
-            <w:r>
-              <w:rPr>
-                <w:rFonts w:ascii="Courier New" w:eastAsia="Courier New" w:hAnsi="Courier New" w:cs="Courier New"/>
-                <w:sz w:val="17"/>
-              </w:rPr>
-              <w:t xml:space="preserve">  # 1. El trabajo de "Construcción" (Build)</w:t>
-            </w:r>
-          </w:p>
-          <w:p>
-            <w:pPr>
-              <w:spacing w:line="240" w:lineRule="auto"/>
-            </w:pPr>
-            <w:r>
-              <w:rPr>
-                <w:rFonts w:ascii="Courier New" w:eastAsia="Courier New" w:hAnsi="Courier New" w:cs="Courier New"/>
-                <w:sz w:val="17"/>
-              </w:rPr>
-              <w:t xml:space="preserve">  build:</w:t>
-            </w:r>
-          </w:p>
-          <w:p>
-            <w:pPr>
-              <w:spacing w:line="240" w:lineRule="auto"/>
-            </w:pPr>
-            <w:r>
-              <w:rPr>
-                <w:rFonts w:ascii="Courier New" w:eastAsia="Courier New" w:hAnsi="Courier New" w:cs="Courier New"/>
-                <w:sz w:val="17"/>
-              </w:rPr>
-              <w:t xml:space="preserve">    runs-on: ubuntu-latest # Se ejecuta en una máquina virtual de Linux</w:t>
-            </w:r>
-          </w:p>
-          <w:p>
-            <w:pPr>
-              <w:spacing w:line="240" w:lineRule="auto"/>
-            </w:pPr>
-            <w:r>
-              <w:rPr>
-                <w:rFonts w:ascii="Courier New" w:eastAsia="Courier New" w:hAnsi="Courier New" w:cs="Courier New"/>
-                <w:sz w:val="17"/>
-              </w:rPr>
-              <w:t xml:space="preserve"> </w:t>
-            </w:r>
-          </w:p>
-          <w:p>
-            <w:pPr>
-              <w:spacing w:line="240" w:lineRule="auto"/>
-            </w:pPr>
-            <w:r>
-              <w:rPr>
-                <w:rFonts w:ascii="Courier New" w:eastAsia="Courier New" w:hAnsi="Courier New" w:cs="Courier New"/>
-                <w:sz w:val="17"/>
-              </w:rPr>
-              <w:t xml:space="preserve">    steps:</w:t>
-            </w:r>
-          </w:p>
-          <w:p>
-            <w:pPr>
-              <w:spacing w:line="240" w:lineRule="auto"/>
-            </w:pPr>
-            <w:r>
-              <w:rPr>
-                <w:rFonts w:ascii="Courier New" w:eastAsia="Courier New" w:hAnsi="Courier New" w:cs="Courier New"/>
-                <w:sz w:val="17"/>
-              </w:rPr>
-              <w:t xml:space="preserve">      - name: 1. Checkout del código</w:t>
-            </w:r>
-          </w:p>
-          <w:p>
-            <w:pPr>
-              <w:spacing w:line="240" w:lineRule="auto"/>
-            </w:pPr>
-            <w:r>
-              <w:rPr>
-                <w:rFonts w:ascii="Courier New" w:eastAsia="Courier New" w:hAnsi="Courier New" w:cs="Courier New"/>
-                <w:sz w:val="17"/>
-              </w:rPr>
-              <w:t xml:space="preserve">        uses: actions/checkout@v4 # Acción oficial para descargar el código del repo</w:t>
-            </w:r>
-          </w:p>
-          <w:p>
-            <w:pPr>
-              <w:spacing w:line="240" w:lineRule="auto"/>
-            </w:pPr>
-            <w:r>
-              <w:rPr>
-                <w:rFonts w:ascii="Courier New" w:eastAsia="Courier New" w:hAnsi="Courier New" w:cs="Courier New"/>
-                <w:sz w:val="17"/>
-              </w:rPr>
-              <w:t xml:space="preserve"> </w:t>
-            </w:r>
-          </w:p>
-          <w:p>
-            <w:pPr>
-              <w:spacing w:line="240" w:lineRule="auto"/>
-            </w:pPr>
-            <w:r>
-              <w:rPr>
-                <w:rFonts w:ascii="Courier New" w:eastAsia="Courier New" w:hAnsi="Courier New" w:cs="Courier New"/>
-                <w:sz w:val="17"/>
-              </w:rPr>
-              <w:t xml:space="preserve">      - name: 2. Simular una construcción (Build)</w:t>
-            </w:r>
-          </w:p>
-          <w:p>
-            <w:pPr>
-              <w:spacing w:line="240" w:lineRule="auto"/>
-            </w:pPr>
-            <w:r>
-              <w:rPr>
-                <w:rFonts w:ascii="Courier New" w:eastAsia="Courier New" w:hAnsi="Courier New" w:cs="Courier New"/>
-                <w:sz w:val="17"/>
-              </w:rPr>
-              <w:t xml:space="preserve">        run: echo "Construyendo el proyecto... (aquí iría 'npm run build', etc.)"</w:t>
-            </w:r>
-          </w:p>
-          <w:p>
-            <w:pPr>
-              <w:spacing w:line="240" w:lineRule="auto"/>
-            </w:pPr>
-            <w:r>
-              <w:rPr>
-                <w:rFonts w:ascii="Courier New" w:eastAsia="Courier New" w:hAnsi="Courier New" w:cs="Courier New"/>
-                <w:sz w:val="17"/>
-              </w:rPr>
-              <w:t xml:space="preserve"> </w:t>
-            </w:r>
-          </w:p>
-          <w:p>
-            <w:pPr>
-              <w:spacing w:line="240" w:lineRule="auto"/>
-            </w:pPr>
-            <w:r>
-              <w:rPr>
-                <w:rFonts w:ascii="Courier New" w:eastAsia="Courier New" w:hAnsi="Courier New" w:cs="Courier New"/>
-                <w:sz w:val="17"/>
-              </w:rPr>
-              <w:t xml:space="preserve">      - name: 3. Simular guardado de artefacto</w:t>
-            </w:r>
-          </w:p>
-          <w:p>
-            <w:pPr>
-              <w:spacing w:line="240" w:lineRule="auto"/>
-            </w:pPr>
-            <w:r>
-              <w:rPr>
-                <w:rFonts w:ascii="Courier New" w:eastAsia="Courier New" w:hAnsi="Courier New" w:cs="Courier New"/>
-                <w:sz w:val="17"/>
-              </w:rPr>
-              <w:t xml:space="preserve">        run: |</w:t>
-            </w:r>
-          </w:p>
-          <w:p>
-            <w:pPr>
-              <w:spacing w:line="240" w:lineRule="auto"/>
-            </w:pPr>
-            <w:r>
-              <w:rPr>
-                <w:rFonts w:ascii="Courier New" w:eastAsia="Courier New" w:hAnsi="Courier New" w:cs="Courier New"/>
-                <w:sz w:val="17"/>
-              </w:rPr>
-              <w:t xml:space="preserve">          mkdir -p build</w:t>
-            </w:r>
-          </w:p>
-          <w:p>
-            <w:pPr>
-              <w:spacing w:line="240" w:lineRule="auto"/>
-            </w:pPr>
-            <w:r>
-              <w:rPr>
-                <w:rFonts w:ascii="Courier New" w:eastAsia="Courier New" w:hAnsi="Courier New" w:cs="Courier New"/>
-                <w:sz w:val="17"/>
-              </w:rPr>
-              <w:t xml:space="preserve">          cp index.html build/</w:t>
-            </w:r>
-          </w:p>
-          <w:p>
-            <w:pPr>
-              <w:spacing w:line="240" w:lineRule="auto"/>
-            </w:pPr>
-            <w:r>
-              <w:rPr>
-                <w:rFonts w:ascii="Courier New" w:eastAsia="Courier New" w:hAnsi="Courier New" w:cs="Courier New"/>
-                <w:sz w:val="17"/>
-              </w:rPr>
-              <w:t xml:space="preserve">          echo "Archivos 'construidos' movidos a la carpeta /build"</w:t>
-            </w:r>
-          </w:p>
-          <w:p>
-            <w:pPr>
-              <w:spacing w:line="240" w:lineRule="auto"/>
-            </w:pPr>
-            <w:r>
-              <w:rPr>
-                <w:rFonts w:ascii="Courier New" w:eastAsia="Courier New" w:hAnsi="Courier New" w:cs="Courier New"/>
-                <w:sz w:val="17"/>
-              </w:rPr>
-              <w:t xml:space="preserve"> </w:t>
-            </w:r>
-          </w:p>
-          <w:p>
-            <w:pPr>
-              <w:spacing w:line="240" w:lineRule="auto"/>
-            </w:pPr>
-            <w:r>
-              <w:rPr>
-                <w:rFonts w:ascii="Courier New" w:eastAsia="Courier New" w:hAnsi="Courier New" w:cs="Courier New"/>
-                <w:sz w:val="17"/>
-              </w:rPr>
-              <w:t xml:space="preserve">  # 2. El trabajo de "Pruebas" (Test)</w:t>
-            </w:r>
-          </w:p>
-          <w:p>
-            <w:pPr>
-              <w:spacing w:line="240" w:lineRule="auto"/>
-            </w:pPr>
-            <w:r>
-              <w:rPr>
-                <w:rFonts w:ascii="Courier New" w:eastAsia="Courier New" w:hAnsi="Courier New" w:cs="Courier New"/>
-                <w:sz w:val="17"/>
-              </w:rPr>
-              <w:t xml:space="preserve">  test:</w:t>
-            </w:r>
-          </w:p>
-          <w:p>
-            <w:pPr>
-              <w:spacing w:line="240" w:lineRule="auto"/>
-            </w:pPr>
-            <w:r>
-              <w:rPr>
-                <w:rFonts w:ascii="Courier New" w:eastAsia="Courier New" w:hAnsi="Courier New" w:cs="Courier New"/>
-                <w:sz w:val="17"/>
-              </w:rPr>
-              <w:t xml:space="preserve">    needs: build # Este trabajo NO empieza hasta que 'build' termine</w:t>
-            </w:r>
-          </w:p>
-          <w:p>
-            <w:pPr>
-              <w:spacing w:line="240" w:lineRule="auto"/>
-            </w:pPr>
-            <w:r>
-              <w:rPr>
-                <w:rFonts w:ascii="Courier New" w:eastAsia="Courier New" w:hAnsi="Courier New" w:cs="Courier New"/>
-                <w:sz w:val="17"/>
-              </w:rPr>
-              <w:t xml:space="preserve">    runs-on: ubuntu-latest</w:t>
-            </w:r>
-          </w:p>
-          <w:p>
-            <w:pPr>
-              <w:spacing w:line="240" w:lineRule="auto"/>
-            </w:pPr>
-            <w:r>
-              <w:rPr>
-                <w:rFonts w:ascii="Courier New" w:eastAsia="Courier New" w:hAnsi="Courier New" w:cs="Courier New"/>
-                <w:sz w:val="17"/>
-              </w:rPr>
-              <w:lastRenderedPageBreak/>
-              <w:t xml:space="preserve"> </w:t>
-            </w:r>
-          </w:p>
-          <w:p>
-            <w:pPr>
-              <w:spacing w:line="240" w:lineRule="auto"/>
-            </w:pPr>
-            <w:r>
-              <w:rPr>
-                <w:rFonts w:ascii="Courier New" w:eastAsia="Courier New" w:hAnsi="Courier New" w:cs="Courier New"/>
-                <w:sz w:val="17"/>
-              </w:rPr>
-              <w:t xml:space="preserve">    steps:</w:t>
-            </w:r>
-          </w:p>
-          <w:p>
-            <w:pPr>
-              <w:spacing w:line="240" w:lineRule="auto"/>
-            </w:pPr>
-            <w:r>
-              <w:rPr>
-                <w:rFonts w:ascii="Courier New" w:eastAsia="Courier New" w:hAnsi="Courier New" w:cs="Courier New"/>
-                <w:sz w:val="17"/>
-              </w:rPr>
-              <w:t xml:space="preserve">      - name: 1. Checkout del código</w:t>
-            </w:r>
-          </w:p>
-          <w:p>
-            <w:pPr>
-              <w:spacing w:line="240" w:lineRule="auto"/>
-            </w:pPr>
-            <w:r>
-              <w:rPr>
-                <w:rFonts w:ascii="Courier New" w:eastAsia="Courier New" w:hAnsi="Courier New" w:cs="Courier New"/>
-                <w:sz w:val="17"/>
-              </w:rPr>
-              <w:t xml:space="preserve">        uses: actions/checkout@v4</w:t>
-            </w:r>
-          </w:p>
-          <w:p>
-            <w:pPr>
-              <w:spacing w:line="240" w:lineRule="auto"/>
-            </w:pPr>
-            <w:r>
-              <w:rPr>
-                <w:rFonts w:ascii="Courier New" w:eastAsia="Courier New" w:hAnsi="Courier New" w:cs="Courier New"/>
-                <w:sz w:val="17"/>
-              </w:rPr>
-              <w:t xml:space="preserve"> </w:t>
-            </w:r>
-          </w:p>
-          <w:p>
-            <w:pPr>
-              <w:spacing w:line="240" w:lineRule="auto"/>
-            </w:pPr>
-            <w:r>
-              <w:rPr>
-                <w:rFonts w:ascii="Courier New" w:eastAsia="Courier New" w:hAnsi="Courier New" w:cs="Courier New"/>
-                <w:sz w:val="17"/>
-              </w:rPr>
-              <w:t xml:space="preserve">      - name: 2. Simular pruebas (Linting)</w:t>
-            </w:r>
-          </w:p>
-          <w:p>
-            <w:pPr>
-              <w:spacing w:line="240" w:lineRule="auto"/>
-            </w:pPr>
-            <w:r>
-              <w:rPr>
-                <w:rFonts w:ascii="Courier New" w:eastAsia="Courier New" w:hAnsi="Courier New" w:cs="Courier New"/>
-                <w:sz w:val="17"/>
-              </w:rPr>
-              <w:t xml:space="preserve">        run: |</w:t>
-            </w:r>
-          </w:p>
-          <w:p>
-            <w:pPr>
-              <w:spacing w:line="240" w:lineRule="auto"/>
-            </w:pPr>
-            <w:r>
-              <w:rPr>
-                <w:rFonts w:ascii="Courier New" w:eastAsia="Courier New" w:hAnsi="Courier New" w:cs="Courier New"/>
-                <w:sz w:val="17"/>
-              </w:rPr>
-              <w:t xml:space="preserve">          echo "Ejecutando pruebas..."</w:t>
-            </w:r>
-          </w:p>
-          <w:p>
-            <w:pPr>
-              <w:spacing w:line="240" w:lineRule="auto"/>
-            </w:pPr>
-            <w:r>
-              <w:rPr>
-                <w:rFonts w:ascii="Courier New" w:eastAsia="Courier New" w:hAnsi="Courier New" w:cs="Courier New"/>
-                <w:sz w:val="17"/>
-              </w:rPr>
-              <w:t xml:space="preserve">          # Simulación de una prueba que busca la palabra "Rock"</w:t>
-            </w:r>
-          </w:p>
-          <w:p>
-            <w:pPr>
-              <w:spacing w:line="240" w:lineRule="auto"/>
-            </w:pPr>
-            <w:r>
-              <w:rPr>
-                <w:rFonts w:ascii="Courier New" w:eastAsia="Courier New" w:hAnsi="Courier New" w:cs="Courier New"/>
-                <w:sz w:val="17"/>
-              </w:rPr>
-              <w:t xml:space="preserve">          grep -q "Rock" index.html</w:t>
-            </w:r>
-          </w:p>
-          <w:p>
-            <w:pPr>
-              <w:spacing w:line="240" w:lineRule="auto"/>
-            </w:pPr>
-            <w:r>
-              <w:rPr>
-                <w:rFonts w:ascii="Courier New" w:eastAsia="Courier New" w:hAnsi="Courier New" w:cs="Courier New"/>
-                <w:sz w:val="17"/>
-              </w:rPr>
-              <w:t xml:space="preserve">          echo "Prueba de 'Linting' pasada."</w:t>
-            </w:r>
-          </w:p>
-          <w:p>
-            <w:pPr>
-              <w:spacing w:line="240" w:lineRule="auto"/>
-            </w:pPr>
-            <w:r>
-              <w:rPr>
-                <w:rFonts w:ascii="Courier New" w:eastAsia="Courier New" w:hAnsi="Courier New" w:cs="Courier New"/>
-                <w:sz w:val="17"/>
-              </w:rPr>
-              <w:t xml:space="preserve"> </w:t>
-            </w:r>
-          </w:p>
-          <w:p>
-            <w:pPr>
-              <w:spacing w:line="240" w:lineRule="auto"/>
-            </w:pPr>
-            <w:r>
-              <w:rPr>
-                <w:rFonts w:ascii="Courier New" w:eastAsia="Courier New" w:hAnsi="Courier New" w:cs="Courier New"/>
-                <w:sz w:val="17"/>
-              </w:rPr>
-              <w:t xml:space="preserve">      - name: 3. Simular pruebas de unidad (Unit Test)</w:t>
-            </w:r>
-          </w:p>
-          <w:p>
-            <w:pPr>
-              <w:spacing w:line="240" w:lineRule="auto"/>
-            </w:pPr>
-            <w:r>
-              <w:rPr>
-                <w:rFonts w:ascii="Courier New" w:eastAsia="Courier New" w:hAnsi="Courier New" w:cs="Courier New"/>
-                <w:sz w:val="17"/>
-              </w:rPr>
-              <w:t xml:space="preserve">        run: |</w:t>
-            </w:r>
-          </w:p>
-          <w:p>
-            <w:pPr>
-              <w:spacing w:line="240" w:lineRule="auto"/>
-            </w:pPr>
-            <w:r>
-              <w:rPr>
-                <w:rFonts w:ascii="Courier New" w:eastAsia="Courier New" w:hAnsi="Courier New" w:cs="Courier New"/>
-                <w:sz w:val="17"/>
-              </w:rPr>
-              <w:t xml:space="preserve">          echo "Ejecutando pruebas de unidad..."</w:t>
-            </w:r>
-          </w:p>
-          <w:p>
-            <w:pPr>
-              <w:spacing w:line="240" w:lineRule="auto"/>
-            </w:pPr>
-            <w:r>
-              <w:rPr>
-                <w:rFonts w:ascii="Courier New" w:eastAsia="Courier New" w:hAnsi="Courier New" w:cs="Courier New"/>
-                <w:sz w:val="17"/>
-              </w:rPr>
-              <w:t xml:space="preserve">          # Simulación de una prueba que busca el copyright</w:t>
-            </w:r>
-          </w:p>
-          <w:p>
-            <w:pPr>
-              <w:spacing w:line="240" w:lineRule="auto"/>
-            </w:pPr>
-            <w:r>
-              <w:rPr>
-                <w:rFonts w:ascii="Courier New" w:eastAsia="Courier New" w:hAnsi="Courier New" w:cs="Courier New"/>
-                <w:sz w:val="17"/>
-              </w:rPr>
-              <w:t xml:space="preserve">          grep -q "EventFlow" index.html</w:t>
-            </w:r>
-          </w:p>
-          <w:p>
-            <w:pPr>
-              <w:spacing w:line="240" w:lineRule="auto"/>
-            </w:pPr>
-            <w:r>
-              <w:rPr>
-                <w:rFonts w:ascii="Courier New" w:eastAsia="Courier New" w:hAnsi="Courier New" w:cs="Courier New"/>
-                <w:sz w:val="17"/>
-              </w:rPr>
-              <w:t xml:space="preserve">          echo "Prueba de 'Copyright' pasada."</w:t>
-            </w:r>
-          </w:p>
-          <w:p>
-            <w:pPr>
-              <w:spacing w:line="240" w:lineRule="auto"/>
-            </w:pPr>
-            <w:r>
-              <w:rPr>
-                <w:rFonts w:ascii="Courier New" w:eastAsia="Courier New" w:hAnsi="Courier New" w:cs="Courier New"/>
-                <w:sz w:val="17"/>
-              </w:rPr>
-              <w:t xml:space="preserve">          </w:t>
-            </w:r>
-          </w:p>
-          <w:p>
-            <w:pPr>
-              <w:spacing w:line="240" w:lineRule="auto"/>
-            </w:pPr>
-            <w:r>
-              <w:rPr>
-                <w:rFonts w:ascii="Courier New" w:eastAsia="Courier New" w:hAnsi="Courier New" w:cs="Courier New"/>
-                <w:sz w:val="17"/>
-              </w:rPr>
-              <w:t xml:space="preserve">      - name: 4. ¡Despliegue simulado!</w:t>
-            </w:r>
-          </w:p>
-          <w:p>
-            <w:pPr>
-              <w:spacing w:line="240" w:lineRule="auto"/>
-            </w:pPr>
-            <w:r>
-              <w:rPr>
-                <w:rFonts w:ascii="Courier New" w:eastAsia="Courier New" w:hAnsi="Courier New" w:cs="Courier New"/>
-                <w:sz w:val="17"/>
-              </w:rPr>
-              <w:t xml:space="preserve">        run: echo "¡Pruebas exitosas! Listo para desplegar."</w:t>
-            </w:r>
-          </w:p>
-        </w:tc>
-      </w:tr>
-    </w:tbl>
-    <w:p/>
-    <w:p>
-      <w:pPr>
-        <w:ind w:firstLine="720"/>
+        <w:keepNext/>
       </w:pPr>
       <w:r>
         <w:rPr>
           <w:b/>
         </w:rPr>
-        <w:t>Explicación del ciclo paso a paso</w:t>
-      </w:r>
-      <w:r>
-        <w:t xml:space="preserve"> (GitHub, s.f.):</w:t>
-      </w:r>
-    </w:p>
-    <w:p>
-      <w:pPr>
-        <w:pStyle w:val="Listaconvietas"/>
-      </w:pPr>
-      <w:r>
-        <w:rPr>
-          <w:b/>
-        </w:rPr>
-        <w:t>Codifican → commit/push.</w:t>
-      </w:r>
-      <w:r>
-        <w:t xml:space="preserve"> El desarrollador cambia </w:t>
-      </w:r>
-      <w:r>
-        <w:rPr>
-          <w:rFonts w:ascii="Courier New" w:eastAsia="Courier New" w:hAnsi="Courier New" w:cs="Courier New"/>
-          <w:sz w:val="22"/>
-        </w:rPr>
-        <w:t>2025</w:t>
-      </w:r>
-      <w:r>
-        <w:t xml:space="preserve"> por </w:t>
-      </w:r>
-      <w:r>
-        <w:rPr>
-          <w:rFonts w:ascii="Courier New" w:eastAsia="Courier New" w:hAnsi="Courier New" w:cs="Courier New"/>
-          <w:sz w:val="22"/>
-        </w:rPr>
-        <w:t>2026</w:t>
-      </w:r>
-      <w:r>
-        <w:t xml:space="preserve"> y hace push a </w:t>
-      </w:r>
-      <w:r>
-        <w:rPr>
-          <w:rFonts w:ascii="Courier New" w:eastAsia="Courier New" w:hAnsi="Courier New" w:cs="Courier New"/>
-          <w:sz w:val="22"/>
-        </w:rPr>
-        <w:t>main</w:t>
-      </w:r>
-      <w:r>
-        <w:t xml:space="preserve">. El disparador </w:t>
-      </w:r>
-      <w:r>
-        <w:rPr>
-          <w:rFonts w:ascii="Courier New" w:eastAsia="Courier New" w:hAnsi="Courier New" w:cs="Courier New"/>
-          <w:sz w:val="22"/>
-        </w:rPr>
-        <w:t>on: push: branches: ["main"]</w:t>
-      </w:r>
-      <w:r>
-        <w:t xml:space="preserve"> (líneas 5 a 7) convierte ese evento en una ejecución del pipeline; </w:t>
-      </w:r>
-      <w:r>
-        <w:rPr>
-          <w:rFonts w:ascii="Courier New" w:eastAsia="Courier New" w:hAnsi="Courier New" w:cs="Courier New"/>
-          <w:sz w:val="22"/>
-        </w:rPr>
-        <w:t>workflow_dispatch</w:t>
-      </w:r>
-      <w:r>
-        <w:t xml:space="preserve"> permite lanzarlo también a mano.</w:t>
-      </w:r>
-    </w:p>
-    <w:p>
-      <w:pPr>
-        <w:pStyle w:val="Listaconvietas"/>
-      </w:pPr>
-      <w:r>
-        <w:rPr>
-          <w:b/>
-        </w:rPr>
-        <w:t>Se aprovisiona el entorno.</w:t>
-      </w:r>
-      <w:r>
-        <w:t xml:space="preserve"> Para el job </w:t>
-      </w:r>
-      <w:r>
-        <w:rPr>
-          <w:rFonts w:ascii="Courier New" w:eastAsia="Courier New" w:hAnsi="Courier New" w:cs="Courier New"/>
-          <w:sz w:val="22"/>
-        </w:rPr>
-        <w:t>build</w:t>
-      </w:r>
-      <w:r>
-        <w:t xml:space="preserve"> GitHub crea una máquina virtual limpia </w:t>
-      </w:r>
-      <w:r>
-        <w:rPr>
-          <w:rFonts w:ascii="Courier New" w:eastAsia="Courier New" w:hAnsi="Courier New" w:cs="Courier New"/>
-          <w:sz w:val="22"/>
-        </w:rPr>
-        <w:t>ubuntu-latest</w:t>
-      </w:r>
-      <w:r>
-        <w:t xml:space="preserve"> (línea 13). Que sea limpia es clave: el resultado no depende del computador del desarrollador.</w:t>
-      </w:r>
-    </w:p>
-    <w:p>
-      <w:pPr>
-        <w:pStyle w:val="Listaconvietas"/>
-      </w:pPr>
-      <w:r>
-        <w:rPr>
-          <w:b/>
-        </w:rPr>
-        <w:t>Se extrae el código.</w:t>
-      </w:r>
-      <w:r>
-        <w:t xml:space="preserve"> El paso </w:t>
-      </w:r>
-      <w:r>
-        <w:rPr>
-          <w:rFonts w:ascii="Courier New" w:eastAsia="Courier New" w:hAnsi="Courier New" w:cs="Courier New"/>
-          <w:sz w:val="22"/>
-        </w:rPr>
-        <w:t>actions/checkout@v4</w:t>
-      </w:r>
-      <w:r>
-        <w:t xml:space="preserve"> descarga el commit exacto que disparó el flujo.</w:t>
-      </w:r>
-    </w:p>
-    <w:p>
-      <w:pPr>
-        <w:pStyle w:val="Listaconvietas"/>
-      </w:pPr>
-      <w:r>
-        <w:rPr>
-          <w:b/>
-        </w:rPr>
-        <w:t>Se construye.</w:t>
-      </w:r>
-      <w:r>
-        <w:t xml:space="preserve"> Los pasos 2 y 3 simulan el build y empaquetan </w:t>
-      </w:r>
-      <w:r>
-        <w:rPr>
-          <w:rFonts w:ascii="Courier New" w:eastAsia="Courier New" w:hAnsi="Courier New" w:cs="Courier New"/>
-          <w:sz w:val="22"/>
-        </w:rPr>
-        <w:t>index.html</w:t>
-      </w:r>
-      <w:r>
-        <w:t xml:space="preserve"> en </w:t>
-      </w:r>
-      <w:r>
-        <w:rPr>
-          <w:rFonts w:ascii="Courier New" w:eastAsia="Courier New" w:hAnsi="Courier New" w:cs="Courier New"/>
-          <w:sz w:val="22"/>
-        </w:rPr>
-        <w:t>build/</w:t>
-      </w:r>
-      <w:r>
-        <w:t xml:space="preserve"> (el “artefacto”).</w:t>
-      </w:r>
-    </w:p>
-    <w:p>
-      <w:pPr>
-        <w:pStyle w:val="Listaconvietas"/>
-      </w:pPr>
-      <w:r>
-        <w:rPr>
-          <w:b/>
-        </w:rPr>
-        <w:t>Se ejecutan pruebas.</w:t>
-      </w:r>
-      <w:r>
-        <w:t xml:space="preserve"> El job </w:t>
-      </w:r>
-      <w:r>
-        <w:rPr>
-          <w:rFonts w:ascii="Courier New" w:eastAsia="Courier New" w:hAnsi="Courier New" w:cs="Courier New"/>
-          <w:sz w:val="22"/>
-        </w:rPr>
-        <w:t>test</w:t>
-      </w:r>
-      <w:r>
-        <w:t xml:space="preserve"> declara </w:t>
-      </w:r>
-      <w:r>
-        <w:rPr>
-          <w:rFonts w:ascii="Courier New" w:eastAsia="Courier New" w:hAnsi="Courier New" w:cs="Courier New"/>
-          <w:sz w:val="22"/>
-        </w:rPr>
-        <w:t>needs: build</w:t>
-      </w:r>
-      <w:r>
-        <w:t xml:space="preserve"> (línea 30): no empieza si el build falla. En otra VM nueva vuelve a hacer checkout y ejecuta dos verificaciones: </w:t>
-      </w:r>
-      <w:r>
-        <w:rPr>
-          <w:rFonts w:ascii="Courier New" w:eastAsia="Courier New" w:hAnsi="Courier New" w:cs="Courier New"/>
-          <w:sz w:val="22"/>
-        </w:rPr>
-        <w:t>grep -q "Rock" index.html</w:t>
-      </w:r>
-      <w:r>
-        <w:t xml:space="preserve"> (simulación de linting) y </w:t>
-      </w:r>
-      <w:r>
-        <w:rPr>
-          <w:rFonts w:ascii="Courier New" w:eastAsia="Courier New" w:hAnsi="Courier New" w:cs="Courier New"/>
-          <w:sz w:val="22"/>
-        </w:rPr>
-        <w:t>grep -q "EventFlow" index.html</w:t>
-      </w:r>
-      <w:r>
-        <w:t xml:space="preserve"> </w:t>
-      </w:r>
-      <w:r>
-        <w:lastRenderedPageBreak/>
-        <w:t xml:space="preserve">(simulación de prueba unitaria). </w:t>
-      </w:r>
-      <w:r>
-        <w:rPr>
-          <w:rFonts w:ascii="Courier New" w:eastAsia="Courier New" w:hAnsi="Courier New" w:cs="Courier New"/>
-          <w:sz w:val="22"/>
-        </w:rPr>
-        <w:t>grep -q</w:t>
-      </w:r>
-      <w:r>
-        <w:t xml:space="preserve"> devuelve código de salida 1 si no encuentra el texto, y cualquier código distinto de 0 marca el paso en rojo.</w:t>
-      </w:r>
-    </w:p>
-    <w:p>
-      <w:pPr>
-        <w:pStyle w:val="Listaconvietas"/>
-      </w:pPr>
-      <w:r>
-        <w:rPr>
-          <w:b/>
-        </w:rPr>
-        <w:t>Falla o pasa.</w:t>
-      </w:r>
-      <w:r>
-        <w:t xml:space="preserve"> Si todo pasa se ejecuta el “despliegue simulado”; si algo falla, el despliegue no ocurre y GitHub notifica el fallo con el log exacto. Por ejemplo, si alguien borra “Rock” del HTML, el pipeline queda en rojo antes de llegar a producción.</w:t>
-      </w:r>
-    </w:p>
-    <w:p>
-      <w:pPr>
-        <w:ind w:firstLine="720"/>
-      </w:pPr>
-      <w:r>
-        <w:t xml:space="preserve">Esto materializa el principio de “automatización para crear procesos repetitivos y fiables”: el mismo commit produce siempre el mismo resultado, sin pasos manuales que alguien pueda olvidar, con retroalimentación en minutos y con trazabilidad (quién cambió qué y si pasó las pruebas). Como observación de ingeniería, el artefacto </w:t>
-      </w:r>
-      <w:r>
-        <w:rPr>
-          <w:rFonts w:ascii="Courier New" w:eastAsia="Courier New" w:hAnsi="Courier New" w:cs="Courier New"/>
-          <w:sz w:val="22"/>
-        </w:rPr>
-        <w:t>build/</w:t>
-      </w:r>
-      <w:r>
-        <w:t xml:space="preserve"> del primer job no llega al segundo, porque cada job corre en una VM distinta; en un pipeline real se compartiría con </w:t>
-      </w:r>
-      <w:r>
-        <w:rPr>
-          <w:rFonts w:ascii="Courier New" w:eastAsia="Courier New" w:hAnsi="Courier New" w:cs="Courier New"/>
-          <w:sz w:val="22"/>
-        </w:rPr>
-        <w:t>actions/upload-artifact</w:t>
-      </w:r>
-      <w:r>
-        <w:t xml:space="preserve"> y </w:t>
-      </w:r>
-      <w:r>
-        <w:rPr>
-          <w:rFonts w:ascii="Courier New" w:eastAsia="Courier New" w:hAnsi="Courier New" w:cs="Courier New"/>
-          <w:sz w:val="22"/>
-        </w:rPr>
-        <w:t>actions/download-artifact</w:t>
-      </w:r>
-      <w:r>
-        <w:t>. Además, la “prueba de copyright” solo busca la palabra EventFlow y no el año, por lo que no detectaría un copyright desactualizado.</w:t>
+        <w:t>Figura 17</w:t>
       </w:r>
     </w:p>
     <w:p>
@@ -7181,20 +8484,9 @@
       </w:pPr>
       <w:r>
         <w:rPr>
-          <w:b/>
-        </w:rPr>
-        <w:t>Figura 13</w:t>
-      </w:r>
-    </w:p>
-    <w:p>
-      <w:pPr>
-        <w:keepNext/>
-      </w:pPr>
-      <w:r>
-        <w:rPr>
           <w:i/>
         </w:rPr>
-        <w:t>Pestaña Actions con las Ejecuciones del Taller CI Pipeline</w:t>
+        <w:t>Ejecución de terraform plan en Google Cloud Shell</w:t>
       </w:r>
     </w:p>
     <w:tbl>
@@ -7245,7 +8537,7 @@
               <w:rPr>
                 <w:b/>
               </w:rPr>
-              <w:t xml:space="preserve"> PENDIENTE: fig13_github_actions_lista.png</w:t>
+              <w:t xml:space="preserve"> PENDIENTE: fig17_cloudshell_terraform_plan.png</w:t>
             </w:r>
           </w:p>
           <w:p>
@@ -7257,7 +8549,7 @@
               <w:rPr>
                 <w:sz w:val="22"/>
               </w:rPr>
-              <w:t xml:space="preserve">Pestaña Actions con al menos 2 ejecuciones en verde (commit inicial y cambio a 2026) </w:t>
+              <w:t xml:space="preserve">Salida de terraform plan con los 3 recursos y “Plan: 3 to add, 0 to change, 0 to destroy” </w:t>
             </w:r>
           </w:p>
           <w:p>
@@ -7277,12 +8569,90 @@
         <w:t>Nota.</w:t>
       </w:r>
       <w:r>
-        <w:t xml:space="preserve"> Captura de pantalla de GitHub Actions.</w:t>
+        <w:t xml:space="preserve"> Captura de pantalla de Google Cloud Shell.</w:t>
       </w:r>
     </w:p>
     <w:p/>
     <w:p>
       <w:pPr>
+        <w:pStyle w:val="Ttulo3"/>
+      </w:pPr>
+      <w:r>
+        <w:rPr>
+          <w:rFonts w:ascii="Times New Roman" w:eastAsia="Times New Roman" w:hAnsi="Times New Roman" w:cs="Times New Roman"/>
+        </w:rPr>
+        <w:t>Diseño de la API en Swagger Hub</w:t>
+      </w:r>
+    </w:p>
+    <w:p>
+      <w:pPr>
+        <w:ind w:firstLine="720"/>
+      </w:pPr>
+      <w:r>
+        <w:t xml:space="preserve">Como complemento, describí en </w:t>
+      </w:r>
+      <w:r>
+        <w:rPr>
+          <w:rFonts w:ascii="Courier New" w:eastAsia="Courier New" w:hAnsi="Courier New" w:cs="Courier New"/>
+          <w:sz w:val="22"/>
+        </w:rPr>
+        <w:t>openapi.yaml</w:t>
+      </w:r>
+      <w:r>
+        <w:t xml:space="preserve"> (OpenAPI 3.0) una API mínima de los servicios de Eventos y Pedidos: </w:t>
+      </w:r>
+      <w:r>
+        <w:rPr>
+          <w:rFonts w:ascii="Courier New" w:eastAsia="Courier New" w:hAnsi="Courier New" w:cs="Courier New"/>
+          <w:sz w:val="22"/>
+        </w:rPr>
+        <w:t>GET /eventos</w:t>
+      </w:r>
+      <w:r>
+        <w:t xml:space="preserve"> (la HU-01), </w:t>
+      </w:r>
+      <w:r>
+        <w:rPr>
+          <w:rFonts w:ascii="Courier New" w:eastAsia="Courier New" w:hAnsi="Courier New" w:cs="Courier New"/>
+          <w:sz w:val="22"/>
+        </w:rPr>
+        <w:t>GET /eventos/{id}/disponibilidad</w:t>
+      </w:r>
+      <w:r>
+        <w:t xml:space="preserve"> con objetivo p95 ≤ 200 ms y </w:t>
+      </w:r>
+      <w:r>
+        <w:rPr>
+          <w:rFonts w:ascii="Courier New" w:eastAsia="Courier New" w:hAnsi="Courier New" w:cs="Courier New"/>
+          <w:sz w:val="22"/>
+        </w:rPr>
+        <w:t>POST /pedidos</w:t>
+      </w:r>
+      <w:r>
+        <w:t xml:space="preserve"> con la cabecera obligatoria </w:t>
+      </w:r>
+      <w:r>
+        <w:rPr>
+          <w:rFonts w:ascii="Courier New" w:eastAsia="Courier New" w:hAnsi="Courier New" w:cs="Courier New"/>
+          <w:sz w:val="22"/>
+        </w:rPr>
+        <w:t>Idempotency-Key</w:t>
+      </w:r>
+      <w:r>
+        <w:t>, que evita órdenes duplicadas por reintentos (Figura 18). Diseñar el contrato primero (</w:t>
+      </w:r>
+      <w:r>
+        <w:rPr>
+          <w:i/>
+        </w:rPr>
+        <w:t>API-first</w:t>
+      </w:r>
+      <w:r>
+        <w:t>) es lo que permite el bajo acoplamiento entre servicios discutido antes.</w:t>
+      </w:r>
+    </w:p>
+    <w:p>
+      <w:pPr>
         <w:keepNext/>
       </w:pPr>
       <w:r>
@@ -7290,7 +8660,7 @@
           <w:b/>
         </w:rPr>
         <w:lastRenderedPageBreak/>
-        <w:t>Figura 14</w:t>
+        <w:t>Figura 18</w:t>
       </w:r>
     </w:p>
     <w:p>
@@ -7301,7 +8671,7 @@
         <w:rPr>
           <w:i/>
         </w:rPr>
-        <w:t>Detalle de la Ejecución con los Jobs build y test</w:t>
+        <w:t>Especificación OpenAPI de EventFlow en Swagger Hub</w:t>
       </w:r>
     </w:p>
     <w:tbl>
@@ -7352,7 +8722,7 @@
               <w:rPr>
                 <w:b/>
               </w:rPr>
-              <w:t xml:space="preserve"> PENDIENTE: fig14_github_actions_run.png</w:t>
+              <w:t xml:space="preserve"> PENDIENTE: fig18_swagger_hub.png</w:t>
             </w:r>
           </w:p>
           <w:p>
@@ -7364,7 +8734,7 @@
               <w:rPr>
                 <w:sz w:val="22"/>
               </w:rPr>
-              <w:t xml:space="preserve">Grafo del run: build → test, ambos con ✓ verde </w:t>
+              <w:t xml:space="preserve">Swagger Hub con openapi.yaml importado: endpoints de Eventos y Pedidos visibles </w:t>
             </w:r>
           </w:p>
           <w:p>
@@ -7384,1495 +8754,15 @@
         <w:t>Nota.</w:t>
       </w:r>
       <w:r>
-        <w:t xml:space="preserve"> Captura de pantalla de GitHub Actions.</w:t>
+        <w:t xml:space="preserve"> Captura de pantalla de Swagger Hub (opcional).</w:t>
       </w:r>
     </w:p>
     <w:p/>
     <w:p>
       <w:pPr>
-        <w:keepNext/>
-      </w:pPr>
-      <w:r>
-        <w:rPr>
-          <w:b/>
-        </w:rPr>
-        <w:t>Figura 15</w:t>
-      </w:r>
-    </w:p>
-    <w:p>
-      <w:pPr>
-        <w:keepNext/>
-      </w:pPr>
-      <w:r>
-        <w:rPr>
-          <w:i/>
-        </w:rPr>
-        <w:t>Log del Job test con las Pruebas Simuladas Superadas</w:t>
-      </w:r>
-    </w:p>
-    <w:tbl>
-      <w:tblPr>
-        <w:tblW w:w="0" w:type="auto"/>
-        <w:jc w:val="center"/>
-        <w:tblBorders>
-          <w:top w:val="single" w:sz="12" w:space="0" w:color="7F7F7F"/>
-          <w:left w:val="single" w:sz="12" w:space="0" w:color="7F7F7F"/>
-          <w:bottom w:val="single" w:sz="12" w:space="0" w:color="7F7F7F"/>
-          <w:right w:val="single" w:sz="12" w:space="0" w:color="7F7F7F"/>
-          <w:insideH w:val="nil"/>
-          <w:insideV w:val="nil"/>
-        </w:tblBorders>
-        <w:tblLook w:val="04A0" w:firstRow="1" w:lastRow="0" w:firstColumn="1" w:lastColumn="0" w:noHBand="0" w:noVBand="1"/>
-      </w:tblPr>
-      <w:tblGrid>
-        <w:gridCol w:w="9360"/>
-      </w:tblGrid>
-      <w:tr>
-        <w:trPr>
-          <w:cantSplit/>
-          <w:jc w:val="center"/>
-        </w:trPr>
-        <w:tc>
-          <w:tcPr>
-            <w:tcW w:w="9360" w:type="dxa"/>
-            <w:shd w:val="clear" w:color="auto" w:fill="D9D9D9"/>
-          </w:tcPr>
-          <w:p>
-            <w:pPr>
-              <w:spacing w:line="360" w:lineRule="auto"/>
-              <w:jc w:val="center"/>
-            </w:pPr>
-          </w:p>
-          <w:p>
-            <w:pPr>
-              <w:spacing w:line="360" w:lineRule="auto"/>
-              <w:jc w:val="center"/>
-            </w:pPr>
-            <w:r>
-              <w:rPr>
-                <w:b/>
-              </w:rPr>
-              <w:t>📸</w:t>
-            </w:r>
-            <w:r>
-              <w:rPr>
-                <w:b/>
-              </w:rPr>
-              <w:t xml:space="preserve"> PENDIENTE: fig15_github_actions_logs.png</w:t>
-            </w:r>
-          </w:p>
-          <w:p>
-            <w:pPr>
-              <w:spacing w:line="360" w:lineRule="auto"/>
-              <w:jc w:val="center"/>
-            </w:pPr>
-            <w:r>
-              <w:rPr>
-                <w:sz w:val="22"/>
-              </w:rPr>
-              <w:t xml:space="preserve">Log del job test expandido mostrando “Prueba de 'Linting' pasada” y “¡Pruebas exitosas!” </w:t>
-            </w:r>
-          </w:p>
-          <w:p>
-            <w:pPr>
-              <w:spacing w:line="360" w:lineRule="auto"/>
-              <w:jc w:val="center"/>
-            </w:pPr>
-          </w:p>
-        </w:tc>
-      </w:tr>
-    </w:tbl>
-    <w:p>
-      <w:r>
-        <w:rPr>
-          <w:i/>
-        </w:rPr>
-        <w:t>Nota.</w:t>
-      </w:r>
-      <w:r>
-        <w:t xml:space="preserve"> Captura de pantalla de GitHub Actions.</w:t>
-      </w:r>
-    </w:p>
-    <w:p/>
-    <w:p>
-      <w:pPr>
-        <w:pStyle w:val="Ttulo3"/>
-      </w:pPr>
-      <w:r>
-        <w:rPr>
-          <w:rFonts w:ascii="Times New Roman" w:eastAsia="Times New Roman" w:hAnsi="Times New Roman" w:cs="Times New Roman"/>
-        </w:rPr>
-        <w:t>Paso 4: Infraestructura como Código con Terraform en Google Cloud Shell</w:t>
-      </w:r>
-    </w:p>
-    <w:p>
-      <w:pPr>
-        <w:ind w:firstLine="720"/>
-      </w:pPr>
-      <w:r>
-        <w:t xml:space="preserve">La infraestructura como código (IaC) consiste en definir servidores, redes y reglas en archivos versionados en lugar de crearlos a mano en una consola. El </w:t>
-      </w:r>
-      <w:r>
-        <w:rPr>
-          <w:rFonts w:ascii="Courier New" w:eastAsia="Courier New" w:hAnsi="Courier New" w:cs="Courier New"/>
-          <w:sz w:val="22"/>
-        </w:rPr>
-        <w:t>main.tf</w:t>
-      </w:r>
-      <w:r>
-        <w:t xml:space="preserve"> del taller declara tres recursos de Google Cloud: una red VPC </w:t>
-      </w:r>
-      <w:r>
-        <w:rPr>
-          <w:rFonts w:ascii="Courier New" w:eastAsia="Courier New" w:hAnsi="Courier New" w:cs="Courier New"/>
-          <w:sz w:val="22"/>
-        </w:rPr>
-        <w:t>taller-arquitectura-vpc</w:t>
-      </w:r>
-      <w:r>
-        <w:t xml:space="preserve"> (línea 25), una regla de firewall que permite HTTP por el puerto 80 desde cualquier IP (líneas 31 a 40) y una máquina virtual </w:t>
-      </w:r>
-      <w:r>
-        <w:rPr>
-          <w:rFonts w:ascii="Courier New" w:eastAsia="Courier New" w:hAnsi="Courier New" w:cs="Courier New"/>
-          <w:sz w:val="22"/>
-        </w:rPr>
-        <w:t>e2-micro</w:t>
-      </w:r>
-      <w:r>
-        <w:t xml:space="preserve"> llamada </w:t>
-      </w:r>
-      <w:r>
-        <w:rPr>
-          <w:rFonts w:ascii="Courier New" w:eastAsia="Courier New" w:hAnsi="Courier New" w:cs="Courier New"/>
-          <w:sz w:val="22"/>
-        </w:rPr>
-        <w:t>eventflow-web-server</w:t>
-      </w:r>
-      <w:r>
-        <w:t xml:space="preserve"> con Debian 11 e IP pública (líneas 43 a 60). En Cloud Shell cloné el repositorio, reemplacé </w:t>
-      </w:r>
-      <w:r>
-        <w:rPr>
-          <w:rFonts w:ascii="Courier New" w:eastAsia="Courier New" w:hAnsi="Courier New" w:cs="Courier New"/>
-          <w:sz w:val="22"/>
-        </w:rPr>
-        <w:t>tu-proyecto-de-gcloud</w:t>
-      </w:r>
-      <w:r>
-        <w:t xml:space="preserve"> (línea 18) por mi Project ID y ejecuté los comandos sin aplicar (Figuras 16 y 17).</w:t>
-      </w:r>
-    </w:p>
-    <w:tbl>
-      <w:tblPr>
-        <w:tblW w:w="0" w:type="auto"/>
-        <w:jc w:val="center"/>
-        <w:tblBorders>
-          <w:top w:val="single" w:sz="4" w:space="0" w:color="999999"/>
-          <w:left w:val="single" w:sz="4" w:space="0" w:color="999999"/>
-          <w:bottom w:val="single" w:sz="4" w:space="0" w:color="999999"/>
-          <w:right w:val="single" w:sz="4" w:space="0" w:color="999999"/>
-          <w:insideH w:val="nil"/>
-          <w:insideV w:val="nil"/>
-        </w:tblBorders>
-        <w:tblLook w:val="04A0" w:firstRow="1" w:lastRow="0" w:firstColumn="1" w:lastColumn="0" w:noHBand="0" w:noVBand="1"/>
-      </w:tblPr>
-      <w:tblGrid>
-        <w:gridCol w:w="9360"/>
-      </w:tblGrid>
-      <w:tr>
-        <w:trPr>
-          <w:jc w:val="center"/>
-        </w:trPr>
-        <w:tc>
-          <w:tcPr>
-            <w:tcW w:w="9360" w:type="dxa"/>
-            <w:shd w:val="clear" w:color="auto" w:fill="F2F2F2"/>
-          </w:tcPr>
-          <w:p>
-            <w:pPr>
-              <w:spacing w:line="240" w:lineRule="auto"/>
-            </w:pPr>
-            <w:r>
-              <w:rPr>
-                <w:rFonts w:ascii="Courier New" w:eastAsia="Courier New" w:hAnsi="Courier New" w:cs="Courier New"/>
-                <w:sz w:val="17"/>
-              </w:rPr>
-              <w:t># Archivo: main.tf</w:t>
-            </w:r>
-          </w:p>
-          <w:p>
-            <w:pPr>
-              <w:spacing w:line="240" w:lineRule="auto"/>
-            </w:pPr>
-            <w:r>
-              <w:rPr>
-                <w:rFonts w:ascii="Courier New" w:eastAsia="Courier New" w:hAnsi="Courier New" w:cs="Courier New"/>
-                <w:sz w:val="17"/>
-              </w:rPr>
-              <w:t>#</w:t>
-            </w:r>
-          </w:p>
-          <w:p>
-            <w:pPr>
-              <w:spacing w:line="240" w:lineRule="auto"/>
-            </w:pPr>
-            <w:r>
-              <w:rPr>
-                <w:rFonts w:ascii="Courier New" w:eastAsia="Courier New" w:hAnsi="Courier New" w:cs="Courier New"/>
-                <w:sz w:val="17"/>
-              </w:rPr>
-              <w:lastRenderedPageBreak/>
-              <w:t># Configuración de Terraform para el Taller de Arquitectura</w:t>
-            </w:r>
-          </w:p>
-          <w:p>
-            <w:pPr>
-              <w:spacing w:line="240" w:lineRule="auto"/>
-            </w:pPr>
-            <w:r>
-              <w:rPr>
-                <w:rFonts w:ascii="Courier New" w:eastAsia="Courier New" w:hAnsi="Courier New" w:cs="Courier New"/>
-                <w:sz w:val="17"/>
-              </w:rPr>
-              <w:t># ¡OJO! Esto es solo para demostración en Cloud Shell.</w:t>
-            </w:r>
-          </w:p>
-          <w:p>
-            <w:pPr>
-              <w:spacing w:line="240" w:lineRule="auto"/>
-            </w:pPr>
-            <w:r>
-              <w:rPr>
-                <w:rFonts w:ascii="Courier New" w:eastAsia="Courier New" w:hAnsi="Courier New" w:cs="Courier New"/>
-                <w:sz w:val="17"/>
-              </w:rPr>
-              <w:t># No creará recursos reales a menos que se aplique (no lo haremos).</w:t>
-            </w:r>
-          </w:p>
-          <w:p>
-            <w:pPr>
-              <w:spacing w:line="240" w:lineRule="auto"/>
-            </w:pPr>
-            <w:r>
-              <w:rPr>
-                <w:rFonts w:ascii="Courier New" w:eastAsia="Courier New" w:hAnsi="Courier New" w:cs="Courier New"/>
-                <w:sz w:val="17"/>
-              </w:rPr>
-              <w:t xml:space="preserve"> </w:t>
-            </w:r>
-          </w:p>
-          <w:p>
-            <w:pPr>
-              <w:spacing w:line="240" w:lineRule="auto"/>
-            </w:pPr>
-            <w:r>
-              <w:rPr>
-                <w:rFonts w:ascii="Courier New" w:eastAsia="Courier New" w:hAnsi="Courier New" w:cs="Courier New"/>
-                <w:sz w:val="17"/>
-              </w:rPr>
-              <w:t>terraform {</w:t>
-            </w:r>
-          </w:p>
-          <w:p>
-            <w:pPr>
-              <w:spacing w:line="240" w:lineRule="auto"/>
-            </w:pPr>
-            <w:r>
-              <w:rPr>
-                <w:rFonts w:ascii="Courier New" w:eastAsia="Courier New" w:hAnsi="Courier New" w:cs="Courier New"/>
-                <w:sz w:val="17"/>
-              </w:rPr>
-              <w:t xml:space="preserve">  required_providers {</w:t>
-            </w:r>
-          </w:p>
-          <w:p>
-            <w:pPr>
-              <w:spacing w:line="240" w:lineRule="auto"/>
-            </w:pPr>
-            <w:r>
-              <w:rPr>
-                <w:rFonts w:ascii="Courier New" w:eastAsia="Courier New" w:hAnsi="Courier New" w:cs="Courier New"/>
-                <w:sz w:val="17"/>
-              </w:rPr>
-              <w:t xml:space="preserve">    # Usaremos el proveedor de Google Cloud</w:t>
-            </w:r>
-          </w:p>
-          <w:p>
-            <w:pPr>
-              <w:spacing w:line="240" w:lineRule="auto"/>
-            </w:pPr>
-            <w:r>
-              <w:rPr>
-                <w:rFonts w:ascii="Courier New" w:eastAsia="Courier New" w:hAnsi="Courier New" w:cs="Courier New"/>
-                <w:sz w:val="17"/>
-              </w:rPr>
-              <w:t xml:space="preserve">    google = {</w:t>
-            </w:r>
-          </w:p>
-          <w:p>
-            <w:pPr>
-              <w:spacing w:line="240" w:lineRule="auto"/>
-            </w:pPr>
-            <w:r>
-              <w:rPr>
-                <w:rFonts w:ascii="Courier New" w:eastAsia="Courier New" w:hAnsi="Courier New" w:cs="Courier New"/>
-                <w:sz w:val="17"/>
-              </w:rPr>
-              <w:t xml:space="preserve">      source  = "hashicorp/google"</w:t>
-            </w:r>
-          </w:p>
-          <w:p>
-            <w:pPr>
-              <w:spacing w:line="240" w:lineRule="auto"/>
-            </w:pPr>
-            <w:r>
-              <w:rPr>
-                <w:rFonts w:ascii="Courier New" w:eastAsia="Courier New" w:hAnsi="Courier New" w:cs="Courier New"/>
-                <w:sz w:val="17"/>
-              </w:rPr>
-              <w:t xml:space="preserve">      version = "5.10.0"</w:t>
-            </w:r>
-          </w:p>
-          <w:p>
-            <w:pPr>
-              <w:spacing w:line="240" w:lineRule="auto"/>
-            </w:pPr>
-            <w:r>
-              <w:rPr>
-                <w:rFonts w:ascii="Courier New" w:eastAsia="Courier New" w:hAnsi="Courier New" w:cs="Courier New"/>
-                <w:sz w:val="17"/>
-              </w:rPr>
-              <w:t xml:space="preserve">    }</w:t>
-            </w:r>
-          </w:p>
-          <w:p>
-            <w:pPr>
-              <w:spacing w:line="240" w:lineRule="auto"/>
-            </w:pPr>
-            <w:r>
-              <w:rPr>
-                <w:rFonts w:ascii="Courier New" w:eastAsia="Courier New" w:hAnsi="Courier New" w:cs="Courier New"/>
-                <w:sz w:val="17"/>
-              </w:rPr>
-              <w:t xml:space="preserve">  }</w:t>
-            </w:r>
-          </w:p>
-          <w:p>
-            <w:pPr>
-              <w:spacing w:line="240" w:lineRule="auto"/>
-            </w:pPr>
-            <w:r>
-              <w:rPr>
-                <w:rFonts w:ascii="Courier New" w:eastAsia="Courier New" w:hAnsi="Courier New" w:cs="Courier New"/>
-                <w:sz w:val="17"/>
-              </w:rPr>
-              <w:t>}</w:t>
-            </w:r>
-          </w:p>
-          <w:p>
-            <w:pPr>
-              <w:spacing w:line="240" w:lineRule="auto"/>
-            </w:pPr>
-            <w:r>
-              <w:rPr>
-                <w:rFonts w:ascii="Courier New" w:eastAsia="Courier New" w:hAnsi="Courier New" w:cs="Courier New"/>
-                <w:sz w:val="17"/>
-              </w:rPr>
-              <w:t xml:space="preserve"> </w:t>
-            </w:r>
-          </w:p>
-          <w:p>
-            <w:pPr>
-              <w:spacing w:line="240" w:lineRule="auto"/>
-            </w:pPr>
-            <w:r>
-              <w:rPr>
-                <w:rFonts w:ascii="Courier New" w:eastAsia="Courier New" w:hAnsi="Courier New" w:cs="Courier New"/>
-                <w:sz w:val="17"/>
-              </w:rPr>
-              <w:t>provider "google" {</w:t>
-            </w:r>
-          </w:p>
-          <w:p>
-            <w:pPr>
-              <w:spacing w:line="240" w:lineRule="auto"/>
-            </w:pPr>
-            <w:r>
-              <w:rPr>
-                <w:rFonts w:ascii="Courier New" w:eastAsia="Courier New" w:hAnsi="Courier New" w:cs="Courier New"/>
-                <w:sz w:val="17"/>
-              </w:rPr>
-              <w:t xml:space="preserve">  project = "tu-proyecto-de-gcloud" # Esto es solo un placeholder</w:t>
-            </w:r>
-          </w:p>
-          <w:p>
-            <w:pPr>
-              <w:spacing w:line="240" w:lineRule="auto"/>
-            </w:pPr>
-            <w:r>
-              <w:rPr>
-                <w:rFonts w:ascii="Courier New" w:eastAsia="Courier New" w:hAnsi="Courier New" w:cs="Courier New"/>
-                <w:sz w:val="17"/>
-              </w:rPr>
-              <w:t xml:space="preserve">  region  = "us-central1"</w:t>
-            </w:r>
-          </w:p>
-          <w:p>
-            <w:pPr>
-              <w:spacing w:line="240" w:lineRule="auto"/>
-            </w:pPr>
-            <w:r>
-              <w:rPr>
-                <w:rFonts w:ascii="Courier New" w:eastAsia="Courier New" w:hAnsi="Courier New" w:cs="Courier New"/>
-                <w:sz w:val="17"/>
-              </w:rPr>
-              <w:t xml:space="preserve">  zone    = "us-central1-c"</w:t>
-            </w:r>
-          </w:p>
-          <w:p>
-            <w:pPr>
-              <w:spacing w:line="240" w:lineRule="auto"/>
-            </w:pPr>
-            <w:r>
-              <w:rPr>
-                <w:rFonts w:ascii="Courier New" w:eastAsia="Courier New" w:hAnsi="Courier New" w:cs="Courier New"/>
-                <w:sz w:val="17"/>
-              </w:rPr>
-              <w:t>}</w:t>
-            </w:r>
-          </w:p>
-          <w:p>
-            <w:pPr>
-              <w:spacing w:line="240" w:lineRule="auto"/>
-            </w:pPr>
-            <w:r>
-              <w:rPr>
-                <w:rFonts w:ascii="Courier New" w:eastAsia="Courier New" w:hAnsi="Courier New" w:cs="Courier New"/>
-                <w:sz w:val="17"/>
-              </w:rPr>
-              <w:t xml:space="preserve"> </w:t>
-            </w:r>
-          </w:p>
-          <w:p>
-            <w:pPr>
-              <w:spacing w:line="240" w:lineRule="auto"/>
-            </w:pPr>
-            <w:r>
-              <w:rPr>
-                <w:rFonts w:ascii="Courier New" w:eastAsia="Courier New" w:hAnsi="Courier New" w:cs="Courier New"/>
-                <w:sz w:val="17"/>
-              </w:rPr>
-              <w:t># Definición de "infraestructura como código" [cite: 37, 100]</w:t>
-            </w:r>
-          </w:p>
-          <w:p>
-            <w:pPr>
-              <w:spacing w:line="240" w:lineRule="auto"/>
-            </w:pPr>
-            <w:r>
-              <w:rPr>
-                <w:rFonts w:ascii="Courier New" w:eastAsia="Courier New" w:hAnsi="Courier New" w:cs="Courier New"/>
-                <w:sz w:val="17"/>
-              </w:rPr>
-              <w:t># 1. Una red virtual para nuestra app</w:t>
-            </w:r>
-          </w:p>
-          <w:p>
-            <w:pPr>
-              <w:spacing w:line="240" w:lineRule="auto"/>
-            </w:pPr>
-            <w:r>
-              <w:rPr>
-                <w:rFonts w:ascii="Courier New" w:eastAsia="Courier New" w:hAnsi="Courier New" w:cs="Courier New"/>
-                <w:sz w:val="17"/>
-              </w:rPr>
-              <w:t>resource "google_compute_network" "vpc_network" {</w:t>
-            </w:r>
-          </w:p>
-          <w:p>
-            <w:pPr>
-              <w:spacing w:line="240" w:lineRule="auto"/>
-            </w:pPr>
-            <w:r>
-              <w:rPr>
-                <w:rFonts w:ascii="Courier New" w:eastAsia="Courier New" w:hAnsi="Courier New" w:cs="Courier New"/>
-                <w:sz w:val="17"/>
-              </w:rPr>
-              <w:t xml:space="preserve">  name = "taller-arquitectura-vpc"</w:t>
-            </w:r>
-          </w:p>
-          <w:p>
-            <w:pPr>
-              <w:spacing w:line="240" w:lineRule="auto"/>
-            </w:pPr>
-            <w:r>
-              <w:rPr>
-                <w:rFonts w:ascii="Courier New" w:eastAsia="Courier New" w:hAnsi="Courier New" w:cs="Courier New"/>
-                <w:sz w:val="17"/>
-              </w:rPr>
-              <w:t xml:space="preserve">  auto_create_subnetworks = true</w:t>
-            </w:r>
-          </w:p>
-          <w:p>
-            <w:pPr>
-              <w:spacing w:line="240" w:lineRule="auto"/>
-            </w:pPr>
-            <w:r>
-              <w:rPr>
-                <w:rFonts w:ascii="Courier New" w:eastAsia="Courier New" w:hAnsi="Courier New" w:cs="Courier New"/>
-                <w:sz w:val="17"/>
-              </w:rPr>
-              <w:t>}</w:t>
-            </w:r>
-          </w:p>
-          <w:p>
-            <w:pPr>
-              <w:spacing w:line="240" w:lineRule="auto"/>
-            </w:pPr>
-            <w:r>
-              <w:rPr>
-                <w:rFonts w:ascii="Courier New" w:eastAsia="Courier New" w:hAnsi="Courier New" w:cs="Courier New"/>
-                <w:sz w:val="17"/>
-              </w:rPr>
-              <w:t xml:space="preserve"> </w:t>
-            </w:r>
-          </w:p>
-          <w:p>
-            <w:pPr>
-              <w:spacing w:line="240" w:lineRule="auto"/>
-            </w:pPr>
-            <w:r>
-              <w:rPr>
-                <w:rFonts w:ascii="Courier New" w:eastAsia="Courier New" w:hAnsi="Courier New" w:cs="Courier New"/>
-                <w:sz w:val="17"/>
-              </w:rPr>
-              <w:t># 2. Una regla de firewall para permitir tráfico web (HTTP)</w:t>
-            </w:r>
-          </w:p>
-          <w:p>
-            <w:pPr>
-              <w:spacing w:line="240" w:lineRule="auto"/>
-            </w:pPr>
-            <w:r>
-              <w:rPr>
-                <w:rFonts w:ascii="Courier New" w:eastAsia="Courier New" w:hAnsi="Courier New" w:cs="Courier New"/>
-                <w:sz w:val="17"/>
-              </w:rPr>
-              <w:t>resource "google_compute_firewall" "default" {</w:t>
-            </w:r>
-          </w:p>
-          <w:p>
-            <w:pPr>
-              <w:spacing w:line="240" w:lineRule="auto"/>
-            </w:pPr>
-            <w:r>
-              <w:rPr>
-                <w:rFonts w:ascii="Courier New" w:eastAsia="Courier New" w:hAnsi="Courier New" w:cs="Courier New"/>
-                <w:sz w:val="17"/>
-              </w:rPr>
-              <w:t xml:space="preserve">  name    = "taller-firewall-allow-http"</w:t>
-            </w:r>
-          </w:p>
-          <w:p>
-            <w:pPr>
-              <w:spacing w:line="240" w:lineRule="auto"/>
-            </w:pPr>
-            <w:r>
-              <w:rPr>
-                <w:rFonts w:ascii="Courier New" w:eastAsia="Courier New" w:hAnsi="Courier New" w:cs="Courier New"/>
-                <w:sz w:val="17"/>
-              </w:rPr>
-              <w:t xml:space="preserve">  network = google_compute_network.vpc_network.name</w:t>
-            </w:r>
-          </w:p>
-          <w:p>
-            <w:pPr>
-              <w:spacing w:line="240" w:lineRule="auto"/>
-            </w:pPr>
-            <w:r>
-              <w:rPr>
-                <w:rFonts w:ascii="Courier New" w:eastAsia="Courier New" w:hAnsi="Courier New" w:cs="Courier New"/>
-                <w:sz w:val="17"/>
-              </w:rPr>
-              <w:t xml:space="preserve">  </w:t>
-            </w:r>
-          </w:p>
-          <w:p>
-            <w:pPr>
-              <w:spacing w:line="240" w:lineRule="auto"/>
-            </w:pPr>
-            <w:r>
-              <w:rPr>
-                <w:rFonts w:ascii="Courier New" w:eastAsia="Courier New" w:hAnsi="Courier New" w:cs="Courier New"/>
-                <w:sz w:val="17"/>
-              </w:rPr>
-              <w:t xml:space="preserve">  allow {</w:t>
-            </w:r>
-          </w:p>
-          <w:p>
-            <w:pPr>
-              <w:spacing w:line="240" w:lineRule="auto"/>
-            </w:pPr>
-            <w:r>
-              <w:rPr>
-                <w:rFonts w:ascii="Courier New" w:eastAsia="Courier New" w:hAnsi="Courier New" w:cs="Courier New"/>
-                <w:sz w:val="17"/>
-              </w:rPr>
-              <w:t xml:space="preserve">    protocol = "tcp"</w:t>
-            </w:r>
-          </w:p>
-          <w:p>
-            <w:pPr>
-              <w:spacing w:line="240" w:lineRule="auto"/>
-            </w:pPr>
-            <w:r>
-              <w:rPr>
-                <w:rFonts w:ascii="Courier New" w:eastAsia="Courier New" w:hAnsi="Courier New" w:cs="Courier New"/>
-                <w:sz w:val="17"/>
-              </w:rPr>
-              <w:t xml:space="preserve">    ports    = ["80"] # Puerto HTTP</w:t>
-            </w:r>
-          </w:p>
-          <w:p>
-            <w:pPr>
-              <w:spacing w:line="240" w:lineRule="auto"/>
-            </w:pPr>
-            <w:r>
-              <w:rPr>
-                <w:rFonts w:ascii="Courier New" w:eastAsia="Courier New" w:hAnsi="Courier New" w:cs="Courier New"/>
-                <w:sz w:val="17"/>
-              </w:rPr>
-              <w:t xml:space="preserve">  }</w:t>
-            </w:r>
-          </w:p>
-          <w:p>
-            <w:pPr>
-              <w:spacing w:line="240" w:lineRule="auto"/>
-            </w:pPr>
-            <w:r>
-              <w:rPr>
-                <w:rFonts w:ascii="Courier New" w:eastAsia="Courier New" w:hAnsi="Courier New" w:cs="Courier New"/>
-                <w:sz w:val="17"/>
-              </w:rPr>
-              <w:t xml:space="preserve">  source_ranges = ["0.0.0.0/0"] # Permitir desde cualquier IP</w:t>
-            </w:r>
-          </w:p>
-          <w:p>
-            <w:pPr>
-              <w:spacing w:line="240" w:lineRule="auto"/>
-            </w:pPr>
-            <w:r>
-              <w:rPr>
-                <w:rFonts w:ascii="Courier New" w:eastAsia="Courier New" w:hAnsi="Courier New" w:cs="Courier New"/>
-                <w:sz w:val="17"/>
-              </w:rPr>
-              <w:t>}</w:t>
-            </w:r>
-          </w:p>
-          <w:p>
-            <w:pPr>
-              <w:spacing w:line="240" w:lineRule="auto"/>
-            </w:pPr>
-            <w:r>
-              <w:rPr>
-                <w:rFonts w:ascii="Courier New" w:eastAsia="Courier New" w:hAnsi="Courier New" w:cs="Courier New"/>
-                <w:sz w:val="17"/>
-              </w:rPr>
-              <w:t xml:space="preserve"> </w:t>
-            </w:r>
-          </w:p>
-          <w:p>
-            <w:pPr>
-              <w:spacing w:line="240" w:lineRule="auto"/>
-            </w:pPr>
-            <w:r>
-              <w:rPr>
-                <w:rFonts w:ascii="Courier New" w:eastAsia="Courier New" w:hAnsi="Courier New" w:cs="Courier New"/>
-                <w:sz w:val="17"/>
-              </w:rPr>
-              <w:t># 3. Un servidor web (máquina virtual)</w:t>
-            </w:r>
-          </w:p>
-          <w:p>
-            <w:pPr>
-              <w:spacing w:line="240" w:lineRule="auto"/>
-            </w:pPr>
-            <w:r>
-              <w:rPr>
-                <w:rFonts w:ascii="Courier New" w:eastAsia="Courier New" w:hAnsi="Courier New" w:cs="Courier New"/>
-                <w:sz w:val="17"/>
-              </w:rPr>
-              <w:t>resource "google_compute_instance" "web_server" {</w:t>
-            </w:r>
-          </w:p>
-          <w:p>
-            <w:pPr>
-              <w:spacing w:line="240" w:lineRule="auto"/>
-            </w:pPr>
-            <w:r>
-              <w:rPr>
-                <w:rFonts w:ascii="Courier New" w:eastAsia="Courier New" w:hAnsi="Courier New" w:cs="Courier New"/>
-                <w:sz w:val="17"/>
-              </w:rPr>
-              <w:t xml:space="preserve">  name         = "eventflow-web-server"</w:t>
-            </w:r>
-          </w:p>
-          <w:p>
-            <w:pPr>
-              <w:spacing w:line="240" w:lineRule="auto"/>
-            </w:pPr>
-            <w:r>
-              <w:rPr>
-                <w:rFonts w:ascii="Courier New" w:eastAsia="Courier New" w:hAnsi="Courier New" w:cs="Courier New"/>
-                <w:sz w:val="17"/>
-              </w:rPr>
-              <w:t xml:space="preserve">  machine_type = "e2-micro" # Una máquina pequeña y barata</w:t>
-            </w:r>
-          </w:p>
-          <w:p>
-            <w:pPr>
-              <w:spacing w:line="240" w:lineRule="auto"/>
-            </w:pPr>
-            <w:r>
-              <w:rPr>
-                <w:rFonts w:ascii="Courier New" w:eastAsia="Courier New" w:hAnsi="Courier New" w:cs="Courier New"/>
-                <w:sz w:val="17"/>
-              </w:rPr>
-              <w:t xml:space="preserve">  zone         = "us-central1-c"</w:t>
-            </w:r>
-          </w:p>
-          <w:p>
-            <w:pPr>
-              <w:spacing w:line="240" w:lineRule="auto"/>
-            </w:pPr>
-            <w:r>
-              <w:rPr>
-                <w:rFonts w:ascii="Courier New" w:eastAsia="Courier New" w:hAnsi="Courier New" w:cs="Courier New"/>
-                <w:sz w:val="17"/>
-              </w:rPr>
-              <w:t xml:space="preserve"> </w:t>
-            </w:r>
-          </w:p>
-          <w:p>
-            <w:pPr>
-              <w:spacing w:line="240" w:lineRule="auto"/>
-            </w:pPr>
-            <w:r>
-              <w:rPr>
-                <w:rFonts w:ascii="Courier New" w:eastAsia="Courier New" w:hAnsi="Courier New" w:cs="Courier New"/>
-                <w:sz w:val="17"/>
-              </w:rPr>
-              <w:t xml:space="preserve">  boot_disk {</w:t>
-            </w:r>
-          </w:p>
-          <w:p>
-            <w:pPr>
-              <w:spacing w:line="240" w:lineRule="auto"/>
-            </w:pPr>
-            <w:r>
-              <w:rPr>
-                <w:rFonts w:ascii="Courier New" w:eastAsia="Courier New" w:hAnsi="Courier New" w:cs="Courier New"/>
-                <w:sz w:val="17"/>
-              </w:rPr>
-              <w:t xml:space="preserve">    initialize_params {</w:t>
-            </w:r>
-          </w:p>
-          <w:p>
-            <w:pPr>
-              <w:spacing w:line="240" w:lineRule="auto"/>
-            </w:pPr>
-            <w:r>
-              <w:rPr>
-                <w:rFonts w:ascii="Courier New" w:eastAsia="Courier New" w:hAnsi="Courier New" w:cs="Courier New"/>
-                <w:sz w:val="17"/>
-              </w:rPr>
-              <w:t xml:space="preserve">      image = "debian-cloud/debian-11"</w:t>
-            </w:r>
-          </w:p>
-          <w:p>
-            <w:pPr>
-              <w:spacing w:line="240" w:lineRule="auto"/>
-            </w:pPr>
-            <w:r>
-              <w:rPr>
-                <w:rFonts w:ascii="Courier New" w:eastAsia="Courier New" w:hAnsi="Courier New" w:cs="Courier New"/>
-                <w:sz w:val="17"/>
-              </w:rPr>
-              <w:t xml:space="preserve">    }</w:t>
-            </w:r>
-          </w:p>
-          <w:p>
-            <w:pPr>
-              <w:spacing w:line="240" w:lineRule="auto"/>
-            </w:pPr>
-            <w:r>
-              <w:rPr>
-                <w:rFonts w:ascii="Courier New" w:eastAsia="Courier New" w:hAnsi="Courier New" w:cs="Courier New"/>
-                <w:sz w:val="17"/>
-              </w:rPr>
-              <w:t xml:space="preserve">  }</w:t>
-            </w:r>
-          </w:p>
-          <w:p>
-            <w:pPr>
-              <w:spacing w:line="240" w:lineRule="auto"/>
-            </w:pPr>
-            <w:r>
-              <w:rPr>
-                <w:rFonts w:ascii="Courier New" w:eastAsia="Courier New" w:hAnsi="Courier New" w:cs="Courier New"/>
-                <w:sz w:val="17"/>
-              </w:rPr>
-              <w:t xml:space="preserve"> </w:t>
-            </w:r>
-          </w:p>
-          <w:p>
-            <w:pPr>
-              <w:spacing w:line="240" w:lineRule="auto"/>
-            </w:pPr>
-            <w:r>
-              <w:rPr>
-                <w:rFonts w:ascii="Courier New" w:eastAsia="Courier New" w:hAnsi="Courier New" w:cs="Courier New"/>
-                <w:sz w:val="17"/>
-              </w:rPr>
-              <w:t xml:space="preserve">  network_interface {</w:t>
-            </w:r>
-          </w:p>
-          <w:p>
-            <w:pPr>
-              <w:spacing w:line="240" w:lineRule="auto"/>
-            </w:pPr>
-            <w:r>
-              <w:rPr>
-                <w:rFonts w:ascii="Courier New" w:eastAsia="Courier New" w:hAnsi="Courier New" w:cs="Courier New"/>
-                <w:sz w:val="17"/>
-              </w:rPr>
-              <w:t xml:space="preserve">    network = google_compute_network.vpc_network.name</w:t>
-            </w:r>
-          </w:p>
-          <w:p>
-            <w:pPr>
-              <w:spacing w:line="240" w:lineRule="auto"/>
-            </w:pPr>
-            <w:r>
-              <w:rPr>
-                <w:rFonts w:ascii="Courier New" w:eastAsia="Courier New" w:hAnsi="Courier New" w:cs="Courier New"/>
-                <w:sz w:val="17"/>
-              </w:rPr>
-              <w:t xml:space="preserve">    access_config {</w:t>
-            </w:r>
-          </w:p>
-          <w:p>
-            <w:pPr>
-              <w:spacing w:line="240" w:lineRule="auto"/>
-            </w:pPr>
-            <w:r>
-              <w:rPr>
-                <w:rFonts w:ascii="Courier New" w:eastAsia="Courier New" w:hAnsi="Courier New" w:cs="Courier New"/>
-                <w:sz w:val="17"/>
-              </w:rPr>
-              <w:t xml:space="preserve">      # Asigna una IP pública (efímera)</w:t>
-            </w:r>
-          </w:p>
-          <w:p>
-            <w:pPr>
-              <w:spacing w:line="240" w:lineRule="auto"/>
-            </w:pPr>
-            <w:r>
-              <w:rPr>
-                <w:rFonts w:ascii="Courier New" w:eastAsia="Courier New" w:hAnsi="Courier New" w:cs="Courier New"/>
-                <w:sz w:val="17"/>
-              </w:rPr>
-              <w:t xml:space="preserve">    }</w:t>
-            </w:r>
-          </w:p>
-          <w:p>
-            <w:pPr>
-              <w:spacing w:line="240" w:lineRule="auto"/>
-            </w:pPr>
-            <w:r>
-              <w:rPr>
-                <w:rFonts w:ascii="Courier New" w:eastAsia="Courier New" w:hAnsi="Courier New" w:cs="Courier New"/>
-                <w:sz w:val="17"/>
-              </w:rPr>
-              <w:t xml:space="preserve">  }</w:t>
-            </w:r>
-          </w:p>
-          <w:p>
-            <w:pPr>
-              <w:spacing w:line="240" w:lineRule="auto"/>
-            </w:pPr>
-            <w:r>
-              <w:rPr>
-                <w:rFonts w:ascii="Courier New" w:eastAsia="Courier New" w:hAnsi="Courier New" w:cs="Courier New"/>
-                <w:sz w:val="17"/>
-              </w:rPr>
-              <w:t>}</w:t>
-            </w:r>
-          </w:p>
-        </w:tc>
-      </w:tr>
-    </w:tbl>
-    <w:p/>
-    <w:p>
-      <w:pPr>
-        <w:pStyle w:val="Listaconvietas"/>
-      </w:pPr>
-      <w:r>
-        <w:rPr>
-          <w:rFonts w:ascii="Courier New" w:eastAsia="Courier New" w:hAnsi="Courier New" w:cs="Courier New"/>
-          <w:b/>
-          <w:sz w:val="22"/>
-        </w:rPr>
-        <w:lastRenderedPageBreak/>
-        <w:t>terraform init</w:t>
-      </w:r>
-      <w:r>
-        <w:t xml:space="preserve"> prepara el directorio de trabajo: lee el bloque </w:t>
-      </w:r>
-      <w:r>
-        <w:rPr>
-          <w:rFonts w:ascii="Courier New" w:eastAsia="Courier New" w:hAnsi="Courier New" w:cs="Courier New"/>
-          <w:sz w:val="22"/>
-        </w:rPr>
-        <w:t>required_providers</w:t>
-      </w:r>
-      <w:r>
-        <w:t xml:space="preserve">, descarga el proveedor </w:t>
-      </w:r>
-      <w:r>
-        <w:rPr>
-          <w:rFonts w:ascii="Courier New" w:eastAsia="Courier New" w:hAnsi="Courier New" w:cs="Courier New"/>
-          <w:sz w:val="22"/>
-        </w:rPr>
-        <w:t>hashicorp/google</w:t>
-      </w:r>
-      <w:r>
-        <w:t xml:space="preserve"> en la versión fijada 5.10.0 (líneas 10 a 13) dentro de </w:t>
-      </w:r>
-      <w:r>
-        <w:rPr>
-          <w:rFonts w:ascii="Courier New" w:eastAsia="Courier New" w:hAnsi="Courier New" w:cs="Courier New"/>
-          <w:sz w:val="22"/>
-        </w:rPr>
-        <w:t>.terraform/</w:t>
-      </w:r>
-      <w:r>
-        <w:t xml:space="preserve">, crea el archivo de bloqueo </w:t>
-      </w:r>
-      <w:r>
-        <w:rPr>
-          <w:rFonts w:ascii="Courier New" w:eastAsia="Courier New" w:hAnsi="Courier New" w:cs="Courier New"/>
-          <w:sz w:val="22"/>
-        </w:rPr>
-        <w:t>.terraform.lock.hcl</w:t>
-      </w:r>
-      <w:r>
-        <w:t xml:space="preserve"> para que todos usen la misma versión e inicializa el backend de estado (local por defecto). No toca la nube (HashiCorp, s.f.).</w:t>
-      </w:r>
-    </w:p>
-    <w:p>
-      <w:pPr>
-        <w:pStyle w:val="Listaconvietas"/>
-      </w:pPr>
-      <w:r>
-        <w:rPr>
-          <w:rFonts w:ascii="Courier New" w:eastAsia="Courier New" w:hAnsi="Courier New" w:cs="Courier New"/>
-          <w:b/>
-          <w:sz w:val="22"/>
-        </w:rPr>
-        <w:t>terraform plan</w:t>
-      </w:r>
-      <w:r>
-        <w:t xml:space="preserve"> compara la configuración deseada con el estado real (vacío, porque nunca se aplicó) y muestra el plan de ejecución: </w:t>
-      </w:r>
-      <w:r>
-        <w:rPr>
-          <w:rFonts w:ascii="Courier New" w:eastAsia="Courier New" w:hAnsi="Courier New" w:cs="Courier New"/>
-          <w:sz w:val="22"/>
-        </w:rPr>
-        <w:t>Plan: 3 to add, 0 to change, 0 to destroy</w:t>
-      </w:r>
-      <w:r>
-        <w:t xml:space="preserve">, con el detalle de la red, el firewall y la VM. Tampoco crea nada; es una revisión previa, como un </w:t>
-      </w:r>
-      <w:r>
-        <w:rPr>
-          <w:i/>
-        </w:rPr>
-        <w:t>diff</w:t>
-      </w:r>
-      <w:r>
-        <w:t xml:space="preserve"> de infraestructura.</w:t>
-      </w:r>
-    </w:p>
-    <w:p>
-      <w:pPr>
-        <w:pStyle w:val="Listaconvietas"/>
-      </w:pPr>
-      <w:r>
-        <w:rPr>
-          <w:rFonts w:ascii="Courier New" w:eastAsia="Courier New" w:hAnsi="Courier New" w:cs="Courier New"/>
-          <w:b/>
-          <w:sz w:val="22"/>
-        </w:rPr>
-        <w:t>terraform apply</w:t>
-      </w:r>
-      <w:r>
-        <w:t xml:space="preserve"> —que no se ejecutó, por indicación del taller— sería el único comando que crea los recursos y genera costos.</w:t>
-      </w:r>
-    </w:p>
-    <w:p>
-      <w:pPr>
-        <w:ind w:firstLine="720"/>
-      </w:pPr>
-      <w:r>
-        <w:t xml:space="preserve">Esto es “una función principal de DevOps que permite gestionar la escala y la velocidad a la que deben aprovisionarse los entornos”: el mismo archivo crea en minutos un entorno idéntico de pruebas, de staging o diez réplicas para un pico de ventas, se revisa en un pull request como cualquier código y elimina la “configuración artesanal” que nadie sabe reproducir. Como auditora, anoto dos deudas de infraestructura en el propio </w:t>
-      </w:r>
-      <w:r>
-        <w:rPr>
-          <w:rFonts w:ascii="Courier New" w:eastAsia="Courier New" w:hAnsi="Courier New" w:cs="Courier New"/>
-          <w:sz w:val="22"/>
-        </w:rPr>
-        <w:t>main.tf</w:t>
-      </w:r>
-      <w:r>
-        <w:t xml:space="preserve">: </w:t>
-      </w:r>
-      <w:r>
-        <w:rPr>
-          <w:rFonts w:ascii="Courier New" w:eastAsia="Courier New" w:hAnsi="Courier New" w:cs="Courier New"/>
-          <w:sz w:val="22"/>
-        </w:rPr>
-        <w:t>source_ranges = ["0.0.0.0/0"]</w:t>
-      </w:r>
-      <w:r>
-        <w:t xml:space="preserve"> es aceptable para HTTP público, pero debería restringirse cuando se agreguen otros puertos, y la imagen </w:t>
-      </w:r>
-      <w:r>
-        <w:rPr>
-          <w:rFonts w:ascii="Courier New" w:eastAsia="Courier New" w:hAnsi="Courier New" w:cs="Courier New"/>
-          <w:sz w:val="22"/>
-        </w:rPr>
-        <w:t>debian-11</w:t>
-      </w:r>
-      <w:r>
-        <w:t xml:space="preserve"> ya está fuera de su soporte regular, por lo que convendría migrar a </w:t>
-      </w:r>
-      <w:r>
-        <w:rPr>
-          <w:rFonts w:ascii="Courier New" w:eastAsia="Courier New" w:hAnsi="Courier New" w:cs="Courier New"/>
-          <w:sz w:val="22"/>
-        </w:rPr>
-        <w:t>debian-12</w:t>
-      </w:r>
-      <w:r>
-        <w:t>.</w:t>
-      </w:r>
-    </w:p>
-    <w:p>
-      <w:pPr>
-        <w:keepNext/>
-      </w:pPr>
-      <w:r>
-        <w:rPr>
-          <w:b/>
-        </w:rPr>
-        <w:lastRenderedPageBreak/>
-        <w:t>Figura 16</w:t>
-      </w:r>
-    </w:p>
-    <w:p>
-      <w:pPr>
-        <w:keepNext/>
-      </w:pPr>
-      <w:r>
-        <w:rPr>
-          <w:i/>
-        </w:rPr>
-        <w:t>Ejecución de terraform init en Google Cloud Shell</w:t>
-      </w:r>
-    </w:p>
-    <w:tbl>
-      <w:tblPr>
-        <w:tblW w:w="0" w:type="auto"/>
-        <w:jc w:val="center"/>
-        <w:tblBorders>
-          <w:top w:val="single" w:sz="12" w:space="0" w:color="7F7F7F"/>
-          <w:left w:val="single" w:sz="12" w:space="0" w:color="7F7F7F"/>
-          <w:bottom w:val="single" w:sz="12" w:space="0" w:color="7F7F7F"/>
-          <w:right w:val="single" w:sz="12" w:space="0" w:color="7F7F7F"/>
-          <w:insideH w:val="nil"/>
-          <w:insideV w:val="nil"/>
-        </w:tblBorders>
-        <w:tblLook w:val="04A0" w:firstRow="1" w:lastRow="0" w:firstColumn="1" w:lastColumn="0" w:noHBand="0" w:noVBand="1"/>
-      </w:tblPr>
-      <w:tblGrid>
-        <w:gridCol w:w="9360"/>
-      </w:tblGrid>
-      <w:tr>
-        <w:trPr>
-          <w:cantSplit/>
-          <w:jc w:val="center"/>
-        </w:trPr>
-        <w:tc>
-          <w:tcPr>
-            <w:tcW w:w="9360" w:type="dxa"/>
-            <w:shd w:val="clear" w:color="auto" w:fill="D9D9D9"/>
-          </w:tcPr>
-          <w:p>
-            <w:pPr>
-              <w:spacing w:line="360" w:lineRule="auto"/>
-              <w:jc w:val="center"/>
-            </w:pPr>
-          </w:p>
-          <w:p>
-            <w:pPr>
-              <w:spacing w:line="360" w:lineRule="auto"/>
-              <w:jc w:val="center"/>
-            </w:pPr>
-            <w:r>
-              <w:rPr>
-                <w:b/>
-              </w:rPr>
-              <w:t>📸</w:t>
-            </w:r>
-            <w:r>
-              <w:rPr>
-                <w:b/>
-              </w:rPr>
-              <w:t xml:space="preserve"> PENDIENTE: fig16_cloudshell_terraform_init.png</w:t>
-            </w:r>
-          </w:p>
-          <w:p>
-            <w:pPr>
-              <w:spacing w:line="360" w:lineRule="auto"/>
-              <w:jc w:val="center"/>
-            </w:pPr>
-            <w:r>
-              <w:rPr>
-                <w:sz w:val="22"/>
-              </w:rPr>
-              <w:t xml:space="preserve">Terminal de Cloud Shell con “Terraform has been successfully initialized!” </w:t>
-            </w:r>
-          </w:p>
-          <w:p>
-            <w:pPr>
-              <w:spacing w:line="360" w:lineRule="auto"/>
-              <w:jc w:val="center"/>
-            </w:pPr>
-          </w:p>
-        </w:tc>
-      </w:tr>
-    </w:tbl>
-    <w:p>
-      <w:r>
-        <w:rPr>
-          <w:i/>
-        </w:rPr>
-        <w:t>Nota.</w:t>
-      </w:r>
-      <w:r>
-        <w:t xml:space="preserve"> Captura de pantalla de Google Cloud Shell.</w:t>
-      </w:r>
-    </w:p>
-    <w:p/>
-    <w:p>
-      <w:pPr>
-        <w:keepNext/>
-      </w:pPr>
-      <w:r>
-        <w:rPr>
-          <w:b/>
-        </w:rPr>
-        <w:t>Figura 17</w:t>
-      </w:r>
-    </w:p>
-    <w:p>
-      <w:pPr>
-        <w:keepNext/>
-      </w:pPr>
-      <w:r>
-        <w:rPr>
-          <w:i/>
-        </w:rPr>
-        <w:t>Ejecución de terraform plan en Google Cloud Shell</w:t>
-      </w:r>
-    </w:p>
-    <w:tbl>
-      <w:tblPr>
-        <w:tblW w:w="0" w:type="auto"/>
-        <w:jc w:val="center"/>
-        <w:tblBorders>
-          <w:top w:val="single" w:sz="12" w:space="0" w:color="7F7F7F"/>
-          <w:left w:val="single" w:sz="12" w:space="0" w:color="7F7F7F"/>
-          <w:bottom w:val="single" w:sz="12" w:space="0" w:color="7F7F7F"/>
-          <w:right w:val="single" w:sz="12" w:space="0" w:color="7F7F7F"/>
-          <w:insideH w:val="nil"/>
-          <w:insideV w:val="nil"/>
-        </w:tblBorders>
-        <w:tblLook w:val="04A0" w:firstRow="1" w:lastRow="0" w:firstColumn="1" w:lastColumn="0" w:noHBand="0" w:noVBand="1"/>
-      </w:tblPr>
-      <w:tblGrid>
-        <w:gridCol w:w="9360"/>
-      </w:tblGrid>
-      <w:tr>
-        <w:trPr>
-          <w:cantSplit/>
-          <w:jc w:val="center"/>
-        </w:trPr>
-        <w:tc>
-          <w:tcPr>
-            <w:tcW w:w="9360" w:type="dxa"/>
-            <w:shd w:val="clear" w:color="auto" w:fill="D9D9D9"/>
-          </w:tcPr>
-          <w:p>
-            <w:pPr>
-              <w:spacing w:line="360" w:lineRule="auto"/>
-              <w:jc w:val="center"/>
-            </w:pPr>
-          </w:p>
-          <w:p>
-            <w:pPr>
-              <w:spacing w:line="360" w:lineRule="auto"/>
-              <w:jc w:val="center"/>
-            </w:pPr>
-            <w:r>
-              <w:rPr>
-                <w:b/>
-              </w:rPr>
-              <w:t>📸</w:t>
-            </w:r>
-            <w:r>
-              <w:rPr>
-                <w:b/>
-              </w:rPr>
-              <w:t xml:space="preserve"> PENDIENTE: fig17_cloudshell_terraform_plan.png</w:t>
-            </w:r>
-          </w:p>
-          <w:p>
-            <w:pPr>
-              <w:spacing w:line="360" w:lineRule="auto"/>
-              <w:jc w:val="center"/>
-            </w:pPr>
-            <w:r>
-              <w:rPr>
-                <w:sz w:val="22"/>
-              </w:rPr>
-              <w:t xml:space="preserve">Salida de terraform plan con los 3 recursos y “Plan: 3 to add, 0 to change, 0 to destroy” </w:t>
-            </w:r>
-          </w:p>
-          <w:p>
-            <w:pPr>
-              <w:spacing w:line="360" w:lineRule="auto"/>
-              <w:jc w:val="center"/>
-            </w:pPr>
-          </w:p>
-        </w:tc>
-      </w:tr>
-    </w:tbl>
-    <w:p>
-      <w:r>
-        <w:rPr>
-          <w:i/>
-        </w:rPr>
-        <w:t>Nota.</w:t>
-      </w:r>
-      <w:r>
-        <w:t xml:space="preserve"> Captura de pantalla de Google Cloud Shell.</w:t>
-      </w:r>
-    </w:p>
-    <w:p/>
-    <w:p>
-      <w:pPr>
-        <w:pStyle w:val="Ttulo3"/>
-      </w:pPr>
-      <w:r>
-        <w:rPr>
-          <w:rFonts w:ascii="Times New Roman" w:eastAsia="Times New Roman" w:hAnsi="Times New Roman" w:cs="Times New Roman"/>
-        </w:rPr>
-        <w:t>Diseño de la API en Swagger Hub</w:t>
-      </w:r>
-    </w:p>
-    <w:p>
-      <w:pPr>
-        <w:ind w:firstLine="720"/>
-      </w:pPr>
-      <w:r>
-        <w:t xml:space="preserve">Como complemento, describí en </w:t>
-      </w:r>
-      <w:r>
-        <w:rPr>
-          <w:rFonts w:ascii="Courier New" w:eastAsia="Courier New" w:hAnsi="Courier New" w:cs="Courier New"/>
-          <w:sz w:val="22"/>
-        </w:rPr>
-        <w:t>openapi.yaml</w:t>
-      </w:r>
-      <w:r>
-        <w:t xml:space="preserve"> (OpenAPI 3.0) una API mínima de los servicios de Eventos y Pedidos: </w:t>
-      </w:r>
-      <w:r>
-        <w:rPr>
-          <w:rFonts w:ascii="Courier New" w:eastAsia="Courier New" w:hAnsi="Courier New" w:cs="Courier New"/>
-          <w:sz w:val="22"/>
-        </w:rPr>
-        <w:t>GET /eventos</w:t>
-      </w:r>
-      <w:r>
-        <w:t xml:space="preserve"> (la HU-01), </w:t>
-      </w:r>
-      <w:r>
-        <w:rPr>
-          <w:rFonts w:ascii="Courier New" w:eastAsia="Courier New" w:hAnsi="Courier New" w:cs="Courier New"/>
-          <w:sz w:val="22"/>
-        </w:rPr>
-        <w:t>GET /eventos/{id}/disponibilidad</w:t>
-      </w:r>
-      <w:r>
-        <w:t xml:space="preserve"> con objetivo p95 ≤ 200 ms y </w:t>
-      </w:r>
-      <w:r>
-        <w:rPr>
-          <w:rFonts w:ascii="Courier New" w:eastAsia="Courier New" w:hAnsi="Courier New" w:cs="Courier New"/>
-          <w:sz w:val="22"/>
-        </w:rPr>
-        <w:t>POST /pedidos</w:t>
-      </w:r>
-      <w:r>
-        <w:t xml:space="preserve"> con la cabecera obligatoria </w:t>
-      </w:r>
-      <w:r>
-        <w:rPr>
-          <w:rFonts w:ascii="Courier New" w:eastAsia="Courier New" w:hAnsi="Courier New" w:cs="Courier New"/>
-          <w:sz w:val="22"/>
-        </w:rPr>
-        <w:t>Idempotency-Key</w:t>
-      </w:r>
-      <w:r>
-        <w:t>, que evita órdenes duplicadas por reintentos (Figura 18). Diseñar el contrato primero (</w:t>
-      </w:r>
-      <w:r>
-        <w:rPr>
-          <w:i/>
-        </w:rPr>
-        <w:t>API-first</w:t>
-      </w:r>
-      <w:r>
-        <w:t>) es lo que permite el bajo acoplamiento entre servicios discutido antes.</w:t>
-      </w:r>
-    </w:p>
-    <w:p>
-      <w:pPr>
-        <w:keepNext/>
-      </w:pPr>
-      <w:r>
-        <w:rPr>
-          <w:b/>
-        </w:rPr>
-        <w:lastRenderedPageBreak/>
-        <w:t>Figura 18</w:t>
-      </w:r>
-    </w:p>
-    <w:p>
-      <w:pPr>
-        <w:keepNext/>
-      </w:pPr>
-      <w:r>
-        <w:rPr>
-          <w:i/>
-        </w:rPr>
-        <w:t>Especificación OpenAPI de EventFlow en Swagger Hub</w:t>
-      </w:r>
-    </w:p>
-    <w:tbl>
-      <w:tblPr>
-        <w:tblW w:w="0" w:type="auto"/>
-        <w:jc w:val="center"/>
-        <w:tblBorders>
-          <w:top w:val="single" w:sz="12" w:space="0" w:color="7F7F7F"/>
-          <w:left w:val="single" w:sz="12" w:space="0" w:color="7F7F7F"/>
-          <w:bottom w:val="single" w:sz="12" w:space="0" w:color="7F7F7F"/>
-          <w:right w:val="single" w:sz="12" w:space="0" w:color="7F7F7F"/>
-          <w:insideH w:val="nil"/>
-          <w:insideV w:val="nil"/>
-        </w:tblBorders>
-        <w:tblLook w:val="04A0" w:firstRow="1" w:lastRow="0" w:firstColumn="1" w:lastColumn="0" w:noHBand="0" w:noVBand="1"/>
-      </w:tblPr>
-      <w:tblGrid>
-        <w:gridCol w:w="9360"/>
-      </w:tblGrid>
-      <w:tr>
-        <w:trPr>
-          <w:cantSplit/>
-          <w:jc w:val="center"/>
-        </w:trPr>
-        <w:tc>
-          <w:tcPr>
-            <w:tcW w:w="9360" w:type="dxa"/>
-            <w:shd w:val="clear" w:color="auto" w:fill="D9D9D9"/>
-          </w:tcPr>
-          <w:p>
-            <w:pPr>
-              <w:spacing w:line="360" w:lineRule="auto"/>
-              <w:jc w:val="center"/>
-            </w:pPr>
-          </w:p>
-          <w:p>
-            <w:pPr>
-              <w:spacing w:line="360" w:lineRule="auto"/>
-              <w:jc w:val="center"/>
-            </w:pPr>
-            <w:r>
-              <w:rPr>
-                <w:b/>
-              </w:rPr>
-              <w:t>📸</w:t>
-            </w:r>
-            <w:r>
-              <w:rPr>
-                <w:b/>
-              </w:rPr>
-              <w:t xml:space="preserve"> PENDIENTE: fig18_swagger_hub.png</w:t>
-            </w:r>
-          </w:p>
-          <w:p>
-            <w:pPr>
-              <w:spacing w:line="360" w:lineRule="auto"/>
-              <w:jc w:val="center"/>
-            </w:pPr>
-            <w:r>
-              <w:rPr>
-                <w:sz w:val="22"/>
-              </w:rPr>
-              <w:t xml:space="preserve">Swagger Hub con openapi.yaml importado: endpoints de Eventos y Pedidos visibles </w:t>
-            </w:r>
-          </w:p>
-          <w:p>
-            <w:pPr>
-              <w:spacing w:line="360" w:lineRule="auto"/>
-              <w:jc w:val="center"/>
-            </w:pPr>
-          </w:p>
-        </w:tc>
-      </w:tr>
-    </w:tbl>
-    <w:p>
-      <w:r>
-        <w:rPr>
-          <w:i/>
-        </w:rPr>
-        <w:t>Nota.</w:t>
-      </w:r>
-      <w:r>
-        <w:t xml:space="preserve"> Captura de pantalla de Swagger Hub (opcional).</w:t>
-      </w:r>
-    </w:p>
-    <w:p/>
-    <w:p>
-      <w:pPr>
         <w:pStyle w:val="Ttulo2"/>
       </w:pPr>
-      <w:bookmarkStart w:id="10" w:name="_Toc242791262"/>
+      <w:bookmarkStart w:id="10" w:name="_Toc242792294"/>
       <w:r>
         <w:rPr>
           <w:rFonts w:ascii="Times New Roman" w:eastAsia="Times New Roman" w:hAnsi="Times New Roman" w:cs="Times New Roman"/>
@@ -8952,10 +8842,10 @@
           <w:noProof/>
         </w:rPr>
         <w:drawing>
-          <wp:inline distT="0" distB="0" distL="0" distR="0" wp14:anchorId="26618FBE" wp14:editId="07D43695">
+          <wp:inline distT="0" distB="0" distL="0" distR="0" wp14:anchorId="3401E44C" wp14:editId="47A0084F">
             <wp:extent cx="5943600" cy="3480878"/>
             <wp:effectExtent l="0" t="0" r="0" b="0"/>
-            <wp:docPr id="7" name="Picture 7"/>
+            <wp:docPr id="11" name="Picture 11"/>
             <wp:cNvGraphicFramePr>
               <a:graphicFrameLocks xmlns:a="http://schemas.openxmlformats.org/drawingml/2006/main" noChangeAspect="1"/>
             </wp:cNvGraphicFramePr>
@@ -8967,7 +8857,7 @@
                     <pic:cNvPicPr/>
                   </pic:nvPicPr>
                   <pic:blipFill>
-                    <a:blip r:embed="rId14"/>
+                    <a:blip r:embed="rId18"/>
                     <a:stretch>
                       <a:fillRect/>
                     </a:stretch>
@@ -9322,10 +9212,10 @@
           <w:noProof/>
         </w:rPr>
         <w:drawing>
-          <wp:inline distT="0" distB="0" distL="0" distR="0" wp14:anchorId="733E9B56" wp14:editId="43DA2EB3">
+          <wp:inline distT="0" distB="0" distL="0" distR="0" wp14:anchorId="616B8A3A" wp14:editId="75A2B081">
             <wp:extent cx="5943600" cy="3480878"/>
             <wp:effectExtent l="0" t="0" r="0" b="0"/>
-            <wp:docPr id="8" name="Picture 8"/>
+            <wp:docPr id="12" name="Picture 12"/>
             <wp:cNvGraphicFramePr>
               <a:graphicFrameLocks xmlns:a="http://schemas.openxmlformats.org/drawingml/2006/main" noChangeAspect="1"/>
             </wp:cNvGraphicFramePr>
@@ -9337,7 +9227,7 @@
                     <pic:cNvPicPr/>
                   </pic:nvPicPr>
                   <pic:blipFill>
-                    <a:blip r:embed="rId15"/>
+                    <a:blip r:embed="rId19"/>
                     <a:stretch>
                       <a:fillRect/>
                     </a:stretch>
@@ -9573,10 +9463,10 @@
           <w:noProof/>
         </w:rPr>
         <w:drawing>
-          <wp:inline distT="0" distB="0" distL="0" distR="0" wp14:anchorId="243E57A1" wp14:editId="06B483B9">
+          <wp:inline distT="0" distB="0" distL="0" distR="0" wp14:anchorId="7D5A321B" wp14:editId="08412FB8">
             <wp:extent cx="5943600" cy="4335175"/>
             <wp:effectExtent l="0" t="0" r="0" b="0"/>
-            <wp:docPr id="9" name="Picture 9"/>
+            <wp:docPr id="13" name="Picture 13"/>
             <wp:cNvGraphicFramePr>
               <a:graphicFrameLocks xmlns:a="http://schemas.openxmlformats.org/drawingml/2006/main" noChangeAspect="1"/>
             </wp:cNvGraphicFramePr>
@@ -9588,7 +9478,7 @@
                     <pic:cNvPicPr/>
                   </pic:nvPicPr>
                   <pic:blipFill>
-                    <a:blip r:embed="rId16"/>
+                    <a:blip r:embed="rId20"/>
                     <a:stretch>
                       <a:fillRect/>
                     </a:stretch>
@@ -10252,10 +10142,10 @@
           <w:noProof/>
         </w:rPr>
         <w:drawing>
-          <wp:inline distT="0" distB="0" distL="0" distR="0" wp14:anchorId="562E0794" wp14:editId="3EE59B86">
+          <wp:inline distT="0" distB="0" distL="0" distR="0" wp14:anchorId="47D06DB3" wp14:editId="220D4D49">
             <wp:extent cx="5943600" cy="2795863"/>
             <wp:effectExtent l="0" t="0" r="0" b="0"/>
-            <wp:docPr id="10" name="Picture 10"/>
+            <wp:docPr id="14" name="Picture 14"/>
             <wp:cNvGraphicFramePr>
               <a:graphicFrameLocks xmlns:a="http://schemas.openxmlformats.org/drawingml/2006/main" noChangeAspect="1"/>
             </wp:cNvGraphicFramePr>
@@ -10267,7 +10157,7 @@
                     <pic:cNvPicPr/>
                   </pic:nvPicPr>
                   <pic:blipFill>
-                    <a:blip r:embed="rId17"/>
+                    <a:blip r:embed="rId21"/>
                     <a:stretch>
                       <a:fillRect/>
                     </a:stretch>
@@ -10385,7 +10275,7 @@
       <w:pPr>
         <w:pStyle w:val="Ttulo1"/>
       </w:pPr>
-      <w:bookmarkStart w:id="11" w:name="_Toc242791263"/>
+      <w:bookmarkStart w:id="11" w:name="_Toc242792295"/>
       <w:r>
         <w:rPr>
           <w:rFonts w:ascii="Times New Roman" w:eastAsia="Times New Roman" w:hAnsi="Times New Roman" w:cs="Times New Roman"/>
@@ -10436,10 +10326,10 @@
           <w:noProof/>
         </w:rPr>
         <w:drawing>
-          <wp:inline distT="0" distB="0" distL="0" distR="0" wp14:anchorId="098C2698" wp14:editId="60B1508F">
+          <wp:inline distT="0" distB="0" distL="0" distR="0" wp14:anchorId="735ABA84" wp14:editId="7AB2415A">
             <wp:extent cx="5943600" cy="3463740"/>
             <wp:effectExtent l="0" t="0" r="0" b="0"/>
-            <wp:docPr id="11" name="Picture 11"/>
+            <wp:docPr id="15" name="Picture 15"/>
             <wp:cNvGraphicFramePr>
               <a:graphicFrameLocks xmlns:a="http://schemas.openxmlformats.org/drawingml/2006/main" noChangeAspect="1"/>
             </wp:cNvGraphicFramePr>
@@ -10451,7 +10341,7 @@
                     <pic:cNvPicPr/>
                   </pic:nvPicPr>
                   <pic:blipFill>
-                    <a:blip r:embed="rId18"/>
+                    <a:blip r:embed="rId22"/>
                     <a:stretch>
                       <a:fillRect/>
                     </a:stretch>
@@ -10498,7 +10388,7 @@
       <w:pPr>
         <w:pStyle w:val="Ttulo2"/>
       </w:pPr>
-      <w:bookmarkStart w:id="12" w:name="_Toc242791264"/>
+      <w:bookmarkStart w:id="12" w:name="_Toc242792296"/>
       <w:r>
         <w:rPr>
           <w:rFonts w:ascii="Times New Roman" w:eastAsia="Times New Roman" w:hAnsi="Times New Roman" w:cs="Times New Roman"/>
@@ -11148,10 +11038,10 @@
           <w:noProof/>
         </w:rPr>
         <w:drawing>
-          <wp:inline distT="0" distB="0" distL="0" distR="0" wp14:anchorId="0D6C78C3" wp14:editId="15617927">
+          <wp:inline distT="0" distB="0" distL="0" distR="0" wp14:anchorId="23820D03" wp14:editId="4F39F48B">
             <wp:extent cx="5943600" cy="3206877"/>
             <wp:effectExtent l="0" t="0" r="0" b="0"/>
-            <wp:docPr id="12" name="Picture 12"/>
+            <wp:docPr id="16" name="Picture 16"/>
             <wp:cNvGraphicFramePr>
               <a:graphicFrameLocks xmlns:a="http://schemas.openxmlformats.org/drawingml/2006/main" noChangeAspect="1"/>
             </wp:cNvGraphicFramePr>
@@ -11163,7 +11053,7 @@
                     <pic:cNvPicPr/>
                   </pic:nvPicPr>
                   <pic:blipFill>
-                    <a:blip r:embed="rId19"/>
+                    <a:blip r:embed="rId23"/>
                     <a:stretch>
                       <a:fillRect/>
                     </a:stretch>
@@ -11783,7 +11673,7 @@
       <w:pPr>
         <w:pStyle w:val="Ttulo2"/>
       </w:pPr>
-      <w:bookmarkStart w:id="13" w:name="_Toc242791265"/>
+      <w:bookmarkStart w:id="13" w:name="_Toc242792297"/>
       <w:r>
         <w:rPr>
           <w:rFonts w:ascii="Times New Roman" w:eastAsia="Times New Roman" w:hAnsi="Times New Roman" w:cs="Times New Roman"/>
@@ -12304,7 +12194,7 @@
       <w:pPr>
         <w:pStyle w:val="Ttulo2"/>
       </w:pPr>
-      <w:bookmarkStart w:id="14" w:name="_Toc242791266"/>
+      <w:bookmarkStart w:id="14" w:name="_Toc242792298"/>
       <w:r>
         <w:rPr>
           <w:rFonts w:ascii="Times New Roman" w:eastAsia="Times New Roman" w:hAnsi="Times New Roman" w:cs="Times New Roman"/>
@@ -13343,7 +13233,7 @@
       <w:pPr>
         <w:pStyle w:val="Ttulo1"/>
       </w:pPr>
-      <w:bookmarkStart w:id="15" w:name="_Toc242791267"/>
+      <w:bookmarkStart w:id="15" w:name="_Toc242792299"/>
       <w:r>
         <w:rPr>
           <w:rFonts w:ascii="Times New Roman" w:eastAsia="Times New Roman" w:hAnsi="Times New Roman" w:cs="Times New Roman"/>
@@ -13357,7 +13247,7 @@
       <w:pPr>
         <w:pStyle w:val="Ttulo2"/>
       </w:pPr>
-      <w:bookmarkStart w:id="16" w:name="_Toc242791268"/>
+      <w:bookmarkStart w:id="16" w:name="_Toc242792300"/>
       <w:r>
         <w:rPr>
           <w:rFonts w:ascii="Times New Roman" w:eastAsia="Times New Roman" w:hAnsi="Times New Roman" w:cs="Times New Roman"/>
@@ -13387,7 +13277,7 @@
       <w:pPr>
         <w:pStyle w:val="Ttulo2"/>
       </w:pPr>
-      <w:bookmarkStart w:id="17" w:name="_Toc242791269"/>
+      <w:bookmarkStart w:id="17" w:name="_Toc242792301"/>
       <w:r>
         <w:rPr>
           <w:rFonts w:ascii="Times New Roman" w:eastAsia="Times New Roman" w:hAnsi="Times New Roman" w:cs="Times New Roman"/>
@@ -13539,7 +13429,7 @@
       <w:pPr>
         <w:pStyle w:val="Ttulo2"/>
       </w:pPr>
-      <w:bookmarkStart w:id="18" w:name="_Toc242791270"/>
+      <w:bookmarkStart w:id="18" w:name="_Toc242792302"/>
       <w:r>
         <w:rPr>
           <w:rFonts w:ascii="Times New Roman" w:eastAsia="Times New Roman" w:hAnsi="Times New Roman" w:cs="Times New Roman"/>
@@ -13658,7 +13548,7 @@
       <w:pPr>
         <w:pStyle w:val="Ttulo2"/>
       </w:pPr>
-      <w:bookmarkStart w:id="19" w:name="_Toc242791271"/>
+      <w:bookmarkStart w:id="19" w:name="_Toc242792303"/>
       <w:r>
         <w:rPr>
           <w:rFonts w:ascii="Times New Roman" w:eastAsia="Times New Roman" w:hAnsi="Times New Roman" w:cs="Times New Roman"/>
@@ -13772,7 +13662,7 @@
       <w:pPr>
         <w:pStyle w:val="Ttulo2"/>
       </w:pPr>
-      <w:bookmarkStart w:id="20" w:name="_Toc242791272"/>
+      <w:bookmarkStart w:id="20" w:name="_Toc242792304"/>
       <w:r>
         <w:rPr>
           <w:rFonts w:ascii="Times New Roman" w:eastAsia="Times New Roman" w:hAnsi="Times New Roman" w:cs="Times New Roman"/>
@@ -13821,7 +13711,7 @@
       <w:pPr>
         <w:pStyle w:val="Ttulo2"/>
       </w:pPr>
-      <w:bookmarkStart w:id="21" w:name="_Toc242791273"/>
+      <w:bookmarkStart w:id="21" w:name="_Toc242792305"/>
       <w:r>
         <w:rPr>
           <w:rFonts w:ascii="Times New Roman" w:eastAsia="Times New Roman" w:hAnsi="Times New Roman" w:cs="Times New Roman"/>
@@ -13870,7 +13760,7 @@
       <w:pPr>
         <w:pStyle w:val="Ttulo2"/>
       </w:pPr>
-      <w:bookmarkStart w:id="22" w:name="_Toc242791274"/>
+      <w:bookmarkStart w:id="22" w:name="_Toc242792306"/>
       <w:r>
         <w:rPr>
           <w:rFonts w:ascii="Times New Roman" w:eastAsia="Times New Roman" w:hAnsi="Times New Roman" w:cs="Times New Roman"/>
@@ -13989,7 +13879,7 @@
       <w:pPr>
         <w:pStyle w:val="Ttulo2"/>
       </w:pPr>
-      <w:bookmarkStart w:id="23" w:name="_Toc242791275"/>
+      <w:bookmarkStart w:id="23" w:name="_Toc242792307"/>
       <w:r>
         <w:rPr>
           <w:rFonts w:ascii="Times New Roman" w:eastAsia="Times New Roman" w:hAnsi="Times New Roman" w:cs="Times New Roman"/>
@@ -14085,7 +13975,7 @@
       <w:pPr>
         <w:pStyle w:val="Ttulo2"/>
       </w:pPr>
-      <w:bookmarkStart w:id="24" w:name="_Toc242791276"/>
+      <w:bookmarkStart w:id="24" w:name="_Toc242792308"/>
       <w:r>
         <w:rPr>
           <w:rFonts w:ascii="Times New Roman" w:eastAsia="Times New Roman" w:hAnsi="Times New Roman" w:cs="Times New Roman"/>
@@ -14115,7 +14005,7 @@
       <w:pPr>
         <w:pStyle w:val="Ttulo2"/>
       </w:pPr>
-      <w:bookmarkStart w:id="25" w:name="_Toc242791277"/>
+      <w:bookmarkStart w:id="25" w:name="_Toc242792309"/>
       <w:r>
         <w:rPr>
           <w:rFonts w:ascii="Times New Roman" w:eastAsia="Times New Roman" w:hAnsi="Times New Roman" w:cs="Times New Roman"/>
@@ -14167,7 +14057,7 @@
       <w:pPr>
         <w:pStyle w:val="Ttulo2"/>
       </w:pPr>
-      <w:bookmarkStart w:id="26" w:name="_Toc242791278"/>
+      <w:bookmarkStart w:id="26" w:name="_Toc242792310"/>
       <w:r>
         <w:rPr>
           <w:rFonts w:ascii="Times New Roman" w:eastAsia="Times New Roman" w:hAnsi="Times New Roman" w:cs="Times New Roman"/>
@@ -14390,7 +14280,7 @@
       <w:pPr>
         <w:pStyle w:val="Ttulo2"/>
       </w:pPr>
-      <w:bookmarkStart w:id="27" w:name="_Toc242791279"/>
+      <w:bookmarkStart w:id="27" w:name="_Toc242792311"/>
       <w:r>
         <w:rPr>
           <w:rFonts w:ascii="Times New Roman" w:eastAsia="Times New Roman" w:hAnsi="Times New Roman" w:cs="Times New Roman"/>
@@ -14432,7 +14322,7 @@
       <w:pPr>
         <w:pStyle w:val="Ttulo2"/>
       </w:pPr>
-      <w:bookmarkStart w:id="28" w:name="_Toc242791280"/>
+      <w:bookmarkStart w:id="28" w:name="_Toc242792312"/>
       <w:r>
         <w:rPr>
           <w:rFonts w:ascii="Times New Roman" w:eastAsia="Times New Roman" w:hAnsi="Times New Roman" w:cs="Times New Roman"/>
@@ -14767,7 +14657,7 @@
       <w:pPr>
         <w:pStyle w:val="Ttulo2"/>
       </w:pPr>
-      <w:bookmarkStart w:id="29" w:name="_Toc242791281"/>
+      <w:bookmarkStart w:id="29" w:name="_Toc242792313"/>
       <w:r>
         <w:rPr>
           <w:rFonts w:ascii="Times New Roman" w:eastAsia="Times New Roman" w:hAnsi="Times New Roman" w:cs="Times New Roman"/>
@@ -14867,7 +14757,7 @@
       <w:pPr>
         <w:pStyle w:val="Ttulo2"/>
       </w:pPr>
-      <w:bookmarkStart w:id="30" w:name="_Toc242791282"/>
+      <w:bookmarkStart w:id="30" w:name="_Toc242792314"/>
       <w:r>
         <w:rPr>
           <w:rFonts w:ascii="Times New Roman" w:eastAsia="Times New Roman" w:hAnsi="Times New Roman" w:cs="Times New Roman"/>
@@ -14906,7 +14796,7 @@
       <w:pPr>
         <w:pStyle w:val="Ttulo2"/>
       </w:pPr>
-      <w:bookmarkStart w:id="31" w:name="_Toc242791283"/>
+      <w:bookmarkStart w:id="31" w:name="_Toc242792315"/>
       <w:r>
         <w:rPr>
           <w:rFonts w:ascii="Times New Roman" w:eastAsia="Times New Roman" w:hAnsi="Times New Roman" w:cs="Times New Roman"/>
@@ -14963,7 +14853,7 @@
       <w:pPr>
         <w:pStyle w:val="Ttulo2"/>
       </w:pPr>
-      <w:bookmarkStart w:id="32" w:name="_Toc242791284"/>
+      <w:bookmarkStart w:id="32" w:name="_Toc242792316"/>
       <w:r>
         <w:rPr>
           <w:rFonts w:ascii="Times New Roman" w:eastAsia="Times New Roman" w:hAnsi="Times New Roman" w:cs="Times New Roman"/>
@@ -15004,7 +14894,7 @@
       <w:pPr>
         <w:pStyle w:val="Ttulo2"/>
       </w:pPr>
-      <w:bookmarkStart w:id="33" w:name="_Toc242791285"/>
+      <w:bookmarkStart w:id="33" w:name="_Toc242792317"/>
       <w:r>
         <w:rPr>
           <w:rFonts w:ascii="Times New Roman" w:eastAsia="Times New Roman" w:hAnsi="Times New Roman" w:cs="Times New Roman"/>
@@ -15108,7 +14998,7 @@
       <w:pPr>
         <w:pStyle w:val="Ttulo2"/>
       </w:pPr>
-      <w:bookmarkStart w:id="34" w:name="_Toc242791286"/>
+      <w:bookmarkStart w:id="34" w:name="_Toc242792318"/>
       <w:r>
         <w:rPr>
           <w:rFonts w:ascii="Times New Roman" w:eastAsia="Times New Roman" w:hAnsi="Times New Roman" w:cs="Times New Roman"/>
@@ -15155,7 +15045,7 @@
       <w:pPr>
         <w:pStyle w:val="Ttulo1"/>
       </w:pPr>
-      <w:bookmarkStart w:id="35" w:name="_Toc242791287"/>
+      <w:bookmarkStart w:id="35" w:name="_Toc242792319"/>
       <w:r>
         <w:rPr>
           <w:rFonts w:ascii="Times New Roman" w:eastAsia="Times New Roman" w:hAnsi="Times New Roman" w:cs="Times New Roman"/>
@@ -15250,7 +15140,7 @@
       <w:pPr>
         <w:pStyle w:val="Ttulo1"/>
       </w:pPr>
-      <w:bookmarkStart w:id="36" w:name="_Toc242791288"/>
+      <w:bookmarkStart w:id="36" w:name="_Toc242792320"/>
       <w:r>
         <w:rPr>
           <w:rFonts w:ascii="Times New Roman" w:eastAsia="Times New Roman" w:hAnsi="Times New Roman" w:cs="Times New Roman"/>
@@ -15568,7 +15458,7 @@
       </w:r>
     </w:p>
     <w:sectPr>
-      <w:headerReference w:type="default" r:id="rId20"/>
+      <w:headerReference w:type="default" r:id="rId24"/>
       <w:pgSz w:w="12240" w:h="15840"/>
       <w:pgMar w:top="1440" w:right="1440" w:bottom="1440" w:left="1440" w:header="720" w:footer="720" w:gutter="0"/>
       <w:cols w:space="720"/>
@@ -15827,31 +15717,31 @@
       </w:rPr>
     </w:lvl>
   </w:abstractNum>
-  <w:num w:numId="1" w16cid:durableId="1848278451">
+  <w:num w:numId="1" w16cid:durableId="1812407960">
     <w:abstractNumId w:val="8"/>
   </w:num>
-  <w:num w:numId="2" w16cid:durableId="1816333368">
+  <w:num w:numId="2" w16cid:durableId="1158612103">
     <w:abstractNumId w:val="6"/>
   </w:num>
-  <w:num w:numId="3" w16cid:durableId="1363357849">
+  <w:num w:numId="3" w16cid:durableId="448278624">
     <w:abstractNumId w:val="5"/>
   </w:num>
-  <w:num w:numId="4" w16cid:durableId="716396098">
+  <w:num w:numId="4" w16cid:durableId="37095432">
     <w:abstractNumId w:val="4"/>
   </w:num>
-  <w:num w:numId="5" w16cid:durableId="1974483000">
+  <w:num w:numId="5" w16cid:durableId="1316178751">
     <w:abstractNumId w:val="7"/>
   </w:num>
-  <w:num w:numId="6" w16cid:durableId="1574974425">
+  <w:num w:numId="6" w16cid:durableId="1747997339">
     <w:abstractNumId w:val="3"/>
   </w:num>
-  <w:num w:numId="7" w16cid:durableId="655109624">
+  <w:num w:numId="7" w16cid:durableId="1300300007">
     <w:abstractNumId w:val="2"/>
   </w:num>
-  <w:num w:numId="8" w16cid:durableId="191502850">
+  <w:num w:numId="8" w16cid:durableId="614604402">
     <w:abstractNumId w:val="1"/>
   </w:num>
-  <w:num w:numId="9" w16cid:durableId="290525815">
+  <w:num w:numId="9" w16cid:durableId="2090927768">
     <w:abstractNumId w:val="0"/>
   </w:num>
 </w:numbering>
@@ -27279,7 +27169,7 @@
     <w:autoRedefine/>
     <w:uiPriority w:val="39"/>
     <w:unhideWhenUsed/>
-    <w:rsid w:val="00560FE8"/>
+    <w:rsid w:val="008A5F06"/>
     <w:pPr>
       <w:spacing w:after="100"/>
     </w:pPr>
@@ -27291,7 +27181,7 @@
     <w:autoRedefine/>
     <w:uiPriority w:val="39"/>
     <w:unhideWhenUsed/>
-    <w:rsid w:val="00560FE8"/>
+    <w:rsid w:val="008A5F06"/>
     <w:pPr>
       <w:spacing w:after="100"/>
       <w:ind w:left="240"/>
@@ -27302,7 +27192,7 @@
     <w:basedOn w:val="Fuentedeprrafopredeter"/>
     <w:uiPriority w:val="99"/>
     <w:unhideWhenUsed/>
-    <w:rsid w:val="00560FE8"/>
+    <w:rsid w:val="008A5F06"/>
     <w:rPr>
       <w:color w:val="0000FF" w:themeColor="hyperlink"/>
       <w:u w:val="single"/>

--- a/informe/Informe_Taller_Arquitectura.docx
+++ b/informe/Informe_Taller_Arquitectura.docx
@@ -38,21 +38,7 @@
         <w:jc w:val="center"/>
       </w:pPr>
       <w:r>
-        <w:rPr>
-          <w:highlight w:val="yellow"/>
-        </w:rPr>
-        <w:t>[ASIGNATURA]</w:t>
-      </w:r>
-    </w:p>
-    <w:p>
-      <w:pPr>
-        <w:jc w:val="center"/>
-      </w:pPr>
-      <w:r>
-        <w:rPr>
-          <w:highlight w:val="yellow"/>
-        </w:rPr>
-        <w:t>[DOCENTE]</w:t>
+        <w:t>Arquitectura de Software</w:t>
       </w:r>
     </w:p>
     <w:p>
@@ -99,7 +85,7 @@
       <w:r>
         <w:fldChar w:fldCharType="separate"/>
       </w:r>
-      <w:hyperlink w:anchor="_Toc242792284" w:history="1">
+      <w:hyperlink w:anchor="_Toc242961179" w:history="1">
         <w:r>
           <w:rPr>
             <w:rStyle w:val="Hipervnculo"/>
@@ -126,7 +112,7 @@
             <w:noProof/>
             <w:webHidden/>
           </w:rPr>
-          <w:instrText xml:space="preserve"> PAGEREF _Toc242792284 \h </w:instrText>
+          <w:instrText xml:space="preserve"> PAGEREF _Toc242961179 \h </w:instrText>
         </w:r>
         <w:r>
           <w:rPr>
@@ -167,7 +153,7 @@
           <w:noProof/>
         </w:rPr>
       </w:pPr>
-      <w:hyperlink w:anchor="_Toc242792285" w:history="1">
+      <w:hyperlink w:anchor="_Toc242961180" w:history="1">
         <w:r>
           <w:rPr>
             <w:rStyle w:val="Hipervnculo"/>
@@ -194,7 +180,7 @@
             <w:noProof/>
             <w:webHidden/>
           </w:rPr>
-          <w:instrText xml:space="preserve"> PAGEREF _Toc242792285 \h </w:instrText>
+          <w:instrText xml:space="preserve"> PAGEREF _Toc242961180 \h </w:instrText>
         </w:r>
         <w:r>
           <w:rPr>
@@ -235,7 +221,7 @@
           <w:noProof/>
         </w:rPr>
       </w:pPr>
-      <w:hyperlink w:anchor="_Toc242792286" w:history="1">
+      <w:hyperlink w:anchor="_Toc242961181" w:history="1">
         <w:r>
           <w:rPr>
             <w:rStyle w:val="Hipervnculo"/>
@@ -262,7 +248,7 @@
             <w:noProof/>
             <w:webHidden/>
           </w:rPr>
-          <w:instrText xml:space="preserve"> PAGEREF _Toc242792286 \h </w:instrText>
+          <w:instrText xml:space="preserve"> PAGEREF _Toc242961181 \h </w:instrText>
         </w:r>
         <w:r>
           <w:rPr>
@@ -303,7 +289,7 @@
           <w:noProof/>
         </w:rPr>
       </w:pPr>
-      <w:hyperlink w:anchor="_Toc242792287" w:history="1">
+      <w:hyperlink w:anchor="_Toc242961182" w:history="1">
         <w:r>
           <w:rPr>
             <w:rStyle w:val="Hipervnculo"/>
@@ -330,7 +316,7 @@
             <w:noProof/>
             <w:webHidden/>
           </w:rPr>
-          <w:instrText xml:space="preserve"> PAGEREF _Toc242792287 \h </w:instrText>
+          <w:instrText xml:space="preserve"> PAGEREF _Toc242961182 \h </w:instrText>
         </w:r>
         <w:r>
           <w:rPr>
@@ -371,7 +357,7 @@
           <w:noProof/>
         </w:rPr>
       </w:pPr>
-      <w:hyperlink w:anchor="_Toc242792288" w:history="1">
+      <w:hyperlink w:anchor="_Toc242961183" w:history="1">
         <w:r>
           <w:rPr>
             <w:rStyle w:val="Hipervnculo"/>
@@ -398,7 +384,7 @@
             <w:noProof/>
             <w:webHidden/>
           </w:rPr>
-          <w:instrText xml:space="preserve"> PAGEREF _Toc242792288 \h </w:instrText>
+          <w:instrText xml:space="preserve"> PAGEREF _Toc242961183 \h </w:instrText>
         </w:r>
         <w:r>
           <w:rPr>
@@ -439,7 +425,7 @@
           <w:noProof/>
         </w:rPr>
       </w:pPr>
-      <w:hyperlink w:anchor="_Toc242792289" w:history="1">
+      <w:hyperlink w:anchor="_Toc242961184" w:history="1">
         <w:r>
           <w:rPr>
             <w:rStyle w:val="Hipervnculo"/>
@@ -466,7 +452,7 @@
             <w:noProof/>
             <w:webHidden/>
           </w:rPr>
-          <w:instrText xml:space="preserve"> PAGEREF _Toc242792289 \h </w:instrText>
+          <w:instrText xml:space="preserve"> PAGEREF _Toc242961184 \h </w:instrText>
         </w:r>
         <w:r>
           <w:rPr>
@@ -507,7 +493,7 @@
           <w:noProof/>
         </w:rPr>
       </w:pPr>
-      <w:hyperlink w:anchor="_Toc242792290" w:history="1">
+      <w:hyperlink w:anchor="_Toc242961185" w:history="1">
         <w:r>
           <w:rPr>
             <w:rStyle w:val="Hipervnculo"/>
@@ -534,7 +520,7 @@
             <w:noProof/>
             <w:webHidden/>
           </w:rPr>
-          <w:instrText xml:space="preserve"> PAGEREF _Toc242792290 \h </w:instrText>
+          <w:instrText xml:space="preserve"> PAGEREF _Toc242961185 \h </w:instrText>
         </w:r>
         <w:r>
           <w:rPr>
@@ -575,7 +561,7 @@
           <w:noProof/>
         </w:rPr>
       </w:pPr>
-      <w:hyperlink w:anchor="_Toc242792291" w:history="1">
+      <w:hyperlink w:anchor="_Toc242961186" w:history="1">
         <w:r>
           <w:rPr>
             <w:rStyle w:val="Hipervnculo"/>
@@ -602,7 +588,7 @@
             <w:noProof/>
             <w:webHidden/>
           </w:rPr>
-          <w:instrText xml:space="preserve"> PAGEREF _Toc242792291 \h </w:instrText>
+          <w:instrText xml:space="preserve"> PAGEREF _Toc242961186 \h </w:instrText>
         </w:r>
         <w:r>
           <w:rPr>
@@ -643,7 +629,7 @@
           <w:noProof/>
         </w:rPr>
       </w:pPr>
-      <w:hyperlink w:anchor="_Toc242792292" w:history="1">
+      <w:hyperlink w:anchor="_Toc242961187" w:history="1">
         <w:r>
           <w:rPr>
             <w:rStyle w:val="Hipervnculo"/>
@@ -670,7 +656,7 @@
             <w:noProof/>
             <w:webHidden/>
           </w:rPr>
-          <w:instrText xml:space="preserve"> PAGEREF _Toc242792292 \h </w:instrText>
+          <w:instrText xml:space="preserve"> PAGEREF _Toc242961187 \h </w:instrText>
         </w:r>
         <w:r>
           <w:rPr>
@@ -711,7 +697,7 @@
           <w:noProof/>
         </w:rPr>
       </w:pPr>
-      <w:hyperlink w:anchor="_Toc242792293" w:history="1">
+      <w:hyperlink w:anchor="_Toc242961188" w:history="1">
         <w:r>
           <w:rPr>
             <w:rStyle w:val="Hipervnculo"/>
@@ -738,7 +724,7 @@
             <w:noProof/>
             <w:webHidden/>
           </w:rPr>
-          <w:instrText xml:space="preserve"> PAGEREF _Toc242792293 \h </w:instrText>
+          <w:instrText xml:space="preserve"> PAGEREF _Toc242961188 \h </w:instrText>
         </w:r>
         <w:r>
           <w:rPr>
@@ -779,7 +765,7 @@
           <w:noProof/>
         </w:rPr>
       </w:pPr>
-      <w:hyperlink w:anchor="_Toc242792294" w:history="1">
+      <w:hyperlink w:anchor="_Toc242961189" w:history="1">
         <w:r>
           <w:rPr>
             <w:rStyle w:val="Hipervnculo"/>
@@ -806,7 +792,7 @@
             <w:noProof/>
             <w:webHidden/>
           </w:rPr>
-          <w:instrText xml:space="preserve"> PAGEREF _Toc242792294 \h </w:instrText>
+          <w:instrText xml:space="preserve"> PAGEREF _Toc242961189 \h </w:instrText>
         </w:r>
         <w:r>
           <w:rPr>
@@ -847,7 +833,7 @@
           <w:noProof/>
         </w:rPr>
       </w:pPr>
-      <w:hyperlink w:anchor="_Toc242792295" w:history="1">
+      <w:hyperlink w:anchor="_Toc242961190" w:history="1">
         <w:r>
           <w:rPr>
             <w:rStyle w:val="Hipervnculo"/>
@@ -874,7 +860,7 @@
             <w:noProof/>
             <w:webHidden/>
           </w:rPr>
-          <w:instrText xml:space="preserve"> PAGEREF _Toc242792295 \h </w:instrText>
+          <w:instrText xml:space="preserve"> PAGEREF _Toc242961190 \h </w:instrText>
         </w:r>
         <w:r>
           <w:rPr>
@@ -915,7 +901,7 @@
           <w:noProof/>
         </w:rPr>
       </w:pPr>
-      <w:hyperlink w:anchor="_Toc242792296" w:history="1">
+      <w:hyperlink w:anchor="_Toc242961191" w:history="1">
         <w:r>
           <w:rPr>
             <w:rStyle w:val="Hipervnculo"/>
@@ -942,7 +928,7 @@
             <w:noProof/>
             <w:webHidden/>
           </w:rPr>
-          <w:instrText xml:space="preserve"> PAGEREF _Toc242792296 \h </w:instrText>
+          <w:instrText xml:space="preserve"> PAGEREF _Toc242961191 \h </w:instrText>
         </w:r>
         <w:r>
           <w:rPr>
@@ -983,7 +969,7 @@
           <w:noProof/>
         </w:rPr>
       </w:pPr>
-      <w:hyperlink w:anchor="_Toc242792297" w:history="1">
+      <w:hyperlink w:anchor="_Toc242961192" w:history="1">
         <w:r>
           <w:rPr>
             <w:rStyle w:val="Hipervnculo"/>
@@ -1010,7 +996,7 @@
             <w:noProof/>
             <w:webHidden/>
           </w:rPr>
-          <w:instrText xml:space="preserve"> PAGEREF _Toc242792297 \h </w:instrText>
+          <w:instrText xml:space="preserve"> PAGEREF _Toc242961192 \h </w:instrText>
         </w:r>
         <w:r>
           <w:rPr>
@@ -1051,7 +1037,7 @@
           <w:noProof/>
         </w:rPr>
       </w:pPr>
-      <w:hyperlink w:anchor="_Toc242792298" w:history="1">
+      <w:hyperlink w:anchor="_Toc242961193" w:history="1">
         <w:r>
           <w:rPr>
             <w:rStyle w:val="Hipervnculo"/>
@@ -1078,7 +1064,7 @@
             <w:noProof/>
             <w:webHidden/>
           </w:rPr>
-          <w:instrText xml:space="preserve"> PAGEREF _Toc242792298 \h </w:instrText>
+          <w:instrText xml:space="preserve"> PAGEREF _Toc242961193 \h </w:instrText>
         </w:r>
         <w:r>
           <w:rPr>
@@ -1119,7 +1105,7 @@
           <w:noProof/>
         </w:rPr>
       </w:pPr>
-      <w:hyperlink w:anchor="_Toc242792299" w:history="1">
+      <w:hyperlink w:anchor="_Toc242961194" w:history="1">
         <w:r>
           <w:rPr>
             <w:rStyle w:val="Hipervnculo"/>
@@ -1146,7 +1132,7 @@
             <w:noProof/>
             <w:webHidden/>
           </w:rPr>
-          <w:instrText xml:space="preserve"> PAGEREF _Toc242792299 \h </w:instrText>
+          <w:instrText xml:space="preserve"> PAGEREF _Toc242961194 \h </w:instrText>
         </w:r>
         <w:r>
           <w:rPr>
@@ -1187,7 +1173,7 @@
           <w:noProof/>
         </w:rPr>
       </w:pPr>
-      <w:hyperlink w:anchor="_Toc242792300" w:history="1">
+      <w:hyperlink w:anchor="_Toc242961195" w:history="1">
         <w:r>
           <w:rPr>
             <w:rStyle w:val="Hipervnculo"/>
@@ -1214,7 +1200,7 @@
             <w:noProof/>
             <w:webHidden/>
           </w:rPr>
-          <w:instrText xml:space="preserve"> PAGEREF _Toc242792300 \h </w:instrText>
+          <w:instrText xml:space="preserve"> PAGEREF _Toc242961195 \h </w:instrText>
         </w:r>
         <w:r>
           <w:rPr>
@@ -1255,7 +1241,7 @@
           <w:noProof/>
         </w:rPr>
       </w:pPr>
-      <w:hyperlink w:anchor="_Toc242792301" w:history="1">
+      <w:hyperlink w:anchor="_Toc242961196" w:history="1">
         <w:r>
           <w:rPr>
             <w:rStyle w:val="Hipervnculo"/>
@@ -1282,7 +1268,7 @@
             <w:noProof/>
             <w:webHidden/>
           </w:rPr>
-          <w:instrText xml:space="preserve"> PAGEREF _Toc242792301 \h </w:instrText>
+          <w:instrText xml:space="preserve"> PAGEREF _Toc242961196 \h </w:instrText>
         </w:r>
         <w:r>
           <w:rPr>
@@ -1323,7 +1309,7 @@
           <w:noProof/>
         </w:rPr>
       </w:pPr>
-      <w:hyperlink w:anchor="_Toc242792302" w:history="1">
+      <w:hyperlink w:anchor="_Toc242961197" w:history="1">
         <w:r>
           <w:rPr>
             <w:rStyle w:val="Hipervnculo"/>
@@ -1350,7 +1336,7 @@
             <w:noProof/>
             <w:webHidden/>
           </w:rPr>
-          <w:instrText xml:space="preserve"> PAGEREF _Toc242792302 \h </w:instrText>
+          <w:instrText xml:space="preserve"> PAGEREF _Toc242961197 \h </w:instrText>
         </w:r>
         <w:r>
           <w:rPr>
@@ -1391,7 +1377,7 @@
           <w:noProof/>
         </w:rPr>
       </w:pPr>
-      <w:hyperlink w:anchor="_Toc242792303" w:history="1">
+      <w:hyperlink w:anchor="_Toc242961198" w:history="1">
         <w:r>
           <w:rPr>
             <w:rStyle w:val="Hipervnculo"/>
@@ -1418,7 +1404,7 @@
             <w:noProof/>
             <w:webHidden/>
           </w:rPr>
-          <w:instrText xml:space="preserve"> PAGEREF _Toc242792303 \h </w:instrText>
+          <w:instrText xml:space="preserve"> PAGEREF _Toc242961198 \h </w:instrText>
         </w:r>
         <w:r>
           <w:rPr>
@@ -1459,7 +1445,7 @@
           <w:noProof/>
         </w:rPr>
       </w:pPr>
-      <w:hyperlink w:anchor="_Toc242792304" w:history="1">
+      <w:hyperlink w:anchor="_Toc242961199" w:history="1">
         <w:r>
           <w:rPr>
             <w:rStyle w:val="Hipervnculo"/>
@@ -1486,7 +1472,7 @@
             <w:noProof/>
             <w:webHidden/>
           </w:rPr>
-          <w:instrText xml:space="preserve"> PAGEREF _Toc242792304 \h </w:instrText>
+          <w:instrText xml:space="preserve"> PAGEREF _Toc242961199 \h </w:instrText>
         </w:r>
         <w:r>
           <w:rPr>
@@ -1527,7 +1513,7 @@
           <w:noProof/>
         </w:rPr>
       </w:pPr>
-      <w:hyperlink w:anchor="_Toc242792305" w:history="1">
+      <w:hyperlink w:anchor="_Toc242961200" w:history="1">
         <w:r>
           <w:rPr>
             <w:rStyle w:val="Hipervnculo"/>
@@ -1554,7 +1540,7 @@
             <w:noProof/>
             <w:webHidden/>
           </w:rPr>
-          <w:instrText xml:space="preserve"> PAGEREF _Toc242792305 \h </w:instrText>
+          <w:instrText xml:space="preserve"> PAGEREF _Toc242961200 \h </w:instrText>
         </w:r>
         <w:r>
           <w:rPr>
@@ -1595,7 +1581,7 @@
           <w:noProof/>
         </w:rPr>
       </w:pPr>
-      <w:hyperlink w:anchor="_Toc242792306" w:history="1">
+      <w:hyperlink w:anchor="_Toc242961201" w:history="1">
         <w:r>
           <w:rPr>
             <w:rStyle w:val="Hipervnculo"/>
@@ -1622,7 +1608,7 @@
             <w:noProof/>
             <w:webHidden/>
           </w:rPr>
-          <w:instrText xml:space="preserve"> PAGEREF _Toc242792306 \h </w:instrText>
+          <w:instrText xml:space="preserve"> PAGEREF _Toc242961201 \h </w:instrText>
         </w:r>
         <w:r>
           <w:rPr>
@@ -1663,7 +1649,7 @@
           <w:noProof/>
         </w:rPr>
       </w:pPr>
-      <w:hyperlink w:anchor="_Toc242792307" w:history="1">
+      <w:hyperlink w:anchor="_Toc242961202" w:history="1">
         <w:r>
           <w:rPr>
             <w:rStyle w:val="Hipervnculo"/>
@@ -1690,7 +1676,7 @@
             <w:noProof/>
             <w:webHidden/>
           </w:rPr>
-          <w:instrText xml:space="preserve"> PAGEREF _Toc242792307 \h </w:instrText>
+          <w:instrText xml:space="preserve"> PAGEREF _Toc242961202 \h </w:instrText>
         </w:r>
         <w:r>
           <w:rPr>
@@ -1731,7 +1717,7 @@
           <w:noProof/>
         </w:rPr>
       </w:pPr>
-      <w:hyperlink w:anchor="_Toc242792308" w:history="1">
+      <w:hyperlink w:anchor="_Toc242961203" w:history="1">
         <w:r>
           <w:rPr>
             <w:rStyle w:val="Hipervnculo"/>
@@ -1758,7 +1744,7 @@
             <w:noProof/>
             <w:webHidden/>
           </w:rPr>
-          <w:instrText xml:space="preserve"> PAGEREF _Toc242792308 \h </w:instrText>
+          <w:instrText xml:space="preserve"> PAGEREF _Toc242961203 \h </w:instrText>
         </w:r>
         <w:r>
           <w:rPr>
@@ -1799,7 +1785,7 @@
           <w:noProof/>
         </w:rPr>
       </w:pPr>
-      <w:hyperlink w:anchor="_Toc242792309" w:history="1">
+      <w:hyperlink w:anchor="_Toc242961204" w:history="1">
         <w:r>
           <w:rPr>
             <w:rStyle w:val="Hipervnculo"/>
@@ -1826,7 +1812,7 @@
             <w:noProof/>
             <w:webHidden/>
           </w:rPr>
-          <w:instrText xml:space="preserve"> PAGEREF _Toc242792309 \h </w:instrText>
+          <w:instrText xml:space="preserve"> PAGEREF _Toc242961204 \h </w:instrText>
         </w:r>
         <w:r>
           <w:rPr>
@@ -1867,7 +1853,7 @@
           <w:noProof/>
         </w:rPr>
       </w:pPr>
-      <w:hyperlink w:anchor="_Toc242792310" w:history="1">
+      <w:hyperlink w:anchor="_Toc242961205" w:history="1">
         <w:r>
           <w:rPr>
             <w:rStyle w:val="Hipervnculo"/>
@@ -1894,7 +1880,7 @@
             <w:noProof/>
             <w:webHidden/>
           </w:rPr>
-          <w:instrText xml:space="preserve"> PAGEREF _Toc242792310 \h </w:instrText>
+          <w:instrText xml:space="preserve"> PAGEREF _Toc242961205 \h </w:instrText>
         </w:r>
         <w:r>
           <w:rPr>
@@ -1935,7 +1921,7 @@
           <w:noProof/>
         </w:rPr>
       </w:pPr>
-      <w:hyperlink w:anchor="_Toc242792311" w:history="1">
+      <w:hyperlink w:anchor="_Toc242961206" w:history="1">
         <w:r>
           <w:rPr>
             <w:rStyle w:val="Hipervnculo"/>
@@ -1962,7 +1948,7 @@
             <w:noProof/>
             <w:webHidden/>
           </w:rPr>
-          <w:instrText xml:space="preserve"> PAGEREF _Toc242792311 \h </w:instrText>
+          <w:instrText xml:space="preserve"> PAGEREF _Toc242961206 \h </w:instrText>
         </w:r>
         <w:r>
           <w:rPr>
@@ -2003,7 +1989,7 @@
           <w:noProof/>
         </w:rPr>
       </w:pPr>
-      <w:hyperlink w:anchor="_Toc242792312" w:history="1">
+      <w:hyperlink w:anchor="_Toc242961207" w:history="1">
         <w:r>
           <w:rPr>
             <w:rStyle w:val="Hipervnculo"/>
@@ -2030,7 +2016,7 @@
             <w:noProof/>
             <w:webHidden/>
           </w:rPr>
-          <w:instrText xml:space="preserve"> PAGEREF _Toc242792312 \h </w:instrText>
+          <w:instrText xml:space="preserve"> PAGEREF _Toc242961207 \h </w:instrText>
         </w:r>
         <w:r>
           <w:rPr>
@@ -2071,7 +2057,7 @@
           <w:noProof/>
         </w:rPr>
       </w:pPr>
-      <w:hyperlink w:anchor="_Toc242792313" w:history="1">
+      <w:hyperlink w:anchor="_Toc242961208" w:history="1">
         <w:r>
           <w:rPr>
             <w:rStyle w:val="Hipervnculo"/>
@@ -2098,7 +2084,7 @@
             <w:noProof/>
             <w:webHidden/>
           </w:rPr>
-          <w:instrText xml:space="preserve"> PAGEREF _Toc242792313 \h </w:instrText>
+          <w:instrText xml:space="preserve"> PAGEREF _Toc242961208 \h </w:instrText>
         </w:r>
         <w:r>
           <w:rPr>
@@ -2139,7 +2125,7 @@
           <w:noProof/>
         </w:rPr>
       </w:pPr>
-      <w:hyperlink w:anchor="_Toc242792314" w:history="1">
+      <w:hyperlink w:anchor="_Toc242961209" w:history="1">
         <w:r>
           <w:rPr>
             <w:rStyle w:val="Hipervnculo"/>
@@ -2166,7 +2152,7 @@
             <w:noProof/>
             <w:webHidden/>
           </w:rPr>
-          <w:instrText xml:space="preserve"> PAGEREF _Toc242792314 \h </w:instrText>
+          <w:instrText xml:space="preserve"> PAGEREF _Toc242961209 \h </w:instrText>
         </w:r>
         <w:r>
           <w:rPr>
@@ -2207,7 +2193,7 @@
           <w:noProof/>
         </w:rPr>
       </w:pPr>
-      <w:hyperlink w:anchor="_Toc242792315" w:history="1">
+      <w:hyperlink w:anchor="_Toc242961210" w:history="1">
         <w:r>
           <w:rPr>
             <w:rStyle w:val="Hipervnculo"/>
@@ -2234,7 +2220,7 @@
             <w:noProof/>
             <w:webHidden/>
           </w:rPr>
-          <w:instrText xml:space="preserve"> PAGEREF _Toc242792315 \h </w:instrText>
+          <w:instrText xml:space="preserve"> PAGEREF _Toc242961210 \h </w:instrText>
         </w:r>
         <w:r>
           <w:rPr>
@@ -2275,7 +2261,7 @@
           <w:noProof/>
         </w:rPr>
       </w:pPr>
-      <w:hyperlink w:anchor="_Toc242792316" w:history="1">
+      <w:hyperlink w:anchor="_Toc242961211" w:history="1">
         <w:r>
           <w:rPr>
             <w:rStyle w:val="Hipervnculo"/>
@@ -2302,7 +2288,7 @@
             <w:noProof/>
             <w:webHidden/>
           </w:rPr>
-          <w:instrText xml:space="preserve"> PAGEREF _Toc242792316 \h </w:instrText>
+          <w:instrText xml:space="preserve"> PAGEREF _Toc242961211 \h </w:instrText>
         </w:r>
         <w:r>
           <w:rPr>
@@ -2343,7 +2329,7 @@
           <w:noProof/>
         </w:rPr>
       </w:pPr>
-      <w:hyperlink w:anchor="_Toc242792317" w:history="1">
+      <w:hyperlink w:anchor="_Toc242961212" w:history="1">
         <w:r>
           <w:rPr>
             <w:rStyle w:val="Hipervnculo"/>
@@ -2370,7 +2356,7 @@
             <w:noProof/>
             <w:webHidden/>
           </w:rPr>
-          <w:instrText xml:space="preserve"> PAGEREF _Toc242792317 \h </w:instrText>
+          <w:instrText xml:space="preserve"> PAGEREF _Toc242961212 \h </w:instrText>
         </w:r>
         <w:r>
           <w:rPr>
@@ -2411,7 +2397,7 @@
           <w:noProof/>
         </w:rPr>
       </w:pPr>
-      <w:hyperlink w:anchor="_Toc242792318" w:history="1">
+      <w:hyperlink w:anchor="_Toc242961213" w:history="1">
         <w:r>
           <w:rPr>
             <w:rStyle w:val="Hipervnculo"/>
@@ -2438,7 +2424,7 @@
             <w:noProof/>
             <w:webHidden/>
           </w:rPr>
-          <w:instrText xml:space="preserve"> PAGEREF _Toc242792318 \h </w:instrText>
+          <w:instrText xml:space="preserve"> PAGEREF _Toc242961213 \h </w:instrText>
         </w:r>
         <w:r>
           <w:rPr>
@@ -2479,7 +2465,7 @@
           <w:noProof/>
         </w:rPr>
       </w:pPr>
-      <w:hyperlink w:anchor="_Toc242792319" w:history="1">
+      <w:hyperlink w:anchor="_Toc242961214" w:history="1">
         <w:r>
           <w:rPr>
             <w:rStyle w:val="Hipervnculo"/>
@@ -2506,7 +2492,7 @@
             <w:noProof/>
             <w:webHidden/>
           </w:rPr>
-          <w:instrText xml:space="preserve"> PAGEREF _Toc242792319 \h </w:instrText>
+          <w:instrText xml:space="preserve"> PAGEREF _Toc242961214 \h </w:instrText>
         </w:r>
         <w:r>
           <w:rPr>
@@ -2547,7 +2533,7 @@
           <w:noProof/>
         </w:rPr>
       </w:pPr>
-      <w:hyperlink w:anchor="_Toc242792320" w:history="1">
+      <w:hyperlink w:anchor="_Toc242961215" w:history="1">
         <w:r>
           <w:rPr>
             <w:rStyle w:val="Hipervnculo"/>
@@ -2574,7 +2560,7 @@
             <w:noProof/>
             <w:webHidden/>
           </w:rPr>
-          <w:instrText xml:space="preserve"> PAGEREF _Toc242792320 \h </w:instrText>
+          <w:instrText xml:space="preserve"> PAGEREF _Toc242961215 \h </w:instrText>
         </w:r>
         <w:r>
           <w:rPr>
@@ -2619,7 +2605,7 @@
       <w:pPr>
         <w:pStyle w:val="Ttulo1"/>
       </w:pPr>
-      <w:bookmarkStart w:id="0" w:name="_Toc242792284"/>
+      <w:bookmarkStart w:id="0" w:name="_Toc242961179"/>
       <w:r>
         <w:rPr>
           <w:rFonts w:ascii="Times New Roman" w:eastAsia="Times New Roman" w:hAnsi="Times New Roman" w:cs="Times New Roman"/>
@@ -2711,7 +2697,7 @@
       <w:pPr>
         <w:pStyle w:val="Ttulo1"/>
       </w:pPr>
-      <w:bookmarkStart w:id="1" w:name="_Toc242792285"/>
+      <w:bookmarkStart w:id="1" w:name="_Toc242961180"/>
       <w:r>
         <w:rPr>
           <w:rFonts w:ascii="Times New Roman" w:eastAsia="Times New Roman" w:hAnsi="Times New Roman" w:cs="Times New Roman"/>
@@ -2725,7 +2711,7 @@
       <w:pPr>
         <w:pStyle w:val="Ttulo2"/>
       </w:pPr>
-      <w:bookmarkStart w:id="2" w:name="_Toc242792286"/>
+      <w:bookmarkStart w:id="2" w:name="_Toc242961181"/>
       <w:r>
         <w:rPr>
           <w:rFonts w:ascii="Times New Roman" w:eastAsia="Times New Roman" w:hAnsi="Times New Roman" w:cs="Times New Roman"/>
@@ -2746,7 +2732,7 @@
       <w:pPr>
         <w:pStyle w:val="Ttulo2"/>
       </w:pPr>
-      <w:bookmarkStart w:id="3" w:name="_Toc242792287"/>
+      <w:bookmarkStart w:id="3" w:name="_Toc242961182"/>
       <w:r>
         <w:rPr>
           <w:rFonts w:ascii="Times New Roman" w:eastAsia="Times New Roman" w:hAnsi="Times New Roman" w:cs="Times New Roman"/>
@@ -2807,7 +2793,7 @@
       <w:pPr>
         <w:pStyle w:val="Ttulo1"/>
       </w:pPr>
-      <w:bookmarkStart w:id="4" w:name="_Toc242792288"/>
+      <w:bookmarkStart w:id="4" w:name="_Toc242961183"/>
       <w:r>
         <w:rPr>
           <w:rFonts w:ascii="Times New Roman" w:eastAsia="Times New Roman" w:hAnsi="Times New Roman" w:cs="Times New Roman"/>
@@ -3270,7 +3256,7 @@
       <w:pPr>
         <w:pStyle w:val="Ttulo1"/>
       </w:pPr>
-      <w:bookmarkStart w:id="5" w:name="_Toc242792289"/>
+      <w:bookmarkStart w:id="5" w:name="_Toc242961184"/>
       <w:r>
         <w:rPr>
           <w:rFonts w:ascii="Times New Roman" w:eastAsia="Times New Roman" w:hAnsi="Times New Roman" w:cs="Times New Roman"/>
@@ -3302,7 +3288,7 @@
       <w:pPr>
         <w:pStyle w:val="Ttulo2"/>
       </w:pPr>
-      <w:bookmarkStart w:id="6" w:name="_Toc242792290"/>
+      <w:bookmarkStart w:id="6" w:name="_Toc242961185"/>
       <w:r>
         <w:rPr>
           <w:rFonts w:ascii="Times New Roman" w:eastAsia="Times New Roman" w:hAnsi="Times New Roman" w:cs="Times New Roman"/>
@@ -3391,7 +3377,7 @@
           <w:noProof/>
         </w:rPr>
         <w:drawing>
-          <wp:inline distT="0" distB="0" distL="0" distR="0" wp14:anchorId="6165060F" wp14:editId="7BA64616">
+          <wp:inline distT="0" distB="0" distL="0" distR="0" wp14:anchorId="74C7F4CA" wp14:editId="3606E517">
             <wp:extent cx="5943600" cy="3075618"/>
             <wp:effectExtent l="0" t="0" r="0" b="0"/>
             <wp:docPr id="1" name="Picture 1"/>
@@ -3505,7 +3491,7 @@
           <w:noProof/>
         </w:rPr>
         <w:drawing>
-          <wp:inline distT="0" distB="0" distL="0" distR="0" wp14:anchorId="34DBB5A0" wp14:editId="6BD389DF">
+          <wp:inline distT="0" distB="0" distL="0" distR="0" wp14:anchorId="418F7900" wp14:editId="3821C014">
             <wp:extent cx="5943600" cy="3415004"/>
             <wp:effectExtent l="0" t="0" r="0" b="0"/>
             <wp:docPr id="2" name="Picture 2"/>
@@ -3567,7 +3553,7 @@
       <w:pPr>
         <w:pStyle w:val="Ttulo2"/>
       </w:pPr>
-      <w:bookmarkStart w:id="7" w:name="_Toc242792291"/>
+      <w:bookmarkStart w:id="7" w:name="_Toc242961186"/>
       <w:r>
         <w:rPr>
           <w:rFonts w:ascii="Times New Roman" w:eastAsia="Times New Roman" w:hAnsi="Times New Roman" w:cs="Times New Roman"/>
@@ -3992,7 +3978,7 @@
           <w:noProof/>
         </w:rPr>
         <w:drawing>
-          <wp:inline distT="0" distB="0" distL="0" distR="0" wp14:anchorId="2D5D2C8B" wp14:editId="6A82A623">
+          <wp:inline distT="0" distB="0" distL="0" distR="0" wp14:anchorId="01D29942" wp14:editId="074E323A">
             <wp:extent cx="5943600" cy="3116766"/>
             <wp:effectExtent l="0" t="0" r="0" b="0"/>
             <wp:docPr id="3" name="Picture 3"/>
@@ -4089,7 +4075,7 @@
       <w:pPr>
         <w:pStyle w:val="Ttulo2"/>
       </w:pPr>
-      <w:bookmarkStart w:id="8" w:name="_Toc242792292"/>
+      <w:bookmarkStart w:id="8" w:name="_Toc242961187"/>
       <w:r>
         <w:rPr>
           <w:rFonts w:ascii="Times New Roman" w:eastAsia="Times New Roman" w:hAnsi="Times New Roman" w:cs="Times New Roman"/>
@@ -4271,7 +4257,7 @@
           <w:noProof/>
         </w:rPr>
         <w:drawing>
-          <wp:inline distT="0" distB="0" distL="0" distR="0" wp14:anchorId="312C7E28" wp14:editId="12F09E86">
+          <wp:inline distT="0" distB="0" distL="0" distR="0" wp14:anchorId="5DE985DB" wp14:editId="62C10886">
             <wp:extent cx="5943600" cy="3241210"/>
             <wp:effectExtent l="0" t="0" r="0" b="0"/>
             <wp:docPr id="4" name="Picture 4"/>
@@ -4497,7 +4483,7 @@
           <w:noProof/>
         </w:rPr>
         <w:drawing>
-          <wp:inline distT="0" distB="0" distL="0" distR="0" wp14:anchorId="33FE33ED" wp14:editId="3A1ADC3F">
+          <wp:inline distT="0" distB="0" distL="0" distR="0" wp14:anchorId="2270F5C4" wp14:editId="6291280F">
             <wp:extent cx="5943600" cy="2613842"/>
             <wp:effectExtent l="0" t="0" r="0" b="0"/>
             <wp:docPr id="5" name="Picture 5"/>
@@ -4760,7 +4746,7 @@
           <w:noProof/>
         </w:rPr>
         <w:drawing>
-          <wp:inline distT="0" distB="0" distL="0" distR="0" wp14:anchorId="33802BDD" wp14:editId="571F81FE">
+          <wp:inline distT="0" distB="0" distL="0" distR="0" wp14:anchorId="75BAA8B4" wp14:editId="14E6F8C1">
             <wp:extent cx="5943600" cy="3686483"/>
             <wp:effectExtent l="0" t="0" r="0" b="0"/>
             <wp:docPr id="6" name="Picture 6"/>
@@ -4991,7 +4977,7 @@
       <w:pPr>
         <w:pStyle w:val="Ttulo2"/>
       </w:pPr>
-      <w:bookmarkStart w:id="9" w:name="_Toc242792293"/>
+      <w:bookmarkStart w:id="9" w:name="_Toc242961188"/>
       <w:r>
         <w:rPr>
           <w:rFonts w:ascii="Times New Roman" w:eastAsia="Times New Roman" w:hAnsi="Times New Roman" w:cs="Times New Roman"/>
@@ -5632,7 +5618,7 @@
           <w:noProof/>
         </w:rPr>
         <w:drawing>
-          <wp:inline distT="0" distB="0" distL="0" distR="0" wp14:anchorId="6ECADCC4" wp14:editId="77842FD4">
+          <wp:inline distT="0" distB="0" distL="0" distR="0" wp14:anchorId="7BE1C539" wp14:editId="1F5815FE">
             <wp:extent cx="5943600" cy="3915988"/>
             <wp:effectExtent l="0" t="0" r="0" b="0"/>
             <wp:docPr id="7" name="Picture 7"/>
@@ -5696,7 +5682,7 @@
         <w:ind w:firstLine="720"/>
       </w:pPr>
       <w:r>
-        <w:t xml:space="preserve">Inicié sesión en SonarCloud con la cuenta de GitHub, importé el repositorio y ejecuté el análisis automático (Figuras 11 y 12). La deuda técnica es la metáfora de tomar atajos que funcionan hoy pero que generan “intereses”: cada cambio futuro cuesta más hasta que se paga la deuda refactorizando. Los </w:t>
+        <w:t xml:space="preserve">El procedimiento consiste en iniciar sesión en SonarCloud con la cuenta de GitHub, importar el repositorio y ejecutar el análisis automático (Figuras 11 y 12). La deuda técnica es la metáfora de tomar atajos que funcionan hoy pero que generan “intereses”: cada cambio futuro cuesta más hasta que se paga la deuda refactorizando. Los </w:t>
       </w:r>
       <w:r>
         <w:rPr>
@@ -5714,7 +5700,11 @@
         <w:t>code smells</w:t>
       </w:r>
       <w:r>
-        <w:t>) son los síntomas visibles de esa deuda en el código: no rompen la funcionalidad, pero dificultan entenderlo y cambiarlo (Fowler, 2018). SonarCloud los clasifica en la dimensión de mantenibilidad, estima el tiempo de remediación y asigna una calificación de la A a la E (SonarSource, s.f.).</w:t>
+        <w:t xml:space="preserve">) son los síntomas visibles de esa deuda en el código: no rompen la funcionalidad, pero dificultan entenderlo y cambiarlo (Fowler, 2018). SonarCloud los clasifica en la dimensión de </w:t>
+      </w:r>
+      <w:r>
+        <w:lastRenderedPageBreak/>
+        <w:t>mantenibilidad, estima el tiempo de remediación y asigna una calificación de la A a la E (SonarSource, s.f.).</w:t>
       </w:r>
     </w:p>
     <w:p>
@@ -5722,8 +5712,7 @@
         <w:ind w:firstLine="720"/>
       </w:pPr>
       <w:r>
-        <w:lastRenderedPageBreak/>
-        <w:t xml:space="preserve">Al revisar el </w:t>
+        <w:t xml:space="preserve">A partir de la revisión manual del </w:t>
       </w:r>
       <w:r>
         <w:rPr>
@@ -5733,7 +5722,16 @@
         <w:t>index.html</w:t>
       </w:r>
       <w:r>
-        <w:t xml:space="preserve"> del taller, estos son los malos olores intencionales que el análisis pone en evidencia (la lista exacta de reglas depende del perfil de calidad activo, por defecto “Sonar way”):</w:t>
+        <w:t xml:space="preserve"> del taller, entre los malos olores esperados están los siguientes. Cuáles de ellos reporta SonarCloud como </w:t>
+      </w:r>
+      <w:r>
+        <w:rPr>
+          <w:i/>
+        </w:rPr>
+        <w:t>code smells</w:t>
+      </w:r>
+      <w:r>
+        <w:t>, con qué severidad y cuántos minutos de deuda, depende del perfil de calidad activo (por defecto, “Sonar way”) y debe confirmarse en el dashboard del proyecto:</w:t>
       </w:r>
     </w:p>
     <w:p>
@@ -5931,7 +5929,11 @@
         <w:t>onclick</w:t>
       </w:r>
       <w:r>
-        <w:t>; cambiar el estilo de los botones exige tocar el HTML; introducir una CSP rompe los botones. El “capital” de la deuda es el atajo y el “interés” es el tiempo extra de cada cambio, que SonarCloud cuantifica en minutos de remediación.</w:t>
+        <w:t xml:space="preserve">; cambiar el estilo de los botones exige tocar el HTML; introducir una </w:t>
+      </w:r>
+      <w:r>
+        <w:lastRenderedPageBreak/>
+        <w:t>CSP rompe los botones. El “capital” de la deuda es el atajo y el “interés” es el tiempo extra de cada cambio, que SonarCloud cuantifica en minutos de remediación.</w:t>
       </w:r>
     </w:p>
     <w:p>
@@ -5942,7 +5944,6 @@
         <w:rPr>
           <w:b/>
         </w:rPr>
-        <w:lastRenderedPageBreak/>
         <w:t>Figura 11</w:t>
       </w:r>
     </w:p>
@@ -6291,6 +6292,7 @@
                 <w:rFonts w:ascii="Courier New" w:eastAsia="Courier New" w:hAnsi="Courier New" w:cs="Courier New"/>
                 <w:sz w:val="17"/>
               </w:rPr>
+              <w:lastRenderedPageBreak/>
               <w:t xml:space="preserve">  push: # Se activa con CADA push (commit)</w:t>
             </w:r>
           </w:p>
@@ -6363,7 +6365,6 @@
                 <w:rFonts w:ascii="Courier New" w:eastAsia="Courier New" w:hAnsi="Courier New" w:cs="Courier New"/>
                 <w:sz w:val="17"/>
               </w:rPr>
-              <w:lastRenderedPageBreak/>
               <w:t xml:space="preserve">  build:</w:t>
             </w:r>
           </w:p>
@@ -6937,6 +6938,7 @@
         <w:rPr>
           <w:b/>
         </w:rPr>
+        <w:lastRenderedPageBreak/>
         <w:t>Se aprovisiona el entorno.</w:t>
       </w:r>
       <w:r>
@@ -6971,7 +6973,6 @@
         <w:rPr>
           <w:b/>
         </w:rPr>
-        <w:lastRenderedPageBreak/>
         <w:t>Se extrae el código.</w:t>
       </w:r>
       <w:r>
@@ -7172,7 +7173,7 @@
           <w:noProof/>
         </w:rPr>
         <w:drawing>
-          <wp:inline distT="0" distB="0" distL="0" distR="0" wp14:anchorId="252BD61F" wp14:editId="1DC231B7">
+          <wp:inline distT="0" distB="0" distL="0" distR="0" wp14:anchorId="11507589" wp14:editId="56B9CE74">
             <wp:extent cx="5943600" cy="3915988"/>
             <wp:effectExtent l="0" t="0" r="0" b="0"/>
             <wp:docPr id="8" name="Picture 8"/>
@@ -7254,7 +7255,7 @@
           <w:noProof/>
         </w:rPr>
         <w:drawing>
-          <wp:inline distT="0" distB="0" distL="0" distR="0" wp14:anchorId="3DF9F3C6" wp14:editId="3909D8E8">
+          <wp:inline distT="0" distB="0" distL="0" distR="0" wp14:anchorId="31320F22" wp14:editId="687B60C5">
             <wp:extent cx="5943600" cy="3915988"/>
             <wp:effectExtent l="0" t="0" r="0" b="0"/>
             <wp:docPr id="9" name="Picture 9"/>
@@ -7336,7 +7337,7 @@
           <w:noProof/>
         </w:rPr>
         <w:drawing>
-          <wp:inline distT="0" distB="0" distL="0" distR="0" wp14:anchorId="49D31E4A" wp14:editId="433DC6D6">
+          <wp:inline distT="0" distB="0" distL="0" distR="0" wp14:anchorId="603C421A" wp14:editId="02C0C5CD">
             <wp:extent cx="5943600" cy="3915988"/>
             <wp:effectExtent l="0" t="0" r="0" b="0"/>
             <wp:docPr id="10" name="Picture 10"/>
@@ -8762,7 +8763,7 @@
       <w:pPr>
         <w:pStyle w:val="Ttulo2"/>
       </w:pPr>
-      <w:bookmarkStart w:id="10" w:name="_Toc242792294"/>
+      <w:bookmarkStart w:id="10" w:name="_Toc242961189"/>
       <w:r>
         <w:rPr>
           <w:rFonts w:ascii="Times New Roman" w:eastAsia="Times New Roman" w:hAnsi="Times New Roman" w:cs="Times New Roman"/>
@@ -8842,7 +8843,7 @@
           <w:noProof/>
         </w:rPr>
         <w:drawing>
-          <wp:inline distT="0" distB="0" distL="0" distR="0" wp14:anchorId="3401E44C" wp14:editId="47A0084F">
+          <wp:inline distT="0" distB="0" distL="0" distR="0" wp14:anchorId="38710198" wp14:editId="6256FFEE">
             <wp:extent cx="5943600" cy="3480878"/>
             <wp:effectExtent l="0" t="0" r="0" b="0"/>
             <wp:docPr id="11" name="Picture 11"/>
@@ -9212,7 +9213,7 @@
           <w:noProof/>
         </w:rPr>
         <w:drawing>
-          <wp:inline distT="0" distB="0" distL="0" distR="0" wp14:anchorId="616B8A3A" wp14:editId="75A2B081">
+          <wp:inline distT="0" distB="0" distL="0" distR="0" wp14:anchorId="3EA54AE4" wp14:editId="6636E936">
             <wp:extent cx="5943600" cy="3480878"/>
             <wp:effectExtent l="0" t="0" r="0" b="0"/>
             <wp:docPr id="12" name="Picture 12"/>
@@ -9463,7 +9464,7 @@
           <w:noProof/>
         </w:rPr>
         <w:drawing>
-          <wp:inline distT="0" distB="0" distL="0" distR="0" wp14:anchorId="7D5A321B" wp14:editId="08412FB8">
+          <wp:inline distT="0" distB="0" distL="0" distR="0" wp14:anchorId="639DBB65" wp14:editId="352AF86B">
             <wp:extent cx="5943600" cy="4335175"/>
             <wp:effectExtent l="0" t="0" r="0" b="0"/>
             <wp:docPr id="13" name="Picture 13"/>
@@ -10142,7 +10143,7 @@
           <w:noProof/>
         </w:rPr>
         <w:drawing>
-          <wp:inline distT="0" distB="0" distL="0" distR="0" wp14:anchorId="47D06DB3" wp14:editId="220D4D49">
+          <wp:inline distT="0" distB="0" distL="0" distR="0" wp14:anchorId="4C88FBD5" wp14:editId="3E3207D9">
             <wp:extent cx="5943600" cy="2795863"/>
             <wp:effectExtent l="0" t="0" r="0" b="0"/>
             <wp:docPr id="14" name="Picture 14"/>
@@ -10275,7 +10276,7 @@
       <w:pPr>
         <w:pStyle w:val="Ttulo1"/>
       </w:pPr>
-      <w:bookmarkStart w:id="11" w:name="_Toc242792295"/>
+      <w:bookmarkStart w:id="11" w:name="_Toc242961190"/>
       <w:r>
         <w:rPr>
           <w:rFonts w:ascii="Times New Roman" w:eastAsia="Times New Roman" w:hAnsi="Times New Roman" w:cs="Times New Roman"/>
@@ -10326,7 +10327,7 @@
           <w:noProof/>
         </w:rPr>
         <w:drawing>
-          <wp:inline distT="0" distB="0" distL="0" distR="0" wp14:anchorId="735ABA84" wp14:editId="7AB2415A">
+          <wp:inline distT="0" distB="0" distL="0" distR="0" wp14:anchorId="2063F822" wp14:editId="36330432">
             <wp:extent cx="5943600" cy="3463740"/>
             <wp:effectExtent l="0" t="0" r="0" b="0"/>
             <wp:docPr id="15" name="Picture 15"/>
@@ -10388,7 +10389,7 @@
       <w:pPr>
         <w:pStyle w:val="Ttulo2"/>
       </w:pPr>
-      <w:bookmarkStart w:id="12" w:name="_Toc242792296"/>
+      <w:bookmarkStart w:id="12" w:name="_Toc242961191"/>
       <w:r>
         <w:rPr>
           <w:rFonts w:ascii="Times New Roman" w:eastAsia="Times New Roman" w:hAnsi="Times New Roman" w:cs="Times New Roman"/>
@@ -11038,7 +11039,7 @@
           <w:noProof/>
         </w:rPr>
         <w:drawing>
-          <wp:inline distT="0" distB="0" distL="0" distR="0" wp14:anchorId="23820D03" wp14:editId="4F39F48B">
+          <wp:inline distT="0" distB="0" distL="0" distR="0" wp14:anchorId="5E34D5D1" wp14:editId="2BFBA318">
             <wp:extent cx="5943600" cy="3206877"/>
             <wp:effectExtent l="0" t="0" r="0" b="0"/>
             <wp:docPr id="16" name="Picture 16"/>
@@ -11673,7 +11674,7 @@
       <w:pPr>
         <w:pStyle w:val="Ttulo2"/>
       </w:pPr>
-      <w:bookmarkStart w:id="13" w:name="_Toc242792297"/>
+      <w:bookmarkStart w:id="13" w:name="_Toc242961192"/>
       <w:r>
         <w:rPr>
           <w:rFonts w:ascii="Times New Roman" w:eastAsia="Times New Roman" w:hAnsi="Times New Roman" w:cs="Times New Roman"/>
@@ -12194,7 +12195,7 @@
       <w:pPr>
         <w:pStyle w:val="Ttulo2"/>
       </w:pPr>
-      <w:bookmarkStart w:id="14" w:name="_Toc242792298"/>
+      <w:bookmarkStart w:id="14" w:name="_Toc242961193"/>
       <w:r>
         <w:rPr>
           <w:rFonts w:ascii="Times New Roman" w:eastAsia="Times New Roman" w:hAnsi="Times New Roman" w:cs="Times New Roman"/>
@@ -13233,7 +13234,7 @@
       <w:pPr>
         <w:pStyle w:val="Ttulo1"/>
       </w:pPr>
-      <w:bookmarkStart w:id="15" w:name="_Toc242792299"/>
+      <w:bookmarkStart w:id="15" w:name="_Toc242961194"/>
       <w:r>
         <w:rPr>
           <w:rFonts w:ascii="Times New Roman" w:eastAsia="Times New Roman" w:hAnsi="Times New Roman" w:cs="Times New Roman"/>
@@ -13247,7 +13248,7 @@
       <w:pPr>
         <w:pStyle w:val="Ttulo2"/>
       </w:pPr>
-      <w:bookmarkStart w:id="16" w:name="_Toc242792300"/>
+      <w:bookmarkStart w:id="16" w:name="_Toc242961195"/>
       <w:r>
         <w:rPr>
           <w:rFonts w:ascii="Times New Roman" w:eastAsia="Times New Roman" w:hAnsi="Times New Roman" w:cs="Times New Roman"/>
@@ -13277,7 +13278,7 @@
       <w:pPr>
         <w:pStyle w:val="Ttulo2"/>
       </w:pPr>
-      <w:bookmarkStart w:id="17" w:name="_Toc242792301"/>
+      <w:bookmarkStart w:id="17" w:name="_Toc242961196"/>
       <w:r>
         <w:rPr>
           <w:rFonts w:ascii="Times New Roman" w:eastAsia="Times New Roman" w:hAnsi="Times New Roman" w:cs="Times New Roman"/>
@@ -13429,7 +13430,7 @@
       <w:pPr>
         <w:pStyle w:val="Ttulo2"/>
       </w:pPr>
-      <w:bookmarkStart w:id="18" w:name="_Toc242792302"/>
+      <w:bookmarkStart w:id="18" w:name="_Toc242961197"/>
       <w:r>
         <w:rPr>
           <w:rFonts w:ascii="Times New Roman" w:eastAsia="Times New Roman" w:hAnsi="Times New Roman" w:cs="Times New Roman"/>
@@ -13548,7 +13549,7 @@
       <w:pPr>
         <w:pStyle w:val="Ttulo2"/>
       </w:pPr>
-      <w:bookmarkStart w:id="19" w:name="_Toc242792303"/>
+      <w:bookmarkStart w:id="19" w:name="_Toc242961198"/>
       <w:r>
         <w:rPr>
           <w:rFonts w:ascii="Times New Roman" w:eastAsia="Times New Roman" w:hAnsi="Times New Roman" w:cs="Times New Roman"/>
@@ -13662,7 +13663,7 @@
       <w:pPr>
         <w:pStyle w:val="Ttulo2"/>
       </w:pPr>
-      <w:bookmarkStart w:id="20" w:name="_Toc242792304"/>
+      <w:bookmarkStart w:id="20" w:name="_Toc242961199"/>
       <w:r>
         <w:rPr>
           <w:rFonts w:ascii="Times New Roman" w:eastAsia="Times New Roman" w:hAnsi="Times New Roman" w:cs="Times New Roman"/>
@@ -13711,7 +13712,7 @@
       <w:pPr>
         <w:pStyle w:val="Ttulo2"/>
       </w:pPr>
-      <w:bookmarkStart w:id="21" w:name="_Toc242792305"/>
+      <w:bookmarkStart w:id="21" w:name="_Toc242961200"/>
       <w:r>
         <w:rPr>
           <w:rFonts w:ascii="Times New Roman" w:eastAsia="Times New Roman" w:hAnsi="Times New Roman" w:cs="Times New Roman"/>
@@ -13760,7 +13761,7 @@
       <w:pPr>
         <w:pStyle w:val="Ttulo2"/>
       </w:pPr>
-      <w:bookmarkStart w:id="22" w:name="_Toc242792306"/>
+      <w:bookmarkStart w:id="22" w:name="_Toc242961201"/>
       <w:r>
         <w:rPr>
           <w:rFonts w:ascii="Times New Roman" w:eastAsia="Times New Roman" w:hAnsi="Times New Roman" w:cs="Times New Roman"/>
@@ -13879,7 +13880,7 @@
       <w:pPr>
         <w:pStyle w:val="Ttulo2"/>
       </w:pPr>
-      <w:bookmarkStart w:id="23" w:name="_Toc242792307"/>
+      <w:bookmarkStart w:id="23" w:name="_Toc242961202"/>
       <w:r>
         <w:rPr>
           <w:rFonts w:ascii="Times New Roman" w:eastAsia="Times New Roman" w:hAnsi="Times New Roman" w:cs="Times New Roman"/>
@@ -13975,7 +13976,7 @@
       <w:pPr>
         <w:pStyle w:val="Ttulo2"/>
       </w:pPr>
-      <w:bookmarkStart w:id="24" w:name="_Toc242792308"/>
+      <w:bookmarkStart w:id="24" w:name="_Toc242961203"/>
       <w:r>
         <w:rPr>
           <w:rFonts w:ascii="Times New Roman" w:eastAsia="Times New Roman" w:hAnsi="Times New Roman" w:cs="Times New Roman"/>
@@ -14005,7 +14006,7 @@
       <w:pPr>
         <w:pStyle w:val="Ttulo2"/>
       </w:pPr>
-      <w:bookmarkStart w:id="25" w:name="_Toc242792309"/>
+      <w:bookmarkStart w:id="25" w:name="_Toc242961204"/>
       <w:r>
         <w:rPr>
           <w:rFonts w:ascii="Times New Roman" w:eastAsia="Times New Roman" w:hAnsi="Times New Roman" w:cs="Times New Roman"/>
@@ -14057,7 +14058,7 @@
       <w:pPr>
         <w:pStyle w:val="Ttulo2"/>
       </w:pPr>
-      <w:bookmarkStart w:id="26" w:name="_Toc242792310"/>
+      <w:bookmarkStart w:id="26" w:name="_Toc242961205"/>
       <w:r>
         <w:rPr>
           <w:rFonts w:ascii="Times New Roman" w:eastAsia="Times New Roman" w:hAnsi="Times New Roman" w:cs="Times New Roman"/>
@@ -14280,7 +14281,7 @@
       <w:pPr>
         <w:pStyle w:val="Ttulo2"/>
       </w:pPr>
-      <w:bookmarkStart w:id="27" w:name="_Toc242792311"/>
+      <w:bookmarkStart w:id="27" w:name="_Toc242961206"/>
       <w:r>
         <w:rPr>
           <w:rFonts w:ascii="Times New Roman" w:eastAsia="Times New Roman" w:hAnsi="Times New Roman" w:cs="Times New Roman"/>
@@ -14322,7 +14323,7 @@
       <w:pPr>
         <w:pStyle w:val="Ttulo2"/>
       </w:pPr>
-      <w:bookmarkStart w:id="28" w:name="_Toc242792312"/>
+      <w:bookmarkStart w:id="28" w:name="_Toc242961207"/>
       <w:r>
         <w:rPr>
           <w:rFonts w:ascii="Times New Roman" w:eastAsia="Times New Roman" w:hAnsi="Times New Roman" w:cs="Times New Roman"/>
@@ -14657,7 +14658,7 @@
       <w:pPr>
         <w:pStyle w:val="Ttulo2"/>
       </w:pPr>
-      <w:bookmarkStart w:id="29" w:name="_Toc242792313"/>
+      <w:bookmarkStart w:id="29" w:name="_Toc242961208"/>
       <w:r>
         <w:rPr>
           <w:rFonts w:ascii="Times New Roman" w:eastAsia="Times New Roman" w:hAnsi="Times New Roman" w:cs="Times New Roman"/>
@@ -14757,7 +14758,7 @@
       <w:pPr>
         <w:pStyle w:val="Ttulo2"/>
       </w:pPr>
-      <w:bookmarkStart w:id="30" w:name="_Toc242792314"/>
+      <w:bookmarkStart w:id="30" w:name="_Toc242961209"/>
       <w:r>
         <w:rPr>
           <w:rFonts w:ascii="Times New Roman" w:eastAsia="Times New Roman" w:hAnsi="Times New Roman" w:cs="Times New Roman"/>
@@ -14796,7 +14797,7 @@
       <w:pPr>
         <w:pStyle w:val="Ttulo2"/>
       </w:pPr>
-      <w:bookmarkStart w:id="31" w:name="_Toc242792315"/>
+      <w:bookmarkStart w:id="31" w:name="_Toc242961210"/>
       <w:r>
         <w:rPr>
           <w:rFonts w:ascii="Times New Roman" w:eastAsia="Times New Roman" w:hAnsi="Times New Roman" w:cs="Times New Roman"/>
@@ -14853,7 +14854,7 @@
       <w:pPr>
         <w:pStyle w:val="Ttulo2"/>
       </w:pPr>
-      <w:bookmarkStart w:id="32" w:name="_Toc242792316"/>
+      <w:bookmarkStart w:id="32" w:name="_Toc242961211"/>
       <w:r>
         <w:rPr>
           <w:rFonts w:ascii="Times New Roman" w:eastAsia="Times New Roman" w:hAnsi="Times New Roman" w:cs="Times New Roman"/>
@@ -14894,7 +14895,7 @@
       <w:pPr>
         <w:pStyle w:val="Ttulo2"/>
       </w:pPr>
-      <w:bookmarkStart w:id="33" w:name="_Toc242792317"/>
+      <w:bookmarkStart w:id="33" w:name="_Toc242961212"/>
       <w:r>
         <w:rPr>
           <w:rFonts w:ascii="Times New Roman" w:eastAsia="Times New Roman" w:hAnsi="Times New Roman" w:cs="Times New Roman"/>
@@ -14998,7 +14999,7 @@
       <w:pPr>
         <w:pStyle w:val="Ttulo2"/>
       </w:pPr>
-      <w:bookmarkStart w:id="34" w:name="_Toc242792318"/>
+      <w:bookmarkStart w:id="34" w:name="_Toc242961213"/>
       <w:r>
         <w:rPr>
           <w:rFonts w:ascii="Times New Roman" w:eastAsia="Times New Roman" w:hAnsi="Times New Roman" w:cs="Times New Roman"/>
@@ -15045,7 +15046,7 @@
       <w:pPr>
         <w:pStyle w:val="Ttulo1"/>
       </w:pPr>
-      <w:bookmarkStart w:id="35" w:name="_Toc242792319"/>
+      <w:bookmarkStart w:id="35" w:name="_Toc242961214"/>
       <w:r>
         <w:rPr>
           <w:rFonts w:ascii="Times New Roman" w:eastAsia="Times New Roman" w:hAnsi="Times New Roman" w:cs="Times New Roman"/>
@@ -15140,7 +15141,7 @@
       <w:pPr>
         <w:pStyle w:val="Ttulo1"/>
       </w:pPr>
-      <w:bookmarkStart w:id="36" w:name="_Toc242792320"/>
+      <w:bookmarkStart w:id="36" w:name="_Toc242961215"/>
       <w:r>
         <w:rPr>
           <w:rFonts w:ascii="Times New Roman" w:eastAsia="Times New Roman" w:hAnsi="Times New Roman" w:cs="Times New Roman"/>
@@ -15717,31 +15718,31 @@
       </w:rPr>
     </w:lvl>
   </w:abstractNum>
-  <w:num w:numId="1" w16cid:durableId="1812407960">
+  <w:num w:numId="1" w16cid:durableId="1552572174">
     <w:abstractNumId w:val="8"/>
   </w:num>
-  <w:num w:numId="2" w16cid:durableId="1158612103">
+  <w:num w:numId="2" w16cid:durableId="211963529">
     <w:abstractNumId w:val="6"/>
   </w:num>
-  <w:num w:numId="3" w16cid:durableId="448278624">
+  <w:num w:numId="3" w16cid:durableId="1969317596">
     <w:abstractNumId w:val="5"/>
   </w:num>
-  <w:num w:numId="4" w16cid:durableId="37095432">
+  <w:num w:numId="4" w16cid:durableId="1760442555">
     <w:abstractNumId w:val="4"/>
   </w:num>
-  <w:num w:numId="5" w16cid:durableId="1316178751">
+  <w:num w:numId="5" w16cid:durableId="368459045">
     <w:abstractNumId w:val="7"/>
   </w:num>
-  <w:num w:numId="6" w16cid:durableId="1747997339">
+  <w:num w:numId="6" w16cid:durableId="45225963">
     <w:abstractNumId w:val="3"/>
   </w:num>
-  <w:num w:numId="7" w16cid:durableId="1300300007">
+  <w:num w:numId="7" w16cid:durableId="1699354616">
     <w:abstractNumId w:val="2"/>
   </w:num>
-  <w:num w:numId="8" w16cid:durableId="614604402">
+  <w:num w:numId="8" w16cid:durableId="1459028535">
     <w:abstractNumId w:val="1"/>
   </w:num>
-  <w:num w:numId="9" w16cid:durableId="2090927768">
+  <w:num w:numId="9" w16cid:durableId="1988850958">
     <w:abstractNumId w:val="0"/>
   </w:num>
 </w:numbering>
@@ -27169,7 +27170,7 @@
     <w:autoRedefine/>
     <w:uiPriority w:val="39"/>
     <w:unhideWhenUsed/>
-    <w:rsid w:val="008A5F06"/>
+    <w:rsid w:val="00BC2398"/>
     <w:pPr>
       <w:spacing w:after="100"/>
     </w:pPr>
@@ -27181,7 +27182,7 @@
     <w:autoRedefine/>
     <w:uiPriority w:val="39"/>
     <w:unhideWhenUsed/>
-    <w:rsid w:val="008A5F06"/>
+    <w:rsid w:val="00BC2398"/>
     <w:pPr>
       <w:spacing w:after="100"/>
       <w:ind w:left="240"/>
@@ -27192,7 +27193,7 @@
     <w:basedOn w:val="Fuentedeprrafopredeter"/>
     <w:uiPriority w:val="99"/>
     <w:unhideWhenUsed/>
-    <w:rsid w:val="008A5F06"/>
+    <w:rsid w:val="00BC2398"/>
     <w:rPr>
       <w:color w:val="0000FF" w:themeColor="hyperlink"/>
       <w:u w:val="single"/>

--- a/informe/Informe_Taller_Arquitectura.docx
+++ b/informe/Informe_Taller_Arquitectura.docx
@@ -85,7 +85,7 @@
       <w:r>
         <w:fldChar w:fldCharType="separate"/>
       </w:r>
-      <w:hyperlink w:anchor="_Toc242961179" w:history="1">
+      <w:hyperlink w:anchor="_Toc242961504" w:history="1">
         <w:r>
           <w:rPr>
             <w:rStyle w:val="Hipervnculo"/>
@@ -112,7 +112,7 @@
             <w:noProof/>
             <w:webHidden/>
           </w:rPr>
-          <w:instrText xml:space="preserve"> PAGEREF _Toc242961179 \h </w:instrText>
+          <w:instrText xml:space="preserve"> PAGEREF _Toc242961504 \h </w:instrText>
         </w:r>
         <w:r>
           <w:rPr>
@@ -153,7 +153,7 @@
           <w:noProof/>
         </w:rPr>
       </w:pPr>
-      <w:hyperlink w:anchor="_Toc242961180" w:history="1">
+      <w:hyperlink w:anchor="_Toc242961505" w:history="1">
         <w:r>
           <w:rPr>
             <w:rStyle w:val="Hipervnculo"/>
@@ -180,7 +180,7 @@
             <w:noProof/>
             <w:webHidden/>
           </w:rPr>
-          <w:instrText xml:space="preserve"> PAGEREF _Toc242961180 \h </w:instrText>
+          <w:instrText xml:space="preserve"> PAGEREF _Toc242961505 \h </w:instrText>
         </w:r>
         <w:r>
           <w:rPr>
@@ -221,7 +221,7 @@
           <w:noProof/>
         </w:rPr>
       </w:pPr>
-      <w:hyperlink w:anchor="_Toc242961181" w:history="1">
+      <w:hyperlink w:anchor="_Toc242961506" w:history="1">
         <w:r>
           <w:rPr>
             <w:rStyle w:val="Hipervnculo"/>
@@ -248,7 +248,7 @@
             <w:noProof/>
             <w:webHidden/>
           </w:rPr>
-          <w:instrText xml:space="preserve"> PAGEREF _Toc242961181 \h </w:instrText>
+          <w:instrText xml:space="preserve"> PAGEREF _Toc242961506 \h </w:instrText>
         </w:r>
         <w:r>
           <w:rPr>
@@ -289,7 +289,7 @@
           <w:noProof/>
         </w:rPr>
       </w:pPr>
-      <w:hyperlink w:anchor="_Toc242961182" w:history="1">
+      <w:hyperlink w:anchor="_Toc242961507" w:history="1">
         <w:r>
           <w:rPr>
             <w:rStyle w:val="Hipervnculo"/>
@@ -316,7 +316,7 @@
             <w:noProof/>
             <w:webHidden/>
           </w:rPr>
-          <w:instrText xml:space="preserve"> PAGEREF _Toc242961182 \h </w:instrText>
+          <w:instrText xml:space="preserve"> PAGEREF _Toc242961507 \h </w:instrText>
         </w:r>
         <w:r>
           <w:rPr>
@@ -357,7 +357,7 @@
           <w:noProof/>
         </w:rPr>
       </w:pPr>
-      <w:hyperlink w:anchor="_Toc242961183" w:history="1">
+      <w:hyperlink w:anchor="_Toc242961508" w:history="1">
         <w:r>
           <w:rPr>
             <w:rStyle w:val="Hipervnculo"/>
@@ -384,7 +384,7 @@
             <w:noProof/>
             <w:webHidden/>
           </w:rPr>
-          <w:instrText xml:space="preserve"> PAGEREF _Toc242961183 \h </w:instrText>
+          <w:instrText xml:space="preserve"> PAGEREF _Toc242961508 \h </w:instrText>
         </w:r>
         <w:r>
           <w:rPr>
@@ -425,7 +425,7 @@
           <w:noProof/>
         </w:rPr>
       </w:pPr>
-      <w:hyperlink w:anchor="_Toc242961184" w:history="1">
+      <w:hyperlink w:anchor="_Toc242961509" w:history="1">
         <w:r>
           <w:rPr>
             <w:rStyle w:val="Hipervnculo"/>
@@ -452,7 +452,7 @@
             <w:noProof/>
             <w:webHidden/>
           </w:rPr>
-          <w:instrText xml:space="preserve"> PAGEREF _Toc242961184 \h </w:instrText>
+          <w:instrText xml:space="preserve"> PAGEREF _Toc242961509 \h </w:instrText>
         </w:r>
         <w:r>
           <w:rPr>
@@ -493,7 +493,7 @@
           <w:noProof/>
         </w:rPr>
       </w:pPr>
-      <w:hyperlink w:anchor="_Toc242961185" w:history="1">
+      <w:hyperlink w:anchor="_Toc242961510" w:history="1">
         <w:r>
           <w:rPr>
             <w:rStyle w:val="Hipervnculo"/>
@@ -520,7 +520,7 @@
             <w:noProof/>
             <w:webHidden/>
           </w:rPr>
-          <w:instrText xml:space="preserve"> PAGEREF _Toc242961185 \h </w:instrText>
+          <w:instrText xml:space="preserve"> PAGEREF _Toc242961510 \h </w:instrText>
         </w:r>
         <w:r>
           <w:rPr>
@@ -561,7 +561,7 @@
           <w:noProof/>
         </w:rPr>
       </w:pPr>
-      <w:hyperlink w:anchor="_Toc242961186" w:history="1">
+      <w:hyperlink w:anchor="_Toc242961511" w:history="1">
         <w:r>
           <w:rPr>
             <w:rStyle w:val="Hipervnculo"/>
@@ -588,7 +588,7 @@
             <w:noProof/>
             <w:webHidden/>
           </w:rPr>
-          <w:instrText xml:space="preserve"> PAGEREF _Toc242961186 \h </w:instrText>
+          <w:instrText xml:space="preserve"> PAGEREF _Toc242961511 \h </w:instrText>
         </w:r>
         <w:r>
           <w:rPr>
@@ -629,7 +629,7 @@
           <w:noProof/>
         </w:rPr>
       </w:pPr>
-      <w:hyperlink w:anchor="_Toc242961187" w:history="1">
+      <w:hyperlink w:anchor="_Toc242961512" w:history="1">
         <w:r>
           <w:rPr>
             <w:rStyle w:val="Hipervnculo"/>
@@ -656,7 +656,7 @@
             <w:noProof/>
             <w:webHidden/>
           </w:rPr>
-          <w:instrText xml:space="preserve"> PAGEREF _Toc242961187 \h </w:instrText>
+          <w:instrText xml:space="preserve"> PAGEREF _Toc242961512 \h </w:instrText>
         </w:r>
         <w:r>
           <w:rPr>
@@ -697,7 +697,7 @@
           <w:noProof/>
         </w:rPr>
       </w:pPr>
-      <w:hyperlink w:anchor="_Toc242961188" w:history="1">
+      <w:hyperlink w:anchor="_Toc242961513" w:history="1">
         <w:r>
           <w:rPr>
             <w:rStyle w:val="Hipervnculo"/>
@@ -724,7 +724,7 @@
             <w:noProof/>
             <w:webHidden/>
           </w:rPr>
-          <w:instrText xml:space="preserve"> PAGEREF _Toc242961188 \h </w:instrText>
+          <w:instrText xml:space="preserve"> PAGEREF _Toc242961513 \h </w:instrText>
         </w:r>
         <w:r>
           <w:rPr>
@@ -765,7 +765,7 @@
           <w:noProof/>
         </w:rPr>
       </w:pPr>
-      <w:hyperlink w:anchor="_Toc242961189" w:history="1">
+      <w:hyperlink w:anchor="_Toc242961514" w:history="1">
         <w:r>
           <w:rPr>
             <w:rStyle w:val="Hipervnculo"/>
@@ -792,7 +792,7 @@
             <w:noProof/>
             <w:webHidden/>
           </w:rPr>
-          <w:instrText xml:space="preserve"> PAGEREF _Toc242961189 \h </w:instrText>
+          <w:instrText xml:space="preserve"> PAGEREF _Toc242961514 \h </w:instrText>
         </w:r>
         <w:r>
           <w:rPr>
@@ -833,7 +833,7 @@
           <w:noProof/>
         </w:rPr>
       </w:pPr>
-      <w:hyperlink w:anchor="_Toc242961190" w:history="1">
+      <w:hyperlink w:anchor="_Toc242961515" w:history="1">
         <w:r>
           <w:rPr>
             <w:rStyle w:val="Hipervnculo"/>
@@ -860,7 +860,7 @@
             <w:noProof/>
             <w:webHidden/>
           </w:rPr>
-          <w:instrText xml:space="preserve"> PAGEREF _Toc242961190 \h </w:instrText>
+          <w:instrText xml:space="preserve"> PAGEREF _Toc242961515 \h </w:instrText>
         </w:r>
         <w:r>
           <w:rPr>
@@ -880,7 +880,7 @@
             <w:noProof/>
             <w:webHidden/>
           </w:rPr>
-          <w:t>40</w:t>
+          <w:t>41</w:t>
         </w:r>
         <w:r>
           <w:rPr>
@@ -901,7 +901,7 @@
           <w:noProof/>
         </w:rPr>
       </w:pPr>
-      <w:hyperlink w:anchor="_Toc242961191" w:history="1">
+      <w:hyperlink w:anchor="_Toc242961516" w:history="1">
         <w:r>
           <w:rPr>
             <w:rStyle w:val="Hipervnculo"/>
@@ -928,7 +928,7 @@
             <w:noProof/>
             <w:webHidden/>
           </w:rPr>
-          <w:instrText xml:space="preserve"> PAGEREF _Toc242961191 \h </w:instrText>
+          <w:instrText xml:space="preserve"> PAGEREF _Toc242961516 \h </w:instrText>
         </w:r>
         <w:r>
           <w:rPr>
@@ -948,7 +948,7 @@
             <w:noProof/>
             <w:webHidden/>
           </w:rPr>
-          <w:t>41</w:t>
+          <w:t>42</w:t>
         </w:r>
         <w:r>
           <w:rPr>
@@ -969,7 +969,7 @@
           <w:noProof/>
         </w:rPr>
       </w:pPr>
-      <w:hyperlink w:anchor="_Toc242961192" w:history="1">
+      <w:hyperlink w:anchor="_Toc242961517" w:history="1">
         <w:r>
           <w:rPr>
             <w:rStyle w:val="Hipervnculo"/>
@@ -996,7 +996,7 @@
             <w:noProof/>
             <w:webHidden/>
           </w:rPr>
-          <w:instrText xml:space="preserve"> PAGEREF _Toc242961192 \h </w:instrText>
+          <w:instrText xml:space="preserve"> PAGEREF _Toc242961517 \h </w:instrText>
         </w:r>
         <w:r>
           <w:rPr>
@@ -1016,7 +1016,7 @@
             <w:noProof/>
             <w:webHidden/>
           </w:rPr>
-          <w:t>45</w:t>
+          <w:t>46</w:t>
         </w:r>
         <w:r>
           <w:rPr>
@@ -1037,7 +1037,7 @@
           <w:noProof/>
         </w:rPr>
       </w:pPr>
-      <w:hyperlink w:anchor="_Toc242961193" w:history="1">
+      <w:hyperlink w:anchor="_Toc242961518" w:history="1">
         <w:r>
           <w:rPr>
             <w:rStyle w:val="Hipervnculo"/>
@@ -1064,7 +1064,7 @@
             <w:noProof/>
             <w:webHidden/>
           </w:rPr>
-          <w:instrText xml:space="preserve"> PAGEREF _Toc242961193 \h </w:instrText>
+          <w:instrText xml:space="preserve"> PAGEREF _Toc242961518 \h </w:instrText>
         </w:r>
         <w:r>
           <w:rPr>
@@ -1084,7 +1084,7 @@
             <w:noProof/>
             <w:webHidden/>
           </w:rPr>
-          <w:t>46</w:t>
+          <w:t>47</w:t>
         </w:r>
         <w:r>
           <w:rPr>
@@ -1105,7 +1105,7 @@
           <w:noProof/>
         </w:rPr>
       </w:pPr>
-      <w:hyperlink w:anchor="_Toc242961194" w:history="1">
+      <w:hyperlink w:anchor="_Toc242961519" w:history="1">
         <w:r>
           <w:rPr>
             <w:rStyle w:val="Hipervnculo"/>
@@ -1132,7 +1132,7 @@
             <w:noProof/>
             <w:webHidden/>
           </w:rPr>
-          <w:instrText xml:space="preserve"> PAGEREF _Toc242961194 \h </w:instrText>
+          <w:instrText xml:space="preserve"> PAGEREF _Toc242961519 \h </w:instrText>
         </w:r>
         <w:r>
           <w:rPr>
@@ -1152,7 +1152,7 @@
             <w:noProof/>
             <w:webHidden/>
           </w:rPr>
-          <w:t>48</w:t>
+          <w:t>49</w:t>
         </w:r>
         <w:r>
           <w:rPr>
@@ -1173,7 +1173,7 @@
           <w:noProof/>
         </w:rPr>
       </w:pPr>
-      <w:hyperlink w:anchor="_Toc242961195" w:history="1">
+      <w:hyperlink w:anchor="_Toc242961520" w:history="1">
         <w:r>
           <w:rPr>
             <w:rStyle w:val="Hipervnculo"/>
@@ -1200,7 +1200,7 @@
             <w:noProof/>
             <w:webHidden/>
           </w:rPr>
-          <w:instrText xml:space="preserve"> PAGEREF _Toc242961195 \h </w:instrText>
+          <w:instrText xml:space="preserve"> PAGEREF _Toc242961520 \h </w:instrText>
         </w:r>
         <w:r>
           <w:rPr>
@@ -1220,7 +1220,7 @@
             <w:noProof/>
             <w:webHidden/>
           </w:rPr>
-          <w:t>48</w:t>
+          <w:t>49</w:t>
         </w:r>
         <w:r>
           <w:rPr>
@@ -1241,7 +1241,7 @@
           <w:noProof/>
         </w:rPr>
       </w:pPr>
-      <w:hyperlink w:anchor="_Toc242961196" w:history="1">
+      <w:hyperlink w:anchor="_Toc242961521" w:history="1">
         <w:r>
           <w:rPr>
             <w:rStyle w:val="Hipervnculo"/>
@@ -1268,7 +1268,7 @@
             <w:noProof/>
             <w:webHidden/>
           </w:rPr>
-          <w:instrText xml:space="preserve"> PAGEREF _Toc242961196 \h </w:instrText>
+          <w:instrText xml:space="preserve"> PAGEREF _Toc242961521 \h </w:instrText>
         </w:r>
         <w:r>
           <w:rPr>
@@ -1288,7 +1288,7 @@
             <w:noProof/>
             <w:webHidden/>
           </w:rPr>
-          <w:t>48</w:t>
+          <w:t>49</w:t>
         </w:r>
         <w:r>
           <w:rPr>
@@ -1309,7 +1309,7 @@
           <w:noProof/>
         </w:rPr>
       </w:pPr>
-      <w:hyperlink w:anchor="_Toc242961197" w:history="1">
+      <w:hyperlink w:anchor="_Toc242961522" w:history="1">
         <w:r>
           <w:rPr>
             <w:rStyle w:val="Hipervnculo"/>
@@ -1336,7 +1336,7 @@
             <w:noProof/>
             <w:webHidden/>
           </w:rPr>
-          <w:instrText xml:space="preserve"> PAGEREF _Toc242961197 \h </w:instrText>
+          <w:instrText xml:space="preserve"> PAGEREF _Toc242961522 \h </w:instrText>
         </w:r>
         <w:r>
           <w:rPr>
@@ -1356,7 +1356,7 @@
             <w:noProof/>
             <w:webHidden/>
           </w:rPr>
-          <w:t>49</w:t>
+          <w:t>50</w:t>
         </w:r>
         <w:r>
           <w:rPr>
@@ -1377,7 +1377,7 @@
           <w:noProof/>
         </w:rPr>
       </w:pPr>
-      <w:hyperlink w:anchor="_Toc242961198" w:history="1">
+      <w:hyperlink w:anchor="_Toc242961523" w:history="1">
         <w:r>
           <w:rPr>
             <w:rStyle w:val="Hipervnculo"/>
@@ -1404,7 +1404,7 @@
             <w:noProof/>
             <w:webHidden/>
           </w:rPr>
-          <w:instrText xml:space="preserve"> PAGEREF _Toc242961198 \h </w:instrText>
+          <w:instrText xml:space="preserve"> PAGEREF _Toc242961523 \h </w:instrText>
         </w:r>
         <w:r>
           <w:rPr>
@@ -1424,7 +1424,7 @@
             <w:noProof/>
             <w:webHidden/>
           </w:rPr>
-          <w:t>50</w:t>
+          <w:t>51</w:t>
         </w:r>
         <w:r>
           <w:rPr>
@@ -1445,7 +1445,7 @@
           <w:noProof/>
         </w:rPr>
       </w:pPr>
-      <w:hyperlink w:anchor="_Toc242961199" w:history="1">
+      <w:hyperlink w:anchor="_Toc242961524" w:history="1">
         <w:r>
           <w:rPr>
             <w:rStyle w:val="Hipervnculo"/>
@@ -1472,7 +1472,7 @@
             <w:noProof/>
             <w:webHidden/>
           </w:rPr>
-          <w:instrText xml:space="preserve"> PAGEREF _Toc242961199 \h </w:instrText>
+          <w:instrText xml:space="preserve"> PAGEREF _Toc242961524 \h </w:instrText>
         </w:r>
         <w:r>
           <w:rPr>
@@ -1492,7 +1492,7 @@
             <w:noProof/>
             <w:webHidden/>
           </w:rPr>
-          <w:t>50</w:t>
+          <w:t>51</w:t>
         </w:r>
         <w:r>
           <w:rPr>
@@ -1513,7 +1513,7 @@
           <w:noProof/>
         </w:rPr>
       </w:pPr>
-      <w:hyperlink w:anchor="_Toc242961200" w:history="1">
+      <w:hyperlink w:anchor="_Toc242961525" w:history="1">
         <w:r>
           <w:rPr>
             <w:rStyle w:val="Hipervnculo"/>
@@ -1540,7 +1540,7 @@
             <w:noProof/>
             <w:webHidden/>
           </w:rPr>
-          <w:instrText xml:space="preserve"> PAGEREF _Toc242961200 \h </w:instrText>
+          <w:instrText xml:space="preserve"> PAGEREF _Toc242961525 \h </w:instrText>
         </w:r>
         <w:r>
           <w:rPr>
@@ -1560,7 +1560,7 @@
             <w:noProof/>
             <w:webHidden/>
           </w:rPr>
-          <w:t>51</w:t>
+          <w:t>52</w:t>
         </w:r>
         <w:r>
           <w:rPr>
@@ -1581,7 +1581,7 @@
           <w:noProof/>
         </w:rPr>
       </w:pPr>
-      <w:hyperlink w:anchor="_Toc242961201" w:history="1">
+      <w:hyperlink w:anchor="_Toc242961526" w:history="1">
         <w:r>
           <w:rPr>
             <w:rStyle w:val="Hipervnculo"/>
@@ -1608,7 +1608,7 @@
             <w:noProof/>
             <w:webHidden/>
           </w:rPr>
-          <w:instrText xml:space="preserve"> PAGEREF _Toc242961201 \h </w:instrText>
+          <w:instrText xml:space="preserve"> PAGEREF _Toc242961526 \h </w:instrText>
         </w:r>
         <w:r>
           <w:rPr>
@@ -1628,7 +1628,7 @@
             <w:noProof/>
             <w:webHidden/>
           </w:rPr>
-          <w:t>51</w:t>
+          <w:t>52</w:t>
         </w:r>
         <w:r>
           <w:rPr>
@@ -1649,7 +1649,7 @@
           <w:noProof/>
         </w:rPr>
       </w:pPr>
-      <w:hyperlink w:anchor="_Toc242961202" w:history="1">
+      <w:hyperlink w:anchor="_Toc242961527" w:history="1">
         <w:r>
           <w:rPr>
             <w:rStyle w:val="Hipervnculo"/>
@@ -1676,7 +1676,7 @@
             <w:noProof/>
             <w:webHidden/>
           </w:rPr>
-          <w:instrText xml:space="preserve"> PAGEREF _Toc242961202 \h </w:instrText>
+          <w:instrText xml:space="preserve"> PAGEREF _Toc242961527 \h </w:instrText>
         </w:r>
         <w:r>
           <w:rPr>
@@ -1696,7 +1696,7 @@
             <w:noProof/>
             <w:webHidden/>
           </w:rPr>
-          <w:t>51</w:t>
+          <w:t>52</w:t>
         </w:r>
         <w:r>
           <w:rPr>
@@ -1717,7 +1717,7 @@
           <w:noProof/>
         </w:rPr>
       </w:pPr>
-      <w:hyperlink w:anchor="_Toc242961203" w:history="1">
+      <w:hyperlink w:anchor="_Toc242961528" w:history="1">
         <w:r>
           <w:rPr>
             <w:rStyle w:val="Hipervnculo"/>
@@ -1744,7 +1744,7 @@
             <w:noProof/>
             <w:webHidden/>
           </w:rPr>
-          <w:instrText xml:space="preserve"> PAGEREF _Toc242961203 \h </w:instrText>
+          <w:instrText xml:space="preserve"> PAGEREF _Toc242961528 \h </w:instrText>
         </w:r>
         <w:r>
           <w:rPr>
@@ -1764,7 +1764,7 @@
             <w:noProof/>
             <w:webHidden/>
           </w:rPr>
-          <w:t>52</w:t>
+          <w:t>53</w:t>
         </w:r>
         <w:r>
           <w:rPr>
@@ -1785,7 +1785,7 @@
           <w:noProof/>
         </w:rPr>
       </w:pPr>
-      <w:hyperlink w:anchor="_Toc242961204" w:history="1">
+      <w:hyperlink w:anchor="_Toc242961529" w:history="1">
         <w:r>
           <w:rPr>
             <w:rStyle w:val="Hipervnculo"/>
@@ -1812,7 +1812,7 @@
             <w:noProof/>
             <w:webHidden/>
           </w:rPr>
-          <w:instrText xml:space="preserve"> PAGEREF _Toc242961204 \h </w:instrText>
+          <w:instrText xml:space="preserve"> PAGEREF _Toc242961529 \h </w:instrText>
         </w:r>
         <w:r>
           <w:rPr>
@@ -1832,7 +1832,7 @@
             <w:noProof/>
             <w:webHidden/>
           </w:rPr>
-          <w:t>52</w:t>
+          <w:t>53</w:t>
         </w:r>
         <w:r>
           <w:rPr>
@@ -1853,7 +1853,7 @@
           <w:noProof/>
         </w:rPr>
       </w:pPr>
-      <w:hyperlink w:anchor="_Toc242961205" w:history="1">
+      <w:hyperlink w:anchor="_Toc242961530" w:history="1">
         <w:r>
           <w:rPr>
             <w:rStyle w:val="Hipervnculo"/>
@@ -1880,7 +1880,7 @@
             <w:noProof/>
             <w:webHidden/>
           </w:rPr>
-          <w:instrText xml:space="preserve"> PAGEREF _Toc242961205 \h </w:instrText>
+          <w:instrText xml:space="preserve"> PAGEREF _Toc242961530 \h </w:instrText>
         </w:r>
         <w:r>
           <w:rPr>
@@ -1900,7 +1900,7 @@
             <w:noProof/>
             <w:webHidden/>
           </w:rPr>
-          <w:t>53</w:t>
+          <w:t>54</w:t>
         </w:r>
         <w:r>
           <w:rPr>
@@ -1921,7 +1921,7 @@
           <w:noProof/>
         </w:rPr>
       </w:pPr>
-      <w:hyperlink w:anchor="_Toc242961206" w:history="1">
+      <w:hyperlink w:anchor="_Toc242961531" w:history="1">
         <w:r>
           <w:rPr>
             <w:rStyle w:val="Hipervnculo"/>
@@ -1948,7 +1948,7 @@
             <w:noProof/>
             <w:webHidden/>
           </w:rPr>
-          <w:instrText xml:space="preserve"> PAGEREF _Toc242961206 \h </w:instrText>
+          <w:instrText xml:space="preserve"> PAGEREF _Toc242961531 \h </w:instrText>
         </w:r>
         <w:r>
           <w:rPr>
@@ -1968,7 +1968,7 @@
             <w:noProof/>
             <w:webHidden/>
           </w:rPr>
-          <w:t>53</w:t>
+          <w:t>54</w:t>
         </w:r>
         <w:r>
           <w:rPr>
@@ -1989,7 +1989,7 @@
           <w:noProof/>
         </w:rPr>
       </w:pPr>
-      <w:hyperlink w:anchor="_Toc242961207" w:history="1">
+      <w:hyperlink w:anchor="_Toc242961532" w:history="1">
         <w:r>
           <w:rPr>
             <w:rStyle w:val="Hipervnculo"/>
@@ -2016,7 +2016,7 @@
             <w:noProof/>
             <w:webHidden/>
           </w:rPr>
-          <w:instrText xml:space="preserve"> PAGEREF _Toc242961207 \h </w:instrText>
+          <w:instrText xml:space="preserve"> PAGEREF _Toc242961532 \h </w:instrText>
         </w:r>
         <w:r>
           <w:rPr>
@@ -2036,7 +2036,7 @@
             <w:noProof/>
             <w:webHidden/>
           </w:rPr>
-          <w:t>54</w:t>
+          <w:t>55</w:t>
         </w:r>
         <w:r>
           <w:rPr>
@@ -2057,7 +2057,7 @@
           <w:noProof/>
         </w:rPr>
       </w:pPr>
-      <w:hyperlink w:anchor="_Toc242961208" w:history="1">
+      <w:hyperlink w:anchor="_Toc242961533" w:history="1">
         <w:r>
           <w:rPr>
             <w:rStyle w:val="Hipervnculo"/>
@@ -2084,7 +2084,7 @@
             <w:noProof/>
             <w:webHidden/>
           </w:rPr>
-          <w:instrText xml:space="preserve"> PAGEREF _Toc242961208 \h </w:instrText>
+          <w:instrText xml:space="preserve"> PAGEREF _Toc242961533 \h </w:instrText>
         </w:r>
         <w:r>
           <w:rPr>
@@ -2104,7 +2104,7 @@
             <w:noProof/>
             <w:webHidden/>
           </w:rPr>
-          <w:t>54</w:t>
+          <w:t>55</w:t>
         </w:r>
         <w:r>
           <w:rPr>
@@ -2125,7 +2125,7 @@
           <w:noProof/>
         </w:rPr>
       </w:pPr>
-      <w:hyperlink w:anchor="_Toc242961209" w:history="1">
+      <w:hyperlink w:anchor="_Toc242961534" w:history="1">
         <w:r>
           <w:rPr>
             <w:rStyle w:val="Hipervnculo"/>
@@ -2152,7 +2152,7 @@
             <w:noProof/>
             <w:webHidden/>
           </w:rPr>
-          <w:instrText xml:space="preserve"> PAGEREF _Toc242961209 \h </w:instrText>
+          <w:instrText xml:space="preserve"> PAGEREF _Toc242961534 \h </w:instrText>
         </w:r>
         <w:r>
           <w:rPr>
@@ -2172,7 +2172,7 @@
             <w:noProof/>
             <w:webHidden/>
           </w:rPr>
-          <w:t>55</w:t>
+          <w:t>56</w:t>
         </w:r>
         <w:r>
           <w:rPr>
@@ -2193,7 +2193,7 @@
           <w:noProof/>
         </w:rPr>
       </w:pPr>
-      <w:hyperlink w:anchor="_Toc242961210" w:history="1">
+      <w:hyperlink w:anchor="_Toc242961535" w:history="1">
         <w:r>
           <w:rPr>
             <w:rStyle w:val="Hipervnculo"/>
@@ -2220,7 +2220,7 @@
             <w:noProof/>
             <w:webHidden/>
           </w:rPr>
-          <w:instrText xml:space="preserve"> PAGEREF _Toc242961210 \h </w:instrText>
+          <w:instrText xml:space="preserve"> PAGEREF _Toc242961535 \h </w:instrText>
         </w:r>
         <w:r>
           <w:rPr>
@@ -2240,7 +2240,7 @@
             <w:noProof/>
             <w:webHidden/>
           </w:rPr>
-          <w:t>55</w:t>
+          <w:t>56</w:t>
         </w:r>
         <w:r>
           <w:rPr>
@@ -2261,7 +2261,7 @@
           <w:noProof/>
         </w:rPr>
       </w:pPr>
-      <w:hyperlink w:anchor="_Toc242961211" w:history="1">
+      <w:hyperlink w:anchor="_Toc242961536" w:history="1">
         <w:r>
           <w:rPr>
             <w:rStyle w:val="Hipervnculo"/>
@@ -2288,7 +2288,7 @@
             <w:noProof/>
             <w:webHidden/>
           </w:rPr>
-          <w:instrText xml:space="preserve"> PAGEREF _Toc242961211 \h </w:instrText>
+          <w:instrText xml:space="preserve"> PAGEREF _Toc242961536 \h </w:instrText>
         </w:r>
         <w:r>
           <w:rPr>
@@ -2308,7 +2308,7 @@
             <w:noProof/>
             <w:webHidden/>
           </w:rPr>
-          <w:t>56</w:t>
+          <w:t>57</w:t>
         </w:r>
         <w:r>
           <w:rPr>
@@ -2329,7 +2329,7 @@
           <w:noProof/>
         </w:rPr>
       </w:pPr>
-      <w:hyperlink w:anchor="_Toc242961212" w:history="1">
+      <w:hyperlink w:anchor="_Toc242961537" w:history="1">
         <w:r>
           <w:rPr>
             <w:rStyle w:val="Hipervnculo"/>
@@ -2356,7 +2356,7 @@
             <w:noProof/>
             <w:webHidden/>
           </w:rPr>
-          <w:instrText xml:space="preserve"> PAGEREF _Toc242961212 \h </w:instrText>
+          <w:instrText xml:space="preserve"> PAGEREF _Toc242961537 \h </w:instrText>
         </w:r>
         <w:r>
           <w:rPr>
@@ -2376,7 +2376,7 @@
             <w:noProof/>
             <w:webHidden/>
           </w:rPr>
-          <w:t>56</w:t>
+          <w:t>57</w:t>
         </w:r>
         <w:r>
           <w:rPr>
@@ -2397,7 +2397,7 @@
           <w:noProof/>
         </w:rPr>
       </w:pPr>
-      <w:hyperlink w:anchor="_Toc242961213" w:history="1">
+      <w:hyperlink w:anchor="_Toc242961538" w:history="1">
         <w:r>
           <w:rPr>
             <w:rStyle w:val="Hipervnculo"/>
@@ -2424,7 +2424,7 @@
             <w:noProof/>
             <w:webHidden/>
           </w:rPr>
-          <w:instrText xml:space="preserve"> PAGEREF _Toc242961213 \h </w:instrText>
+          <w:instrText xml:space="preserve"> PAGEREF _Toc242961538 \h </w:instrText>
         </w:r>
         <w:r>
           <w:rPr>
@@ -2444,7 +2444,7 @@
             <w:noProof/>
             <w:webHidden/>
           </w:rPr>
-          <w:t>57</w:t>
+          <w:t>58</w:t>
         </w:r>
         <w:r>
           <w:rPr>
@@ -2465,7 +2465,7 @@
           <w:noProof/>
         </w:rPr>
       </w:pPr>
-      <w:hyperlink w:anchor="_Toc242961214" w:history="1">
+      <w:hyperlink w:anchor="_Toc242961539" w:history="1">
         <w:r>
           <w:rPr>
             <w:rStyle w:val="Hipervnculo"/>
@@ -2492,7 +2492,7 @@
             <w:noProof/>
             <w:webHidden/>
           </w:rPr>
-          <w:instrText xml:space="preserve"> PAGEREF _Toc242961214 \h </w:instrText>
+          <w:instrText xml:space="preserve"> PAGEREF _Toc242961539 \h </w:instrText>
         </w:r>
         <w:r>
           <w:rPr>
@@ -2512,7 +2512,7 @@
             <w:noProof/>
             <w:webHidden/>
           </w:rPr>
-          <w:t>58</w:t>
+          <w:t>59</w:t>
         </w:r>
         <w:r>
           <w:rPr>
@@ -2533,7 +2533,7 @@
           <w:noProof/>
         </w:rPr>
       </w:pPr>
-      <w:hyperlink w:anchor="_Toc242961215" w:history="1">
+      <w:hyperlink w:anchor="_Toc242961540" w:history="1">
         <w:r>
           <w:rPr>
             <w:rStyle w:val="Hipervnculo"/>
@@ -2560,7 +2560,7 @@
             <w:noProof/>
             <w:webHidden/>
           </w:rPr>
-          <w:instrText xml:space="preserve"> PAGEREF _Toc242961215 \h </w:instrText>
+          <w:instrText xml:space="preserve"> PAGEREF _Toc242961540 \h </w:instrText>
         </w:r>
         <w:r>
           <w:rPr>
@@ -2580,7 +2580,7 @@
             <w:noProof/>
             <w:webHidden/>
           </w:rPr>
-          <w:t>59</w:t>
+          <w:t>60</w:t>
         </w:r>
         <w:r>
           <w:rPr>
@@ -2605,7 +2605,7 @@
       <w:pPr>
         <w:pStyle w:val="Ttulo1"/>
       </w:pPr>
-      <w:bookmarkStart w:id="0" w:name="_Toc242961179"/>
+      <w:bookmarkStart w:id="0" w:name="_Toc242961504"/>
       <w:r>
         <w:rPr>
           <w:rFonts w:ascii="Times New Roman" w:eastAsia="Times New Roman" w:hAnsi="Times New Roman" w:cs="Times New Roman"/>
@@ -2697,7 +2697,7 @@
       <w:pPr>
         <w:pStyle w:val="Ttulo1"/>
       </w:pPr>
-      <w:bookmarkStart w:id="1" w:name="_Toc242961180"/>
+      <w:bookmarkStart w:id="1" w:name="_Toc242961505"/>
       <w:r>
         <w:rPr>
           <w:rFonts w:ascii="Times New Roman" w:eastAsia="Times New Roman" w:hAnsi="Times New Roman" w:cs="Times New Roman"/>
@@ -2711,7 +2711,7 @@
       <w:pPr>
         <w:pStyle w:val="Ttulo2"/>
       </w:pPr>
-      <w:bookmarkStart w:id="2" w:name="_Toc242961181"/>
+      <w:bookmarkStart w:id="2" w:name="_Toc242961506"/>
       <w:r>
         <w:rPr>
           <w:rFonts w:ascii="Times New Roman" w:eastAsia="Times New Roman" w:hAnsi="Times New Roman" w:cs="Times New Roman"/>
@@ -2732,7 +2732,7 @@
       <w:pPr>
         <w:pStyle w:val="Ttulo2"/>
       </w:pPr>
-      <w:bookmarkStart w:id="3" w:name="_Toc242961182"/>
+      <w:bookmarkStart w:id="3" w:name="_Toc242961507"/>
       <w:r>
         <w:rPr>
           <w:rFonts w:ascii="Times New Roman" w:eastAsia="Times New Roman" w:hAnsi="Times New Roman" w:cs="Times New Roman"/>
@@ -2793,7 +2793,7 @@
       <w:pPr>
         <w:pStyle w:val="Ttulo1"/>
       </w:pPr>
-      <w:bookmarkStart w:id="4" w:name="_Toc242961183"/>
+      <w:bookmarkStart w:id="4" w:name="_Toc242961508"/>
       <w:r>
         <w:rPr>
           <w:rFonts w:ascii="Times New Roman" w:eastAsia="Times New Roman" w:hAnsi="Times New Roman" w:cs="Times New Roman"/>
@@ -3256,7 +3256,7 @@
       <w:pPr>
         <w:pStyle w:val="Ttulo1"/>
       </w:pPr>
-      <w:bookmarkStart w:id="5" w:name="_Toc242961184"/>
+      <w:bookmarkStart w:id="5" w:name="_Toc242961509"/>
       <w:r>
         <w:rPr>
           <w:rFonts w:ascii="Times New Roman" w:eastAsia="Times New Roman" w:hAnsi="Times New Roman" w:cs="Times New Roman"/>
@@ -3288,7 +3288,7 @@
       <w:pPr>
         <w:pStyle w:val="Ttulo2"/>
       </w:pPr>
-      <w:bookmarkStart w:id="6" w:name="_Toc242961185"/>
+      <w:bookmarkStart w:id="6" w:name="_Toc242961510"/>
       <w:r>
         <w:rPr>
           <w:rFonts w:ascii="Times New Roman" w:eastAsia="Times New Roman" w:hAnsi="Times New Roman" w:cs="Times New Roman"/>
@@ -3377,7 +3377,7 @@
           <w:noProof/>
         </w:rPr>
         <w:drawing>
-          <wp:inline distT="0" distB="0" distL="0" distR="0" wp14:anchorId="74C7F4CA" wp14:editId="3606E517">
+          <wp:inline distT="0" distB="0" distL="0" distR="0" wp14:anchorId="266E6F52" wp14:editId="75B15535">
             <wp:extent cx="5943600" cy="3075618"/>
             <wp:effectExtent l="0" t="0" r="0" b="0"/>
             <wp:docPr id="1" name="Picture 1"/>
@@ -3491,7 +3491,7 @@
           <w:noProof/>
         </w:rPr>
         <w:drawing>
-          <wp:inline distT="0" distB="0" distL="0" distR="0" wp14:anchorId="418F7900" wp14:editId="3821C014">
+          <wp:inline distT="0" distB="0" distL="0" distR="0" wp14:anchorId="2F1EC9D7" wp14:editId="4B32130C">
             <wp:extent cx="5943600" cy="3415004"/>
             <wp:effectExtent l="0" t="0" r="0" b="0"/>
             <wp:docPr id="2" name="Picture 2"/>
@@ -3553,7 +3553,7 @@
       <w:pPr>
         <w:pStyle w:val="Ttulo2"/>
       </w:pPr>
-      <w:bookmarkStart w:id="7" w:name="_Toc242961186"/>
+      <w:bookmarkStart w:id="7" w:name="_Toc242961511"/>
       <w:r>
         <w:rPr>
           <w:rFonts w:ascii="Times New Roman" w:eastAsia="Times New Roman" w:hAnsi="Times New Roman" w:cs="Times New Roman"/>
@@ -3978,7 +3978,7 @@
           <w:noProof/>
         </w:rPr>
         <w:drawing>
-          <wp:inline distT="0" distB="0" distL="0" distR="0" wp14:anchorId="01D29942" wp14:editId="074E323A">
+          <wp:inline distT="0" distB="0" distL="0" distR="0" wp14:anchorId="5B119A4F" wp14:editId="4D59B891">
             <wp:extent cx="5943600" cy="3116766"/>
             <wp:effectExtent l="0" t="0" r="0" b="0"/>
             <wp:docPr id="3" name="Picture 3"/>
@@ -4075,7 +4075,7 @@
       <w:pPr>
         <w:pStyle w:val="Ttulo2"/>
       </w:pPr>
-      <w:bookmarkStart w:id="8" w:name="_Toc242961187"/>
+      <w:bookmarkStart w:id="8" w:name="_Toc242961512"/>
       <w:r>
         <w:rPr>
           <w:rFonts w:ascii="Times New Roman" w:eastAsia="Times New Roman" w:hAnsi="Times New Roman" w:cs="Times New Roman"/>
@@ -4257,7 +4257,7 @@
           <w:noProof/>
         </w:rPr>
         <w:drawing>
-          <wp:inline distT="0" distB="0" distL="0" distR="0" wp14:anchorId="5DE985DB" wp14:editId="62C10886">
+          <wp:inline distT="0" distB="0" distL="0" distR="0" wp14:anchorId="060A73C9" wp14:editId="5A08A914">
             <wp:extent cx="5943600" cy="3241210"/>
             <wp:effectExtent l="0" t="0" r="0" b="0"/>
             <wp:docPr id="4" name="Picture 4"/>
@@ -4483,7 +4483,7 @@
           <w:noProof/>
         </w:rPr>
         <w:drawing>
-          <wp:inline distT="0" distB="0" distL="0" distR="0" wp14:anchorId="2270F5C4" wp14:editId="6291280F">
+          <wp:inline distT="0" distB="0" distL="0" distR="0" wp14:anchorId="194B53E9" wp14:editId="79DEDDD8">
             <wp:extent cx="5943600" cy="2613842"/>
             <wp:effectExtent l="0" t="0" r="0" b="0"/>
             <wp:docPr id="5" name="Picture 5"/>
@@ -4746,7 +4746,7 @@
           <w:noProof/>
         </w:rPr>
         <w:drawing>
-          <wp:inline distT="0" distB="0" distL="0" distR="0" wp14:anchorId="75BAA8B4" wp14:editId="14E6F8C1">
+          <wp:inline distT="0" distB="0" distL="0" distR="0" wp14:anchorId="75F19D41" wp14:editId="512AB522">
             <wp:extent cx="5943600" cy="3686483"/>
             <wp:effectExtent l="0" t="0" r="0" b="0"/>
             <wp:docPr id="6" name="Picture 6"/>
@@ -4977,7 +4977,7 @@
       <w:pPr>
         <w:pStyle w:val="Ttulo2"/>
       </w:pPr>
-      <w:bookmarkStart w:id="9" w:name="_Toc242961188"/>
+      <w:bookmarkStart w:id="9" w:name="_Toc242961513"/>
       <w:r>
         <w:rPr>
           <w:rFonts w:ascii="Times New Roman" w:eastAsia="Times New Roman" w:hAnsi="Times New Roman" w:cs="Times New Roman"/>
@@ -5618,7 +5618,7 @@
           <w:noProof/>
         </w:rPr>
         <w:drawing>
-          <wp:inline distT="0" distB="0" distL="0" distR="0" wp14:anchorId="7BE1C539" wp14:editId="1F5815FE">
+          <wp:inline distT="0" distB="0" distL="0" distR="0" wp14:anchorId="6E73B031" wp14:editId="673B35A5">
             <wp:extent cx="5943600" cy="3915988"/>
             <wp:effectExtent l="0" t="0" r="0" b="0"/>
             <wp:docPr id="7" name="Picture 7"/>
@@ -7173,7 +7173,7 @@
           <w:noProof/>
         </w:rPr>
         <w:drawing>
-          <wp:inline distT="0" distB="0" distL="0" distR="0" wp14:anchorId="11507589" wp14:editId="56B9CE74">
+          <wp:inline distT="0" distB="0" distL="0" distR="0" wp14:anchorId="6585DFDE" wp14:editId="5BEA3B30">
             <wp:extent cx="5943600" cy="3915988"/>
             <wp:effectExtent l="0" t="0" r="0" b="0"/>
             <wp:docPr id="8" name="Picture 8"/>
@@ -7255,7 +7255,7 @@
           <w:noProof/>
         </w:rPr>
         <w:drawing>
-          <wp:inline distT="0" distB="0" distL="0" distR="0" wp14:anchorId="31320F22" wp14:editId="687B60C5">
+          <wp:inline distT="0" distB="0" distL="0" distR="0" wp14:anchorId="43ED7DB9" wp14:editId="08FD0185">
             <wp:extent cx="5943600" cy="3915988"/>
             <wp:effectExtent l="0" t="0" r="0" b="0"/>
             <wp:docPr id="9" name="Picture 9"/>
@@ -7337,7 +7337,7 @@
           <w:noProof/>
         </w:rPr>
         <w:drawing>
-          <wp:inline distT="0" distB="0" distL="0" distR="0" wp14:anchorId="603C421A" wp14:editId="02C0C5CD">
+          <wp:inline distT="0" distB="0" distL="0" distR="0" wp14:anchorId="6D300097" wp14:editId="65938050">
             <wp:extent cx="5943600" cy="3915988"/>
             <wp:effectExtent l="0" t="0" r="0" b="0"/>
             <wp:docPr id="10" name="Picture 10"/>
@@ -8763,7 +8763,7 @@
       <w:pPr>
         <w:pStyle w:val="Ttulo2"/>
       </w:pPr>
-      <w:bookmarkStart w:id="10" w:name="_Toc242961189"/>
+      <w:bookmarkStart w:id="10" w:name="_Toc242961514"/>
       <w:r>
         <w:rPr>
           <w:rFonts w:ascii="Times New Roman" w:eastAsia="Times New Roman" w:hAnsi="Times New Roman" w:cs="Times New Roman"/>
@@ -8788,7 +8788,17 @@
         <w:ind w:firstLine="720"/>
       </w:pPr>
       <w:r>
-        <w:t xml:space="preserve">Diseñé en Figma un wireframe de EventFlow intencionalmente mal hecho, en escala de grises, con dos pantallas: </w:t>
+        <w:t xml:space="preserve">El wireframe intencionalmente mal hecho parte del </w:t>
+      </w:r>
+      <w:r>
+        <w:rPr>
+          <w:rFonts w:ascii="Courier New" w:eastAsia="Courier New" w:hAnsi="Courier New" w:cs="Courier New"/>
+          <w:sz w:val="22"/>
+        </w:rPr>
+        <w:t>index.html</w:t>
+      </w:r>
+      <w:r>
+        <w:t xml:space="preserve"> de la guía, con el mismo contenido: el título “Bienvenido a EventFlow”, el subtítulo, los eventos “Concierto de Rock” (30 de diciembre) y “Feria de Tecnología” (15 de enero) y el pie “© 2025 EventFlow”. A propósito le añadí las tres fallas del ejemplo de la Parte A de la guía. La pantalla </w:t>
       </w:r>
       <w:r>
         <w:rPr>
@@ -8797,7 +8807,7 @@
         <w:t>Eventos</w:t>
       </w:r>
       <w:r>
-        <w:t xml:space="preserve"> y </w:t>
+        <w:t xml:space="preserve"> usa un botón verde que dice “Comprar”. La pantalla </w:t>
       </w:r>
       <w:r>
         <w:rPr>
@@ -8806,7 +8816,17 @@
         <w:t>Detalle</w:t>
       </w:r>
       <w:r>
-        <w:t xml:space="preserve"> (Figuras 19 y 20). Los números en amarillo marcan las violaciones.</w:t>
+        <w:t xml:space="preserve"> agrega un campo de texto de cantidad que acepta “dos” y un botón azul redondeado que dice “Adquirir”. En ninguna de las dos, al hacer clic, hay otra respuesta que el </w:t>
+      </w:r>
+      <w:r>
+        <w:rPr>
+          <w:rFonts w:ascii="Courier New" w:eastAsia="Courier New" w:hAnsi="Courier New" w:cs="Courier New"/>
+          <w:sz w:val="22"/>
+        </w:rPr>
+        <w:t>alert()</w:t>
+      </w:r>
+      <w:r>
+        <w:t xml:space="preserve"> original (Figuras 19 y 20). Los números en amarillo marcan las violaciones.</w:t>
       </w:r>
     </w:p>
     <w:p>
@@ -8843,7 +8863,7 @@
           <w:noProof/>
         </w:rPr>
         <w:drawing>
-          <wp:inline distT="0" distB="0" distL="0" distR="0" wp14:anchorId="38710198" wp14:editId="6256FFEE">
+          <wp:inline distT="0" distB="0" distL="0" distR="0" wp14:anchorId="66AE66C9" wp14:editId="4BAA122C">
             <wp:extent cx="5943600" cy="3480878"/>
             <wp:effectExtent l="0" t="0" r="0" b="0"/>
             <wp:docPr id="11" name="Picture 11"/>
@@ -8993,7 +9013,7 @@
               <w:rPr>
                 <w:sz w:val="22"/>
               </w:rPr>
-              <w:t xml:space="preserve">Frame “EventFlow — Malo” en Figma con las pantallas Eventos y Detalle y los marcadores 1–3 </w:t>
+              <w:t xml:space="preserve">Editor de Figma con el archivo “EventFlow — Wireframes (Taller Arquitectura)”: frame “EventFlow — Malo” con las pantallas Eventos y Detalle y los marcadores 1–3 </w:t>
             </w:r>
           </w:p>
           <w:p>
@@ -9177,7 +9197,7 @@
         <w:ind w:firstLine="720"/>
       </w:pPr>
       <w:r>
-        <w:t>A partir de la auditoría construí el wireframe corregido (Figuras 21 y 22): botones consistentes, input numérico con límites y total calculado, una tercera pantalla con el estado “Reservando tu entrada…” (spinner, barra de progreso, temporizador de 10 minutos y botón deshabilitado) y la salida de emergencia “Cancelar reserva”.</w:t>
+        <w:t>A partir de la auditoría construí el wireframe corregido, con el mismo contenido de la guía (Figuras 21 y 22). Incluye un encabezado con migas de pan, el mismo botón “Comprar entrada” en todas las pantallas y un selector numérico “– 2 +” limitado a entre 1 y 6 entradas. También agrega el botón “Volver a eventos” y una tercera pantalla con el estado “Reservando tu entrada…” (spinner, barra de progreso, temporizador de 10 minutos y botón deshabilitado) y la salida de emergencia “Cancelar reserva”.</w:t>
       </w:r>
     </w:p>
     <w:p>
@@ -9188,6 +9208,7 @@
         <w:rPr>
           <w:b/>
         </w:rPr>
+        <w:lastRenderedPageBreak/>
         <w:t>Figura 21</w:t>
       </w:r>
     </w:p>
@@ -9213,7 +9234,7 @@
           <w:noProof/>
         </w:rPr>
         <w:drawing>
-          <wp:inline distT="0" distB="0" distL="0" distR="0" wp14:anchorId="3EA54AE4" wp14:editId="6636E936">
+          <wp:inline distT="0" distB="0" distL="0" distR="0" wp14:anchorId="56880411" wp14:editId="3B10D119">
             <wp:extent cx="5943600" cy="3480878"/>
             <wp:effectExtent l="0" t="0" r="0" b="0"/>
             <wp:docPr id="12" name="Picture 12"/>
@@ -9363,7 +9384,7 @@
               <w:rPr>
                 <w:sz w:val="22"/>
               </w:rPr>
-              <w:t xml:space="preserve">Frame “EventFlow — Corregido” en Figma con las 3 pantallas (Eventos, Detalle, Reservando…) </w:t>
+              <w:t xml:space="preserve">Editor de Figma con el archivo “EventFlow — Wireframes (Taller Arquitectura)”: frame “EventFlow — Corregido” con las 3 pantallas (Eventos, Detalle, Reservando…) </w:t>
             </w:r>
           </w:p>
           <w:p>
@@ -9395,6 +9416,7 @@
         <w:rPr>
           <w:rFonts w:ascii="Times New Roman" w:eastAsia="Times New Roman" w:hAnsi="Times New Roman" w:cs="Times New Roman"/>
         </w:rPr>
+        <w:lastRenderedPageBreak/>
         <w:t>Simulación 1: El ATAM</w:t>
       </w:r>
     </w:p>
@@ -9464,7 +9486,7 @@
           <w:noProof/>
         </w:rPr>
         <w:drawing>
-          <wp:inline distT="0" distB="0" distL="0" distR="0" wp14:anchorId="639DBB65" wp14:editId="352AF86B">
+          <wp:inline distT="0" distB="0" distL="0" distR="0" wp14:anchorId="0F328C85" wp14:editId="21457507">
             <wp:extent cx="5943600" cy="4335175"/>
             <wp:effectExtent l="0" t="0" r="0" b="0"/>
             <wp:docPr id="13" name="Picture 13"/>
@@ -10143,7 +10165,7 @@
           <w:noProof/>
         </w:rPr>
         <w:drawing>
-          <wp:inline distT="0" distB="0" distL="0" distR="0" wp14:anchorId="4C88FBD5" wp14:editId="3E3207D9">
+          <wp:inline distT="0" distB="0" distL="0" distR="0" wp14:anchorId="00A7558E" wp14:editId="2E89CB0E">
             <wp:extent cx="5943600" cy="2795863"/>
             <wp:effectExtent l="0" t="0" r="0" b="0"/>
             <wp:docPr id="14" name="Picture 14"/>
@@ -10276,7 +10298,7 @@
       <w:pPr>
         <w:pStyle w:val="Ttulo1"/>
       </w:pPr>
-      <w:bookmarkStart w:id="11" w:name="_Toc242961190"/>
+      <w:bookmarkStart w:id="11" w:name="_Toc242961515"/>
       <w:r>
         <w:rPr>
           <w:rFonts w:ascii="Times New Roman" w:eastAsia="Times New Roman" w:hAnsi="Times New Roman" w:cs="Times New Roman"/>
@@ -10327,7 +10349,7 @@
           <w:noProof/>
         </w:rPr>
         <w:drawing>
-          <wp:inline distT="0" distB="0" distL="0" distR="0" wp14:anchorId="2063F822" wp14:editId="36330432">
+          <wp:inline distT="0" distB="0" distL="0" distR="0" wp14:anchorId="773FA0D7" wp14:editId="5F0A4BC1">
             <wp:extent cx="5943600" cy="3463740"/>
             <wp:effectExtent l="0" t="0" r="0" b="0"/>
             <wp:docPr id="15" name="Picture 15"/>
@@ -10389,7 +10411,7 @@
       <w:pPr>
         <w:pStyle w:val="Ttulo2"/>
       </w:pPr>
-      <w:bookmarkStart w:id="12" w:name="_Toc242961191"/>
+      <w:bookmarkStart w:id="12" w:name="_Toc242961516"/>
       <w:r>
         <w:rPr>
           <w:rFonts w:ascii="Times New Roman" w:eastAsia="Times New Roman" w:hAnsi="Times New Roman" w:cs="Times New Roman"/>
@@ -11039,7 +11061,7 @@
           <w:noProof/>
         </w:rPr>
         <w:drawing>
-          <wp:inline distT="0" distB="0" distL="0" distR="0" wp14:anchorId="5E34D5D1" wp14:editId="2BFBA318">
+          <wp:inline distT="0" distB="0" distL="0" distR="0" wp14:anchorId="29092613" wp14:editId="5F065D26">
             <wp:extent cx="5943600" cy="3206877"/>
             <wp:effectExtent l="0" t="0" r="0" b="0"/>
             <wp:docPr id="16" name="Picture 16"/>
@@ -11674,7 +11696,7 @@
       <w:pPr>
         <w:pStyle w:val="Ttulo2"/>
       </w:pPr>
-      <w:bookmarkStart w:id="13" w:name="_Toc242961192"/>
+      <w:bookmarkStart w:id="13" w:name="_Toc242961517"/>
       <w:r>
         <w:rPr>
           <w:rFonts w:ascii="Times New Roman" w:eastAsia="Times New Roman" w:hAnsi="Times New Roman" w:cs="Times New Roman"/>
@@ -12195,7 +12217,7 @@
       <w:pPr>
         <w:pStyle w:val="Ttulo2"/>
       </w:pPr>
-      <w:bookmarkStart w:id="14" w:name="_Toc242961193"/>
+      <w:bookmarkStart w:id="14" w:name="_Toc242961518"/>
       <w:r>
         <w:rPr>
           <w:rFonts w:ascii="Times New Roman" w:eastAsia="Times New Roman" w:hAnsi="Times New Roman" w:cs="Times New Roman"/>
@@ -13234,7 +13256,7 @@
       <w:pPr>
         <w:pStyle w:val="Ttulo1"/>
       </w:pPr>
-      <w:bookmarkStart w:id="15" w:name="_Toc242961194"/>
+      <w:bookmarkStart w:id="15" w:name="_Toc242961519"/>
       <w:r>
         <w:rPr>
           <w:rFonts w:ascii="Times New Roman" w:eastAsia="Times New Roman" w:hAnsi="Times New Roman" w:cs="Times New Roman"/>
@@ -13248,7 +13270,7 @@
       <w:pPr>
         <w:pStyle w:val="Ttulo2"/>
       </w:pPr>
-      <w:bookmarkStart w:id="16" w:name="_Toc242961195"/>
+      <w:bookmarkStart w:id="16" w:name="_Toc242961520"/>
       <w:r>
         <w:rPr>
           <w:rFonts w:ascii="Times New Roman" w:eastAsia="Times New Roman" w:hAnsi="Times New Roman" w:cs="Times New Roman"/>
@@ -13278,7 +13300,7 @@
       <w:pPr>
         <w:pStyle w:val="Ttulo2"/>
       </w:pPr>
-      <w:bookmarkStart w:id="17" w:name="_Toc242961196"/>
+      <w:bookmarkStart w:id="17" w:name="_Toc242961521"/>
       <w:r>
         <w:rPr>
           <w:rFonts w:ascii="Times New Roman" w:eastAsia="Times New Roman" w:hAnsi="Times New Roman" w:cs="Times New Roman"/>
@@ -13430,7 +13452,7 @@
       <w:pPr>
         <w:pStyle w:val="Ttulo2"/>
       </w:pPr>
-      <w:bookmarkStart w:id="18" w:name="_Toc242961197"/>
+      <w:bookmarkStart w:id="18" w:name="_Toc242961522"/>
       <w:r>
         <w:rPr>
           <w:rFonts w:ascii="Times New Roman" w:eastAsia="Times New Roman" w:hAnsi="Times New Roman" w:cs="Times New Roman"/>
@@ -13549,7 +13571,7 @@
       <w:pPr>
         <w:pStyle w:val="Ttulo2"/>
       </w:pPr>
-      <w:bookmarkStart w:id="19" w:name="_Toc242961198"/>
+      <w:bookmarkStart w:id="19" w:name="_Toc242961523"/>
       <w:r>
         <w:rPr>
           <w:rFonts w:ascii="Times New Roman" w:eastAsia="Times New Roman" w:hAnsi="Times New Roman" w:cs="Times New Roman"/>
@@ -13663,7 +13685,7 @@
       <w:pPr>
         <w:pStyle w:val="Ttulo2"/>
       </w:pPr>
-      <w:bookmarkStart w:id="20" w:name="_Toc242961199"/>
+      <w:bookmarkStart w:id="20" w:name="_Toc242961524"/>
       <w:r>
         <w:rPr>
           <w:rFonts w:ascii="Times New Roman" w:eastAsia="Times New Roman" w:hAnsi="Times New Roman" w:cs="Times New Roman"/>
@@ -13712,7 +13734,7 @@
       <w:pPr>
         <w:pStyle w:val="Ttulo2"/>
       </w:pPr>
-      <w:bookmarkStart w:id="21" w:name="_Toc242961200"/>
+      <w:bookmarkStart w:id="21" w:name="_Toc242961525"/>
       <w:r>
         <w:rPr>
           <w:rFonts w:ascii="Times New Roman" w:eastAsia="Times New Roman" w:hAnsi="Times New Roman" w:cs="Times New Roman"/>
@@ -13761,7 +13783,7 @@
       <w:pPr>
         <w:pStyle w:val="Ttulo2"/>
       </w:pPr>
-      <w:bookmarkStart w:id="22" w:name="_Toc242961201"/>
+      <w:bookmarkStart w:id="22" w:name="_Toc242961526"/>
       <w:r>
         <w:rPr>
           <w:rFonts w:ascii="Times New Roman" w:eastAsia="Times New Roman" w:hAnsi="Times New Roman" w:cs="Times New Roman"/>
@@ -13880,7 +13902,7 @@
       <w:pPr>
         <w:pStyle w:val="Ttulo2"/>
       </w:pPr>
-      <w:bookmarkStart w:id="23" w:name="_Toc242961202"/>
+      <w:bookmarkStart w:id="23" w:name="_Toc242961527"/>
       <w:r>
         <w:rPr>
           <w:rFonts w:ascii="Times New Roman" w:eastAsia="Times New Roman" w:hAnsi="Times New Roman" w:cs="Times New Roman"/>
@@ -13976,7 +13998,7 @@
       <w:pPr>
         <w:pStyle w:val="Ttulo2"/>
       </w:pPr>
-      <w:bookmarkStart w:id="24" w:name="_Toc242961203"/>
+      <w:bookmarkStart w:id="24" w:name="_Toc242961528"/>
       <w:r>
         <w:rPr>
           <w:rFonts w:ascii="Times New Roman" w:eastAsia="Times New Roman" w:hAnsi="Times New Roman" w:cs="Times New Roman"/>
@@ -14006,7 +14028,7 @@
       <w:pPr>
         <w:pStyle w:val="Ttulo2"/>
       </w:pPr>
-      <w:bookmarkStart w:id="25" w:name="_Toc242961204"/>
+      <w:bookmarkStart w:id="25" w:name="_Toc242961529"/>
       <w:r>
         <w:rPr>
           <w:rFonts w:ascii="Times New Roman" w:eastAsia="Times New Roman" w:hAnsi="Times New Roman" w:cs="Times New Roman"/>
@@ -14058,7 +14080,7 @@
       <w:pPr>
         <w:pStyle w:val="Ttulo2"/>
       </w:pPr>
-      <w:bookmarkStart w:id="26" w:name="_Toc242961205"/>
+      <w:bookmarkStart w:id="26" w:name="_Toc242961530"/>
       <w:r>
         <w:rPr>
           <w:rFonts w:ascii="Times New Roman" w:eastAsia="Times New Roman" w:hAnsi="Times New Roman" w:cs="Times New Roman"/>
@@ -14281,7 +14303,7 @@
       <w:pPr>
         <w:pStyle w:val="Ttulo2"/>
       </w:pPr>
-      <w:bookmarkStart w:id="27" w:name="_Toc242961206"/>
+      <w:bookmarkStart w:id="27" w:name="_Toc242961531"/>
       <w:r>
         <w:rPr>
           <w:rFonts w:ascii="Times New Roman" w:eastAsia="Times New Roman" w:hAnsi="Times New Roman" w:cs="Times New Roman"/>
@@ -14323,7 +14345,7 @@
       <w:pPr>
         <w:pStyle w:val="Ttulo2"/>
       </w:pPr>
-      <w:bookmarkStart w:id="28" w:name="_Toc242961207"/>
+      <w:bookmarkStart w:id="28" w:name="_Toc242961532"/>
       <w:r>
         <w:rPr>
           <w:rFonts w:ascii="Times New Roman" w:eastAsia="Times New Roman" w:hAnsi="Times New Roman" w:cs="Times New Roman"/>
@@ -14658,7 +14680,7 @@
       <w:pPr>
         <w:pStyle w:val="Ttulo2"/>
       </w:pPr>
-      <w:bookmarkStart w:id="29" w:name="_Toc242961208"/>
+      <w:bookmarkStart w:id="29" w:name="_Toc242961533"/>
       <w:r>
         <w:rPr>
           <w:rFonts w:ascii="Times New Roman" w:eastAsia="Times New Roman" w:hAnsi="Times New Roman" w:cs="Times New Roman"/>
@@ -14758,7 +14780,7 @@
       <w:pPr>
         <w:pStyle w:val="Ttulo2"/>
       </w:pPr>
-      <w:bookmarkStart w:id="30" w:name="_Toc242961209"/>
+      <w:bookmarkStart w:id="30" w:name="_Toc242961534"/>
       <w:r>
         <w:rPr>
           <w:rFonts w:ascii="Times New Roman" w:eastAsia="Times New Roman" w:hAnsi="Times New Roman" w:cs="Times New Roman"/>
@@ -14797,7 +14819,7 @@
       <w:pPr>
         <w:pStyle w:val="Ttulo2"/>
       </w:pPr>
-      <w:bookmarkStart w:id="31" w:name="_Toc242961210"/>
+      <w:bookmarkStart w:id="31" w:name="_Toc242961535"/>
       <w:r>
         <w:rPr>
           <w:rFonts w:ascii="Times New Roman" w:eastAsia="Times New Roman" w:hAnsi="Times New Roman" w:cs="Times New Roman"/>
@@ -14854,7 +14876,7 @@
       <w:pPr>
         <w:pStyle w:val="Ttulo2"/>
       </w:pPr>
-      <w:bookmarkStart w:id="32" w:name="_Toc242961211"/>
+      <w:bookmarkStart w:id="32" w:name="_Toc242961536"/>
       <w:r>
         <w:rPr>
           <w:rFonts w:ascii="Times New Roman" w:eastAsia="Times New Roman" w:hAnsi="Times New Roman" w:cs="Times New Roman"/>
@@ -14895,7 +14917,7 @@
       <w:pPr>
         <w:pStyle w:val="Ttulo2"/>
       </w:pPr>
-      <w:bookmarkStart w:id="33" w:name="_Toc242961212"/>
+      <w:bookmarkStart w:id="33" w:name="_Toc242961537"/>
       <w:r>
         <w:rPr>
           <w:rFonts w:ascii="Times New Roman" w:eastAsia="Times New Roman" w:hAnsi="Times New Roman" w:cs="Times New Roman"/>
@@ -14999,7 +15021,7 @@
       <w:pPr>
         <w:pStyle w:val="Ttulo2"/>
       </w:pPr>
-      <w:bookmarkStart w:id="34" w:name="_Toc242961213"/>
+      <w:bookmarkStart w:id="34" w:name="_Toc242961538"/>
       <w:r>
         <w:rPr>
           <w:rFonts w:ascii="Times New Roman" w:eastAsia="Times New Roman" w:hAnsi="Times New Roman" w:cs="Times New Roman"/>
@@ -15046,7 +15068,7 @@
       <w:pPr>
         <w:pStyle w:val="Ttulo1"/>
       </w:pPr>
-      <w:bookmarkStart w:id="35" w:name="_Toc242961214"/>
+      <w:bookmarkStart w:id="35" w:name="_Toc242961539"/>
       <w:r>
         <w:rPr>
           <w:rFonts w:ascii="Times New Roman" w:eastAsia="Times New Roman" w:hAnsi="Times New Roman" w:cs="Times New Roman"/>
@@ -15141,7 +15163,7 @@
       <w:pPr>
         <w:pStyle w:val="Ttulo1"/>
       </w:pPr>
-      <w:bookmarkStart w:id="36" w:name="_Toc242961215"/>
+      <w:bookmarkStart w:id="36" w:name="_Toc242961540"/>
       <w:r>
         <w:rPr>
           <w:rFonts w:ascii="Times New Roman" w:eastAsia="Times New Roman" w:hAnsi="Times New Roman" w:cs="Times New Roman"/>
@@ -15718,31 +15740,31 @@
       </w:rPr>
     </w:lvl>
   </w:abstractNum>
-  <w:num w:numId="1" w16cid:durableId="1552572174">
+  <w:num w:numId="1" w16cid:durableId="1185945281">
     <w:abstractNumId w:val="8"/>
   </w:num>
-  <w:num w:numId="2" w16cid:durableId="211963529">
+  <w:num w:numId="2" w16cid:durableId="409352357">
     <w:abstractNumId w:val="6"/>
   </w:num>
-  <w:num w:numId="3" w16cid:durableId="1969317596">
+  <w:num w:numId="3" w16cid:durableId="582106373">
     <w:abstractNumId w:val="5"/>
   </w:num>
-  <w:num w:numId="4" w16cid:durableId="1760442555">
+  <w:num w:numId="4" w16cid:durableId="1998529827">
     <w:abstractNumId w:val="4"/>
   </w:num>
-  <w:num w:numId="5" w16cid:durableId="368459045">
+  <w:num w:numId="5" w16cid:durableId="1879510372">
     <w:abstractNumId w:val="7"/>
   </w:num>
-  <w:num w:numId="6" w16cid:durableId="45225963">
+  <w:num w:numId="6" w16cid:durableId="928538408">
     <w:abstractNumId w:val="3"/>
   </w:num>
-  <w:num w:numId="7" w16cid:durableId="1699354616">
+  <w:num w:numId="7" w16cid:durableId="1085564903">
     <w:abstractNumId w:val="2"/>
   </w:num>
-  <w:num w:numId="8" w16cid:durableId="1459028535">
+  <w:num w:numId="8" w16cid:durableId="1042901267">
     <w:abstractNumId w:val="1"/>
   </w:num>
-  <w:num w:numId="9" w16cid:durableId="1988850958">
+  <w:num w:numId="9" w16cid:durableId="2011829788">
     <w:abstractNumId w:val="0"/>
   </w:num>
 </w:numbering>
@@ -27170,7 +27192,7 @@
     <w:autoRedefine/>
     <w:uiPriority w:val="39"/>
     <w:unhideWhenUsed/>
-    <w:rsid w:val="00BC2398"/>
+    <w:rsid w:val="00A6183E"/>
     <w:pPr>
       <w:spacing w:after="100"/>
     </w:pPr>
@@ -27182,7 +27204,7 @@
     <w:autoRedefine/>
     <w:uiPriority w:val="39"/>
     <w:unhideWhenUsed/>
-    <w:rsid w:val="00BC2398"/>
+    <w:rsid w:val="00A6183E"/>
     <w:pPr>
       <w:spacing w:after="100"/>
       <w:ind w:left="240"/>
@@ -27193,7 +27215,7 @@
     <w:basedOn w:val="Fuentedeprrafopredeter"/>
     <w:uiPriority w:val="99"/>
     <w:unhideWhenUsed/>
-    <w:rsid w:val="00BC2398"/>
+    <w:rsid w:val="00A6183E"/>
     <w:rPr>
       <w:color w:val="0000FF" w:themeColor="hyperlink"/>
       <w:u w:val="single"/>
